--- a/Rendu/Bloc2/Bloc 2  Gérer un projet informatique.docx
+++ b/Rendu/Bloc2/Bloc 2  Gérer un projet informatique.docx
@@ -66,14 +66,14 @@
           <w:sz w:val="32"/>
           <w:szCs w:val="32"/>
         </w:rPr>
-        <w:t>Sujet (fictif</w:t>
+        <w:t>Sujet</w:t>
       </w:r>
       <w:r>
         <w:rPr>
           <w:sz w:val="32"/>
           <w:szCs w:val="32"/>
         </w:rPr>
-        <w:t>) :</w:t>
+        <w:t xml:space="preserve"> :</w:t>
       </w:r>
     </w:p>
     <w:p>
@@ -81,10 +81,7 @@
         <w:jc w:val="center"/>
       </w:pPr>
       <w:r>
-        <w:t xml:space="preserve">Mise à niveau de l’entreprise </w:t>
-      </w:r>
-      <w:r>
-        <w:t>du SI de l’entreprise (fictive) Logistique et CIE</w:t>
+        <w:t>Modernisation du SI de l’entreprise (fictive) Logistique et CIE</w:t>
       </w:r>
     </w:p>
     <w:p>
@@ -166,21 +163,100 @@
         </w:p>
         <w:p>
           <w:pPr>
+            <w:pStyle w:val="TM1"/>
+            <w:tabs>
+              <w:tab w:val="right" w:leader="dot" w:pos="8630"/>
+            </w:tabs>
+            <w:rPr>
+              <w:rFonts w:asciiTheme="minorHAnsi" w:hAnsiTheme="minorHAnsi"/>
+              <w:noProof/>
+              <w:kern w:val="2"/>
+              <w:szCs w:val="24"/>
+              <w:lang w:eastAsia="fr-FR"/>
+              <w14:ligatures w14:val="standardContextual"/>
+            </w:rPr>
+          </w:pPr>
+          <w:r>
+            <w:fldChar w:fldCharType="begin"/>
+          </w:r>
+          <w:r>
+            <w:instrText xml:space="preserve"> TOC \o "1-3" \h \z \u </w:instrText>
+          </w:r>
+          <w:r>
+            <w:fldChar w:fldCharType="separate"/>
+          </w:r>
+          <w:hyperlink w:anchor="_Toc220311857" w:history="1">
+            <w:r>
+              <w:rPr>
+                <w:rStyle w:val="Lienhypertexte"/>
+                <w:noProof/>
+              </w:rPr>
+              <w:t>Introduction</w:t>
+            </w:r>
+            <w:r>
+              <w:rPr>
+                <w:noProof/>
+                <w:webHidden/>
+              </w:rPr>
+              <w:tab/>
+            </w:r>
+            <w:r>
+              <w:rPr>
+                <w:noProof/>
+                <w:webHidden/>
+              </w:rPr>
+              <w:fldChar w:fldCharType="begin"/>
+            </w:r>
+            <w:r>
+              <w:rPr>
+                <w:noProof/>
+                <w:webHidden/>
+              </w:rPr>
+              <w:instrText xml:space="preserve"> PAGEREF _Toc220311857 \h </w:instrText>
+            </w:r>
+            <w:r>
+              <w:rPr>
+                <w:noProof/>
+                <w:webHidden/>
+              </w:rPr>
+            </w:r>
+            <w:r>
+              <w:rPr>
+                <w:noProof/>
+                <w:webHidden/>
+              </w:rPr>
+              <w:fldChar w:fldCharType="separate"/>
+            </w:r>
+            <w:r>
+              <w:rPr>
+                <w:noProof/>
+                <w:webHidden/>
+              </w:rPr>
+              <w:t>3</w:t>
+            </w:r>
+            <w:r>
+              <w:rPr>
+                <w:noProof/>
+                <w:webHidden/>
+              </w:rPr>
+              <w:fldChar w:fldCharType="end"/>
+            </w:r>
+          </w:hyperlink>
+        </w:p>
+        <w:p>
+          <w:pPr>
             <w:rPr>
               <w:b/>
               <w:bCs/>
             </w:rPr>
           </w:pPr>
-          <w:fldSimple w:instr=" TOC \o &quot;1-3&quot; \h \z \u ">
-            <w:r>
-              <w:rPr>
-                <w:b/>
-                <w:bCs/>
-                <w:noProof/>
-              </w:rPr>
-              <w:t>Aucune entrée de table des matières n'a été trouvée.</w:t>
-            </w:r>
-          </w:fldSimple>
+          <w:r>
+            <w:rPr>
+              <w:b/>
+              <w:bCs/>
+            </w:rPr>
+            <w:fldChar w:fldCharType="end"/>
+          </w:r>
         </w:p>
       </w:sdtContent>
     </w:sdt>
@@ -188,6 +264,17 @@
       <w:r>
         <w:br w:type="page"/>
       </w:r>
+    </w:p>
+    <w:p>
+      <w:pPr>
+        <w:pStyle w:val="Titre1"/>
+      </w:pPr>
+      <w:bookmarkStart w:id="0" w:name="_Toc220311857"/>
+      <w:r>
+        <w:lastRenderedPageBreak/>
+        <w:t>Introduction</w:t>
+      </w:r>
+      <w:bookmarkEnd w:id="0"/>
     </w:p>
     <w:p/>
     <w:sectPr>

--- a/Rendu/Bloc2/Bloc 2  Gérer un projet informatique.docx
+++ b/Rendu/Bloc2/Bloc 2  Gérer un projet informatique.docx
@@ -185,7 +185,7 @@
           <w:r>
             <w:fldChar w:fldCharType="separate"/>
           </w:r>
-          <w:hyperlink w:anchor="_Toc220311857" w:history="1">
+          <w:hyperlink w:anchor="_Toc220399232" w:history="1">
             <w:r>
               <w:rPr>
                 <w:rStyle w:val="Lienhypertexte"/>
@@ -212,7 +212,7 @@
                 <w:noProof/>
                 <w:webHidden/>
               </w:rPr>
-              <w:instrText xml:space="preserve"> PAGEREF _Toc220311857 \h </w:instrText>
+              <w:instrText xml:space="preserve"> PAGEREF _Toc220399232 \h </w:instrText>
             </w:r>
             <w:r>
               <w:rPr>
@@ -245,6 +245,444 @@
         </w:p>
         <w:p>
           <w:pPr>
+            <w:pStyle w:val="TM1"/>
+            <w:tabs>
+              <w:tab w:val="right" w:leader="dot" w:pos="8630"/>
+            </w:tabs>
+            <w:rPr>
+              <w:rFonts w:asciiTheme="minorHAnsi" w:hAnsiTheme="minorHAnsi"/>
+              <w:noProof/>
+              <w:kern w:val="2"/>
+              <w:szCs w:val="24"/>
+              <w:lang w:eastAsia="fr-FR"/>
+              <w14:ligatures w14:val="standardContextual"/>
+            </w:rPr>
+          </w:pPr>
+          <w:hyperlink w:anchor="_Toc220399233" w:history="1">
+            <w:r>
+              <w:rPr>
+                <w:rStyle w:val="Lienhypertexte"/>
+                <w:noProof/>
+              </w:rPr>
+              <w:t>2. Cadrage du projet informatique</w:t>
+            </w:r>
+            <w:r>
+              <w:rPr>
+                <w:noProof/>
+                <w:webHidden/>
+              </w:rPr>
+              <w:tab/>
+            </w:r>
+            <w:r>
+              <w:rPr>
+                <w:noProof/>
+                <w:webHidden/>
+              </w:rPr>
+              <w:fldChar w:fldCharType="begin"/>
+            </w:r>
+            <w:r>
+              <w:rPr>
+                <w:noProof/>
+                <w:webHidden/>
+              </w:rPr>
+              <w:instrText xml:space="preserve"> PAGEREF _Toc220399233 \h </w:instrText>
+            </w:r>
+            <w:r>
+              <w:rPr>
+                <w:noProof/>
+                <w:webHidden/>
+              </w:rPr>
+            </w:r>
+            <w:r>
+              <w:rPr>
+                <w:noProof/>
+                <w:webHidden/>
+              </w:rPr>
+              <w:fldChar w:fldCharType="separate"/>
+            </w:r>
+            <w:r>
+              <w:rPr>
+                <w:noProof/>
+                <w:webHidden/>
+              </w:rPr>
+              <w:t>4</w:t>
+            </w:r>
+            <w:r>
+              <w:rPr>
+                <w:noProof/>
+                <w:webHidden/>
+              </w:rPr>
+              <w:fldChar w:fldCharType="end"/>
+            </w:r>
+          </w:hyperlink>
+        </w:p>
+        <w:p>
+          <w:pPr>
+            <w:pStyle w:val="TM2"/>
+            <w:tabs>
+              <w:tab w:val="right" w:leader="dot" w:pos="8630"/>
+            </w:tabs>
+            <w:rPr>
+              <w:rFonts w:asciiTheme="minorHAnsi" w:hAnsiTheme="minorHAnsi"/>
+              <w:noProof/>
+              <w:kern w:val="2"/>
+              <w:szCs w:val="24"/>
+              <w:lang w:eastAsia="fr-FR"/>
+              <w14:ligatures w14:val="standardContextual"/>
+            </w:rPr>
+          </w:pPr>
+          <w:hyperlink w:anchor="_Toc220399234" w:history="1">
+            <w:r>
+              <w:rPr>
+                <w:rStyle w:val="Lienhypertexte"/>
+                <w:noProof/>
+              </w:rPr>
+              <w:t>2.1 Objectifs du projet</w:t>
+            </w:r>
+            <w:r>
+              <w:rPr>
+                <w:noProof/>
+                <w:webHidden/>
+              </w:rPr>
+              <w:tab/>
+            </w:r>
+            <w:r>
+              <w:rPr>
+                <w:noProof/>
+                <w:webHidden/>
+              </w:rPr>
+              <w:fldChar w:fldCharType="begin"/>
+            </w:r>
+            <w:r>
+              <w:rPr>
+                <w:noProof/>
+                <w:webHidden/>
+              </w:rPr>
+              <w:instrText xml:space="preserve"> PAGEREF _Toc220399234 \h </w:instrText>
+            </w:r>
+            <w:r>
+              <w:rPr>
+                <w:noProof/>
+                <w:webHidden/>
+              </w:rPr>
+            </w:r>
+            <w:r>
+              <w:rPr>
+                <w:noProof/>
+                <w:webHidden/>
+              </w:rPr>
+              <w:fldChar w:fldCharType="separate"/>
+            </w:r>
+            <w:r>
+              <w:rPr>
+                <w:noProof/>
+                <w:webHidden/>
+              </w:rPr>
+              <w:t>4</w:t>
+            </w:r>
+            <w:r>
+              <w:rPr>
+                <w:noProof/>
+                <w:webHidden/>
+              </w:rPr>
+              <w:fldChar w:fldCharType="end"/>
+            </w:r>
+          </w:hyperlink>
+        </w:p>
+        <w:p>
+          <w:pPr>
+            <w:pStyle w:val="TM2"/>
+            <w:tabs>
+              <w:tab w:val="right" w:leader="dot" w:pos="8630"/>
+            </w:tabs>
+            <w:rPr>
+              <w:rFonts w:asciiTheme="minorHAnsi" w:hAnsiTheme="minorHAnsi"/>
+              <w:noProof/>
+              <w:kern w:val="2"/>
+              <w:szCs w:val="24"/>
+              <w:lang w:eastAsia="fr-FR"/>
+              <w14:ligatures w14:val="standardContextual"/>
+            </w:rPr>
+          </w:pPr>
+          <w:hyperlink w:anchor="_Toc220399235" w:history="1">
+            <w:r>
+              <w:rPr>
+                <w:rStyle w:val="Lienhypertexte"/>
+                <w:noProof/>
+              </w:rPr>
+              <w:t>2.2 Périmètre du projet</w:t>
+            </w:r>
+            <w:r>
+              <w:rPr>
+                <w:noProof/>
+                <w:webHidden/>
+              </w:rPr>
+              <w:tab/>
+            </w:r>
+            <w:r>
+              <w:rPr>
+                <w:noProof/>
+                <w:webHidden/>
+              </w:rPr>
+              <w:fldChar w:fldCharType="begin"/>
+            </w:r>
+            <w:r>
+              <w:rPr>
+                <w:noProof/>
+                <w:webHidden/>
+              </w:rPr>
+              <w:instrText xml:space="preserve"> PAGEREF _Toc220399235 \h </w:instrText>
+            </w:r>
+            <w:r>
+              <w:rPr>
+                <w:noProof/>
+                <w:webHidden/>
+              </w:rPr>
+            </w:r>
+            <w:r>
+              <w:rPr>
+                <w:noProof/>
+                <w:webHidden/>
+              </w:rPr>
+              <w:fldChar w:fldCharType="separate"/>
+            </w:r>
+            <w:r>
+              <w:rPr>
+                <w:noProof/>
+                <w:webHidden/>
+              </w:rPr>
+              <w:t>5</w:t>
+            </w:r>
+            <w:r>
+              <w:rPr>
+                <w:noProof/>
+                <w:webHidden/>
+              </w:rPr>
+              <w:fldChar w:fldCharType="end"/>
+            </w:r>
+          </w:hyperlink>
+        </w:p>
+        <w:p>
+          <w:pPr>
+            <w:pStyle w:val="TM2"/>
+            <w:tabs>
+              <w:tab w:val="right" w:leader="dot" w:pos="8630"/>
+            </w:tabs>
+            <w:rPr>
+              <w:rFonts w:asciiTheme="minorHAnsi" w:hAnsiTheme="minorHAnsi"/>
+              <w:noProof/>
+              <w:kern w:val="2"/>
+              <w:szCs w:val="24"/>
+              <w:lang w:eastAsia="fr-FR"/>
+              <w14:ligatures w14:val="standardContextual"/>
+            </w:rPr>
+          </w:pPr>
+          <w:hyperlink w:anchor="_Toc220399236" w:history="1">
+            <w:r>
+              <w:rPr>
+                <w:rStyle w:val="Lienhypertexte"/>
+                <w:noProof/>
+              </w:rPr>
+              <w:t>2.3 Parties prenantes du projet</w:t>
+            </w:r>
+            <w:r>
+              <w:rPr>
+                <w:noProof/>
+                <w:webHidden/>
+              </w:rPr>
+              <w:tab/>
+            </w:r>
+            <w:r>
+              <w:rPr>
+                <w:noProof/>
+                <w:webHidden/>
+              </w:rPr>
+              <w:fldChar w:fldCharType="begin"/>
+            </w:r>
+            <w:r>
+              <w:rPr>
+                <w:noProof/>
+                <w:webHidden/>
+              </w:rPr>
+              <w:instrText xml:space="preserve"> PAGEREF _Toc220399236 \h </w:instrText>
+            </w:r>
+            <w:r>
+              <w:rPr>
+                <w:noProof/>
+                <w:webHidden/>
+              </w:rPr>
+            </w:r>
+            <w:r>
+              <w:rPr>
+                <w:noProof/>
+                <w:webHidden/>
+              </w:rPr>
+              <w:fldChar w:fldCharType="separate"/>
+            </w:r>
+            <w:r>
+              <w:rPr>
+                <w:noProof/>
+                <w:webHidden/>
+              </w:rPr>
+              <w:t>6</w:t>
+            </w:r>
+            <w:r>
+              <w:rPr>
+                <w:noProof/>
+                <w:webHidden/>
+              </w:rPr>
+              <w:fldChar w:fldCharType="end"/>
+            </w:r>
+          </w:hyperlink>
+        </w:p>
+        <w:p>
+          <w:pPr>
+            <w:pStyle w:val="TM2"/>
+            <w:tabs>
+              <w:tab w:val="right" w:leader="dot" w:pos="8630"/>
+            </w:tabs>
+            <w:rPr>
+              <w:rFonts w:asciiTheme="minorHAnsi" w:hAnsiTheme="minorHAnsi"/>
+              <w:noProof/>
+              <w:kern w:val="2"/>
+              <w:szCs w:val="24"/>
+              <w:lang w:eastAsia="fr-FR"/>
+              <w14:ligatures w14:val="standardContextual"/>
+            </w:rPr>
+          </w:pPr>
+          <w:hyperlink w:anchor="_Toc220399237" w:history="1">
+            <w:r>
+              <w:rPr>
+                <w:rStyle w:val="Lienhypertexte"/>
+                <w:noProof/>
+              </w:rPr>
+              <w:t>2.4 Contraintes du projet</w:t>
+            </w:r>
+            <w:r>
+              <w:rPr>
+                <w:noProof/>
+                <w:webHidden/>
+              </w:rPr>
+              <w:tab/>
+            </w:r>
+            <w:r>
+              <w:rPr>
+                <w:noProof/>
+                <w:webHidden/>
+              </w:rPr>
+              <w:fldChar w:fldCharType="begin"/>
+            </w:r>
+            <w:r>
+              <w:rPr>
+                <w:noProof/>
+                <w:webHidden/>
+              </w:rPr>
+              <w:instrText xml:space="preserve"> PAGEREF _Toc220399237 \h </w:instrText>
+            </w:r>
+            <w:r>
+              <w:rPr>
+                <w:noProof/>
+                <w:webHidden/>
+              </w:rPr>
+            </w:r>
+            <w:r>
+              <w:rPr>
+                <w:noProof/>
+                <w:webHidden/>
+              </w:rPr>
+              <w:fldChar w:fldCharType="separate"/>
+            </w:r>
+            <w:r>
+              <w:rPr>
+                <w:noProof/>
+                <w:webHidden/>
+              </w:rPr>
+              <w:t>6</w:t>
+            </w:r>
+            <w:r>
+              <w:rPr>
+                <w:noProof/>
+                <w:webHidden/>
+              </w:rPr>
+              <w:fldChar w:fldCharType="end"/>
+            </w:r>
+          </w:hyperlink>
+        </w:p>
+        <w:p>
+          <w:pPr>
+            <w:pStyle w:val="TM2"/>
+            <w:tabs>
+              <w:tab w:val="right" w:leader="dot" w:pos="8630"/>
+            </w:tabs>
+            <w:rPr>
+              <w:rFonts w:asciiTheme="minorHAnsi" w:hAnsiTheme="minorHAnsi"/>
+              <w:noProof/>
+              <w:kern w:val="2"/>
+              <w:szCs w:val="24"/>
+              <w:lang w:eastAsia="fr-FR"/>
+              <w14:ligatures w14:val="standardContextual"/>
+            </w:rPr>
+          </w:pPr>
+          <w:hyperlink w:anchor="_Toc220399238" w:history="1">
+            <w:r>
+              <w:rPr>
+                <w:rStyle w:val="Lienhypertexte"/>
+                <w:noProof/>
+              </w:rPr>
+              <w:t>2.5 Estimation des coûts et des charges</w:t>
+            </w:r>
+            <w:r>
+              <w:rPr>
+                <w:noProof/>
+                <w:webHidden/>
+              </w:rPr>
+              <w:tab/>
+            </w:r>
+            <w:r>
+              <w:rPr>
+                <w:noProof/>
+                <w:webHidden/>
+              </w:rPr>
+              <w:fldChar w:fldCharType="begin"/>
+            </w:r>
+            <w:r>
+              <w:rPr>
+                <w:noProof/>
+                <w:webHidden/>
+              </w:rPr>
+              <w:instrText xml:space="preserve"> PAGEREF _Toc220399238 \h </w:instrText>
+            </w:r>
+            <w:r>
+              <w:rPr>
+                <w:noProof/>
+                <w:webHidden/>
+              </w:rPr>
+            </w:r>
+            <w:r>
+              <w:rPr>
+                <w:noProof/>
+                <w:webHidden/>
+              </w:rPr>
+              <w:fldChar w:fldCharType="separate"/>
+            </w:r>
+            <w:r>
+              <w:rPr>
+                <w:noProof/>
+                <w:webHidden/>
+              </w:rPr>
+              <w:t>7</w:t>
+            </w:r>
+            <w:r>
+              <w:rPr>
+                <w:noProof/>
+                <w:webHidden/>
+              </w:rPr>
+              <w:fldChar w:fldCharType="end"/>
+            </w:r>
+          </w:hyperlink>
+        </w:p>
+        <w:p>
+          <w:pPr>
             <w:rPr>
               <w:b/>
               <w:bCs/>
@@ -269,12 +707,913 @@
       <w:pPr>
         <w:pStyle w:val="Titre1"/>
       </w:pPr>
-      <w:bookmarkStart w:id="0" w:name="_Toc220311857"/>
+      <w:bookmarkStart w:id="0" w:name="_Toc220399232"/>
       <w:r>
         <w:lastRenderedPageBreak/>
         <w:t>Introduction</w:t>
       </w:r>
       <w:bookmarkEnd w:id="0"/>
+    </w:p>
+    <w:p>
+      <w:r>
+        <w:t xml:space="preserve">La transformation numérique des organisations impose aujourd’hui une gestion rigoureuse et structurée des projets informatiques. Ces projets, </w:t>
+      </w:r>
+      <w:r>
+        <w:t>mobilise de nombreuse compétence et</w:t>
+      </w:r>
+      <w:r>
+        <w:t xml:space="preserve"> doivent répondre à des enjeux multiples : fiabilité des systèmes, sécurité des données, continuité d’activité et maîtrise des coûts. Dans ce contexte, la capacité à piloter efficacement un projet informatique constitue un facteur clé de succès pour toute organisation.</w:t>
+      </w:r>
+    </w:p>
+    <w:p>
+      <w:r>
+        <w:t xml:space="preserve">Le présent dossier s’inscrit dans le cadre d’un projet de modernisation du système d’information de </w:t>
+      </w:r>
+      <w:r>
+        <w:rPr>
+          <w:b/>
+          <w:bCs/>
+        </w:rPr>
+        <w:t>Logistique et CIE</w:t>
+      </w:r>
+      <w:r>
+        <w:t xml:space="preserve">, organisation fictive évoluant dans un environnement nécessitant une forte disponibilité des services informatiques. Le projet vise à faire évoluer l’infrastructure existante vers une solution plus résiliente, sécurisée et évolutive, en s’appuyant notamment sur la virtualisation des ressources, </w:t>
+      </w:r>
+      <w:r>
+        <w:t>une meilleure sécurité</w:t>
+      </w:r>
+      <w:r>
+        <w:t>, l’intégration de dispositifs de continuité et de reprise d’activité, ainsi que le déploiement d’outils de supervision adaptés.</w:t>
+      </w:r>
+    </w:p>
+    <w:p>
+      <w:r>
+        <w:t>Ce document a pour objectif de présenter la gestion complète du projet informatique, depuis sa phase de cadrage jusqu’à sa livraison finale. Il détaille les choix organisationnels et méthodologiques retenus</w:t>
+      </w:r>
+      <w:r>
+        <w:t>.</w:t>
+      </w:r>
+      <w:r>
+        <w:br w:type="page"/>
+      </w:r>
+    </w:p>
+    <w:p>
+      <w:pPr>
+        <w:pStyle w:val="Titre1"/>
+      </w:pPr>
+      <w:bookmarkStart w:id="1" w:name="_Toc220399233"/>
+      <w:r>
+        <w:lastRenderedPageBreak/>
+        <w:t>2. Cadrage du projet informatique</w:t>
+      </w:r>
+      <w:bookmarkEnd w:id="1"/>
+    </w:p>
+    <w:p>
+      <w:r>
+        <w:t>Le cadrage du projet représente une phase clé dans la gestion d’un proje</w:t>
+      </w:r>
+      <w:r>
+        <w:t>t</w:t>
+      </w:r>
+      <w:r>
+        <w:t>.</w:t>
+      </w:r>
+      <w:r>
+        <w:t xml:space="preserve"> Le but es</w:t>
+      </w:r>
+      <w:r>
+        <w:t xml:space="preserve">t d’identifier les objectifs du projet, d’en définir le périmètre et de recenser les principales contraintes techniques, organisationnelles et budgétaires. Pour Logistique et CIE, ce travail de cadrage vise à établir un cadre de </w:t>
+      </w:r>
+      <w:r>
+        <w:t xml:space="preserve">travail </w:t>
+      </w:r>
+      <w:r>
+        <w:t xml:space="preserve">clair, facilitant le suivi du projet </w:t>
+      </w:r>
+      <w:r>
+        <w:t>tout le long de celui-ci</w:t>
+      </w:r>
+      <w:r>
+        <w:t>.</w:t>
+      </w:r>
+    </w:p>
+    <w:p/>
+    <w:p>
+      <w:pPr>
+        <w:pStyle w:val="Titre2"/>
+      </w:pPr>
+      <w:bookmarkStart w:id="2" w:name="_Toc220399234"/>
+      <w:r>
+        <w:t>2.1 Objectifs du projet</w:t>
+      </w:r>
+      <w:bookmarkEnd w:id="2"/>
+    </w:p>
+    <w:p>
+      <w:r>
+        <w:t>Le projet de modernisation du système d’information de Logistique et CIE poursuit plusieurs objectifs complémentaires, à la fois stratégiques, opérationnels et techniques.</w:t>
+      </w:r>
+    </w:p>
+    <w:p>
+      <w:pPr>
+        <w:rPr>
+          <w:b/>
+          <w:bCs/>
+        </w:rPr>
+      </w:pPr>
+      <w:r>
+        <w:rPr>
+          <w:b/>
+          <w:bCs/>
+        </w:rPr>
+        <w:t>Objectifs stratégiques</w:t>
+      </w:r>
+    </w:p>
+    <w:p>
+      <w:pPr>
+        <w:numPr>
+          <w:ilvl w:val="0"/>
+          <w:numId w:val="25"/>
+        </w:numPr>
+      </w:pPr>
+      <w:r>
+        <w:t>Améliorer la résilience globale du système d’information afin d’assurer la continuité des activités critiques de l’entreprise.</w:t>
+      </w:r>
+    </w:p>
+    <w:p>
+      <w:pPr>
+        <w:numPr>
+          <w:ilvl w:val="0"/>
+          <w:numId w:val="25"/>
+        </w:numPr>
+      </w:pPr>
+      <w:r>
+        <w:t>Renforcer la sécurité des données et des services, dans un contexte de multiplication des menaces informatiques.</w:t>
+      </w:r>
+    </w:p>
+    <w:p>
+      <w:pPr>
+        <w:numPr>
+          <w:ilvl w:val="0"/>
+          <w:numId w:val="25"/>
+        </w:numPr>
+      </w:pPr>
+      <w:r>
+        <w:t>Disposer d’un système d’information évolutif, capable de s’adapter aux besoins futurs de l’organisation.</w:t>
+      </w:r>
+    </w:p>
+    <w:p>
+      <w:pPr>
+        <w:numPr>
+          <w:ilvl w:val="0"/>
+          <w:numId w:val="25"/>
+        </w:numPr>
+      </w:pPr>
+      <w:r>
+        <w:t>Réduire la dépendance à des solutions propriétaires en privilégiant des technologies open source.</w:t>
+      </w:r>
+    </w:p>
+    <w:p>
+      <w:pPr>
+        <w:rPr>
+          <w:b/>
+          <w:bCs/>
+        </w:rPr>
+      </w:pPr>
+      <w:r>
+        <w:rPr>
+          <w:b/>
+          <w:bCs/>
+        </w:rPr>
+        <w:t>Objectifs opérationnels</w:t>
+      </w:r>
+    </w:p>
+    <w:p>
+      <w:pPr>
+        <w:numPr>
+          <w:ilvl w:val="0"/>
+          <w:numId w:val="26"/>
+        </w:numPr>
+      </w:pPr>
+      <w:r>
+        <w:t>Centraliser et rationaliser les ressources informatiques existantes.</w:t>
+      </w:r>
+    </w:p>
+    <w:p>
+      <w:pPr>
+        <w:numPr>
+          <w:ilvl w:val="0"/>
+          <w:numId w:val="26"/>
+        </w:numPr>
+      </w:pPr>
+      <w:r>
+        <w:t>Simplifier l’administration et la maintenance du système d’information.</w:t>
+      </w:r>
+    </w:p>
+    <w:p>
+      <w:pPr>
+        <w:numPr>
+          <w:ilvl w:val="0"/>
+          <w:numId w:val="26"/>
+        </w:numPr>
+      </w:pPr>
+      <w:r>
+        <w:t>Améliorer la disponibilité des services pour les utilisateurs internes.</w:t>
+      </w:r>
+    </w:p>
+    <w:p>
+      <w:pPr>
+        <w:numPr>
+          <w:ilvl w:val="0"/>
+          <w:numId w:val="26"/>
+        </w:numPr>
+      </w:pPr>
+      <w:r>
+        <w:t>Mettre en place des procédures claires en cas d’incident ou de sinistre.</w:t>
+      </w:r>
+    </w:p>
+    <w:p>
+      <w:pPr>
+        <w:rPr>
+          <w:b/>
+          <w:bCs/>
+        </w:rPr>
+      </w:pPr>
+      <w:r>
+        <w:rPr>
+          <w:b/>
+          <w:bCs/>
+        </w:rPr>
+        <w:t>Objectifs techniques</w:t>
+      </w:r>
+    </w:p>
+    <w:p>
+      <w:pPr>
+        <w:numPr>
+          <w:ilvl w:val="0"/>
+          <w:numId w:val="27"/>
+        </w:numPr>
+      </w:pPr>
+      <w:r>
+        <w:t>Virtualiser les serveurs et services existants afin d’optimiser l’utilisation des ressources.</w:t>
+      </w:r>
+    </w:p>
+    <w:p>
+      <w:pPr>
+        <w:numPr>
+          <w:ilvl w:val="0"/>
+          <w:numId w:val="27"/>
+        </w:numPr>
+      </w:pPr>
+      <w:r>
+        <w:t>Mettre en œuvre des mécanismes de sauvegarde, de PRA et de PCA.</w:t>
+      </w:r>
+    </w:p>
+    <w:p>
+      <w:pPr>
+        <w:numPr>
+          <w:ilvl w:val="0"/>
+          <w:numId w:val="27"/>
+        </w:numPr>
+      </w:pPr>
+      <w:r>
+        <w:lastRenderedPageBreak/>
+        <w:t>Déployer des outils de supervision permettant un suivi en temps réel de l’état du système.</w:t>
+      </w:r>
+    </w:p>
+    <w:p>
+      <w:pPr>
+        <w:numPr>
+          <w:ilvl w:val="0"/>
+          <w:numId w:val="27"/>
+        </w:numPr>
+      </w:pPr>
+      <w:r>
+        <w:t>Renforcer les contrôles d’accès et les mesures de sécurité réseau.</w:t>
+      </w:r>
+    </w:p>
+    <w:p>
+      <w:r>
+        <w:t>Les objectifs définis servent de référence tout au long du projet et permettent d’évaluer son succès lors de la phase de recette.</w:t>
+      </w:r>
+    </w:p>
+    <w:p/>
+    <w:p>
+      <w:pPr>
+        <w:pStyle w:val="Titre2"/>
+      </w:pPr>
+      <w:bookmarkStart w:id="3" w:name="_Toc220399235"/>
+      <w:r>
+        <w:t>2.2 Périmètre du projet</w:t>
+      </w:r>
+      <w:bookmarkEnd w:id="3"/>
+    </w:p>
+    <w:p>
+      <w:r>
+        <w:t>La définition du périmètre permet de clarifier les actions prises en charge par le projet et d’éviter les dérives fonctionnelles.</w:t>
+      </w:r>
+    </w:p>
+    <w:p>
+      <w:pPr>
+        <w:rPr>
+          <w:b/>
+          <w:bCs/>
+        </w:rPr>
+      </w:pPr>
+      <w:r>
+        <w:rPr>
+          <w:b/>
+          <w:bCs/>
+        </w:rPr>
+        <w:t>Éléments inclus dans le périmètre</w:t>
+      </w:r>
+    </w:p>
+    <w:p>
+      <w:pPr>
+        <w:numPr>
+          <w:ilvl w:val="0"/>
+          <w:numId w:val="28"/>
+        </w:numPr>
+      </w:pPr>
+      <w:r>
+        <w:t>La conception et la mise en œuvre d’une infrastructure virtualisée.</w:t>
+      </w:r>
+    </w:p>
+    <w:p>
+      <w:pPr>
+        <w:numPr>
+          <w:ilvl w:val="0"/>
+          <w:numId w:val="28"/>
+        </w:numPr>
+      </w:pPr>
+      <w:r>
+        <w:t>Le déploiement de solutions de sauvegarde et de reprise d’activité.</w:t>
+      </w:r>
+    </w:p>
+    <w:p>
+      <w:pPr>
+        <w:numPr>
+          <w:ilvl w:val="0"/>
+          <w:numId w:val="28"/>
+        </w:numPr>
+      </w:pPr>
+      <w:r>
+        <w:t>La mise en place de mécanismes de sécurisation du système d’information.</w:t>
+      </w:r>
+    </w:p>
+    <w:p>
+      <w:pPr>
+        <w:numPr>
+          <w:ilvl w:val="0"/>
+          <w:numId w:val="28"/>
+        </w:numPr>
+      </w:pPr>
+      <w:r>
+        <w:t>L’intégration d’outils de supervision et de suivi des performances.</w:t>
+      </w:r>
+    </w:p>
+    <w:p>
+      <w:pPr>
+        <w:numPr>
+          <w:ilvl w:val="0"/>
+          <w:numId w:val="28"/>
+        </w:numPr>
+      </w:pPr>
+      <w:r>
+        <w:t>La rédaction de la documentation technique et des procédures associées.</w:t>
+      </w:r>
+    </w:p>
+    <w:p>
+      <w:pPr>
+        <w:numPr>
+          <w:ilvl w:val="0"/>
+          <w:numId w:val="28"/>
+        </w:numPr>
+      </w:pPr>
+      <w:r>
+        <w:t>La réalisation de tests et de la recette du projet.</w:t>
+      </w:r>
+    </w:p>
+    <w:p>
+      <w:pPr>
+        <w:rPr>
+          <w:b/>
+          <w:bCs/>
+        </w:rPr>
+      </w:pPr>
+      <w:r>
+        <w:rPr>
+          <w:b/>
+          <w:bCs/>
+        </w:rPr>
+        <w:t>Éléments exclus du périmètre</w:t>
+      </w:r>
+    </w:p>
+    <w:p>
+      <w:pPr>
+        <w:numPr>
+          <w:ilvl w:val="0"/>
+          <w:numId w:val="29"/>
+        </w:numPr>
+      </w:pPr>
+      <w:r>
+        <w:t>Le renouvellement du parc matériel utilisateur (postes de travail).</w:t>
+      </w:r>
+    </w:p>
+    <w:p>
+      <w:pPr>
+        <w:numPr>
+          <w:ilvl w:val="0"/>
+          <w:numId w:val="29"/>
+        </w:numPr>
+      </w:pPr>
+      <w:r>
+        <w:t>Le développement ou la modification d’applications métiers.</w:t>
+      </w:r>
+    </w:p>
+    <w:p>
+      <w:pPr>
+        <w:numPr>
+          <w:ilvl w:val="0"/>
+          <w:numId w:val="29"/>
+        </w:numPr>
+      </w:pPr>
+      <w:r>
+        <w:t>La gestion du support utilisateur de niveau 1 après la mise en production.</w:t>
+      </w:r>
+    </w:p>
+    <w:p>
+      <w:pPr>
+        <w:numPr>
+          <w:ilvl w:val="0"/>
+          <w:numId w:val="29"/>
+        </w:numPr>
+      </w:pPr>
+      <w:r>
+        <w:t>Les prestations de maintenance externalisées à long terme.</w:t>
+      </w:r>
+    </w:p>
+    <w:p>
+      <w:r>
+        <w:t>La limitation du périmètre permet de concentrer les efforts sur les priorités identifiées et de respecter les contraintes de délais et de ressources.</w:t>
+      </w:r>
+    </w:p>
+    <w:p/>
+    <w:p>
+      <w:pPr>
+        <w:pStyle w:val="Titre2"/>
+      </w:pPr>
+      <w:bookmarkStart w:id="4" w:name="_Toc220399236"/>
+      <w:r>
+        <w:t>2.3 Parties prenantes du projet</w:t>
+      </w:r>
+      <w:bookmarkEnd w:id="4"/>
+    </w:p>
+    <w:p>
+      <w:r>
+        <w:t>Le projet implique plusieurs acteurs aux rôles et responsabilités distincts :</w:t>
+      </w:r>
+    </w:p>
+    <w:p>
+      <w:pPr>
+        <w:numPr>
+          <w:ilvl w:val="0"/>
+          <w:numId w:val="30"/>
+        </w:numPr>
+      </w:pPr>
+      <w:r>
+        <w:rPr>
+          <w:b/>
+          <w:bCs/>
+        </w:rPr>
+        <w:lastRenderedPageBreak/>
+        <w:t>La direction de Logistique et CIE</w:t>
+      </w:r>
+      <w:r>
+        <w:t xml:space="preserve"> : validation des orientations, arbitrage des décisions majeures et suivi global du projet.</w:t>
+      </w:r>
+    </w:p>
+    <w:p>
+      <w:pPr>
+        <w:numPr>
+          <w:ilvl w:val="0"/>
+          <w:numId w:val="30"/>
+        </w:numPr>
+      </w:pPr>
+      <w:r>
+        <w:rPr>
+          <w:b/>
+          <w:bCs/>
+        </w:rPr>
+        <w:t>Le chef de projet informatique</w:t>
+      </w:r>
+      <w:r>
+        <w:t xml:space="preserve"> : pilotage du projet, coordination des équipes, suivi des délais et des coûts.</w:t>
+      </w:r>
+    </w:p>
+    <w:p>
+      <w:pPr>
+        <w:numPr>
+          <w:ilvl w:val="0"/>
+          <w:numId w:val="30"/>
+        </w:numPr>
+      </w:pPr>
+      <w:r>
+        <w:rPr>
+          <w:b/>
+          <w:bCs/>
+        </w:rPr>
+        <w:t>L’équipe technique</w:t>
+      </w:r>
+      <w:r>
+        <w:t xml:space="preserve"> : conception, déploiement et tests des solutions techniques.</w:t>
+      </w:r>
+    </w:p>
+    <w:p>
+      <w:pPr>
+        <w:numPr>
+          <w:ilvl w:val="0"/>
+          <w:numId w:val="30"/>
+        </w:numPr>
+      </w:pPr>
+      <w:r>
+        <w:rPr>
+          <w:b/>
+          <w:bCs/>
+        </w:rPr>
+        <w:t>Les utilisateurs internes</w:t>
+      </w:r>
+      <w:r>
+        <w:t xml:space="preserve"> : expression des besoins, participation aux phases de validation et de recette.</w:t>
+      </w:r>
+    </w:p>
+    <w:p>
+      <w:pPr>
+        <w:numPr>
+          <w:ilvl w:val="0"/>
+          <w:numId w:val="30"/>
+        </w:numPr>
+      </w:pPr>
+      <w:r>
+        <w:rPr>
+          <w:b/>
+          <w:bCs/>
+        </w:rPr>
+        <w:t>Les référents sécurité et conformité</w:t>
+      </w:r>
+      <w:r>
+        <w:t xml:space="preserve"> : validation des choix liés à la sécurité et à la protection des données.</w:t>
+      </w:r>
+    </w:p>
+    <w:p>
+      <w:r>
+        <w:t>Une communication régulière entre les parties prenantes est indispensable afin d’assurer l’adhésion au projet et la bonne prise en compte des attentes.</w:t>
+      </w:r>
+    </w:p>
+    <w:p/>
+    <w:p>
+      <w:pPr>
+        <w:pStyle w:val="Titre2"/>
+      </w:pPr>
+      <w:bookmarkStart w:id="5" w:name="_Toc220399237"/>
+      <w:r>
+        <w:t>2.4 Contraintes du projet</w:t>
+      </w:r>
+      <w:bookmarkEnd w:id="5"/>
+    </w:p>
+    <w:p>
+      <w:r>
+        <w:t>Le projet est encadré par plusieurs contraintes qu’il convient d’intégrer dès la phase de cadrage.</w:t>
+      </w:r>
+    </w:p>
+    <w:p>
+      <w:pPr>
+        <w:rPr>
+          <w:b/>
+          <w:bCs/>
+        </w:rPr>
+      </w:pPr>
+      <w:r>
+        <w:rPr>
+          <w:b/>
+          <w:bCs/>
+        </w:rPr>
+        <w:t>Contraintes techniques</w:t>
+      </w:r>
+    </w:p>
+    <w:p>
+      <w:pPr>
+        <w:numPr>
+          <w:ilvl w:val="0"/>
+          <w:numId w:val="31"/>
+        </w:numPr>
+      </w:pPr>
+      <w:r>
+        <w:t>Utilisation exclusive de solutions open source et gratuites.</w:t>
+      </w:r>
+    </w:p>
+    <w:p>
+      <w:pPr>
+        <w:numPr>
+          <w:ilvl w:val="0"/>
+          <w:numId w:val="31"/>
+        </w:numPr>
+      </w:pPr>
+      <w:r>
+        <w:t>Compatibilité avec l’existant et les ressources disponibles.</w:t>
+      </w:r>
+    </w:p>
+    <w:p>
+      <w:pPr>
+        <w:numPr>
+          <w:ilvl w:val="0"/>
+          <w:numId w:val="31"/>
+        </w:numPr>
+      </w:pPr>
+      <w:r>
+        <w:t>Limitation des interruptions de service lors des phases de déploiement.</w:t>
+      </w:r>
+    </w:p>
+    <w:p>
+      <w:pPr>
+        <w:rPr>
+          <w:b/>
+          <w:bCs/>
+        </w:rPr>
+      </w:pPr>
+      <w:r>
+        <w:rPr>
+          <w:b/>
+          <w:bCs/>
+        </w:rPr>
+        <w:t>Contraintes budgétaires</w:t>
+      </w:r>
+    </w:p>
+    <w:p>
+      <w:pPr>
+        <w:numPr>
+          <w:ilvl w:val="0"/>
+          <w:numId w:val="32"/>
+        </w:numPr>
+      </w:pPr>
+      <w:r>
+        <w:t>Absence de budget dédié à l’acquisition de licences logicielles.</w:t>
+      </w:r>
+    </w:p>
+    <w:p>
+      <w:pPr>
+        <w:numPr>
+          <w:ilvl w:val="0"/>
+          <w:numId w:val="32"/>
+        </w:numPr>
+      </w:pPr>
+      <w:r>
+        <w:t>Optimisation des ressources existantes.</w:t>
+      </w:r>
+    </w:p>
+    <w:p>
+      <w:pPr>
+        <w:numPr>
+          <w:ilvl w:val="0"/>
+          <w:numId w:val="32"/>
+        </w:numPr>
+      </w:pPr>
+      <w:r>
+        <w:t>Maîtrise des coûts indirects liés au temps passé sur le projet.</w:t>
+      </w:r>
+    </w:p>
+    <w:p>
+      <w:pPr>
+        <w:rPr>
+          <w:b/>
+          <w:bCs/>
+        </w:rPr>
+      </w:pPr>
+      <w:r>
+        <w:rPr>
+          <w:b/>
+          <w:bCs/>
+        </w:rPr>
+        <w:t>Contraintes organisationnelles</w:t>
+      </w:r>
+    </w:p>
+    <w:p>
+      <w:pPr>
+        <w:numPr>
+          <w:ilvl w:val="0"/>
+          <w:numId w:val="33"/>
+        </w:numPr>
+      </w:pPr>
+      <w:r>
+        <w:t>Disponibilité limitée des équipes techniques.</w:t>
+      </w:r>
+    </w:p>
+    <w:p>
+      <w:pPr>
+        <w:numPr>
+          <w:ilvl w:val="0"/>
+          <w:numId w:val="33"/>
+        </w:numPr>
+      </w:pPr>
+      <w:r>
+        <w:t>Nécessité de maintenir l’activité opérationnelle pendant le projet.</w:t>
+      </w:r>
+    </w:p>
+    <w:p>
+      <w:pPr>
+        <w:numPr>
+          <w:ilvl w:val="0"/>
+          <w:numId w:val="33"/>
+        </w:numPr>
+      </w:pPr>
+      <w:r>
+        <w:lastRenderedPageBreak/>
+        <w:t>Coordination avec les utilisateurs pour les phases de test.</w:t>
+      </w:r>
+    </w:p>
+    <w:p>
+      <w:pPr>
+        <w:rPr>
+          <w:b/>
+          <w:bCs/>
+        </w:rPr>
+      </w:pPr>
+      <w:r>
+        <w:rPr>
+          <w:b/>
+          <w:bCs/>
+        </w:rPr>
+        <w:t>Contraintes réglementaires et de sécurité</w:t>
+      </w:r>
+    </w:p>
+    <w:p>
+      <w:pPr>
+        <w:numPr>
+          <w:ilvl w:val="0"/>
+          <w:numId w:val="34"/>
+        </w:numPr>
+      </w:pPr>
+      <w:r>
+        <w:t>Protection des données sensibles.</w:t>
+      </w:r>
+    </w:p>
+    <w:p>
+      <w:pPr>
+        <w:numPr>
+          <w:ilvl w:val="0"/>
+          <w:numId w:val="34"/>
+        </w:numPr>
+      </w:pPr>
+      <w:r>
+        <w:t>Respect des bonnes pratiques en matière de sécurité informatique.</w:t>
+      </w:r>
+    </w:p>
+    <w:p>
+      <w:pPr>
+        <w:numPr>
+          <w:ilvl w:val="0"/>
+          <w:numId w:val="34"/>
+        </w:numPr>
+      </w:pPr>
+      <w:r>
+        <w:t>Traçabilité des actions et des accès.</w:t>
+      </w:r>
+    </w:p>
+    <w:p>
+      <w:r>
+        <w:t>La prise en compte de ces contraintes dès le cadrage permet de réduire les risques et d’anticiper les difficultés potentielles.</w:t>
+      </w:r>
+    </w:p>
+    <w:p/>
+    <w:p>
+      <w:pPr>
+        <w:pStyle w:val="Titre2"/>
+      </w:pPr>
+      <w:bookmarkStart w:id="6" w:name="_Toc220399238"/>
+      <w:r>
+        <w:t>2.5 Estimation des coûts et des charges</w:t>
+      </w:r>
+      <w:bookmarkEnd w:id="6"/>
+    </w:p>
+    <w:p>
+      <w:r>
+        <w:t>Bien que reposant sur des technologies gratuites, le projet génère des coûts principalement liés aux ressources humaines et à l’organisation du travail.</w:t>
+      </w:r>
+    </w:p>
+    <w:p>
+      <w:pPr>
+        <w:rPr>
+          <w:b/>
+          <w:bCs/>
+        </w:rPr>
+      </w:pPr>
+      <w:r>
+        <w:rPr>
+          <w:b/>
+          <w:bCs/>
+        </w:rPr>
+        <w:t>Charges humaines</w:t>
+      </w:r>
+    </w:p>
+    <w:p>
+      <w:pPr>
+        <w:numPr>
+          <w:ilvl w:val="0"/>
+          <w:numId w:val="35"/>
+        </w:numPr>
+      </w:pPr>
+      <w:r>
+        <w:t>Temps de pilotage du projet (chef de projet).</w:t>
+      </w:r>
+    </w:p>
+    <w:p>
+      <w:pPr>
+        <w:numPr>
+          <w:ilvl w:val="0"/>
+          <w:numId w:val="35"/>
+        </w:numPr>
+      </w:pPr>
+      <w:r>
+        <w:t>Temps de conception et de déploiement technique.</w:t>
+      </w:r>
+    </w:p>
+    <w:p>
+      <w:pPr>
+        <w:numPr>
+          <w:ilvl w:val="0"/>
+          <w:numId w:val="35"/>
+        </w:numPr>
+      </w:pPr>
+      <w:r>
+        <w:t>Temps consacré aux tests, à la documentation et à la recette.</w:t>
+      </w:r>
+    </w:p>
+    <w:p>
+      <w:pPr>
+        <w:rPr>
+          <w:b/>
+          <w:bCs/>
+        </w:rPr>
+      </w:pPr>
+      <w:r>
+        <w:rPr>
+          <w:b/>
+          <w:bCs/>
+        </w:rPr>
+        <w:t>Coûts indirects</w:t>
+      </w:r>
+    </w:p>
+    <w:p>
+      <w:pPr>
+        <w:numPr>
+          <w:ilvl w:val="0"/>
+          <w:numId w:val="36"/>
+        </w:numPr>
+      </w:pPr>
+      <w:r>
+        <w:t>Mobilisation des équipes internes.</w:t>
+      </w:r>
+    </w:p>
+    <w:p>
+      <w:pPr>
+        <w:numPr>
+          <w:ilvl w:val="0"/>
+          <w:numId w:val="36"/>
+        </w:numPr>
+      </w:pPr>
+      <w:r>
+        <w:t>Temps de formation et de montée en compétence.</w:t>
+      </w:r>
+    </w:p>
+    <w:p>
+      <w:pPr>
+        <w:numPr>
+          <w:ilvl w:val="0"/>
+          <w:numId w:val="36"/>
+        </w:numPr>
+      </w:pPr>
+      <w:r>
+        <w:t>Coûts liés à d’éventuelles interruptions de service planifiées.</w:t>
+      </w:r>
+    </w:p>
+    <w:p>
+      <w:pPr>
+        <w:rPr>
+          <w:b/>
+          <w:bCs/>
+        </w:rPr>
+      </w:pPr>
+      <w:r>
+        <w:rPr>
+          <w:b/>
+          <w:bCs/>
+        </w:rPr>
+        <w:t>Faisabilité économique</w:t>
+      </w:r>
+    </w:p>
+    <w:p>
+      <w:r>
+        <w:t>L’utilisation de solutions open source permet de limiter significativement les coûts financiers directs. Le projet est jugé économiquement viable au regard des bénéfices attendus en termes de fiabilité, de sécurité et de pérennité du système d’information.</w:t>
+      </w:r>
     </w:p>
     <w:p/>
     <w:sectPr>
@@ -836,6 +2175,155 @@
     </w:lvl>
   </w:abstractNum>
   <w:abstractNum w:abstractNumId="3" w15:restartNumberingAfterBreak="0">
+    <w:nsid w:val="106823F0"/>
+    <w:multiLevelType w:val="multilevel"/>
+    <w:tmpl w:val="BE8EFE86"/>
+    <w:lvl w:ilvl="0">
+      <w:start w:val="1"/>
+      <w:numFmt w:val="bullet"/>
+      <w:lvlText w:val=""/>
+      <w:lvlJc w:val="left"/>
+      <w:pPr>
+        <w:tabs>
+          <w:tab w:val="num" w:pos="720"/>
+        </w:tabs>
+        <w:ind w:left="720" w:hanging="360"/>
+      </w:pPr>
+      <w:rPr>
+        <w:rFonts w:ascii="Symbol" w:hAnsi="Symbol" w:hint="default"/>
+        <w:sz w:val="20"/>
+      </w:rPr>
+    </w:lvl>
+    <w:lvl w:ilvl="1" w:tentative="1">
+      <w:start w:val="1"/>
+      <w:numFmt w:val="bullet"/>
+      <w:lvlText w:val="o"/>
+      <w:lvlJc w:val="left"/>
+      <w:pPr>
+        <w:tabs>
+          <w:tab w:val="num" w:pos="1440"/>
+        </w:tabs>
+        <w:ind w:left="1440" w:hanging="360"/>
+      </w:pPr>
+      <w:rPr>
+        <w:rFonts w:ascii="Courier New" w:hAnsi="Courier New" w:hint="default"/>
+        <w:sz w:val="20"/>
+      </w:rPr>
+    </w:lvl>
+    <w:lvl w:ilvl="2" w:tentative="1">
+      <w:start w:val="1"/>
+      <w:numFmt w:val="bullet"/>
+      <w:lvlText w:val=""/>
+      <w:lvlJc w:val="left"/>
+      <w:pPr>
+        <w:tabs>
+          <w:tab w:val="num" w:pos="2160"/>
+        </w:tabs>
+        <w:ind w:left="2160" w:hanging="360"/>
+      </w:pPr>
+      <w:rPr>
+        <w:rFonts w:ascii="Wingdings" w:hAnsi="Wingdings" w:hint="default"/>
+        <w:sz w:val="20"/>
+      </w:rPr>
+    </w:lvl>
+    <w:lvl w:ilvl="3" w:tentative="1">
+      <w:start w:val="1"/>
+      <w:numFmt w:val="bullet"/>
+      <w:lvlText w:val=""/>
+      <w:lvlJc w:val="left"/>
+      <w:pPr>
+        <w:tabs>
+          <w:tab w:val="num" w:pos="2880"/>
+        </w:tabs>
+        <w:ind w:left="2880" w:hanging="360"/>
+      </w:pPr>
+      <w:rPr>
+        <w:rFonts w:ascii="Wingdings" w:hAnsi="Wingdings" w:hint="default"/>
+        <w:sz w:val="20"/>
+      </w:rPr>
+    </w:lvl>
+    <w:lvl w:ilvl="4" w:tentative="1">
+      <w:start w:val="1"/>
+      <w:numFmt w:val="bullet"/>
+      <w:lvlText w:val=""/>
+      <w:lvlJc w:val="left"/>
+      <w:pPr>
+        <w:tabs>
+          <w:tab w:val="num" w:pos="3600"/>
+        </w:tabs>
+        <w:ind w:left="3600" w:hanging="360"/>
+      </w:pPr>
+      <w:rPr>
+        <w:rFonts w:ascii="Wingdings" w:hAnsi="Wingdings" w:hint="default"/>
+        <w:sz w:val="20"/>
+      </w:rPr>
+    </w:lvl>
+    <w:lvl w:ilvl="5" w:tentative="1">
+      <w:start w:val="1"/>
+      <w:numFmt w:val="bullet"/>
+      <w:lvlText w:val=""/>
+      <w:lvlJc w:val="left"/>
+      <w:pPr>
+        <w:tabs>
+          <w:tab w:val="num" w:pos="4320"/>
+        </w:tabs>
+        <w:ind w:left="4320" w:hanging="360"/>
+      </w:pPr>
+      <w:rPr>
+        <w:rFonts w:ascii="Wingdings" w:hAnsi="Wingdings" w:hint="default"/>
+        <w:sz w:val="20"/>
+      </w:rPr>
+    </w:lvl>
+    <w:lvl w:ilvl="6" w:tentative="1">
+      <w:start w:val="1"/>
+      <w:numFmt w:val="bullet"/>
+      <w:lvlText w:val=""/>
+      <w:lvlJc w:val="left"/>
+      <w:pPr>
+        <w:tabs>
+          <w:tab w:val="num" w:pos="5040"/>
+        </w:tabs>
+        <w:ind w:left="5040" w:hanging="360"/>
+      </w:pPr>
+      <w:rPr>
+        <w:rFonts w:ascii="Wingdings" w:hAnsi="Wingdings" w:hint="default"/>
+        <w:sz w:val="20"/>
+      </w:rPr>
+    </w:lvl>
+    <w:lvl w:ilvl="7" w:tentative="1">
+      <w:start w:val="1"/>
+      <w:numFmt w:val="bullet"/>
+      <w:lvlText w:val=""/>
+      <w:lvlJc w:val="left"/>
+      <w:pPr>
+        <w:tabs>
+          <w:tab w:val="num" w:pos="5760"/>
+        </w:tabs>
+        <w:ind w:left="5760" w:hanging="360"/>
+      </w:pPr>
+      <w:rPr>
+        <w:rFonts w:ascii="Wingdings" w:hAnsi="Wingdings" w:hint="default"/>
+        <w:sz w:val="20"/>
+      </w:rPr>
+    </w:lvl>
+    <w:lvl w:ilvl="8" w:tentative="1">
+      <w:start w:val="1"/>
+      <w:numFmt w:val="bullet"/>
+      <w:lvlText w:val=""/>
+      <w:lvlJc w:val="left"/>
+      <w:pPr>
+        <w:tabs>
+          <w:tab w:val="num" w:pos="6480"/>
+        </w:tabs>
+        <w:ind w:left="6480" w:hanging="360"/>
+      </w:pPr>
+      <w:rPr>
+        <w:rFonts w:ascii="Wingdings" w:hAnsi="Wingdings" w:hint="default"/>
+        <w:sz w:val="20"/>
+      </w:rPr>
+    </w:lvl>
+  </w:abstractNum>
+  <w:abstractNum w:abstractNumId="4" w15:restartNumberingAfterBreak="0">
     <w:nsid w:val="11621E88"/>
     <w:multiLevelType w:val="multilevel"/>
     <w:tmpl w:val="02C476D0"/>
@@ -984,7 +2472,156 @@
       </w:rPr>
     </w:lvl>
   </w:abstractNum>
-  <w:abstractNum w:abstractNumId="4" w15:restartNumberingAfterBreak="0">
+  <w:abstractNum w:abstractNumId="5" w15:restartNumberingAfterBreak="0">
+    <w:nsid w:val="12020D4F"/>
+    <w:multiLevelType w:val="multilevel"/>
+    <w:tmpl w:val="6DDE6070"/>
+    <w:lvl w:ilvl="0">
+      <w:start w:val="1"/>
+      <w:numFmt w:val="bullet"/>
+      <w:lvlText w:val=""/>
+      <w:lvlJc w:val="left"/>
+      <w:pPr>
+        <w:tabs>
+          <w:tab w:val="num" w:pos="720"/>
+        </w:tabs>
+        <w:ind w:left="720" w:hanging="360"/>
+      </w:pPr>
+      <w:rPr>
+        <w:rFonts w:ascii="Symbol" w:hAnsi="Symbol" w:hint="default"/>
+        <w:sz w:val="20"/>
+      </w:rPr>
+    </w:lvl>
+    <w:lvl w:ilvl="1" w:tentative="1">
+      <w:start w:val="1"/>
+      <w:numFmt w:val="bullet"/>
+      <w:lvlText w:val="o"/>
+      <w:lvlJc w:val="left"/>
+      <w:pPr>
+        <w:tabs>
+          <w:tab w:val="num" w:pos="1440"/>
+        </w:tabs>
+        <w:ind w:left="1440" w:hanging="360"/>
+      </w:pPr>
+      <w:rPr>
+        <w:rFonts w:ascii="Courier New" w:hAnsi="Courier New" w:hint="default"/>
+        <w:sz w:val="20"/>
+      </w:rPr>
+    </w:lvl>
+    <w:lvl w:ilvl="2" w:tentative="1">
+      <w:start w:val="1"/>
+      <w:numFmt w:val="bullet"/>
+      <w:lvlText w:val=""/>
+      <w:lvlJc w:val="left"/>
+      <w:pPr>
+        <w:tabs>
+          <w:tab w:val="num" w:pos="2160"/>
+        </w:tabs>
+        <w:ind w:left="2160" w:hanging="360"/>
+      </w:pPr>
+      <w:rPr>
+        <w:rFonts w:ascii="Wingdings" w:hAnsi="Wingdings" w:hint="default"/>
+        <w:sz w:val="20"/>
+      </w:rPr>
+    </w:lvl>
+    <w:lvl w:ilvl="3" w:tentative="1">
+      <w:start w:val="1"/>
+      <w:numFmt w:val="bullet"/>
+      <w:lvlText w:val=""/>
+      <w:lvlJc w:val="left"/>
+      <w:pPr>
+        <w:tabs>
+          <w:tab w:val="num" w:pos="2880"/>
+        </w:tabs>
+        <w:ind w:left="2880" w:hanging="360"/>
+      </w:pPr>
+      <w:rPr>
+        <w:rFonts w:ascii="Wingdings" w:hAnsi="Wingdings" w:hint="default"/>
+        <w:sz w:val="20"/>
+      </w:rPr>
+    </w:lvl>
+    <w:lvl w:ilvl="4" w:tentative="1">
+      <w:start w:val="1"/>
+      <w:numFmt w:val="bullet"/>
+      <w:lvlText w:val=""/>
+      <w:lvlJc w:val="left"/>
+      <w:pPr>
+        <w:tabs>
+          <w:tab w:val="num" w:pos="3600"/>
+        </w:tabs>
+        <w:ind w:left="3600" w:hanging="360"/>
+      </w:pPr>
+      <w:rPr>
+        <w:rFonts w:ascii="Wingdings" w:hAnsi="Wingdings" w:hint="default"/>
+        <w:sz w:val="20"/>
+      </w:rPr>
+    </w:lvl>
+    <w:lvl w:ilvl="5" w:tentative="1">
+      <w:start w:val="1"/>
+      <w:numFmt w:val="bullet"/>
+      <w:lvlText w:val=""/>
+      <w:lvlJc w:val="left"/>
+      <w:pPr>
+        <w:tabs>
+          <w:tab w:val="num" w:pos="4320"/>
+        </w:tabs>
+        <w:ind w:left="4320" w:hanging="360"/>
+      </w:pPr>
+      <w:rPr>
+        <w:rFonts w:ascii="Wingdings" w:hAnsi="Wingdings" w:hint="default"/>
+        <w:sz w:val="20"/>
+      </w:rPr>
+    </w:lvl>
+    <w:lvl w:ilvl="6" w:tentative="1">
+      <w:start w:val="1"/>
+      <w:numFmt w:val="bullet"/>
+      <w:lvlText w:val=""/>
+      <w:lvlJc w:val="left"/>
+      <w:pPr>
+        <w:tabs>
+          <w:tab w:val="num" w:pos="5040"/>
+        </w:tabs>
+        <w:ind w:left="5040" w:hanging="360"/>
+      </w:pPr>
+      <w:rPr>
+        <w:rFonts w:ascii="Wingdings" w:hAnsi="Wingdings" w:hint="default"/>
+        <w:sz w:val="20"/>
+      </w:rPr>
+    </w:lvl>
+    <w:lvl w:ilvl="7" w:tentative="1">
+      <w:start w:val="1"/>
+      <w:numFmt w:val="bullet"/>
+      <w:lvlText w:val=""/>
+      <w:lvlJc w:val="left"/>
+      <w:pPr>
+        <w:tabs>
+          <w:tab w:val="num" w:pos="5760"/>
+        </w:tabs>
+        <w:ind w:left="5760" w:hanging="360"/>
+      </w:pPr>
+      <w:rPr>
+        <w:rFonts w:ascii="Wingdings" w:hAnsi="Wingdings" w:hint="default"/>
+        <w:sz w:val="20"/>
+      </w:rPr>
+    </w:lvl>
+    <w:lvl w:ilvl="8" w:tentative="1">
+      <w:start w:val="1"/>
+      <w:numFmt w:val="bullet"/>
+      <w:lvlText w:val=""/>
+      <w:lvlJc w:val="left"/>
+      <w:pPr>
+        <w:tabs>
+          <w:tab w:val="num" w:pos="6480"/>
+        </w:tabs>
+        <w:ind w:left="6480" w:hanging="360"/>
+      </w:pPr>
+      <w:rPr>
+        <w:rFonts w:ascii="Wingdings" w:hAnsi="Wingdings" w:hint="default"/>
+        <w:sz w:val="20"/>
+      </w:rPr>
+    </w:lvl>
+  </w:abstractNum>
+  <w:abstractNum w:abstractNumId="6" w15:restartNumberingAfterBreak="0">
     <w:nsid w:val="12A920A7"/>
     <w:multiLevelType w:val="multilevel"/>
     <w:tmpl w:val="A4CE0E00"/>
@@ -1133,7 +2770,7 @@
       </w:rPr>
     </w:lvl>
   </w:abstractNum>
-  <w:abstractNum w:abstractNumId="5" w15:restartNumberingAfterBreak="0">
+  <w:abstractNum w:abstractNumId="7" w15:restartNumberingAfterBreak="0">
     <w:nsid w:val="161728CD"/>
     <w:multiLevelType w:val="multilevel"/>
     <w:tmpl w:val="DE7E3970"/>
@@ -1282,7 +2919,603 @@
       </w:rPr>
     </w:lvl>
   </w:abstractNum>
-  <w:abstractNum w:abstractNumId="6" w15:restartNumberingAfterBreak="0">
+  <w:abstractNum w:abstractNumId="8" w15:restartNumberingAfterBreak="0">
+    <w:nsid w:val="23CB6D01"/>
+    <w:multiLevelType w:val="multilevel"/>
+    <w:tmpl w:val="1DF49088"/>
+    <w:lvl w:ilvl="0">
+      <w:start w:val="1"/>
+      <w:numFmt w:val="bullet"/>
+      <w:lvlText w:val=""/>
+      <w:lvlJc w:val="left"/>
+      <w:pPr>
+        <w:tabs>
+          <w:tab w:val="num" w:pos="720"/>
+        </w:tabs>
+        <w:ind w:left="720" w:hanging="360"/>
+      </w:pPr>
+      <w:rPr>
+        <w:rFonts w:ascii="Symbol" w:hAnsi="Symbol" w:hint="default"/>
+        <w:sz w:val="20"/>
+      </w:rPr>
+    </w:lvl>
+    <w:lvl w:ilvl="1" w:tentative="1">
+      <w:start w:val="1"/>
+      <w:numFmt w:val="bullet"/>
+      <w:lvlText w:val="o"/>
+      <w:lvlJc w:val="left"/>
+      <w:pPr>
+        <w:tabs>
+          <w:tab w:val="num" w:pos="1440"/>
+        </w:tabs>
+        <w:ind w:left="1440" w:hanging="360"/>
+      </w:pPr>
+      <w:rPr>
+        <w:rFonts w:ascii="Courier New" w:hAnsi="Courier New" w:hint="default"/>
+        <w:sz w:val="20"/>
+      </w:rPr>
+    </w:lvl>
+    <w:lvl w:ilvl="2" w:tentative="1">
+      <w:start w:val="1"/>
+      <w:numFmt w:val="bullet"/>
+      <w:lvlText w:val=""/>
+      <w:lvlJc w:val="left"/>
+      <w:pPr>
+        <w:tabs>
+          <w:tab w:val="num" w:pos="2160"/>
+        </w:tabs>
+        <w:ind w:left="2160" w:hanging="360"/>
+      </w:pPr>
+      <w:rPr>
+        <w:rFonts w:ascii="Wingdings" w:hAnsi="Wingdings" w:hint="default"/>
+        <w:sz w:val="20"/>
+      </w:rPr>
+    </w:lvl>
+    <w:lvl w:ilvl="3" w:tentative="1">
+      <w:start w:val="1"/>
+      <w:numFmt w:val="bullet"/>
+      <w:lvlText w:val=""/>
+      <w:lvlJc w:val="left"/>
+      <w:pPr>
+        <w:tabs>
+          <w:tab w:val="num" w:pos="2880"/>
+        </w:tabs>
+        <w:ind w:left="2880" w:hanging="360"/>
+      </w:pPr>
+      <w:rPr>
+        <w:rFonts w:ascii="Wingdings" w:hAnsi="Wingdings" w:hint="default"/>
+        <w:sz w:val="20"/>
+      </w:rPr>
+    </w:lvl>
+    <w:lvl w:ilvl="4" w:tentative="1">
+      <w:start w:val="1"/>
+      <w:numFmt w:val="bullet"/>
+      <w:lvlText w:val=""/>
+      <w:lvlJc w:val="left"/>
+      <w:pPr>
+        <w:tabs>
+          <w:tab w:val="num" w:pos="3600"/>
+        </w:tabs>
+        <w:ind w:left="3600" w:hanging="360"/>
+      </w:pPr>
+      <w:rPr>
+        <w:rFonts w:ascii="Wingdings" w:hAnsi="Wingdings" w:hint="default"/>
+        <w:sz w:val="20"/>
+      </w:rPr>
+    </w:lvl>
+    <w:lvl w:ilvl="5" w:tentative="1">
+      <w:start w:val="1"/>
+      <w:numFmt w:val="bullet"/>
+      <w:lvlText w:val=""/>
+      <w:lvlJc w:val="left"/>
+      <w:pPr>
+        <w:tabs>
+          <w:tab w:val="num" w:pos="4320"/>
+        </w:tabs>
+        <w:ind w:left="4320" w:hanging="360"/>
+      </w:pPr>
+      <w:rPr>
+        <w:rFonts w:ascii="Wingdings" w:hAnsi="Wingdings" w:hint="default"/>
+        <w:sz w:val="20"/>
+      </w:rPr>
+    </w:lvl>
+    <w:lvl w:ilvl="6" w:tentative="1">
+      <w:start w:val="1"/>
+      <w:numFmt w:val="bullet"/>
+      <w:lvlText w:val=""/>
+      <w:lvlJc w:val="left"/>
+      <w:pPr>
+        <w:tabs>
+          <w:tab w:val="num" w:pos="5040"/>
+        </w:tabs>
+        <w:ind w:left="5040" w:hanging="360"/>
+      </w:pPr>
+      <w:rPr>
+        <w:rFonts w:ascii="Wingdings" w:hAnsi="Wingdings" w:hint="default"/>
+        <w:sz w:val="20"/>
+      </w:rPr>
+    </w:lvl>
+    <w:lvl w:ilvl="7" w:tentative="1">
+      <w:start w:val="1"/>
+      <w:numFmt w:val="bullet"/>
+      <w:lvlText w:val=""/>
+      <w:lvlJc w:val="left"/>
+      <w:pPr>
+        <w:tabs>
+          <w:tab w:val="num" w:pos="5760"/>
+        </w:tabs>
+        <w:ind w:left="5760" w:hanging="360"/>
+      </w:pPr>
+      <w:rPr>
+        <w:rFonts w:ascii="Wingdings" w:hAnsi="Wingdings" w:hint="default"/>
+        <w:sz w:val="20"/>
+      </w:rPr>
+    </w:lvl>
+    <w:lvl w:ilvl="8" w:tentative="1">
+      <w:start w:val="1"/>
+      <w:numFmt w:val="bullet"/>
+      <w:lvlText w:val=""/>
+      <w:lvlJc w:val="left"/>
+      <w:pPr>
+        <w:tabs>
+          <w:tab w:val="num" w:pos="6480"/>
+        </w:tabs>
+        <w:ind w:left="6480" w:hanging="360"/>
+      </w:pPr>
+      <w:rPr>
+        <w:rFonts w:ascii="Wingdings" w:hAnsi="Wingdings" w:hint="default"/>
+        <w:sz w:val="20"/>
+      </w:rPr>
+    </w:lvl>
+  </w:abstractNum>
+  <w:abstractNum w:abstractNumId="9" w15:restartNumberingAfterBreak="0">
+    <w:nsid w:val="26A12602"/>
+    <w:multiLevelType w:val="multilevel"/>
+    <w:tmpl w:val="973C4E4A"/>
+    <w:lvl w:ilvl="0">
+      <w:start w:val="1"/>
+      <w:numFmt w:val="bullet"/>
+      <w:lvlText w:val=""/>
+      <w:lvlJc w:val="left"/>
+      <w:pPr>
+        <w:tabs>
+          <w:tab w:val="num" w:pos="720"/>
+        </w:tabs>
+        <w:ind w:left="720" w:hanging="360"/>
+      </w:pPr>
+      <w:rPr>
+        <w:rFonts w:ascii="Symbol" w:hAnsi="Symbol" w:hint="default"/>
+        <w:sz w:val="20"/>
+      </w:rPr>
+    </w:lvl>
+    <w:lvl w:ilvl="1" w:tentative="1">
+      <w:start w:val="1"/>
+      <w:numFmt w:val="bullet"/>
+      <w:lvlText w:val="o"/>
+      <w:lvlJc w:val="left"/>
+      <w:pPr>
+        <w:tabs>
+          <w:tab w:val="num" w:pos="1440"/>
+        </w:tabs>
+        <w:ind w:left="1440" w:hanging="360"/>
+      </w:pPr>
+      <w:rPr>
+        <w:rFonts w:ascii="Courier New" w:hAnsi="Courier New" w:hint="default"/>
+        <w:sz w:val="20"/>
+      </w:rPr>
+    </w:lvl>
+    <w:lvl w:ilvl="2" w:tentative="1">
+      <w:start w:val="1"/>
+      <w:numFmt w:val="bullet"/>
+      <w:lvlText w:val=""/>
+      <w:lvlJc w:val="left"/>
+      <w:pPr>
+        <w:tabs>
+          <w:tab w:val="num" w:pos="2160"/>
+        </w:tabs>
+        <w:ind w:left="2160" w:hanging="360"/>
+      </w:pPr>
+      <w:rPr>
+        <w:rFonts w:ascii="Wingdings" w:hAnsi="Wingdings" w:hint="default"/>
+        <w:sz w:val="20"/>
+      </w:rPr>
+    </w:lvl>
+    <w:lvl w:ilvl="3" w:tentative="1">
+      <w:start w:val="1"/>
+      <w:numFmt w:val="bullet"/>
+      <w:lvlText w:val=""/>
+      <w:lvlJc w:val="left"/>
+      <w:pPr>
+        <w:tabs>
+          <w:tab w:val="num" w:pos="2880"/>
+        </w:tabs>
+        <w:ind w:left="2880" w:hanging="360"/>
+      </w:pPr>
+      <w:rPr>
+        <w:rFonts w:ascii="Wingdings" w:hAnsi="Wingdings" w:hint="default"/>
+        <w:sz w:val="20"/>
+      </w:rPr>
+    </w:lvl>
+    <w:lvl w:ilvl="4" w:tentative="1">
+      <w:start w:val="1"/>
+      <w:numFmt w:val="bullet"/>
+      <w:lvlText w:val=""/>
+      <w:lvlJc w:val="left"/>
+      <w:pPr>
+        <w:tabs>
+          <w:tab w:val="num" w:pos="3600"/>
+        </w:tabs>
+        <w:ind w:left="3600" w:hanging="360"/>
+      </w:pPr>
+      <w:rPr>
+        <w:rFonts w:ascii="Wingdings" w:hAnsi="Wingdings" w:hint="default"/>
+        <w:sz w:val="20"/>
+      </w:rPr>
+    </w:lvl>
+    <w:lvl w:ilvl="5" w:tentative="1">
+      <w:start w:val="1"/>
+      <w:numFmt w:val="bullet"/>
+      <w:lvlText w:val=""/>
+      <w:lvlJc w:val="left"/>
+      <w:pPr>
+        <w:tabs>
+          <w:tab w:val="num" w:pos="4320"/>
+        </w:tabs>
+        <w:ind w:left="4320" w:hanging="360"/>
+      </w:pPr>
+      <w:rPr>
+        <w:rFonts w:ascii="Wingdings" w:hAnsi="Wingdings" w:hint="default"/>
+        <w:sz w:val="20"/>
+      </w:rPr>
+    </w:lvl>
+    <w:lvl w:ilvl="6" w:tentative="1">
+      <w:start w:val="1"/>
+      <w:numFmt w:val="bullet"/>
+      <w:lvlText w:val=""/>
+      <w:lvlJc w:val="left"/>
+      <w:pPr>
+        <w:tabs>
+          <w:tab w:val="num" w:pos="5040"/>
+        </w:tabs>
+        <w:ind w:left="5040" w:hanging="360"/>
+      </w:pPr>
+      <w:rPr>
+        <w:rFonts w:ascii="Wingdings" w:hAnsi="Wingdings" w:hint="default"/>
+        <w:sz w:val="20"/>
+      </w:rPr>
+    </w:lvl>
+    <w:lvl w:ilvl="7" w:tentative="1">
+      <w:start w:val="1"/>
+      <w:numFmt w:val="bullet"/>
+      <w:lvlText w:val=""/>
+      <w:lvlJc w:val="left"/>
+      <w:pPr>
+        <w:tabs>
+          <w:tab w:val="num" w:pos="5760"/>
+        </w:tabs>
+        <w:ind w:left="5760" w:hanging="360"/>
+      </w:pPr>
+      <w:rPr>
+        <w:rFonts w:ascii="Wingdings" w:hAnsi="Wingdings" w:hint="default"/>
+        <w:sz w:val="20"/>
+      </w:rPr>
+    </w:lvl>
+    <w:lvl w:ilvl="8" w:tentative="1">
+      <w:start w:val="1"/>
+      <w:numFmt w:val="bullet"/>
+      <w:lvlText w:val=""/>
+      <w:lvlJc w:val="left"/>
+      <w:pPr>
+        <w:tabs>
+          <w:tab w:val="num" w:pos="6480"/>
+        </w:tabs>
+        <w:ind w:left="6480" w:hanging="360"/>
+      </w:pPr>
+      <w:rPr>
+        <w:rFonts w:ascii="Wingdings" w:hAnsi="Wingdings" w:hint="default"/>
+        <w:sz w:val="20"/>
+      </w:rPr>
+    </w:lvl>
+  </w:abstractNum>
+  <w:abstractNum w:abstractNumId="10" w15:restartNumberingAfterBreak="0">
+    <w:nsid w:val="278B3231"/>
+    <w:multiLevelType w:val="multilevel"/>
+    <w:tmpl w:val="6CA67A14"/>
+    <w:lvl w:ilvl="0">
+      <w:start w:val="1"/>
+      <w:numFmt w:val="bullet"/>
+      <w:lvlText w:val=""/>
+      <w:lvlJc w:val="left"/>
+      <w:pPr>
+        <w:tabs>
+          <w:tab w:val="num" w:pos="720"/>
+        </w:tabs>
+        <w:ind w:left="720" w:hanging="360"/>
+      </w:pPr>
+      <w:rPr>
+        <w:rFonts w:ascii="Symbol" w:hAnsi="Symbol" w:hint="default"/>
+        <w:sz w:val="20"/>
+      </w:rPr>
+    </w:lvl>
+    <w:lvl w:ilvl="1" w:tentative="1">
+      <w:start w:val="1"/>
+      <w:numFmt w:val="bullet"/>
+      <w:lvlText w:val="o"/>
+      <w:lvlJc w:val="left"/>
+      <w:pPr>
+        <w:tabs>
+          <w:tab w:val="num" w:pos="1440"/>
+        </w:tabs>
+        <w:ind w:left="1440" w:hanging="360"/>
+      </w:pPr>
+      <w:rPr>
+        <w:rFonts w:ascii="Courier New" w:hAnsi="Courier New" w:hint="default"/>
+        <w:sz w:val="20"/>
+      </w:rPr>
+    </w:lvl>
+    <w:lvl w:ilvl="2" w:tentative="1">
+      <w:start w:val="1"/>
+      <w:numFmt w:val="bullet"/>
+      <w:lvlText w:val=""/>
+      <w:lvlJc w:val="left"/>
+      <w:pPr>
+        <w:tabs>
+          <w:tab w:val="num" w:pos="2160"/>
+        </w:tabs>
+        <w:ind w:left="2160" w:hanging="360"/>
+      </w:pPr>
+      <w:rPr>
+        <w:rFonts w:ascii="Wingdings" w:hAnsi="Wingdings" w:hint="default"/>
+        <w:sz w:val="20"/>
+      </w:rPr>
+    </w:lvl>
+    <w:lvl w:ilvl="3" w:tentative="1">
+      <w:start w:val="1"/>
+      <w:numFmt w:val="bullet"/>
+      <w:lvlText w:val=""/>
+      <w:lvlJc w:val="left"/>
+      <w:pPr>
+        <w:tabs>
+          <w:tab w:val="num" w:pos="2880"/>
+        </w:tabs>
+        <w:ind w:left="2880" w:hanging="360"/>
+      </w:pPr>
+      <w:rPr>
+        <w:rFonts w:ascii="Wingdings" w:hAnsi="Wingdings" w:hint="default"/>
+        <w:sz w:val="20"/>
+      </w:rPr>
+    </w:lvl>
+    <w:lvl w:ilvl="4" w:tentative="1">
+      <w:start w:val="1"/>
+      <w:numFmt w:val="bullet"/>
+      <w:lvlText w:val=""/>
+      <w:lvlJc w:val="left"/>
+      <w:pPr>
+        <w:tabs>
+          <w:tab w:val="num" w:pos="3600"/>
+        </w:tabs>
+        <w:ind w:left="3600" w:hanging="360"/>
+      </w:pPr>
+      <w:rPr>
+        <w:rFonts w:ascii="Wingdings" w:hAnsi="Wingdings" w:hint="default"/>
+        <w:sz w:val="20"/>
+      </w:rPr>
+    </w:lvl>
+    <w:lvl w:ilvl="5" w:tentative="1">
+      <w:start w:val="1"/>
+      <w:numFmt w:val="bullet"/>
+      <w:lvlText w:val=""/>
+      <w:lvlJc w:val="left"/>
+      <w:pPr>
+        <w:tabs>
+          <w:tab w:val="num" w:pos="4320"/>
+        </w:tabs>
+        <w:ind w:left="4320" w:hanging="360"/>
+      </w:pPr>
+      <w:rPr>
+        <w:rFonts w:ascii="Wingdings" w:hAnsi="Wingdings" w:hint="default"/>
+        <w:sz w:val="20"/>
+      </w:rPr>
+    </w:lvl>
+    <w:lvl w:ilvl="6" w:tentative="1">
+      <w:start w:val="1"/>
+      <w:numFmt w:val="bullet"/>
+      <w:lvlText w:val=""/>
+      <w:lvlJc w:val="left"/>
+      <w:pPr>
+        <w:tabs>
+          <w:tab w:val="num" w:pos="5040"/>
+        </w:tabs>
+        <w:ind w:left="5040" w:hanging="360"/>
+      </w:pPr>
+      <w:rPr>
+        <w:rFonts w:ascii="Wingdings" w:hAnsi="Wingdings" w:hint="default"/>
+        <w:sz w:val="20"/>
+      </w:rPr>
+    </w:lvl>
+    <w:lvl w:ilvl="7" w:tentative="1">
+      <w:start w:val="1"/>
+      <w:numFmt w:val="bullet"/>
+      <w:lvlText w:val=""/>
+      <w:lvlJc w:val="left"/>
+      <w:pPr>
+        <w:tabs>
+          <w:tab w:val="num" w:pos="5760"/>
+        </w:tabs>
+        <w:ind w:left="5760" w:hanging="360"/>
+      </w:pPr>
+      <w:rPr>
+        <w:rFonts w:ascii="Wingdings" w:hAnsi="Wingdings" w:hint="default"/>
+        <w:sz w:val="20"/>
+      </w:rPr>
+    </w:lvl>
+    <w:lvl w:ilvl="8" w:tentative="1">
+      <w:start w:val="1"/>
+      <w:numFmt w:val="bullet"/>
+      <w:lvlText w:val=""/>
+      <w:lvlJc w:val="left"/>
+      <w:pPr>
+        <w:tabs>
+          <w:tab w:val="num" w:pos="6480"/>
+        </w:tabs>
+        <w:ind w:left="6480" w:hanging="360"/>
+      </w:pPr>
+      <w:rPr>
+        <w:rFonts w:ascii="Wingdings" w:hAnsi="Wingdings" w:hint="default"/>
+        <w:sz w:val="20"/>
+      </w:rPr>
+    </w:lvl>
+  </w:abstractNum>
+  <w:abstractNum w:abstractNumId="11" w15:restartNumberingAfterBreak="0">
+    <w:nsid w:val="2AB47E3F"/>
+    <w:multiLevelType w:val="multilevel"/>
+    <w:tmpl w:val="05FC1866"/>
+    <w:lvl w:ilvl="0">
+      <w:start w:val="1"/>
+      <w:numFmt w:val="bullet"/>
+      <w:lvlText w:val=""/>
+      <w:lvlJc w:val="left"/>
+      <w:pPr>
+        <w:tabs>
+          <w:tab w:val="num" w:pos="720"/>
+        </w:tabs>
+        <w:ind w:left="720" w:hanging="360"/>
+      </w:pPr>
+      <w:rPr>
+        <w:rFonts w:ascii="Symbol" w:hAnsi="Symbol" w:hint="default"/>
+        <w:sz w:val="20"/>
+      </w:rPr>
+    </w:lvl>
+    <w:lvl w:ilvl="1" w:tentative="1">
+      <w:start w:val="1"/>
+      <w:numFmt w:val="bullet"/>
+      <w:lvlText w:val="o"/>
+      <w:lvlJc w:val="left"/>
+      <w:pPr>
+        <w:tabs>
+          <w:tab w:val="num" w:pos="1440"/>
+        </w:tabs>
+        <w:ind w:left="1440" w:hanging="360"/>
+      </w:pPr>
+      <w:rPr>
+        <w:rFonts w:ascii="Courier New" w:hAnsi="Courier New" w:hint="default"/>
+        <w:sz w:val="20"/>
+      </w:rPr>
+    </w:lvl>
+    <w:lvl w:ilvl="2" w:tentative="1">
+      <w:start w:val="1"/>
+      <w:numFmt w:val="bullet"/>
+      <w:lvlText w:val=""/>
+      <w:lvlJc w:val="left"/>
+      <w:pPr>
+        <w:tabs>
+          <w:tab w:val="num" w:pos="2160"/>
+        </w:tabs>
+        <w:ind w:left="2160" w:hanging="360"/>
+      </w:pPr>
+      <w:rPr>
+        <w:rFonts w:ascii="Wingdings" w:hAnsi="Wingdings" w:hint="default"/>
+        <w:sz w:val="20"/>
+      </w:rPr>
+    </w:lvl>
+    <w:lvl w:ilvl="3" w:tentative="1">
+      <w:start w:val="1"/>
+      <w:numFmt w:val="bullet"/>
+      <w:lvlText w:val=""/>
+      <w:lvlJc w:val="left"/>
+      <w:pPr>
+        <w:tabs>
+          <w:tab w:val="num" w:pos="2880"/>
+        </w:tabs>
+        <w:ind w:left="2880" w:hanging="360"/>
+      </w:pPr>
+      <w:rPr>
+        <w:rFonts w:ascii="Wingdings" w:hAnsi="Wingdings" w:hint="default"/>
+        <w:sz w:val="20"/>
+      </w:rPr>
+    </w:lvl>
+    <w:lvl w:ilvl="4" w:tentative="1">
+      <w:start w:val="1"/>
+      <w:numFmt w:val="bullet"/>
+      <w:lvlText w:val=""/>
+      <w:lvlJc w:val="left"/>
+      <w:pPr>
+        <w:tabs>
+          <w:tab w:val="num" w:pos="3600"/>
+        </w:tabs>
+        <w:ind w:left="3600" w:hanging="360"/>
+      </w:pPr>
+      <w:rPr>
+        <w:rFonts w:ascii="Wingdings" w:hAnsi="Wingdings" w:hint="default"/>
+        <w:sz w:val="20"/>
+      </w:rPr>
+    </w:lvl>
+    <w:lvl w:ilvl="5" w:tentative="1">
+      <w:start w:val="1"/>
+      <w:numFmt w:val="bullet"/>
+      <w:lvlText w:val=""/>
+      <w:lvlJc w:val="left"/>
+      <w:pPr>
+        <w:tabs>
+          <w:tab w:val="num" w:pos="4320"/>
+        </w:tabs>
+        <w:ind w:left="4320" w:hanging="360"/>
+      </w:pPr>
+      <w:rPr>
+        <w:rFonts w:ascii="Wingdings" w:hAnsi="Wingdings" w:hint="default"/>
+        <w:sz w:val="20"/>
+      </w:rPr>
+    </w:lvl>
+    <w:lvl w:ilvl="6" w:tentative="1">
+      <w:start w:val="1"/>
+      <w:numFmt w:val="bullet"/>
+      <w:lvlText w:val=""/>
+      <w:lvlJc w:val="left"/>
+      <w:pPr>
+        <w:tabs>
+          <w:tab w:val="num" w:pos="5040"/>
+        </w:tabs>
+        <w:ind w:left="5040" w:hanging="360"/>
+      </w:pPr>
+      <w:rPr>
+        <w:rFonts w:ascii="Wingdings" w:hAnsi="Wingdings" w:hint="default"/>
+        <w:sz w:val="20"/>
+      </w:rPr>
+    </w:lvl>
+    <w:lvl w:ilvl="7" w:tentative="1">
+      <w:start w:val="1"/>
+      <w:numFmt w:val="bullet"/>
+      <w:lvlText w:val=""/>
+      <w:lvlJc w:val="left"/>
+      <w:pPr>
+        <w:tabs>
+          <w:tab w:val="num" w:pos="5760"/>
+        </w:tabs>
+        <w:ind w:left="5760" w:hanging="360"/>
+      </w:pPr>
+      <w:rPr>
+        <w:rFonts w:ascii="Wingdings" w:hAnsi="Wingdings" w:hint="default"/>
+        <w:sz w:val="20"/>
+      </w:rPr>
+    </w:lvl>
+    <w:lvl w:ilvl="8" w:tentative="1">
+      <w:start w:val="1"/>
+      <w:numFmt w:val="bullet"/>
+      <w:lvlText w:val=""/>
+      <w:lvlJc w:val="left"/>
+      <w:pPr>
+        <w:tabs>
+          <w:tab w:val="num" w:pos="6480"/>
+        </w:tabs>
+        <w:ind w:left="6480" w:hanging="360"/>
+      </w:pPr>
+      <w:rPr>
+        <w:rFonts w:ascii="Wingdings" w:hAnsi="Wingdings" w:hint="default"/>
+        <w:sz w:val="20"/>
+      </w:rPr>
+    </w:lvl>
+  </w:abstractNum>
+  <w:abstractNum w:abstractNumId="12" w15:restartNumberingAfterBreak="0">
     <w:nsid w:val="2ADC7BC5"/>
     <w:multiLevelType w:val="multilevel"/>
     <w:tmpl w:val="FB5214FC"/>
@@ -1431,7 +3664,7 @@
       </w:rPr>
     </w:lvl>
   </w:abstractNum>
-  <w:abstractNum w:abstractNumId="7" w15:restartNumberingAfterBreak="0">
+  <w:abstractNum w:abstractNumId="13" w15:restartNumberingAfterBreak="0">
     <w:nsid w:val="2BBB4D8A"/>
     <w:multiLevelType w:val="multilevel"/>
     <w:tmpl w:val="FF68ECC8"/>
@@ -1580,7 +3813,7 @@
       </w:rPr>
     </w:lvl>
   </w:abstractNum>
-  <w:abstractNum w:abstractNumId="8" w15:restartNumberingAfterBreak="0">
+  <w:abstractNum w:abstractNumId="14" w15:restartNumberingAfterBreak="0">
     <w:nsid w:val="2CE175B7"/>
     <w:multiLevelType w:val="multilevel"/>
     <w:tmpl w:val="7480C878"/>
@@ -1729,7 +3962,7 @@
       </w:rPr>
     </w:lvl>
   </w:abstractNum>
-  <w:abstractNum w:abstractNumId="9" w15:restartNumberingAfterBreak="0">
+  <w:abstractNum w:abstractNumId="15" w15:restartNumberingAfterBreak="0">
     <w:nsid w:val="34F01606"/>
     <w:multiLevelType w:val="multilevel"/>
     <w:tmpl w:val="34EEE820"/>
@@ -1878,7 +4111,305 @@
       </w:rPr>
     </w:lvl>
   </w:abstractNum>
-  <w:abstractNum w:abstractNumId="10" w15:restartNumberingAfterBreak="0">
+  <w:abstractNum w:abstractNumId="16" w15:restartNumberingAfterBreak="0">
+    <w:nsid w:val="354C5C38"/>
+    <w:multiLevelType w:val="multilevel"/>
+    <w:tmpl w:val="3C70ED42"/>
+    <w:lvl w:ilvl="0">
+      <w:start w:val="1"/>
+      <w:numFmt w:val="bullet"/>
+      <w:lvlText w:val=""/>
+      <w:lvlJc w:val="left"/>
+      <w:pPr>
+        <w:tabs>
+          <w:tab w:val="num" w:pos="720"/>
+        </w:tabs>
+        <w:ind w:left="720" w:hanging="360"/>
+      </w:pPr>
+      <w:rPr>
+        <w:rFonts w:ascii="Symbol" w:hAnsi="Symbol" w:hint="default"/>
+        <w:sz w:val="20"/>
+      </w:rPr>
+    </w:lvl>
+    <w:lvl w:ilvl="1" w:tentative="1">
+      <w:start w:val="1"/>
+      <w:numFmt w:val="bullet"/>
+      <w:lvlText w:val="o"/>
+      <w:lvlJc w:val="left"/>
+      <w:pPr>
+        <w:tabs>
+          <w:tab w:val="num" w:pos="1440"/>
+        </w:tabs>
+        <w:ind w:left="1440" w:hanging="360"/>
+      </w:pPr>
+      <w:rPr>
+        <w:rFonts w:ascii="Courier New" w:hAnsi="Courier New" w:hint="default"/>
+        <w:sz w:val="20"/>
+      </w:rPr>
+    </w:lvl>
+    <w:lvl w:ilvl="2" w:tentative="1">
+      <w:start w:val="1"/>
+      <w:numFmt w:val="bullet"/>
+      <w:lvlText w:val=""/>
+      <w:lvlJc w:val="left"/>
+      <w:pPr>
+        <w:tabs>
+          <w:tab w:val="num" w:pos="2160"/>
+        </w:tabs>
+        <w:ind w:left="2160" w:hanging="360"/>
+      </w:pPr>
+      <w:rPr>
+        <w:rFonts w:ascii="Wingdings" w:hAnsi="Wingdings" w:hint="default"/>
+        <w:sz w:val="20"/>
+      </w:rPr>
+    </w:lvl>
+    <w:lvl w:ilvl="3" w:tentative="1">
+      <w:start w:val="1"/>
+      <w:numFmt w:val="bullet"/>
+      <w:lvlText w:val=""/>
+      <w:lvlJc w:val="left"/>
+      <w:pPr>
+        <w:tabs>
+          <w:tab w:val="num" w:pos="2880"/>
+        </w:tabs>
+        <w:ind w:left="2880" w:hanging="360"/>
+      </w:pPr>
+      <w:rPr>
+        <w:rFonts w:ascii="Wingdings" w:hAnsi="Wingdings" w:hint="default"/>
+        <w:sz w:val="20"/>
+      </w:rPr>
+    </w:lvl>
+    <w:lvl w:ilvl="4" w:tentative="1">
+      <w:start w:val="1"/>
+      <w:numFmt w:val="bullet"/>
+      <w:lvlText w:val=""/>
+      <w:lvlJc w:val="left"/>
+      <w:pPr>
+        <w:tabs>
+          <w:tab w:val="num" w:pos="3600"/>
+        </w:tabs>
+        <w:ind w:left="3600" w:hanging="360"/>
+      </w:pPr>
+      <w:rPr>
+        <w:rFonts w:ascii="Wingdings" w:hAnsi="Wingdings" w:hint="default"/>
+        <w:sz w:val="20"/>
+      </w:rPr>
+    </w:lvl>
+    <w:lvl w:ilvl="5" w:tentative="1">
+      <w:start w:val="1"/>
+      <w:numFmt w:val="bullet"/>
+      <w:lvlText w:val=""/>
+      <w:lvlJc w:val="left"/>
+      <w:pPr>
+        <w:tabs>
+          <w:tab w:val="num" w:pos="4320"/>
+        </w:tabs>
+        <w:ind w:left="4320" w:hanging="360"/>
+      </w:pPr>
+      <w:rPr>
+        <w:rFonts w:ascii="Wingdings" w:hAnsi="Wingdings" w:hint="default"/>
+        <w:sz w:val="20"/>
+      </w:rPr>
+    </w:lvl>
+    <w:lvl w:ilvl="6" w:tentative="1">
+      <w:start w:val="1"/>
+      <w:numFmt w:val="bullet"/>
+      <w:lvlText w:val=""/>
+      <w:lvlJc w:val="left"/>
+      <w:pPr>
+        <w:tabs>
+          <w:tab w:val="num" w:pos="5040"/>
+        </w:tabs>
+        <w:ind w:left="5040" w:hanging="360"/>
+      </w:pPr>
+      <w:rPr>
+        <w:rFonts w:ascii="Wingdings" w:hAnsi="Wingdings" w:hint="default"/>
+        <w:sz w:val="20"/>
+      </w:rPr>
+    </w:lvl>
+    <w:lvl w:ilvl="7" w:tentative="1">
+      <w:start w:val="1"/>
+      <w:numFmt w:val="bullet"/>
+      <w:lvlText w:val=""/>
+      <w:lvlJc w:val="left"/>
+      <w:pPr>
+        <w:tabs>
+          <w:tab w:val="num" w:pos="5760"/>
+        </w:tabs>
+        <w:ind w:left="5760" w:hanging="360"/>
+      </w:pPr>
+      <w:rPr>
+        <w:rFonts w:ascii="Wingdings" w:hAnsi="Wingdings" w:hint="default"/>
+        <w:sz w:val="20"/>
+      </w:rPr>
+    </w:lvl>
+    <w:lvl w:ilvl="8" w:tentative="1">
+      <w:start w:val="1"/>
+      <w:numFmt w:val="bullet"/>
+      <w:lvlText w:val=""/>
+      <w:lvlJc w:val="left"/>
+      <w:pPr>
+        <w:tabs>
+          <w:tab w:val="num" w:pos="6480"/>
+        </w:tabs>
+        <w:ind w:left="6480" w:hanging="360"/>
+      </w:pPr>
+      <w:rPr>
+        <w:rFonts w:ascii="Wingdings" w:hAnsi="Wingdings" w:hint="default"/>
+        <w:sz w:val="20"/>
+      </w:rPr>
+    </w:lvl>
+  </w:abstractNum>
+  <w:abstractNum w:abstractNumId="17" w15:restartNumberingAfterBreak="0">
+    <w:nsid w:val="393E41A5"/>
+    <w:multiLevelType w:val="multilevel"/>
+    <w:tmpl w:val="4E00AE74"/>
+    <w:lvl w:ilvl="0">
+      <w:start w:val="1"/>
+      <w:numFmt w:val="bullet"/>
+      <w:lvlText w:val=""/>
+      <w:lvlJc w:val="left"/>
+      <w:pPr>
+        <w:tabs>
+          <w:tab w:val="num" w:pos="720"/>
+        </w:tabs>
+        <w:ind w:left="720" w:hanging="360"/>
+      </w:pPr>
+      <w:rPr>
+        <w:rFonts w:ascii="Symbol" w:hAnsi="Symbol" w:hint="default"/>
+        <w:sz w:val="20"/>
+      </w:rPr>
+    </w:lvl>
+    <w:lvl w:ilvl="1" w:tentative="1">
+      <w:start w:val="1"/>
+      <w:numFmt w:val="bullet"/>
+      <w:lvlText w:val="o"/>
+      <w:lvlJc w:val="left"/>
+      <w:pPr>
+        <w:tabs>
+          <w:tab w:val="num" w:pos="1440"/>
+        </w:tabs>
+        <w:ind w:left="1440" w:hanging="360"/>
+      </w:pPr>
+      <w:rPr>
+        <w:rFonts w:ascii="Courier New" w:hAnsi="Courier New" w:hint="default"/>
+        <w:sz w:val="20"/>
+      </w:rPr>
+    </w:lvl>
+    <w:lvl w:ilvl="2" w:tentative="1">
+      <w:start w:val="1"/>
+      <w:numFmt w:val="bullet"/>
+      <w:lvlText w:val=""/>
+      <w:lvlJc w:val="left"/>
+      <w:pPr>
+        <w:tabs>
+          <w:tab w:val="num" w:pos="2160"/>
+        </w:tabs>
+        <w:ind w:left="2160" w:hanging="360"/>
+      </w:pPr>
+      <w:rPr>
+        <w:rFonts w:ascii="Wingdings" w:hAnsi="Wingdings" w:hint="default"/>
+        <w:sz w:val="20"/>
+      </w:rPr>
+    </w:lvl>
+    <w:lvl w:ilvl="3" w:tentative="1">
+      <w:start w:val="1"/>
+      <w:numFmt w:val="bullet"/>
+      <w:lvlText w:val=""/>
+      <w:lvlJc w:val="left"/>
+      <w:pPr>
+        <w:tabs>
+          <w:tab w:val="num" w:pos="2880"/>
+        </w:tabs>
+        <w:ind w:left="2880" w:hanging="360"/>
+      </w:pPr>
+      <w:rPr>
+        <w:rFonts w:ascii="Wingdings" w:hAnsi="Wingdings" w:hint="default"/>
+        <w:sz w:val="20"/>
+      </w:rPr>
+    </w:lvl>
+    <w:lvl w:ilvl="4" w:tentative="1">
+      <w:start w:val="1"/>
+      <w:numFmt w:val="bullet"/>
+      <w:lvlText w:val=""/>
+      <w:lvlJc w:val="left"/>
+      <w:pPr>
+        <w:tabs>
+          <w:tab w:val="num" w:pos="3600"/>
+        </w:tabs>
+        <w:ind w:left="3600" w:hanging="360"/>
+      </w:pPr>
+      <w:rPr>
+        <w:rFonts w:ascii="Wingdings" w:hAnsi="Wingdings" w:hint="default"/>
+        <w:sz w:val="20"/>
+      </w:rPr>
+    </w:lvl>
+    <w:lvl w:ilvl="5" w:tentative="1">
+      <w:start w:val="1"/>
+      <w:numFmt w:val="bullet"/>
+      <w:lvlText w:val=""/>
+      <w:lvlJc w:val="left"/>
+      <w:pPr>
+        <w:tabs>
+          <w:tab w:val="num" w:pos="4320"/>
+        </w:tabs>
+        <w:ind w:left="4320" w:hanging="360"/>
+      </w:pPr>
+      <w:rPr>
+        <w:rFonts w:ascii="Wingdings" w:hAnsi="Wingdings" w:hint="default"/>
+        <w:sz w:val="20"/>
+      </w:rPr>
+    </w:lvl>
+    <w:lvl w:ilvl="6" w:tentative="1">
+      <w:start w:val="1"/>
+      <w:numFmt w:val="bullet"/>
+      <w:lvlText w:val=""/>
+      <w:lvlJc w:val="left"/>
+      <w:pPr>
+        <w:tabs>
+          <w:tab w:val="num" w:pos="5040"/>
+        </w:tabs>
+        <w:ind w:left="5040" w:hanging="360"/>
+      </w:pPr>
+      <w:rPr>
+        <w:rFonts w:ascii="Wingdings" w:hAnsi="Wingdings" w:hint="default"/>
+        <w:sz w:val="20"/>
+      </w:rPr>
+    </w:lvl>
+    <w:lvl w:ilvl="7" w:tentative="1">
+      <w:start w:val="1"/>
+      <w:numFmt w:val="bullet"/>
+      <w:lvlText w:val=""/>
+      <w:lvlJc w:val="left"/>
+      <w:pPr>
+        <w:tabs>
+          <w:tab w:val="num" w:pos="5760"/>
+        </w:tabs>
+        <w:ind w:left="5760" w:hanging="360"/>
+      </w:pPr>
+      <w:rPr>
+        <w:rFonts w:ascii="Wingdings" w:hAnsi="Wingdings" w:hint="default"/>
+        <w:sz w:val="20"/>
+      </w:rPr>
+    </w:lvl>
+    <w:lvl w:ilvl="8" w:tentative="1">
+      <w:start w:val="1"/>
+      <w:numFmt w:val="bullet"/>
+      <w:lvlText w:val=""/>
+      <w:lvlJc w:val="left"/>
+      <w:pPr>
+        <w:tabs>
+          <w:tab w:val="num" w:pos="6480"/>
+        </w:tabs>
+        <w:ind w:left="6480" w:hanging="360"/>
+      </w:pPr>
+      <w:rPr>
+        <w:rFonts w:ascii="Wingdings" w:hAnsi="Wingdings" w:hint="default"/>
+        <w:sz w:val="20"/>
+      </w:rPr>
+    </w:lvl>
+  </w:abstractNum>
+  <w:abstractNum w:abstractNumId="18" w15:restartNumberingAfterBreak="0">
     <w:nsid w:val="42F02D27"/>
     <w:multiLevelType w:val="multilevel"/>
     <w:tmpl w:val="CF905E2A"/>
@@ -2027,7 +4558,7 @@
       </w:rPr>
     </w:lvl>
   </w:abstractNum>
-  <w:abstractNum w:abstractNumId="11" w15:restartNumberingAfterBreak="0">
+  <w:abstractNum w:abstractNumId="19" w15:restartNumberingAfterBreak="0">
     <w:nsid w:val="47264D0B"/>
     <w:multiLevelType w:val="multilevel"/>
     <w:tmpl w:val="D092FDD8"/>
@@ -2176,7 +4707,7 @@
       </w:rPr>
     </w:lvl>
   </w:abstractNum>
-  <w:abstractNum w:abstractNumId="12" w15:restartNumberingAfterBreak="0">
+  <w:abstractNum w:abstractNumId="20" w15:restartNumberingAfterBreak="0">
     <w:nsid w:val="4B042959"/>
     <w:multiLevelType w:val="multilevel"/>
     <w:tmpl w:val="F774E7EE"/>
@@ -2325,7 +4856,156 @@
       </w:rPr>
     </w:lvl>
   </w:abstractNum>
-  <w:abstractNum w:abstractNumId="13" w15:restartNumberingAfterBreak="0">
+  <w:abstractNum w:abstractNumId="21" w15:restartNumberingAfterBreak="0">
+    <w:nsid w:val="4CBA4EFA"/>
+    <w:multiLevelType w:val="multilevel"/>
+    <w:tmpl w:val="2B7C994C"/>
+    <w:lvl w:ilvl="0">
+      <w:start w:val="1"/>
+      <w:numFmt w:val="bullet"/>
+      <w:lvlText w:val=""/>
+      <w:lvlJc w:val="left"/>
+      <w:pPr>
+        <w:tabs>
+          <w:tab w:val="num" w:pos="720"/>
+        </w:tabs>
+        <w:ind w:left="720" w:hanging="360"/>
+      </w:pPr>
+      <w:rPr>
+        <w:rFonts w:ascii="Symbol" w:hAnsi="Symbol" w:hint="default"/>
+        <w:sz w:val="20"/>
+      </w:rPr>
+    </w:lvl>
+    <w:lvl w:ilvl="1" w:tentative="1">
+      <w:start w:val="1"/>
+      <w:numFmt w:val="bullet"/>
+      <w:lvlText w:val="o"/>
+      <w:lvlJc w:val="left"/>
+      <w:pPr>
+        <w:tabs>
+          <w:tab w:val="num" w:pos="1440"/>
+        </w:tabs>
+        <w:ind w:left="1440" w:hanging="360"/>
+      </w:pPr>
+      <w:rPr>
+        <w:rFonts w:ascii="Courier New" w:hAnsi="Courier New" w:hint="default"/>
+        <w:sz w:val="20"/>
+      </w:rPr>
+    </w:lvl>
+    <w:lvl w:ilvl="2" w:tentative="1">
+      <w:start w:val="1"/>
+      <w:numFmt w:val="bullet"/>
+      <w:lvlText w:val=""/>
+      <w:lvlJc w:val="left"/>
+      <w:pPr>
+        <w:tabs>
+          <w:tab w:val="num" w:pos="2160"/>
+        </w:tabs>
+        <w:ind w:left="2160" w:hanging="360"/>
+      </w:pPr>
+      <w:rPr>
+        <w:rFonts w:ascii="Wingdings" w:hAnsi="Wingdings" w:hint="default"/>
+        <w:sz w:val="20"/>
+      </w:rPr>
+    </w:lvl>
+    <w:lvl w:ilvl="3" w:tentative="1">
+      <w:start w:val="1"/>
+      <w:numFmt w:val="bullet"/>
+      <w:lvlText w:val=""/>
+      <w:lvlJc w:val="left"/>
+      <w:pPr>
+        <w:tabs>
+          <w:tab w:val="num" w:pos="2880"/>
+        </w:tabs>
+        <w:ind w:left="2880" w:hanging="360"/>
+      </w:pPr>
+      <w:rPr>
+        <w:rFonts w:ascii="Wingdings" w:hAnsi="Wingdings" w:hint="default"/>
+        <w:sz w:val="20"/>
+      </w:rPr>
+    </w:lvl>
+    <w:lvl w:ilvl="4" w:tentative="1">
+      <w:start w:val="1"/>
+      <w:numFmt w:val="bullet"/>
+      <w:lvlText w:val=""/>
+      <w:lvlJc w:val="left"/>
+      <w:pPr>
+        <w:tabs>
+          <w:tab w:val="num" w:pos="3600"/>
+        </w:tabs>
+        <w:ind w:left="3600" w:hanging="360"/>
+      </w:pPr>
+      <w:rPr>
+        <w:rFonts w:ascii="Wingdings" w:hAnsi="Wingdings" w:hint="default"/>
+        <w:sz w:val="20"/>
+      </w:rPr>
+    </w:lvl>
+    <w:lvl w:ilvl="5" w:tentative="1">
+      <w:start w:val="1"/>
+      <w:numFmt w:val="bullet"/>
+      <w:lvlText w:val=""/>
+      <w:lvlJc w:val="left"/>
+      <w:pPr>
+        <w:tabs>
+          <w:tab w:val="num" w:pos="4320"/>
+        </w:tabs>
+        <w:ind w:left="4320" w:hanging="360"/>
+      </w:pPr>
+      <w:rPr>
+        <w:rFonts w:ascii="Wingdings" w:hAnsi="Wingdings" w:hint="default"/>
+        <w:sz w:val="20"/>
+      </w:rPr>
+    </w:lvl>
+    <w:lvl w:ilvl="6" w:tentative="1">
+      <w:start w:val="1"/>
+      <w:numFmt w:val="bullet"/>
+      <w:lvlText w:val=""/>
+      <w:lvlJc w:val="left"/>
+      <w:pPr>
+        <w:tabs>
+          <w:tab w:val="num" w:pos="5040"/>
+        </w:tabs>
+        <w:ind w:left="5040" w:hanging="360"/>
+      </w:pPr>
+      <w:rPr>
+        <w:rFonts w:ascii="Wingdings" w:hAnsi="Wingdings" w:hint="default"/>
+        <w:sz w:val="20"/>
+      </w:rPr>
+    </w:lvl>
+    <w:lvl w:ilvl="7" w:tentative="1">
+      <w:start w:val="1"/>
+      <w:numFmt w:val="bullet"/>
+      <w:lvlText w:val=""/>
+      <w:lvlJc w:val="left"/>
+      <w:pPr>
+        <w:tabs>
+          <w:tab w:val="num" w:pos="5760"/>
+        </w:tabs>
+        <w:ind w:left="5760" w:hanging="360"/>
+      </w:pPr>
+      <w:rPr>
+        <w:rFonts w:ascii="Wingdings" w:hAnsi="Wingdings" w:hint="default"/>
+        <w:sz w:val="20"/>
+      </w:rPr>
+    </w:lvl>
+    <w:lvl w:ilvl="8" w:tentative="1">
+      <w:start w:val="1"/>
+      <w:numFmt w:val="bullet"/>
+      <w:lvlText w:val=""/>
+      <w:lvlJc w:val="left"/>
+      <w:pPr>
+        <w:tabs>
+          <w:tab w:val="num" w:pos="6480"/>
+        </w:tabs>
+        <w:ind w:left="6480" w:hanging="360"/>
+      </w:pPr>
+      <w:rPr>
+        <w:rFonts w:ascii="Wingdings" w:hAnsi="Wingdings" w:hint="default"/>
+        <w:sz w:val="20"/>
+      </w:rPr>
+    </w:lvl>
+  </w:abstractNum>
+  <w:abstractNum w:abstractNumId="22" w15:restartNumberingAfterBreak="0">
     <w:nsid w:val="4DD36BD0"/>
     <w:multiLevelType w:val="multilevel"/>
     <w:tmpl w:val="BDE69860"/>
@@ -2474,7 +5154,7 @@
       </w:rPr>
     </w:lvl>
   </w:abstractNum>
-  <w:abstractNum w:abstractNumId="14" w15:restartNumberingAfterBreak="0">
+  <w:abstractNum w:abstractNumId="23" w15:restartNumberingAfterBreak="0">
     <w:nsid w:val="4FCB5A3D"/>
     <w:multiLevelType w:val="multilevel"/>
     <w:tmpl w:val="4D9A5AE0"/>
@@ -2623,7 +5303,156 @@
       </w:rPr>
     </w:lvl>
   </w:abstractNum>
-  <w:abstractNum w:abstractNumId="15" w15:restartNumberingAfterBreak="0">
+  <w:abstractNum w:abstractNumId="24" w15:restartNumberingAfterBreak="0">
+    <w:nsid w:val="51403F58"/>
+    <w:multiLevelType w:val="multilevel"/>
+    <w:tmpl w:val="AF2A8452"/>
+    <w:lvl w:ilvl="0">
+      <w:start w:val="1"/>
+      <w:numFmt w:val="bullet"/>
+      <w:lvlText w:val=""/>
+      <w:lvlJc w:val="left"/>
+      <w:pPr>
+        <w:tabs>
+          <w:tab w:val="num" w:pos="720"/>
+        </w:tabs>
+        <w:ind w:left="720" w:hanging="360"/>
+      </w:pPr>
+      <w:rPr>
+        <w:rFonts w:ascii="Symbol" w:hAnsi="Symbol" w:hint="default"/>
+        <w:sz w:val="20"/>
+      </w:rPr>
+    </w:lvl>
+    <w:lvl w:ilvl="1" w:tentative="1">
+      <w:start w:val="1"/>
+      <w:numFmt w:val="bullet"/>
+      <w:lvlText w:val="o"/>
+      <w:lvlJc w:val="left"/>
+      <w:pPr>
+        <w:tabs>
+          <w:tab w:val="num" w:pos="1440"/>
+        </w:tabs>
+        <w:ind w:left="1440" w:hanging="360"/>
+      </w:pPr>
+      <w:rPr>
+        <w:rFonts w:ascii="Courier New" w:hAnsi="Courier New" w:hint="default"/>
+        <w:sz w:val="20"/>
+      </w:rPr>
+    </w:lvl>
+    <w:lvl w:ilvl="2" w:tentative="1">
+      <w:start w:val="1"/>
+      <w:numFmt w:val="bullet"/>
+      <w:lvlText w:val=""/>
+      <w:lvlJc w:val="left"/>
+      <w:pPr>
+        <w:tabs>
+          <w:tab w:val="num" w:pos="2160"/>
+        </w:tabs>
+        <w:ind w:left="2160" w:hanging="360"/>
+      </w:pPr>
+      <w:rPr>
+        <w:rFonts w:ascii="Wingdings" w:hAnsi="Wingdings" w:hint="default"/>
+        <w:sz w:val="20"/>
+      </w:rPr>
+    </w:lvl>
+    <w:lvl w:ilvl="3" w:tentative="1">
+      <w:start w:val="1"/>
+      <w:numFmt w:val="bullet"/>
+      <w:lvlText w:val=""/>
+      <w:lvlJc w:val="left"/>
+      <w:pPr>
+        <w:tabs>
+          <w:tab w:val="num" w:pos="2880"/>
+        </w:tabs>
+        <w:ind w:left="2880" w:hanging="360"/>
+      </w:pPr>
+      <w:rPr>
+        <w:rFonts w:ascii="Wingdings" w:hAnsi="Wingdings" w:hint="default"/>
+        <w:sz w:val="20"/>
+      </w:rPr>
+    </w:lvl>
+    <w:lvl w:ilvl="4" w:tentative="1">
+      <w:start w:val="1"/>
+      <w:numFmt w:val="bullet"/>
+      <w:lvlText w:val=""/>
+      <w:lvlJc w:val="left"/>
+      <w:pPr>
+        <w:tabs>
+          <w:tab w:val="num" w:pos="3600"/>
+        </w:tabs>
+        <w:ind w:left="3600" w:hanging="360"/>
+      </w:pPr>
+      <w:rPr>
+        <w:rFonts w:ascii="Wingdings" w:hAnsi="Wingdings" w:hint="default"/>
+        <w:sz w:val="20"/>
+      </w:rPr>
+    </w:lvl>
+    <w:lvl w:ilvl="5" w:tentative="1">
+      <w:start w:val="1"/>
+      <w:numFmt w:val="bullet"/>
+      <w:lvlText w:val=""/>
+      <w:lvlJc w:val="left"/>
+      <w:pPr>
+        <w:tabs>
+          <w:tab w:val="num" w:pos="4320"/>
+        </w:tabs>
+        <w:ind w:left="4320" w:hanging="360"/>
+      </w:pPr>
+      <w:rPr>
+        <w:rFonts w:ascii="Wingdings" w:hAnsi="Wingdings" w:hint="default"/>
+        <w:sz w:val="20"/>
+      </w:rPr>
+    </w:lvl>
+    <w:lvl w:ilvl="6" w:tentative="1">
+      <w:start w:val="1"/>
+      <w:numFmt w:val="bullet"/>
+      <w:lvlText w:val=""/>
+      <w:lvlJc w:val="left"/>
+      <w:pPr>
+        <w:tabs>
+          <w:tab w:val="num" w:pos="5040"/>
+        </w:tabs>
+        <w:ind w:left="5040" w:hanging="360"/>
+      </w:pPr>
+      <w:rPr>
+        <w:rFonts w:ascii="Wingdings" w:hAnsi="Wingdings" w:hint="default"/>
+        <w:sz w:val="20"/>
+      </w:rPr>
+    </w:lvl>
+    <w:lvl w:ilvl="7" w:tentative="1">
+      <w:start w:val="1"/>
+      <w:numFmt w:val="bullet"/>
+      <w:lvlText w:val=""/>
+      <w:lvlJc w:val="left"/>
+      <w:pPr>
+        <w:tabs>
+          <w:tab w:val="num" w:pos="5760"/>
+        </w:tabs>
+        <w:ind w:left="5760" w:hanging="360"/>
+      </w:pPr>
+      <w:rPr>
+        <w:rFonts w:ascii="Wingdings" w:hAnsi="Wingdings" w:hint="default"/>
+        <w:sz w:val="20"/>
+      </w:rPr>
+    </w:lvl>
+    <w:lvl w:ilvl="8" w:tentative="1">
+      <w:start w:val="1"/>
+      <w:numFmt w:val="bullet"/>
+      <w:lvlText w:val=""/>
+      <w:lvlJc w:val="left"/>
+      <w:pPr>
+        <w:tabs>
+          <w:tab w:val="num" w:pos="6480"/>
+        </w:tabs>
+        <w:ind w:left="6480" w:hanging="360"/>
+      </w:pPr>
+      <w:rPr>
+        <w:rFonts w:ascii="Wingdings" w:hAnsi="Wingdings" w:hint="default"/>
+        <w:sz w:val="20"/>
+      </w:rPr>
+    </w:lvl>
+  </w:abstractNum>
+  <w:abstractNum w:abstractNumId="25" w15:restartNumberingAfterBreak="0">
     <w:nsid w:val="5B9C3466"/>
     <w:multiLevelType w:val="multilevel"/>
     <w:tmpl w:val="D3F84FA8"/>
@@ -2772,7 +5601,7 @@
       </w:rPr>
     </w:lvl>
   </w:abstractNum>
-  <w:abstractNum w:abstractNumId="16" w15:restartNumberingAfterBreak="0">
+  <w:abstractNum w:abstractNumId="26" w15:restartNumberingAfterBreak="0">
     <w:nsid w:val="5BD95423"/>
     <w:multiLevelType w:val="multilevel"/>
     <w:tmpl w:val="07FA4754"/>
@@ -2921,7 +5750,7 @@
       </w:rPr>
     </w:lvl>
   </w:abstractNum>
-  <w:abstractNum w:abstractNumId="17" w15:restartNumberingAfterBreak="0">
+  <w:abstractNum w:abstractNumId="27" w15:restartNumberingAfterBreak="0">
     <w:nsid w:val="5E6C2CC1"/>
     <w:multiLevelType w:val="hybridMultilevel"/>
     <w:tmpl w:val="2AF2E7FC"/>
@@ -3034,7 +5863,156 @@
       </w:rPr>
     </w:lvl>
   </w:abstractNum>
-  <w:abstractNum w:abstractNumId="18" w15:restartNumberingAfterBreak="0">
+  <w:abstractNum w:abstractNumId="28" w15:restartNumberingAfterBreak="0">
+    <w:nsid w:val="63C84B58"/>
+    <w:multiLevelType w:val="multilevel"/>
+    <w:tmpl w:val="448E7CA2"/>
+    <w:lvl w:ilvl="0">
+      <w:start w:val="1"/>
+      <w:numFmt w:val="bullet"/>
+      <w:lvlText w:val=""/>
+      <w:lvlJc w:val="left"/>
+      <w:pPr>
+        <w:tabs>
+          <w:tab w:val="num" w:pos="720"/>
+        </w:tabs>
+        <w:ind w:left="720" w:hanging="360"/>
+      </w:pPr>
+      <w:rPr>
+        <w:rFonts w:ascii="Symbol" w:hAnsi="Symbol" w:hint="default"/>
+        <w:sz w:val="20"/>
+      </w:rPr>
+    </w:lvl>
+    <w:lvl w:ilvl="1" w:tentative="1">
+      <w:start w:val="1"/>
+      <w:numFmt w:val="bullet"/>
+      <w:lvlText w:val="o"/>
+      <w:lvlJc w:val="left"/>
+      <w:pPr>
+        <w:tabs>
+          <w:tab w:val="num" w:pos="1440"/>
+        </w:tabs>
+        <w:ind w:left="1440" w:hanging="360"/>
+      </w:pPr>
+      <w:rPr>
+        <w:rFonts w:ascii="Courier New" w:hAnsi="Courier New" w:hint="default"/>
+        <w:sz w:val="20"/>
+      </w:rPr>
+    </w:lvl>
+    <w:lvl w:ilvl="2" w:tentative="1">
+      <w:start w:val="1"/>
+      <w:numFmt w:val="bullet"/>
+      <w:lvlText w:val=""/>
+      <w:lvlJc w:val="left"/>
+      <w:pPr>
+        <w:tabs>
+          <w:tab w:val="num" w:pos="2160"/>
+        </w:tabs>
+        <w:ind w:left="2160" w:hanging="360"/>
+      </w:pPr>
+      <w:rPr>
+        <w:rFonts w:ascii="Wingdings" w:hAnsi="Wingdings" w:hint="default"/>
+        <w:sz w:val="20"/>
+      </w:rPr>
+    </w:lvl>
+    <w:lvl w:ilvl="3" w:tentative="1">
+      <w:start w:val="1"/>
+      <w:numFmt w:val="bullet"/>
+      <w:lvlText w:val=""/>
+      <w:lvlJc w:val="left"/>
+      <w:pPr>
+        <w:tabs>
+          <w:tab w:val="num" w:pos="2880"/>
+        </w:tabs>
+        <w:ind w:left="2880" w:hanging="360"/>
+      </w:pPr>
+      <w:rPr>
+        <w:rFonts w:ascii="Wingdings" w:hAnsi="Wingdings" w:hint="default"/>
+        <w:sz w:val="20"/>
+      </w:rPr>
+    </w:lvl>
+    <w:lvl w:ilvl="4" w:tentative="1">
+      <w:start w:val="1"/>
+      <w:numFmt w:val="bullet"/>
+      <w:lvlText w:val=""/>
+      <w:lvlJc w:val="left"/>
+      <w:pPr>
+        <w:tabs>
+          <w:tab w:val="num" w:pos="3600"/>
+        </w:tabs>
+        <w:ind w:left="3600" w:hanging="360"/>
+      </w:pPr>
+      <w:rPr>
+        <w:rFonts w:ascii="Wingdings" w:hAnsi="Wingdings" w:hint="default"/>
+        <w:sz w:val="20"/>
+      </w:rPr>
+    </w:lvl>
+    <w:lvl w:ilvl="5" w:tentative="1">
+      <w:start w:val="1"/>
+      <w:numFmt w:val="bullet"/>
+      <w:lvlText w:val=""/>
+      <w:lvlJc w:val="left"/>
+      <w:pPr>
+        <w:tabs>
+          <w:tab w:val="num" w:pos="4320"/>
+        </w:tabs>
+        <w:ind w:left="4320" w:hanging="360"/>
+      </w:pPr>
+      <w:rPr>
+        <w:rFonts w:ascii="Wingdings" w:hAnsi="Wingdings" w:hint="default"/>
+        <w:sz w:val="20"/>
+      </w:rPr>
+    </w:lvl>
+    <w:lvl w:ilvl="6" w:tentative="1">
+      <w:start w:val="1"/>
+      <w:numFmt w:val="bullet"/>
+      <w:lvlText w:val=""/>
+      <w:lvlJc w:val="left"/>
+      <w:pPr>
+        <w:tabs>
+          <w:tab w:val="num" w:pos="5040"/>
+        </w:tabs>
+        <w:ind w:left="5040" w:hanging="360"/>
+      </w:pPr>
+      <w:rPr>
+        <w:rFonts w:ascii="Wingdings" w:hAnsi="Wingdings" w:hint="default"/>
+        <w:sz w:val="20"/>
+      </w:rPr>
+    </w:lvl>
+    <w:lvl w:ilvl="7" w:tentative="1">
+      <w:start w:val="1"/>
+      <w:numFmt w:val="bullet"/>
+      <w:lvlText w:val=""/>
+      <w:lvlJc w:val="left"/>
+      <w:pPr>
+        <w:tabs>
+          <w:tab w:val="num" w:pos="5760"/>
+        </w:tabs>
+        <w:ind w:left="5760" w:hanging="360"/>
+      </w:pPr>
+      <w:rPr>
+        <w:rFonts w:ascii="Wingdings" w:hAnsi="Wingdings" w:hint="default"/>
+        <w:sz w:val="20"/>
+      </w:rPr>
+    </w:lvl>
+    <w:lvl w:ilvl="8" w:tentative="1">
+      <w:start w:val="1"/>
+      <w:numFmt w:val="bullet"/>
+      <w:lvlText w:val=""/>
+      <w:lvlJc w:val="left"/>
+      <w:pPr>
+        <w:tabs>
+          <w:tab w:val="num" w:pos="6480"/>
+        </w:tabs>
+        <w:ind w:left="6480" w:hanging="360"/>
+      </w:pPr>
+      <w:rPr>
+        <w:rFonts w:ascii="Wingdings" w:hAnsi="Wingdings" w:hint="default"/>
+        <w:sz w:val="20"/>
+      </w:rPr>
+    </w:lvl>
+  </w:abstractNum>
+  <w:abstractNum w:abstractNumId="29" w15:restartNumberingAfterBreak="0">
     <w:nsid w:val="67631137"/>
     <w:multiLevelType w:val="multilevel"/>
     <w:tmpl w:val="62B0533E"/>
@@ -3183,7 +6161,7 @@
       </w:rPr>
     </w:lvl>
   </w:abstractNum>
-  <w:abstractNum w:abstractNumId="19" w15:restartNumberingAfterBreak="0">
+  <w:abstractNum w:abstractNumId="30" w15:restartNumberingAfterBreak="0">
     <w:nsid w:val="69D9653F"/>
     <w:multiLevelType w:val="hybridMultilevel"/>
     <w:tmpl w:val="CAD86D5E"/>
@@ -3296,7 +6274,7 @@
       </w:rPr>
     </w:lvl>
   </w:abstractNum>
-  <w:abstractNum w:abstractNumId="20" w15:restartNumberingAfterBreak="0">
+  <w:abstractNum w:abstractNumId="31" w15:restartNumberingAfterBreak="0">
     <w:nsid w:val="6A0D4F98"/>
     <w:multiLevelType w:val="multilevel"/>
     <w:tmpl w:val="605E6322"/>
@@ -3445,7 +6423,7 @@
       </w:rPr>
     </w:lvl>
   </w:abstractNum>
-  <w:abstractNum w:abstractNumId="21" w15:restartNumberingAfterBreak="0">
+  <w:abstractNum w:abstractNumId="32" w15:restartNumberingAfterBreak="0">
     <w:nsid w:val="72772063"/>
     <w:multiLevelType w:val="multilevel"/>
     <w:tmpl w:val="4C4C5A1A"/>
@@ -3594,7 +6572,7 @@
       </w:rPr>
     </w:lvl>
   </w:abstractNum>
-  <w:abstractNum w:abstractNumId="22" w15:restartNumberingAfterBreak="0">
+  <w:abstractNum w:abstractNumId="33" w15:restartNumberingAfterBreak="0">
     <w:nsid w:val="75FC0899"/>
     <w:multiLevelType w:val="multilevel"/>
     <w:tmpl w:val="1046AA90"/>
@@ -3743,7 +6721,156 @@
       </w:rPr>
     </w:lvl>
   </w:abstractNum>
-  <w:abstractNum w:abstractNumId="23" w15:restartNumberingAfterBreak="0">
+  <w:abstractNum w:abstractNumId="34" w15:restartNumberingAfterBreak="0">
+    <w:nsid w:val="7C6C7C40"/>
+    <w:multiLevelType w:val="multilevel"/>
+    <w:tmpl w:val="C85627CE"/>
+    <w:lvl w:ilvl="0">
+      <w:start w:val="1"/>
+      <w:numFmt w:val="bullet"/>
+      <w:lvlText w:val=""/>
+      <w:lvlJc w:val="left"/>
+      <w:pPr>
+        <w:tabs>
+          <w:tab w:val="num" w:pos="720"/>
+        </w:tabs>
+        <w:ind w:left="720" w:hanging="360"/>
+      </w:pPr>
+      <w:rPr>
+        <w:rFonts w:ascii="Symbol" w:hAnsi="Symbol" w:hint="default"/>
+        <w:sz w:val="20"/>
+      </w:rPr>
+    </w:lvl>
+    <w:lvl w:ilvl="1" w:tentative="1">
+      <w:start w:val="1"/>
+      <w:numFmt w:val="bullet"/>
+      <w:lvlText w:val="o"/>
+      <w:lvlJc w:val="left"/>
+      <w:pPr>
+        <w:tabs>
+          <w:tab w:val="num" w:pos="1440"/>
+        </w:tabs>
+        <w:ind w:left="1440" w:hanging="360"/>
+      </w:pPr>
+      <w:rPr>
+        <w:rFonts w:ascii="Courier New" w:hAnsi="Courier New" w:hint="default"/>
+        <w:sz w:val="20"/>
+      </w:rPr>
+    </w:lvl>
+    <w:lvl w:ilvl="2" w:tentative="1">
+      <w:start w:val="1"/>
+      <w:numFmt w:val="bullet"/>
+      <w:lvlText w:val=""/>
+      <w:lvlJc w:val="left"/>
+      <w:pPr>
+        <w:tabs>
+          <w:tab w:val="num" w:pos="2160"/>
+        </w:tabs>
+        <w:ind w:left="2160" w:hanging="360"/>
+      </w:pPr>
+      <w:rPr>
+        <w:rFonts w:ascii="Wingdings" w:hAnsi="Wingdings" w:hint="default"/>
+        <w:sz w:val="20"/>
+      </w:rPr>
+    </w:lvl>
+    <w:lvl w:ilvl="3" w:tentative="1">
+      <w:start w:val="1"/>
+      <w:numFmt w:val="bullet"/>
+      <w:lvlText w:val=""/>
+      <w:lvlJc w:val="left"/>
+      <w:pPr>
+        <w:tabs>
+          <w:tab w:val="num" w:pos="2880"/>
+        </w:tabs>
+        <w:ind w:left="2880" w:hanging="360"/>
+      </w:pPr>
+      <w:rPr>
+        <w:rFonts w:ascii="Wingdings" w:hAnsi="Wingdings" w:hint="default"/>
+        <w:sz w:val="20"/>
+      </w:rPr>
+    </w:lvl>
+    <w:lvl w:ilvl="4" w:tentative="1">
+      <w:start w:val="1"/>
+      <w:numFmt w:val="bullet"/>
+      <w:lvlText w:val=""/>
+      <w:lvlJc w:val="left"/>
+      <w:pPr>
+        <w:tabs>
+          <w:tab w:val="num" w:pos="3600"/>
+        </w:tabs>
+        <w:ind w:left="3600" w:hanging="360"/>
+      </w:pPr>
+      <w:rPr>
+        <w:rFonts w:ascii="Wingdings" w:hAnsi="Wingdings" w:hint="default"/>
+        <w:sz w:val="20"/>
+      </w:rPr>
+    </w:lvl>
+    <w:lvl w:ilvl="5" w:tentative="1">
+      <w:start w:val="1"/>
+      <w:numFmt w:val="bullet"/>
+      <w:lvlText w:val=""/>
+      <w:lvlJc w:val="left"/>
+      <w:pPr>
+        <w:tabs>
+          <w:tab w:val="num" w:pos="4320"/>
+        </w:tabs>
+        <w:ind w:left="4320" w:hanging="360"/>
+      </w:pPr>
+      <w:rPr>
+        <w:rFonts w:ascii="Wingdings" w:hAnsi="Wingdings" w:hint="default"/>
+        <w:sz w:val="20"/>
+      </w:rPr>
+    </w:lvl>
+    <w:lvl w:ilvl="6" w:tentative="1">
+      <w:start w:val="1"/>
+      <w:numFmt w:val="bullet"/>
+      <w:lvlText w:val=""/>
+      <w:lvlJc w:val="left"/>
+      <w:pPr>
+        <w:tabs>
+          <w:tab w:val="num" w:pos="5040"/>
+        </w:tabs>
+        <w:ind w:left="5040" w:hanging="360"/>
+      </w:pPr>
+      <w:rPr>
+        <w:rFonts w:ascii="Wingdings" w:hAnsi="Wingdings" w:hint="default"/>
+        <w:sz w:val="20"/>
+      </w:rPr>
+    </w:lvl>
+    <w:lvl w:ilvl="7" w:tentative="1">
+      <w:start w:val="1"/>
+      <w:numFmt w:val="bullet"/>
+      <w:lvlText w:val=""/>
+      <w:lvlJc w:val="left"/>
+      <w:pPr>
+        <w:tabs>
+          <w:tab w:val="num" w:pos="5760"/>
+        </w:tabs>
+        <w:ind w:left="5760" w:hanging="360"/>
+      </w:pPr>
+      <w:rPr>
+        <w:rFonts w:ascii="Wingdings" w:hAnsi="Wingdings" w:hint="default"/>
+        <w:sz w:val="20"/>
+      </w:rPr>
+    </w:lvl>
+    <w:lvl w:ilvl="8" w:tentative="1">
+      <w:start w:val="1"/>
+      <w:numFmt w:val="bullet"/>
+      <w:lvlText w:val=""/>
+      <w:lvlJc w:val="left"/>
+      <w:pPr>
+        <w:tabs>
+          <w:tab w:val="num" w:pos="6480"/>
+        </w:tabs>
+        <w:ind w:left="6480" w:hanging="360"/>
+      </w:pPr>
+      <w:rPr>
+        <w:rFonts w:ascii="Wingdings" w:hAnsi="Wingdings" w:hint="default"/>
+        <w:sz w:val="20"/>
+      </w:rPr>
+    </w:lvl>
+  </w:abstractNum>
+  <w:abstractNum w:abstractNumId="35" w15:restartNumberingAfterBreak="0">
     <w:nsid w:val="7C786C13"/>
     <w:multiLevelType w:val="multilevel"/>
     <w:tmpl w:val="C14859B4"/>
@@ -3892,77 +7019,265 @@
       </w:rPr>
     </w:lvl>
   </w:abstractNum>
+  <w:abstractNum w:abstractNumId="36" w15:restartNumberingAfterBreak="0">
+    <w:nsid w:val="7EB95B0B"/>
+    <w:multiLevelType w:val="multilevel"/>
+    <w:tmpl w:val="E9F2677E"/>
+    <w:lvl w:ilvl="0">
+      <w:start w:val="1"/>
+      <w:numFmt w:val="bullet"/>
+      <w:lvlText w:val=""/>
+      <w:lvlJc w:val="left"/>
+      <w:pPr>
+        <w:tabs>
+          <w:tab w:val="num" w:pos="720"/>
+        </w:tabs>
+        <w:ind w:left="720" w:hanging="360"/>
+      </w:pPr>
+      <w:rPr>
+        <w:rFonts w:ascii="Symbol" w:hAnsi="Symbol" w:hint="default"/>
+        <w:sz w:val="20"/>
+      </w:rPr>
+    </w:lvl>
+    <w:lvl w:ilvl="1" w:tentative="1">
+      <w:start w:val="1"/>
+      <w:numFmt w:val="bullet"/>
+      <w:lvlText w:val="o"/>
+      <w:lvlJc w:val="left"/>
+      <w:pPr>
+        <w:tabs>
+          <w:tab w:val="num" w:pos="1440"/>
+        </w:tabs>
+        <w:ind w:left="1440" w:hanging="360"/>
+      </w:pPr>
+      <w:rPr>
+        <w:rFonts w:ascii="Courier New" w:hAnsi="Courier New" w:hint="default"/>
+        <w:sz w:val="20"/>
+      </w:rPr>
+    </w:lvl>
+    <w:lvl w:ilvl="2" w:tentative="1">
+      <w:start w:val="1"/>
+      <w:numFmt w:val="bullet"/>
+      <w:lvlText w:val=""/>
+      <w:lvlJc w:val="left"/>
+      <w:pPr>
+        <w:tabs>
+          <w:tab w:val="num" w:pos="2160"/>
+        </w:tabs>
+        <w:ind w:left="2160" w:hanging="360"/>
+      </w:pPr>
+      <w:rPr>
+        <w:rFonts w:ascii="Wingdings" w:hAnsi="Wingdings" w:hint="default"/>
+        <w:sz w:val="20"/>
+      </w:rPr>
+    </w:lvl>
+    <w:lvl w:ilvl="3" w:tentative="1">
+      <w:start w:val="1"/>
+      <w:numFmt w:val="bullet"/>
+      <w:lvlText w:val=""/>
+      <w:lvlJc w:val="left"/>
+      <w:pPr>
+        <w:tabs>
+          <w:tab w:val="num" w:pos="2880"/>
+        </w:tabs>
+        <w:ind w:left="2880" w:hanging="360"/>
+      </w:pPr>
+      <w:rPr>
+        <w:rFonts w:ascii="Wingdings" w:hAnsi="Wingdings" w:hint="default"/>
+        <w:sz w:val="20"/>
+      </w:rPr>
+    </w:lvl>
+    <w:lvl w:ilvl="4" w:tentative="1">
+      <w:start w:val="1"/>
+      <w:numFmt w:val="bullet"/>
+      <w:lvlText w:val=""/>
+      <w:lvlJc w:val="left"/>
+      <w:pPr>
+        <w:tabs>
+          <w:tab w:val="num" w:pos="3600"/>
+        </w:tabs>
+        <w:ind w:left="3600" w:hanging="360"/>
+      </w:pPr>
+      <w:rPr>
+        <w:rFonts w:ascii="Wingdings" w:hAnsi="Wingdings" w:hint="default"/>
+        <w:sz w:val="20"/>
+      </w:rPr>
+    </w:lvl>
+    <w:lvl w:ilvl="5" w:tentative="1">
+      <w:start w:val="1"/>
+      <w:numFmt w:val="bullet"/>
+      <w:lvlText w:val=""/>
+      <w:lvlJc w:val="left"/>
+      <w:pPr>
+        <w:tabs>
+          <w:tab w:val="num" w:pos="4320"/>
+        </w:tabs>
+        <w:ind w:left="4320" w:hanging="360"/>
+      </w:pPr>
+      <w:rPr>
+        <w:rFonts w:ascii="Wingdings" w:hAnsi="Wingdings" w:hint="default"/>
+        <w:sz w:val="20"/>
+      </w:rPr>
+    </w:lvl>
+    <w:lvl w:ilvl="6" w:tentative="1">
+      <w:start w:val="1"/>
+      <w:numFmt w:val="bullet"/>
+      <w:lvlText w:val=""/>
+      <w:lvlJc w:val="left"/>
+      <w:pPr>
+        <w:tabs>
+          <w:tab w:val="num" w:pos="5040"/>
+        </w:tabs>
+        <w:ind w:left="5040" w:hanging="360"/>
+      </w:pPr>
+      <w:rPr>
+        <w:rFonts w:ascii="Wingdings" w:hAnsi="Wingdings" w:hint="default"/>
+        <w:sz w:val="20"/>
+      </w:rPr>
+    </w:lvl>
+    <w:lvl w:ilvl="7" w:tentative="1">
+      <w:start w:val="1"/>
+      <w:numFmt w:val="bullet"/>
+      <w:lvlText w:val=""/>
+      <w:lvlJc w:val="left"/>
+      <w:pPr>
+        <w:tabs>
+          <w:tab w:val="num" w:pos="5760"/>
+        </w:tabs>
+        <w:ind w:left="5760" w:hanging="360"/>
+      </w:pPr>
+      <w:rPr>
+        <w:rFonts w:ascii="Wingdings" w:hAnsi="Wingdings" w:hint="default"/>
+        <w:sz w:val="20"/>
+      </w:rPr>
+    </w:lvl>
+    <w:lvl w:ilvl="8" w:tentative="1">
+      <w:start w:val="1"/>
+      <w:numFmt w:val="bullet"/>
+      <w:lvlText w:val=""/>
+      <w:lvlJc w:val="left"/>
+      <w:pPr>
+        <w:tabs>
+          <w:tab w:val="num" w:pos="6480"/>
+        </w:tabs>
+        <w:ind w:left="6480" w:hanging="360"/>
+      </w:pPr>
+      <w:rPr>
+        <w:rFonts w:ascii="Wingdings" w:hAnsi="Wingdings" w:hint="default"/>
+        <w:sz w:val="20"/>
+      </w:rPr>
+    </w:lvl>
+  </w:abstractNum>
   <w:num w:numId="1" w16cid:durableId="604964424">
+    <w:abstractNumId w:val="30"/>
+  </w:num>
+  <w:num w:numId="2" w16cid:durableId="1193962421">
+    <w:abstractNumId w:val="6"/>
+  </w:num>
+  <w:num w:numId="3" w16cid:durableId="2092387155">
+    <w:abstractNumId w:val="7"/>
+  </w:num>
+  <w:num w:numId="4" w16cid:durableId="1239289668">
+    <w:abstractNumId w:val="31"/>
+  </w:num>
+  <w:num w:numId="5" w16cid:durableId="1974096172">
     <w:abstractNumId w:val="19"/>
   </w:num>
-  <w:num w:numId="2" w16cid:durableId="1193962421">
+  <w:num w:numId="6" w16cid:durableId="1691419182">
+    <w:abstractNumId w:val="26"/>
+  </w:num>
+  <w:num w:numId="7" w16cid:durableId="1770539706">
+    <w:abstractNumId w:val="33"/>
+  </w:num>
+  <w:num w:numId="8" w16cid:durableId="1721318178">
+    <w:abstractNumId w:val="35"/>
+  </w:num>
+  <w:num w:numId="9" w16cid:durableId="1454054237">
+    <w:abstractNumId w:val="15"/>
+  </w:num>
+  <w:num w:numId="10" w16cid:durableId="1350791339">
     <w:abstractNumId w:val="4"/>
   </w:num>
-  <w:num w:numId="3" w16cid:durableId="2092387155">
-    <w:abstractNumId w:val="5"/>
-  </w:num>
-  <w:num w:numId="4" w16cid:durableId="1239289668">
-    <w:abstractNumId w:val="20"/>
-  </w:num>
-  <w:num w:numId="5" w16cid:durableId="1974096172">
-    <w:abstractNumId w:val="11"/>
-  </w:num>
-  <w:num w:numId="6" w16cid:durableId="1691419182">
-    <w:abstractNumId w:val="16"/>
-  </w:num>
-  <w:num w:numId="7" w16cid:durableId="1770539706">
-    <w:abstractNumId w:val="22"/>
-  </w:num>
-  <w:num w:numId="8" w16cid:durableId="1721318178">
-    <w:abstractNumId w:val="23"/>
-  </w:num>
-  <w:num w:numId="9" w16cid:durableId="1454054237">
-    <w:abstractNumId w:val="9"/>
-  </w:num>
-  <w:num w:numId="10" w16cid:durableId="1350791339">
-    <w:abstractNumId w:val="3"/>
-  </w:num>
   <w:num w:numId="11" w16cid:durableId="919292766">
-    <w:abstractNumId w:val="7"/>
+    <w:abstractNumId w:val="13"/>
   </w:num>
   <w:num w:numId="12" w16cid:durableId="57244859">
     <w:abstractNumId w:val="2"/>
   </w:num>
   <w:num w:numId="13" w16cid:durableId="539896707">
-    <w:abstractNumId w:val="15"/>
+    <w:abstractNumId w:val="25"/>
   </w:num>
   <w:num w:numId="14" w16cid:durableId="1872109580">
     <w:abstractNumId w:val="0"/>
   </w:num>
   <w:num w:numId="15" w16cid:durableId="1841307582">
-    <w:abstractNumId w:val="17"/>
+    <w:abstractNumId w:val="27"/>
   </w:num>
   <w:num w:numId="16" w16cid:durableId="1474518543">
     <w:abstractNumId w:val="1"/>
   </w:num>
   <w:num w:numId="17" w16cid:durableId="845166667">
-    <w:abstractNumId w:val="6"/>
+    <w:abstractNumId w:val="12"/>
   </w:num>
   <w:num w:numId="18" w16cid:durableId="233317892">
-    <w:abstractNumId w:val="13"/>
+    <w:abstractNumId w:val="22"/>
   </w:num>
   <w:num w:numId="19" w16cid:durableId="2088191536">
+    <w:abstractNumId w:val="18"/>
+  </w:num>
+  <w:num w:numId="20" w16cid:durableId="53286809">
+    <w:abstractNumId w:val="29"/>
+  </w:num>
+  <w:num w:numId="21" w16cid:durableId="1837573147">
+    <w:abstractNumId w:val="23"/>
+  </w:num>
+  <w:num w:numId="22" w16cid:durableId="205488000">
+    <w:abstractNumId w:val="20"/>
+  </w:num>
+  <w:num w:numId="23" w16cid:durableId="536700583">
+    <w:abstractNumId w:val="14"/>
+  </w:num>
+  <w:num w:numId="24" w16cid:durableId="162090886">
+    <w:abstractNumId w:val="32"/>
+  </w:num>
+  <w:num w:numId="25" w16cid:durableId="1515269205">
+    <w:abstractNumId w:val="36"/>
+  </w:num>
+  <w:num w:numId="26" w16cid:durableId="1186023082">
+    <w:abstractNumId w:val="34"/>
+  </w:num>
+  <w:num w:numId="27" w16cid:durableId="1540896117">
     <w:abstractNumId w:val="10"/>
   </w:num>
-  <w:num w:numId="20" w16cid:durableId="53286809">
-    <w:abstractNumId w:val="18"/>
+  <w:num w:numId="28" w16cid:durableId="289895480">
+    <w:abstractNumId w:val="5"/>
   </w:num>
-  <w:num w:numId="21" w16cid:durableId="1837573147">
-    <w:abstractNumId w:val="14"/>
+  <w:num w:numId="29" w16cid:durableId="915818915">
+    <w:abstractNumId w:val="21"/>
   </w:num>
-  <w:num w:numId="22" w16cid:durableId="205488000">
-    <w:abstractNumId w:val="12"/>
+  <w:num w:numId="30" w16cid:durableId="2024891503">
+    <w:abstractNumId w:val="9"/>
   </w:num>
-  <w:num w:numId="23" w16cid:durableId="536700583">
+  <w:num w:numId="31" w16cid:durableId="1659109464">
+    <w:abstractNumId w:val="16"/>
+  </w:num>
+  <w:num w:numId="32" w16cid:durableId="1698697317">
+    <w:abstractNumId w:val="24"/>
+  </w:num>
+  <w:num w:numId="33" w16cid:durableId="462121576">
     <w:abstractNumId w:val="8"/>
   </w:num>
-  <w:num w:numId="24" w16cid:durableId="162090886">
-    <w:abstractNumId w:val="21"/>
+  <w:num w:numId="34" w16cid:durableId="1548449499">
+    <w:abstractNumId w:val="28"/>
+  </w:num>
+  <w:num w:numId="35" w16cid:durableId="295529376">
+    <w:abstractNumId w:val="3"/>
+  </w:num>
+  <w:num w:numId="36" w16cid:durableId="1067725715">
+    <w:abstractNumId w:val="11"/>
+  </w:num>
+  <w:num w:numId="37" w16cid:durableId="119108216">
+    <w:abstractNumId w:val="17"/>
   </w:num>
   <w:numIdMacAtCleanup w:val="24"/>
 </w:numbering>
@@ -4579,7 +7894,6 @@
   <w:style w:type="character" w:default="1" w:styleId="Policepardfaut">
     <w:name w:val="Default Paragraph Font"/>
     <w:uiPriority w:val="1"/>
-    <w:semiHidden/>
     <w:unhideWhenUsed/>
   </w:style>
   <w:style w:type="table" w:default="1" w:styleId="TableauNormal">

--- a/Rendu/Bloc2/Bloc 2  Gérer un projet informatique.docx
+++ b/Rendu/Bloc2/Bloc 2  Gérer un projet informatique.docx
@@ -810,7 +810,13 @@
     </w:p>
     <w:p>
       <w:r>
-        <w:t>Le projet de modernisation du système d’information de Logistique et CIE poursuit plusieurs objectifs complémentaires, à la fois stratégiques, opérationnels et techniques.</w:t>
+        <w:t>Le projet de modernisation du système d’information de Logistique et CIE poursuit plusieurs objectifs complémentaires, à la fois, opérationnels et techniques</w:t>
+      </w:r>
+      <w:r>
+        <w:t xml:space="preserve"> tout en apportant une meilleure qualité de service aux clients et partenaires</w:t>
+      </w:r>
+      <w:r>
+        <w:t>.</w:t>
       </w:r>
     </w:p>
     <w:p>
@@ -847,7 +853,22 @@
         </w:numPr>
       </w:pPr>
       <w:r>
-        <w:t>Renforcer la sécurité des données et des services, dans un contexte de multiplication des menaces informatiques.</w:t>
+        <w:t>Renforcer la sécurité des données, dans un contexte de multiplication des menaces informatiques</w:t>
+      </w:r>
+      <w:r>
+        <w:t xml:space="preserve"> notamment le vol de donnée personnel à des fin </w:t>
+      </w:r>
+      <w:r>
+        <w:t>malveill</w:t>
+      </w:r>
+      <w:r>
+        <w:t>ante</w:t>
+      </w:r>
+      <w:r>
+        <w:t>.</w:t>
+      </w:r>
+      <w:r>
+        <w:t xml:space="preserve"> </w:t>
       </w:r>
     </w:p>
     <w:p>
@@ -858,18 +879,19 @@
         </w:numPr>
       </w:pPr>
       <w:r>
-        <w:t>Disposer d’un système d’information évolutif, capable de s’adapter aux besoins futurs de l’organisation.</w:t>
-      </w:r>
-    </w:p>
-    <w:p>
-      <w:pPr>
-        <w:numPr>
-          <w:ilvl w:val="0"/>
-          <w:numId w:val="25"/>
-        </w:numPr>
-      </w:pPr>
-      <w:r>
-        <w:t>Réduire la dépendance à des solutions propriétaires en privilégiant des technologies open source.</w:t>
+        <w:t>Disposer d’un</w:t>
+      </w:r>
+      <w:r>
+        <w:t xml:space="preserve"> SI</w:t>
+      </w:r>
+      <w:r>
+        <w:t xml:space="preserve"> évolutif, capable de s’adapter aux besoins futurs de l’</w:t>
+      </w:r>
+      <w:r>
+        <w:t>entreprise</w:t>
+      </w:r>
+      <w:r>
+        <w:t>.</w:t>
       </w:r>
     </w:p>
     <w:p>
@@ -992,12 +1014,6 @@
       </w:r>
     </w:p>
     <w:p>
-      <w:r>
-        <w:t>Les objectifs définis servent de référence tout au long du projet et permettent d’évaluer son succès lors de la phase de recette.</w:t>
-      </w:r>
-    </w:p>
-    <w:p/>
-    <w:p>
       <w:pPr>
         <w:pStyle w:val="Titre2"/>
       </w:pPr>
@@ -1009,7 +1025,7 @@
     </w:p>
     <w:p>
       <w:r>
-        <w:t>La définition du périmètre permet de clarifier les actions prises en charge par le projet et d’éviter les dérives fonctionnelles.</w:t>
+        <w:t>La définition du périmètre permet de clarifier de manière simple et précise les limites du projet dans sa réalisation. Chaque action menée dans le cadre du projet doit s’inscrire dans ce périmètre défini. Toute action qui n’y correspond pas est alors considérée comme hors périmètre et n’est pas prise en compte dans le projet.</w:t>
       </w:r>
     </w:p>
     <w:p>
@@ -1090,7 +1106,10 @@
         </w:numPr>
       </w:pPr>
       <w:r>
-        <w:t>La réalisation de tests et de la recette du projet.</w:t>
+        <w:t>La réalisation de tests</w:t>
+      </w:r>
+      <w:r>
+        <w:t xml:space="preserve"> en condition de production.</w:t>
       </w:r>
     </w:p>
     <w:p>
@@ -1153,12 +1172,6 @@
       </w:r>
     </w:p>
     <w:p>
-      <w:r>
-        <w:t>La limitation du périmètre permet de concentrer les efforts sur les priorités identifiées et de respecter les contraintes de délais et de ressources.</w:t>
-      </w:r>
-    </w:p>
-    <w:p/>
-    <w:p>
       <w:pPr>
         <w:pStyle w:val="Titre2"/>
       </w:pPr>
@@ -1171,6 +1184,42 @@
     <w:p>
       <w:r>
         <w:t>Le projet implique plusieurs acteurs aux rôles et responsabilités distincts :</w:t>
+      </w:r>
+    </w:p>
+    <w:p>
+      <w:pPr>
+        <w:numPr>
+          <w:ilvl w:val="0"/>
+          <w:numId w:val="30"/>
+        </w:numPr>
+      </w:pPr>
+      <w:r>
+        <w:rPr>
+          <w:b/>
+          <w:bCs/>
+        </w:rPr>
+        <w:t>La direction de Logistique et CIE</w:t>
+      </w:r>
+      <w:r>
+        <w:t xml:space="preserve"> : validation des orientations, arbitrage des décisions majeures et suivi global du projet.</w:t>
+      </w:r>
+    </w:p>
+    <w:p>
+      <w:pPr>
+        <w:numPr>
+          <w:ilvl w:val="0"/>
+          <w:numId w:val="30"/>
+        </w:numPr>
+      </w:pPr>
+      <w:r>
+        <w:rPr>
+          <w:b/>
+          <w:bCs/>
+        </w:rPr>
+        <w:t>Le chef de projet informatique</w:t>
+      </w:r>
+      <w:r>
+        <w:t xml:space="preserve"> : pilotage du projet, coordination des équipes, suivi des délais et des coûts.</w:t>
       </w:r>
     </w:p>
     <w:p>
@@ -1186,42 +1235,6 @@
           <w:bCs/>
         </w:rPr>
         <w:lastRenderedPageBreak/>
-        <w:t>La direction de Logistique et CIE</w:t>
-      </w:r>
-      <w:r>
-        <w:t xml:space="preserve"> : validation des orientations, arbitrage des décisions majeures et suivi global du projet.</w:t>
-      </w:r>
-    </w:p>
-    <w:p>
-      <w:pPr>
-        <w:numPr>
-          <w:ilvl w:val="0"/>
-          <w:numId w:val="30"/>
-        </w:numPr>
-      </w:pPr>
-      <w:r>
-        <w:rPr>
-          <w:b/>
-          <w:bCs/>
-        </w:rPr>
-        <w:t>Le chef de projet informatique</w:t>
-      </w:r>
-      <w:r>
-        <w:t xml:space="preserve"> : pilotage du projet, coordination des équipes, suivi des délais et des coûts.</w:t>
-      </w:r>
-    </w:p>
-    <w:p>
-      <w:pPr>
-        <w:numPr>
-          <w:ilvl w:val="0"/>
-          <w:numId w:val="30"/>
-        </w:numPr>
-      </w:pPr>
-      <w:r>
-        <w:rPr>
-          <w:b/>
-          <w:bCs/>
-        </w:rPr>
         <w:t>L’équipe technique</w:t>
       </w:r>
       <w:r>
@@ -1243,7 +1256,7 @@
         <w:t>Les utilisateurs internes</w:t>
       </w:r>
       <w:r>
-        <w:t xml:space="preserve"> : expression des besoins, participation aux phases de validation et de recette.</w:t>
+        <w:t xml:space="preserve"> : expression des besoins.</w:t>
       </w:r>
     </w:p>
     <w:p>
@@ -1258,18 +1271,21 @@
           <w:b/>
           <w:bCs/>
         </w:rPr>
-        <w:t>Les référents sécurité et conformité</w:t>
-      </w:r>
-      <w:r>
-        <w:t xml:space="preserve"> : validation des choix liés à la sécurité et à la protection des données.</w:t>
-      </w:r>
-    </w:p>
-    <w:p>
-      <w:r>
-        <w:t>Une communication régulière entre les parties prenantes est indispensable afin d’assurer l’adhésion au projet et la bonne prise en compte des attentes.</w:t>
-      </w:r>
-    </w:p>
-    <w:p/>
+        <w:t>Prestataire externe </w:t>
+      </w:r>
+      <w:r>
+        <w:t>:</w:t>
+      </w:r>
+      <w:r>
+        <w:t xml:space="preserve"> Pour </w:t>
+      </w:r>
+      <w:r>
+        <w:t>toutes les taches trop complexes</w:t>
+      </w:r>
+      <w:r>
+        <w:t xml:space="preserve"> pour les équipes techniques.</w:t>
+      </w:r>
+    </w:p>
     <w:p>
       <w:pPr>
         <w:pStyle w:val="Titre2"/>
@@ -1426,7 +1442,6 @@
         </w:numPr>
       </w:pPr>
       <w:r>
-        <w:lastRenderedPageBreak/>
         <w:t>Coordination avec les utilisateurs pour les phases de test.</w:t>
       </w:r>
     </w:p>

--- a/Rendu/Bloc2/Bloc 2  Gérer un projet informatique.docx
+++ b/Rendu/Bloc2/Bloc 2  Gérer un projet informatique.docx
@@ -146,12 +146,6 @@
           <w:docPartUnique/>
         </w:docPartObj>
       </w:sdtPr>
-      <w:sdtEndPr>
-        <w:rPr>
-          <w:b/>
-          <w:bCs/>
-        </w:rPr>
-      </w:sdtEndPr>
       <w:sdtContent>
         <w:p>
           <w:pPr>
@@ -185,7 +179,7 @@
           <w:r>
             <w:fldChar w:fldCharType="separate"/>
           </w:r>
-          <w:hyperlink w:anchor="_Toc220399232" w:history="1">
+          <w:hyperlink w:anchor="_Toc220418711" w:history="1">
             <w:r>
               <w:rPr>
                 <w:rStyle w:val="Lienhypertexte"/>
@@ -212,7 +206,7 @@
                 <w:noProof/>
                 <w:webHidden/>
               </w:rPr>
-              <w:instrText xml:space="preserve"> PAGEREF _Toc220399232 \h </w:instrText>
+              <w:instrText xml:space="preserve"> PAGEREF _Toc220418711 \h </w:instrText>
             </w:r>
             <w:r>
               <w:rPr>
@@ -258,7 +252,7 @@
               <w14:ligatures w14:val="standardContextual"/>
             </w:rPr>
           </w:pPr>
-          <w:hyperlink w:anchor="_Toc220399233" w:history="1">
+          <w:hyperlink w:anchor="_Toc220418712" w:history="1">
             <w:r>
               <w:rPr>
                 <w:rStyle w:val="Lienhypertexte"/>
@@ -285,7 +279,7 @@
                 <w:noProof/>
                 <w:webHidden/>
               </w:rPr>
-              <w:instrText xml:space="preserve"> PAGEREF _Toc220399233 \h </w:instrText>
+              <w:instrText xml:space="preserve"> PAGEREF _Toc220418712 \h </w:instrText>
             </w:r>
             <w:r>
               <w:rPr>
@@ -331,7 +325,7 @@
               <w14:ligatures w14:val="standardContextual"/>
             </w:rPr>
           </w:pPr>
-          <w:hyperlink w:anchor="_Toc220399234" w:history="1">
+          <w:hyperlink w:anchor="_Toc220418713" w:history="1">
             <w:r>
               <w:rPr>
                 <w:rStyle w:val="Lienhypertexte"/>
@@ -358,7 +352,7 @@
                 <w:noProof/>
                 <w:webHidden/>
               </w:rPr>
-              <w:instrText xml:space="preserve"> PAGEREF _Toc220399234 \h </w:instrText>
+              <w:instrText xml:space="preserve"> PAGEREF _Toc220418713 \h </w:instrText>
             </w:r>
             <w:r>
               <w:rPr>
@@ -404,7 +398,7 @@
               <w14:ligatures w14:val="standardContextual"/>
             </w:rPr>
           </w:pPr>
-          <w:hyperlink w:anchor="_Toc220399235" w:history="1">
+          <w:hyperlink w:anchor="_Toc220418714" w:history="1">
             <w:r>
               <w:rPr>
                 <w:rStyle w:val="Lienhypertexte"/>
@@ -431,7 +425,7 @@
                 <w:noProof/>
                 <w:webHidden/>
               </w:rPr>
-              <w:instrText xml:space="preserve"> PAGEREF _Toc220399235 \h </w:instrText>
+              <w:instrText xml:space="preserve"> PAGEREF _Toc220418714 \h </w:instrText>
             </w:r>
             <w:r>
               <w:rPr>
@@ -477,7 +471,7 @@
               <w14:ligatures w14:val="standardContextual"/>
             </w:rPr>
           </w:pPr>
-          <w:hyperlink w:anchor="_Toc220399236" w:history="1">
+          <w:hyperlink w:anchor="_Toc220418715" w:history="1">
             <w:r>
               <w:rPr>
                 <w:rStyle w:val="Lienhypertexte"/>
@@ -504,7 +498,7 @@
                 <w:noProof/>
                 <w:webHidden/>
               </w:rPr>
-              <w:instrText xml:space="preserve"> PAGEREF _Toc220399236 \h </w:instrText>
+              <w:instrText xml:space="preserve"> PAGEREF _Toc220418715 \h </w:instrText>
             </w:r>
             <w:r>
               <w:rPr>
@@ -524,7 +518,7 @@
                 <w:noProof/>
                 <w:webHidden/>
               </w:rPr>
-              <w:t>6</w:t>
+              <w:t>5</w:t>
             </w:r>
             <w:r>
               <w:rPr>
@@ -550,7 +544,7 @@
               <w14:ligatures w14:val="standardContextual"/>
             </w:rPr>
           </w:pPr>
-          <w:hyperlink w:anchor="_Toc220399237" w:history="1">
+          <w:hyperlink w:anchor="_Toc220418716" w:history="1">
             <w:r>
               <w:rPr>
                 <w:rStyle w:val="Lienhypertexte"/>
@@ -577,7 +571,7 @@
                 <w:noProof/>
                 <w:webHidden/>
               </w:rPr>
-              <w:instrText xml:space="preserve"> PAGEREF _Toc220399237 \h </w:instrText>
+              <w:instrText xml:space="preserve"> PAGEREF _Toc220418716 \h </w:instrText>
             </w:r>
             <w:r>
               <w:rPr>
@@ -623,7 +617,7 @@
               <w14:ligatures w14:val="standardContextual"/>
             </w:rPr>
           </w:pPr>
-          <w:hyperlink w:anchor="_Toc220399238" w:history="1">
+          <w:hyperlink w:anchor="_Toc220418717" w:history="1">
             <w:r>
               <w:rPr>
                 <w:rStyle w:val="Lienhypertexte"/>
@@ -650,7 +644,7 @@
                 <w:noProof/>
                 <w:webHidden/>
               </w:rPr>
-              <w:instrText xml:space="preserve"> PAGEREF _Toc220399238 \h </w:instrText>
+              <w:instrText xml:space="preserve"> PAGEREF _Toc220418717 \h </w:instrText>
             </w:r>
             <w:r>
               <w:rPr>
@@ -683,16 +677,298 @@
         </w:p>
         <w:p>
           <w:pPr>
+            <w:pStyle w:val="TM3"/>
+            <w:tabs>
+              <w:tab w:val="right" w:leader="dot" w:pos="8630"/>
+            </w:tabs>
             <w:rPr>
-              <w:b/>
-              <w:bCs/>
+              <w:rFonts w:asciiTheme="minorHAnsi" w:hAnsiTheme="minorHAnsi"/>
+              <w:noProof/>
+              <w:kern w:val="2"/>
+              <w:szCs w:val="24"/>
+              <w:lang w:eastAsia="fr-FR"/>
+              <w14:ligatures w14:val="standardContextual"/>
             </w:rPr>
           </w:pPr>
+          <w:hyperlink w:anchor="_Toc220418718" w:history="1">
+            <w:r>
+              <w:rPr>
+                <w:rStyle w:val="Lienhypertexte"/>
+                <w:noProof/>
+              </w:rPr>
+              <w:t>2.5.1 Hypothèses de chiffrage</w:t>
+            </w:r>
+            <w:r>
+              <w:rPr>
+                <w:noProof/>
+                <w:webHidden/>
+              </w:rPr>
+              <w:tab/>
+            </w:r>
+            <w:r>
+              <w:rPr>
+                <w:noProof/>
+                <w:webHidden/>
+              </w:rPr>
+              <w:fldChar w:fldCharType="begin"/>
+            </w:r>
+            <w:r>
+              <w:rPr>
+                <w:noProof/>
+                <w:webHidden/>
+              </w:rPr>
+              <w:instrText xml:space="preserve"> PAGEREF _Toc220418718 \h </w:instrText>
+            </w:r>
+            <w:r>
+              <w:rPr>
+                <w:noProof/>
+                <w:webHidden/>
+              </w:rPr>
+            </w:r>
+            <w:r>
+              <w:rPr>
+                <w:noProof/>
+                <w:webHidden/>
+              </w:rPr>
+              <w:fldChar w:fldCharType="separate"/>
+            </w:r>
+            <w:r>
+              <w:rPr>
+                <w:noProof/>
+                <w:webHidden/>
+              </w:rPr>
+              <w:t>7</w:t>
+            </w:r>
+            <w:r>
+              <w:rPr>
+                <w:noProof/>
+                <w:webHidden/>
+              </w:rPr>
+              <w:fldChar w:fldCharType="end"/>
+            </w:r>
+          </w:hyperlink>
+        </w:p>
+        <w:p>
+          <w:pPr>
+            <w:pStyle w:val="TM3"/>
+            <w:tabs>
+              <w:tab w:val="right" w:leader="dot" w:pos="8630"/>
+            </w:tabs>
+            <w:rPr>
+              <w:rFonts w:asciiTheme="minorHAnsi" w:hAnsiTheme="minorHAnsi"/>
+              <w:noProof/>
+              <w:kern w:val="2"/>
+              <w:szCs w:val="24"/>
+              <w:lang w:eastAsia="fr-FR"/>
+              <w14:ligatures w14:val="standardContextual"/>
+            </w:rPr>
+          </w:pPr>
+          <w:hyperlink w:anchor="_Toc220418719" w:history="1">
+            <w:r>
+              <w:rPr>
+                <w:rStyle w:val="Lienhypertexte"/>
+                <w:noProof/>
+              </w:rPr>
+              <w:t>2.5.2 Coûts liés à l’acquisition du matériel</w:t>
+            </w:r>
+            <w:r>
+              <w:rPr>
+                <w:noProof/>
+                <w:webHidden/>
+              </w:rPr>
+              <w:tab/>
+            </w:r>
+            <w:r>
+              <w:rPr>
+                <w:noProof/>
+                <w:webHidden/>
+              </w:rPr>
+              <w:fldChar w:fldCharType="begin"/>
+            </w:r>
+            <w:r>
+              <w:rPr>
+                <w:noProof/>
+                <w:webHidden/>
+              </w:rPr>
+              <w:instrText xml:space="preserve"> PAGEREF _Toc220418719 \h </w:instrText>
+            </w:r>
+            <w:r>
+              <w:rPr>
+                <w:noProof/>
+                <w:webHidden/>
+              </w:rPr>
+            </w:r>
+            <w:r>
+              <w:rPr>
+                <w:noProof/>
+                <w:webHidden/>
+              </w:rPr>
+              <w:fldChar w:fldCharType="separate"/>
+            </w:r>
+            <w:r>
+              <w:rPr>
+                <w:noProof/>
+                <w:webHidden/>
+              </w:rPr>
+              <w:t>7</w:t>
+            </w:r>
+            <w:r>
+              <w:rPr>
+                <w:noProof/>
+                <w:webHidden/>
+              </w:rPr>
+              <w:fldChar w:fldCharType="end"/>
+            </w:r>
+          </w:hyperlink>
+        </w:p>
+        <w:p>
+          <w:pPr>
+            <w:pStyle w:val="TM3"/>
+            <w:tabs>
+              <w:tab w:val="right" w:leader="dot" w:pos="8630"/>
+            </w:tabs>
+            <w:rPr>
+              <w:rFonts w:asciiTheme="minorHAnsi" w:hAnsiTheme="minorHAnsi"/>
+              <w:noProof/>
+              <w:kern w:val="2"/>
+              <w:szCs w:val="24"/>
+              <w:lang w:eastAsia="fr-FR"/>
+              <w14:ligatures w14:val="standardContextual"/>
+            </w:rPr>
+          </w:pPr>
+          <w:hyperlink w:anchor="_Toc220418720" w:history="1">
+            <w:r>
+              <w:rPr>
+                <w:rStyle w:val="Lienhypertexte"/>
+                <w:noProof/>
+              </w:rPr>
+              <w:t>2.5.3 Coûts des prestations externes prévues</w:t>
+            </w:r>
+            <w:r>
+              <w:rPr>
+                <w:noProof/>
+                <w:webHidden/>
+              </w:rPr>
+              <w:tab/>
+            </w:r>
+            <w:r>
+              <w:rPr>
+                <w:noProof/>
+                <w:webHidden/>
+              </w:rPr>
+              <w:fldChar w:fldCharType="begin"/>
+            </w:r>
+            <w:r>
+              <w:rPr>
+                <w:noProof/>
+                <w:webHidden/>
+              </w:rPr>
+              <w:instrText xml:space="preserve"> PAGEREF _Toc220418720 \h </w:instrText>
+            </w:r>
+            <w:r>
+              <w:rPr>
+                <w:noProof/>
+                <w:webHidden/>
+              </w:rPr>
+            </w:r>
+            <w:r>
+              <w:rPr>
+                <w:noProof/>
+                <w:webHidden/>
+              </w:rPr>
+              <w:fldChar w:fldCharType="separate"/>
+            </w:r>
+            <w:r>
+              <w:rPr>
+                <w:noProof/>
+                <w:webHidden/>
+              </w:rPr>
+              <w:t>7</w:t>
+            </w:r>
+            <w:r>
+              <w:rPr>
+                <w:noProof/>
+                <w:webHidden/>
+              </w:rPr>
+              <w:fldChar w:fldCharType="end"/>
+            </w:r>
+          </w:hyperlink>
+        </w:p>
+        <w:p>
+          <w:pPr>
+            <w:pStyle w:val="TM3"/>
+            <w:tabs>
+              <w:tab w:val="right" w:leader="dot" w:pos="8630"/>
+            </w:tabs>
+            <w:rPr>
+              <w:rFonts w:asciiTheme="minorHAnsi" w:hAnsiTheme="minorHAnsi"/>
+              <w:noProof/>
+              <w:kern w:val="2"/>
+              <w:szCs w:val="24"/>
+              <w:lang w:eastAsia="fr-FR"/>
+              <w14:ligatures w14:val="standardContextual"/>
+            </w:rPr>
+          </w:pPr>
+          <w:hyperlink w:anchor="_Toc220418721" w:history="1">
+            <w:r>
+              <w:rPr>
+                <w:rStyle w:val="Lienhypertexte"/>
+                <w:noProof/>
+              </w:rPr>
+              <w:t>2.5.4 Enveloppe budgétaire prévue pour des prestations externes ponctuelles</w:t>
+            </w:r>
+            <w:r>
+              <w:rPr>
+                <w:noProof/>
+                <w:webHidden/>
+              </w:rPr>
+              <w:tab/>
+            </w:r>
+            <w:r>
+              <w:rPr>
+                <w:noProof/>
+                <w:webHidden/>
+              </w:rPr>
+              <w:fldChar w:fldCharType="begin"/>
+            </w:r>
+            <w:r>
+              <w:rPr>
+                <w:noProof/>
+                <w:webHidden/>
+              </w:rPr>
+              <w:instrText xml:space="preserve"> PAGEREF _Toc220418721 \h </w:instrText>
+            </w:r>
+            <w:r>
+              <w:rPr>
+                <w:noProof/>
+                <w:webHidden/>
+              </w:rPr>
+            </w:r>
+            <w:r>
+              <w:rPr>
+                <w:noProof/>
+                <w:webHidden/>
+              </w:rPr>
+              <w:fldChar w:fldCharType="separate"/>
+            </w:r>
+            <w:r>
+              <w:rPr>
+                <w:noProof/>
+                <w:webHidden/>
+              </w:rPr>
+              <w:t>8</w:t>
+            </w:r>
+            <w:r>
+              <w:rPr>
+                <w:noProof/>
+                <w:webHidden/>
+              </w:rPr>
+              <w:fldChar w:fldCharType="end"/>
+            </w:r>
+          </w:hyperlink>
+        </w:p>
+        <w:p>
           <w:r>
-            <w:rPr>
-              <w:b/>
-              <w:bCs/>
-            </w:rPr>
             <w:fldChar w:fldCharType="end"/>
           </w:r>
         </w:p>
@@ -707,7 +983,7 @@
       <w:pPr>
         <w:pStyle w:val="Titre1"/>
       </w:pPr>
-      <w:bookmarkStart w:id="0" w:name="_Toc220399232"/>
+      <w:bookmarkStart w:id="0" w:name="_Toc220418711"/>
       <w:r>
         <w:lastRenderedPageBreak/>
         <w:t>Introduction</w:t>
@@ -727,17 +1003,7 @@
     </w:p>
     <w:p>
       <w:r>
-        <w:t xml:space="preserve">Le présent dossier s’inscrit dans le cadre d’un projet de modernisation du système d’information de </w:t>
-      </w:r>
-      <w:r>
-        <w:rPr>
-          <w:b/>
-          <w:bCs/>
-        </w:rPr>
-        <w:t>Logistique et CIE</w:t>
-      </w:r>
-      <w:r>
-        <w:t xml:space="preserve">, organisation fictive évoluant dans un environnement nécessitant une forte disponibilité des services informatiques. Le projet vise à faire évoluer l’infrastructure existante vers une solution plus résiliente, sécurisée et évolutive, en s’appuyant notamment sur la virtualisation des ressources, </w:t>
+        <w:t xml:space="preserve">Le présent dossier s’inscrit dans le cadre d’un projet de modernisation du système d’information de Logistique et CIE, organisation fictive évoluant dans un environnement nécessitant une forte disponibilité des services informatiques. Le projet vise à faire évoluer l’infrastructure existante vers une solution plus résiliente, sécurisée et évolutive, en s’appuyant notamment sur la virtualisation des ressources, </w:t>
       </w:r>
       <w:r>
         <w:t>une meilleure sécurité</w:t>
@@ -761,7 +1027,7 @@
       <w:pPr>
         <w:pStyle w:val="Titre1"/>
       </w:pPr>
-      <w:bookmarkStart w:id="1" w:name="_Toc220399233"/>
+      <w:bookmarkStart w:id="1" w:name="_Toc220418712"/>
       <w:r>
         <w:lastRenderedPageBreak/>
         <w:t>2. Cadrage du projet informatique</w:t>
@@ -802,7 +1068,7 @@
       <w:pPr>
         <w:pStyle w:val="Titre2"/>
       </w:pPr>
-      <w:bookmarkStart w:id="2" w:name="_Toc220399234"/>
+      <w:bookmarkStart w:id="2" w:name="_Toc220418713"/>
       <w:r>
         <w:t>2.1 Objectifs du projet</w:t>
       </w:r>
@@ -820,17 +1086,7 @@
       </w:r>
     </w:p>
     <w:p>
-      <w:pPr>
-        <w:rPr>
-          <w:b/>
-          <w:bCs/>
-        </w:rPr>
-      </w:pPr>
-      <w:r>
-        <w:rPr>
-          <w:b/>
-          <w:bCs/>
-        </w:rPr>
+      <w:r>
         <w:t>Objectifs stratégiques</w:t>
       </w:r>
     </w:p>
@@ -895,17 +1151,7 @@
       </w:r>
     </w:p>
     <w:p>
-      <w:pPr>
-        <w:rPr>
-          <w:b/>
-          <w:bCs/>
-        </w:rPr>
-      </w:pPr>
-      <w:r>
-        <w:rPr>
-          <w:b/>
-          <w:bCs/>
-        </w:rPr>
+      <w:r>
         <w:t>Objectifs opérationnels</w:t>
       </w:r>
     </w:p>
@@ -954,17 +1200,7 @@
       </w:r>
     </w:p>
     <w:p>
-      <w:pPr>
-        <w:rPr>
-          <w:b/>
-          <w:bCs/>
-        </w:rPr>
-      </w:pPr>
-      <w:r>
-        <w:rPr>
-          <w:b/>
-          <w:bCs/>
-        </w:rPr>
+      <w:r>
         <w:t>Objectifs techniques</w:t>
       </w:r>
     </w:p>
@@ -1017,7 +1253,7 @@
       <w:pPr>
         <w:pStyle w:val="Titre2"/>
       </w:pPr>
-      <w:bookmarkStart w:id="3" w:name="_Toc220399235"/>
+      <w:bookmarkStart w:id="3" w:name="_Toc220418714"/>
       <w:r>
         <w:t>2.2 Périmètre du projet</w:t>
       </w:r>
@@ -1029,17 +1265,7 @@
       </w:r>
     </w:p>
     <w:p>
-      <w:pPr>
-        <w:rPr>
-          <w:b/>
-          <w:bCs/>
-        </w:rPr>
-      </w:pPr>
-      <w:r>
-        <w:rPr>
-          <w:b/>
-          <w:bCs/>
-        </w:rPr>
+      <w:r>
         <w:t>Éléments inclus dans le périmètre</w:t>
       </w:r>
     </w:p>
@@ -1113,17 +1339,7 @@
       </w:r>
     </w:p>
     <w:p>
-      <w:pPr>
-        <w:rPr>
-          <w:b/>
-          <w:bCs/>
-        </w:rPr>
-      </w:pPr>
-      <w:r>
-        <w:rPr>
-          <w:b/>
-          <w:bCs/>
-        </w:rPr>
+      <w:r>
         <w:t>Éléments exclus du périmètre</w:t>
       </w:r>
     </w:p>
@@ -1175,7 +1391,7 @@
       <w:pPr>
         <w:pStyle w:val="Titre2"/>
       </w:pPr>
-      <w:bookmarkStart w:id="4" w:name="_Toc220399236"/>
+      <w:bookmarkStart w:id="4" w:name="_Toc220418715"/>
       <w:r>
         <w:t>2.3 Parties prenantes du projet</w:t>
       </w:r>
@@ -1194,14 +1410,7 @@
         </w:numPr>
       </w:pPr>
       <w:r>
-        <w:rPr>
-          <w:b/>
-          <w:bCs/>
-        </w:rPr>
-        <w:t>La direction de Logistique et CIE</w:t>
-      </w:r>
-      <w:r>
-        <w:t xml:space="preserve"> : validation des orientations, arbitrage des décisions majeures et suivi global du projet.</w:t>
+        <w:t>La direction de Logistique et CIE : validation des orientations, arbitrage des décisions majeures et suivi global du projet.</w:t>
       </w:r>
     </w:p>
     <w:p>
@@ -1212,14 +1421,7 @@
         </w:numPr>
       </w:pPr>
       <w:r>
-        <w:rPr>
-          <w:b/>
-          <w:bCs/>
-        </w:rPr>
-        <w:t>Le chef de projet informatique</w:t>
-      </w:r>
-      <w:r>
-        <w:t xml:space="preserve"> : pilotage du projet, coordination des équipes, suivi des délais et des coûts.</w:t>
+        <w:t>Le chef de projet informatique : pilotage du projet, coordination des équipes, suivi des délais et des coûts.</w:t>
       </w:r>
     </w:p>
     <w:p>
@@ -1230,15 +1432,8 @@
         </w:numPr>
       </w:pPr>
       <w:r>
-        <w:rPr>
-          <w:b/>
-          <w:bCs/>
-        </w:rPr>
         <w:lastRenderedPageBreak/>
-        <w:t>L’équipe technique</w:t>
-      </w:r>
-      <w:r>
-        <w:t xml:space="preserve"> : conception, déploiement et tests des solutions techniques.</w:t>
+        <w:t>L’équipe technique : conception, déploiement et tests des solutions techniques.</w:t>
       </w:r>
     </w:p>
     <w:p>
@@ -1249,14 +1444,7 @@
         </w:numPr>
       </w:pPr>
       <w:r>
-        <w:rPr>
-          <w:b/>
-          <w:bCs/>
-        </w:rPr>
-        <w:t>Les utilisateurs internes</w:t>
-      </w:r>
-      <w:r>
-        <w:t xml:space="preserve"> : expression des besoins.</w:t>
+        <w:t>Les utilisateurs internes : expression des besoins.</w:t>
       </w:r>
     </w:p>
     <w:p>
@@ -1267,17 +1455,7 @@
         </w:numPr>
       </w:pPr>
       <w:r>
-        <w:rPr>
-          <w:b/>
-          <w:bCs/>
-        </w:rPr>
-        <w:t>Prestataire externe </w:t>
-      </w:r>
-      <w:r>
-        <w:t>:</w:t>
-      </w:r>
-      <w:r>
-        <w:t xml:space="preserve"> Pour </w:t>
+        <w:t xml:space="preserve">Prestataire externe : Pour </w:t>
       </w:r>
       <w:r>
         <w:t>toutes les taches trop complexes</w:t>
@@ -1290,7 +1468,7 @@
       <w:pPr>
         <w:pStyle w:val="Titre2"/>
       </w:pPr>
-      <w:bookmarkStart w:id="5" w:name="_Toc220399237"/>
+      <w:bookmarkStart w:id="5" w:name="_Toc220418716"/>
       <w:r>
         <w:t>2.4 Contraintes du projet</w:t>
       </w:r>
@@ -1298,21 +1476,14 @@
     </w:p>
     <w:p>
       <w:r>
-        <w:t>Le projet est encadré par plusieurs contraintes qu’il convient d’intégrer dès la phase de cadrage.</w:t>
-      </w:r>
-    </w:p>
-    <w:p>
-      <w:pPr>
-        <w:rPr>
-          <w:b/>
-          <w:bCs/>
-        </w:rPr>
-      </w:pPr>
-      <w:r>
-        <w:rPr>
-          <w:b/>
-          <w:bCs/>
-        </w:rPr>
+        <w:t xml:space="preserve">Le projet est encadré par plusieurs contraintes qu’il convient d’intégrer </w:t>
+      </w:r>
+      <w:r>
+        <w:t>lors de la phase de cadrage du projet.</w:t>
+      </w:r>
+    </w:p>
+    <w:p>
+      <w:r>
         <w:t>Contraintes techniques</w:t>
       </w:r>
     </w:p>
@@ -1324,7 +1495,10 @@
         </w:numPr>
       </w:pPr>
       <w:r>
-        <w:t>Utilisation exclusive de solutions open source et gratuites.</w:t>
+        <w:t>Utilisation maximale</w:t>
+      </w:r>
+      <w:r>
+        <w:t xml:space="preserve"> de solutions open source et gratuites.</w:t>
       </w:r>
     </w:p>
     <w:p>
@@ -1350,17 +1524,7 @@
       </w:r>
     </w:p>
     <w:p>
-      <w:pPr>
-        <w:rPr>
-          <w:b/>
-          <w:bCs/>
-        </w:rPr>
-      </w:pPr>
-      <w:r>
-        <w:rPr>
-          <w:b/>
-          <w:bCs/>
-        </w:rPr>
+      <w:r>
         <w:t>Contraintes budgétaires</w:t>
       </w:r>
     </w:p>
@@ -1372,7 +1536,7 @@
         </w:numPr>
       </w:pPr>
       <w:r>
-        <w:t>Absence de budget dédié à l’acquisition de licences logicielles.</w:t>
+        <w:t>Maitrise des couts liée aux prestataires externe.</w:t>
       </w:r>
     </w:p>
     <w:p>
@@ -1394,21 +1558,17 @@
         </w:numPr>
       </w:pPr>
       <w:r>
-        <w:t>Maîtrise des coûts indirects liés au temps passé sur le projet.</w:t>
-      </w:r>
-    </w:p>
-    <w:p>
-      <w:pPr>
-        <w:rPr>
-          <w:b/>
-          <w:bCs/>
-        </w:rPr>
-      </w:pPr>
-      <w:r>
-        <w:rPr>
-          <w:b/>
-          <w:bCs/>
-        </w:rPr>
+        <w:t xml:space="preserve">Optimisation des couts lors de l’achats de </w:t>
+      </w:r>
+      <w:r>
+        <w:t>matériel supplémentaire</w:t>
+      </w:r>
+      <w:r>
+        <w:t>.</w:t>
+      </w:r>
+    </w:p>
+    <w:p>
+      <w:r>
         <w:t>Contraintes organisationnelles</w:t>
       </w:r>
     </w:p>
@@ -1446,17 +1606,7 @@
       </w:r>
     </w:p>
     <w:p>
-      <w:pPr>
-        <w:rPr>
-          <w:b/>
-          <w:bCs/>
-        </w:rPr>
-      </w:pPr>
-      <w:r>
-        <w:rPr>
-          <w:b/>
-          <w:bCs/>
-        </w:rPr>
+      <w:r>
         <w:t>Contraintes réglementaires et de sécurité</w:t>
       </w:r>
     </w:p>
@@ -1494,140 +1644,1373 @@
       </w:r>
     </w:p>
     <w:p>
-      <w:r>
-        <w:t>La prise en compte de ces contraintes dès le cadrage permet de réduire les risques et d’anticiper les difficultés potentielles.</w:t>
-      </w:r>
-    </w:p>
-    <w:p/>
+      <w:pPr>
+        <w:ind w:left="720"/>
+      </w:pPr>
+    </w:p>
     <w:p>
       <w:pPr>
         <w:pStyle w:val="Titre2"/>
       </w:pPr>
-      <w:bookmarkStart w:id="6" w:name="_Toc220399238"/>
-      <w:r>
+      <w:bookmarkStart w:id="6" w:name="_Toc220418717"/>
+      <w:r>
+        <w:lastRenderedPageBreak/>
         <w:t>2.5 Estimation des coûts et des charges</w:t>
       </w:r>
       <w:bookmarkEnd w:id="6"/>
     </w:p>
     <w:p>
-      <w:r>
-        <w:t>Bien que reposant sur des technologies gratuites, le projet génère des coûts principalement liés aux ressources humaines et à l’organisation du travail.</w:t>
-      </w:r>
-    </w:p>
-    <w:p>
-      <w:pPr>
-        <w:rPr>
-          <w:b/>
-          <w:bCs/>
-        </w:rPr>
-      </w:pPr>
-      <w:r>
-        <w:rPr>
-          <w:b/>
-          <w:bCs/>
-        </w:rPr>
-        <w:t>Charges humaines</w:t>
+      <w:pPr>
+        <w:pStyle w:val="Titre3"/>
+      </w:pPr>
+      <w:bookmarkStart w:id="7" w:name="_Toc220418718"/>
+      <w:r>
+        <w:t>2.5.1 Hypothèses de chiffrage</w:t>
+      </w:r>
+      <w:bookmarkEnd w:id="7"/>
+    </w:p>
+    <w:p>
+      <w:r>
+        <w:t>Les hypothèses suivantes ont été retenues pour l’estimation des coûts du projet :</w:t>
       </w:r>
     </w:p>
     <w:p>
       <w:pPr>
         <w:numPr>
           <w:ilvl w:val="0"/>
-          <w:numId w:val="35"/>
+          <w:numId w:val="38"/>
         </w:numPr>
       </w:pPr>
       <w:r>
-        <w:t>Temps de pilotage du projet (chef de projet).</w:t>
+        <w:t>Le projet est réalisé majoritairement en interne.</w:t>
       </w:r>
     </w:p>
     <w:p>
       <w:pPr>
         <w:numPr>
           <w:ilvl w:val="0"/>
-          <w:numId w:val="35"/>
+          <w:numId w:val="38"/>
         </w:numPr>
       </w:pPr>
       <w:r>
-        <w:t>Temps de conception et de déploiement technique.</w:t>
+        <w:t xml:space="preserve">Les solutions logicielles utilisées sont </w:t>
+      </w:r>
+      <w:r>
+        <w:t>au maximum gratuite et open source</w:t>
+      </w:r>
+      <w:r>
+        <w:t>.</w:t>
       </w:r>
     </w:p>
     <w:p>
       <w:pPr>
         <w:numPr>
           <w:ilvl w:val="0"/>
-          <w:numId w:val="35"/>
+          <w:numId w:val="38"/>
         </w:numPr>
       </w:pPr>
       <w:r>
-        <w:t>Temps consacré aux tests, à la documentation et à la recette.</w:t>
-      </w:r>
-    </w:p>
-    <w:p>
-      <w:pPr>
-        <w:rPr>
-          <w:b/>
-          <w:bCs/>
-        </w:rPr>
-      </w:pPr>
-      <w:r>
-        <w:rPr>
-          <w:b/>
-          <w:bCs/>
-        </w:rPr>
-        <w:t>Coûts indirects</w:t>
+        <w:t>Une nouvelle infrastructure matérielle est acquise afin d’héberger les services virtualisés.</w:t>
       </w:r>
     </w:p>
     <w:p>
       <w:pPr>
         <w:numPr>
           <w:ilvl w:val="0"/>
-          <w:numId w:val="36"/>
+          <w:numId w:val="38"/>
         </w:numPr>
       </w:pPr>
       <w:r>
-        <w:t>Mobilisation des équipes internes.</w:t>
+        <w:t>Les coûts sont exprimés en euros hors taxes.</w:t>
       </w:r>
     </w:p>
     <w:p>
       <w:pPr>
         <w:numPr>
           <w:ilvl w:val="0"/>
-          <w:numId w:val="36"/>
+          <w:numId w:val="38"/>
         </w:numPr>
       </w:pPr>
       <w:r>
-        <w:t>Temps de formation et de montée en compétence.</w:t>
+        <w:t>Le coût moyen d’une journée de travail est estimé à 400 € / jour, incluant charges salariales et coûts indirects.</w:t>
+      </w:r>
+    </w:p>
+    <w:p>
+      <w:pPr>
+        <w:pStyle w:val="Titre3"/>
+      </w:pPr>
+      <w:bookmarkStart w:id="8" w:name="_Toc220418719"/>
+      <w:r>
+        <w:t>2.5.2 Coûts liés à l’acquisition du matériel</w:t>
+      </w:r>
+      <w:bookmarkEnd w:id="8"/>
+    </w:p>
+    <w:p>
+      <w:r>
+        <w:t>Afin de répondre aux besoins de performance, de disponibilité et de résilience du système d’information, le projet prévoit l’acquisition de serveurs physiques dédiés à la virtualisation ainsi que des équipements associés.</w:t>
+      </w:r>
+    </w:p>
+    <w:tbl>
+      <w:tblPr>
+        <w:tblW w:w="0" w:type="auto"/>
+        <w:tblCellSpacing w:w="15" w:type="dxa"/>
+        <w:tblCellMar>
+          <w:top w:w="15" w:type="dxa"/>
+          <w:left w:w="15" w:type="dxa"/>
+          <w:bottom w:w="15" w:type="dxa"/>
+          <w:right w:w="15" w:type="dxa"/>
+        </w:tblCellMar>
+        <w:tblLook w:val="04A0" w:firstRow="1" w:lastRow="0" w:firstColumn="1" w:lastColumn="0" w:noHBand="0" w:noVBand="1"/>
+      </w:tblPr>
+      <w:tblGrid>
+        <w:gridCol w:w="3756"/>
+        <w:gridCol w:w="924"/>
+        <w:gridCol w:w="2051"/>
+        <w:gridCol w:w="1048"/>
+      </w:tblGrid>
+      <w:tr>
+        <w:trPr>
+          <w:tblHeader/>
+          <w:tblCellSpacing w:w="15" w:type="dxa"/>
+        </w:trPr>
+        <w:tc>
+          <w:tcPr>
+            <w:tcW w:w="0" w:type="auto"/>
+            <w:vAlign w:val="center"/>
+            <w:hideMark/>
+          </w:tcPr>
+          <w:p>
+            <w:r>
+              <w:t>Équipement</w:t>
+            </w:r>
+          </w:p>
+        </w:tc>
+        <w:tc>
+          <w:tcPr>
+            <w:tcW w:w="0" w:type="auto"/>
+            <w:vAlign w:val="center"/>
+            <w:hideMark/>
+          </w:tcPr>
+          <w:p>
+            <w:r>
+              <w:t>Quantité</w:t>
+            </w:r>
+          </w:p>
+        </w:tc>
+        <w:tc>
+          <w:tcPr>
+            <w:tcW w:w="0" w:type="auto"/>
+            <w:vAlign w:val="center"/>
+            <w:hideMark/>
+          </w:tcPr>
+          <w:p>
+            <w:r>
+              <w:t>Coût unitaire estimé</w:t>
+            </w:r>
+          </w:p>
+        </w:tc>
+        <w:tc>
+          <w:tcPr>
+            <w:tcW w:w="0" w:type="auto"/>
+            <w:vAlign w:val="center"/>
+            <w:hideMark/>
+          </w:tcPr>
+          <w:p>
+            <w:r>
+              <w:t>Coût total</w:t>
+            </w:r>
+          </w:p>
+        </w:tc>
+      </w:tr>
+      <w:tr>
+        <w:trPr>
+          <w:tblCellSpacing w:w="15" w:type="dxa"/>
+        </w:trPr>
+        <w:tc>
+          <w:tcPr>
+            <w:tcW w:w="0" w:type="auto"/>
+            <w:vAlign w:val="center"/>
+            <w:hideMark/>
+          </w:tcPr>
+          <w:p>
+            <w:r>
+              <w:t>Serveur physique de virtualisation</w:t>
+            </w:r>
+          </w:p>
+        </w:tc>
+        <w:tc>
+          <w:tcPr>
+            <w:tcW w:w="0" w:type="auto"/>
+            <w:vAlign w:val="center"/>
+            <w:hideMark/>
+          </w:tcPr>
+          <w:p>
+            <w:r>
+              <w:t>2</w:t>
+            </w:r>
+          </w:p>
+        </w:tc>
+        <w:tc>
+          <w:tcPr>
+            <w:tcW w:w="0" w:type="auto"/>
+            <w:vAlign w:val="center"/>
+            <w:hideMark/>
+          </w:tcPr>
+          <w:p>
+            <w:r>
+              <w:t>6 500 €</w:t>
+            </w:r>
+          </w:p>
+        </w:tc>
+        <w:tc>
+          <w:tcPr>
+            <w:tcW w:w="0" w:type="auto"/>
+            <w:vAlign w:val="center"/>
+            <w:hideMark/>
+          </w:tcPr>
+          <w:p>
+            <w:r>
+              <w:t>13 000 €</w:t>
+            </w:r>
+          </w:p>
+        </w:tc>
+      </w:tr>
+      <w:tr>
+        <w:trPr>
+          <w:tblCellSpacing w:w="15" w:type="dxa"/>
+        </w:trPr>
+        <w:tc>
+          <w:tcPr>
+            <w:tcW w:w="0" w:type="auto"/>
+            <w:vAlign w:val="center"/>
+            <w:hideMark/>
+          </w:tcPr>
+          <w:p>
+            <w:r>
+              <w:t>Baie de stockage / NAS</w:t>
+            </w:r>
+          </w:p>
+        </w:tc>
+        <w:tc>
+          <w:tcPr>
+            <w:tcW w:w="0" w:type="auto"/>
+            <w:vAlign w:val="center"/>
+            <w:hideMark/>
+          </w:tcPr>
+          <w:p>
+            <w:r>
+              <w:t>1</w:t>
+            </w:r>
+          </w:p>
+        </w:tc>
+        <w:tc>
+          <w:tcPr>
+            <w:tcW w:w="0" w:type="auto"/>
+            <w:vAlign w:val="center"/>
+            <w:hideMark/>
+          </w:tcPr>
+          <w:p>
+            <w:r>
+              <w:t>3 000 €</w:t>
+            </w:r>
+          </w:p>
+        </w:tc>
+        <w:tc>
+          <w:tcPr>
+            <w:tcW w:w="0" w:type="auto"/>
+            <w:vAlign w:val="center"/>
+            <w:hideMark/>
+          </w:tcPr>
+          <w:p>
+            <w:r>
+              <w:t>3 000 €</w:t>
+            </w:r>
+          </w:p>
+        </w:tc>
+      </w:tr>
+      <w:tr>
+        <w:trPr>
+          <w:tblCellSpacing w:w="15" w:type="dxa"/>
+        </w:trPr>
+        <w:tc>
+          <w:tcPr>
+            <w:tcW w:w="0" w:type="auto"/>
+            <w:vAlign w:val="center"/>
+            <w:hideMark/>
+          </w:tcPr>
+          <w:p>
+            <w:r>
+              <w:t>Onduleur (UPS)</w:t>
+            </w:r>
+          </w:p>
+        </w:tc>
+        <w:tc>
+          <w:tcPr>
+            <w:tcW w:w="0" w:type="auto"/>
+            <w:vAlign w:val="center"/>
+            <w:hideMark/>
+          </w:tcPr>
+          <w:p>
+            <w:r>
+              <w:t>1</w:t>
+            </w:r>
+          </w:p>
+        </w:tc>
+        <w:tc>
+          <w:tcPr>
+            <w:tcW w:w="0" w:type="auto"/>
+            <w:vAlign w:val="center"/>
+            <w:hideMark/>
+          </w:tcPr>
+          <w:p>
+            <w:r>
+              <w:t>1 500 €</w:t>
+            </w:r>
+          </w:p>
+        </w:tc>
+        <w:tc>
+          <w:tcPr>
+            <w:tcW w:w="0" w:type="auto"/>
+            <w:vAlign w:val="center"/>
+            <w:hideMark/>
+          </w:tcPr>
+          <w:p>
+            <w:r>
+              <w:t>1 500 €</w:t>
+            </w:r>
+          </w:p>
+        </w:tc>
+      </w:tr>
+      <w:tr>
+        <w:trPr>
+          <w:tblCellSpacing w:w="15" w:type="dxa"/>
+        </w:trPr>
+        <w:tc>
+          <w:tcPr>
+            <w:tcW w:w="0" w:type="auto"/>
+            <w:vAlign w:val="center"/>
+            <w:hideMark/>
+          </w:tcPr>
+          <w:p>
+            <w:r>
+              <w:t>Équipements réseau (switch, câblage)</w:t>
+            </w:r>
+          </w:p>
+        </w:tc>
+        <w:tc>
+          <w:tcPr>
+            <w:tcW w:w="0" w:type="auto"/>
+            <w:vAlign w:val="center"/>
+            <w:hideMark/>
+          </w:tcPr>
+          <w:p>
+            <w:r>
+              <w:t>1</w:t>
+            </w:r>
+          </w:p>
+        </w:tc>
+        <w:tc>
+          <w:tcPr>
+            <w:tcW w:w="0" w:type="auto"/>
+            <w:vAlign w:val="center"/>
+            <w:hideMark/>
+          </w:tcPr>
+          <w:p>
+            <w:r>
+              <w:t>1 000 €</w:t>
+            </w:r>
+          </w:p>
+        </w:tc>
+        <w:tc>
+          <w:tcPr>
+            <w:tcW w:w="0" w:type="auto"/>
+            <w:vAlign w:val="center"/>
+            <w:hideMark/>
+          </w:tcPr>
+          <w:p>
+            <w:r>
+              <w:t>1 000 €</w:t>
+            </w:r>
+          </w:p>
+        </w:tc>
+      </w:tr>
+    </w:tbl>
+    <w:p>
+      <w:r>
+        <w:t>Total des coûts matériels estimés : 18 500 €</w:t>
+      </w:r>
+    </w:p>
+    <w:p>
+      <w:r>
+        <w:t>Ces équipements permettent d’assurer l’hébergement des services critiques, la redondance minimale nécessaire ainsi qu’une continuité d’activité acceptable en cas d’incident.</w:t>
+      </w:r>
+    </w:p>
+    <w:p>
+      <w:pPr>
+        <w:pStyle w:val="Titre3"/>
+      </w:pPr>
+      <w:bookmarkStart w:id="9" w:name="_Toc220418720"/>
+      <w:r>
+        <w:t>2.5.</w:t>
+      </w:r>
+      <w:r>
+        <w:t>3</w:t>
+      </w:r>
+      <w:r>
+        <w:t xml:space="preserve"> Coûts des prestations externes prévues</w:t>
+      </w:r>
+      <w:bookmarkEnd w:id="9"/>
+    </w:p>
+    <w:p>
+      <w:r>
+        <w:t xml:space="preserve">Certaines prestations externes sont identifiées dès la phase de cadrage comme nécessaires à la sécurisation du projet. Ces interventions, limitées dans le temps, </w:t>
+      </w:r>
+      <w:r>
+        <w:lastRenderedPageBreak/>
+        <w:t>permettent de bénéficier d’un regard expert tout en conservant la maîtrise du projet en interne.</w:t>
+      </w:r>
+    </w:p>
+    <w:p>
+      <w:r>
+        <w:t>Les prestations prévues concernent notamment :</w:t>
       </w:r>
     </w:p>
     <w:p>
       <w:pPr>
         <w:numPr>
           <w:ilvl w:val="0"/>
-          <w:numId w:val="36"/>
+          <w:numId w:val="41"/>
         </w:numPr>
       </w:pPr>
       <w:r>
-        <w:t>Coûts liés à d’éventuelles interruptions de service planifiées.</w:t>
-      </w:r>
-    </w:p>
-    <w:p>
-      <w:pPr>
+        <w:t>Un</w:t>
+      </w:r>
+      <w:r>
+        <w:t xml:space="preserve"> audit de sécurité en fin de projet,</w:t>
+      </w:r>
+    </w:p>
+    <w:p>
+      <w:pPr>
+        <w:numPr>
+          <w:ilvl w:val="0"/>
+          <w:numId w:val="41"/>
+        </w:numPr>
+      </w:pPr>
+      <w:r>
+        <w:t>Un</w:t>
+      </w:r>
+      <w:r>
+        <w:t xml:space="preserve"> accompagnement ponctuel sur la mise en œuvre du PRA/PCA.</w:t>
+      </w:r>
+    </w:p>
+    <w:tbl>
+      <w:tblPr>
+        <w:tblW w:w="0" w:type="auto"/>
+        <w:tblCellSpacing w:w="15" w:type="dxa"/>
+        <w:tblCellMar>
+          <w:top w:w="15" w:type="dxa"/>
+          <w:left w:w="15" w:type="dxa"/>
+          <w:bottom w:w="15" w:type="dxa"/>
+          <w:right w:w="15" w:type="dxa"/>
+        </w:tblCellMar>
+        <w:tblLook w:val="04A0" w:firstRow="1" w:lastRow="0" w:firstColumn="1" w:lastColumn="0" w:noHBand="0" w:noVBand="1"/>
+      </w:tblPr>
+      <w:tblGrid>
+        <w:gridCol w:w="2784"/>
+        <w:gridCol w:w="1490"/>
+        <w:gridCol w:w="2238"/>
+        <w:gridCol w:w="1048"/>
+      </w:tblGrid>
+      <w:tr>
+        <w:trPr>
+          <w:tblHeader/>
+          <w:tblCellSpacing w:w="15" w:type="dxa"/>
+        </w:trPr>
+        <w:tc>
+          <w:tcPr>
+            <w:tcW w:w="0" w:type="auto"/>
+            <w:vAlign w:val="center"/>
+            <w:hideMark/>
+          </w:tcPr>
+          <w:p>
+            <w:r>
+              <w:t>Type de prestation</w:t>
+            </w:r>
+          </w:p>
+        </w:tc>
+        <w:tc>
+          <w:tcPr>
+            <w:tcW w:w="0" w:type="auto"/>
+            <w:vAlign w:val="center"/>
+            <w:hideMark/>
+          </w:tcPr>
+          <w:p>
+            <w:r>
+              <w:t>Durée estimée</w:t>
+            </w:r>
+          </w:p>
+        </w:tc>
+        <w:tc>
+          <w:tcPr>
+            <w:tcW w:w="0" w:type="auto"/>
+            <w:vAlign w:val="center"/>
+            <w:hideMark/>
+          </w:tcPr>
+          <w:p>
+            <w:r>
+              <w:t>Coût journalier estimé</w:t>
+            </w:r>
+          </w:p>
+        </w:tc>
+        <w:tc>
+          <w:tcPr>
+            <w:tcW w:w="0" w:type="auto"/>
+            <w:vAlign w:val="center"/>
+            <w:hideMark/>
+          </w:tcPr>
+          <w:p>
+            <w:r>
+              <w:t>Coût total</w:t>
+            </w:r>
+          </w:p>
+        </w:tc>
+      </w:tr>
+      <w:tr>
+        <w:trPr>
+          <w:tblCellSpacing w:w="15" w:type="dxa"/>
+        </w:trPr>
+        <w:tc>
+          <w:tcPr>
+            <w:tcW w:w="0" w:type="auto"/>
+            <w:vAlign w:val="center"/>
+            <w:hideMark/>
+          </w:tcPr>
+          <w:p>
+            <w:r>
+              <w:t>Audit de sécurité</w:t>
+            </w:r>
+          </w:p>
+        </w:tc>
+        <w:tc>
+          <w:tcPr>
+            <w:tcW w:w="0" w:type="auto"/>
+            <w:vAlign w:val="center"/>
+            <w:hideMark/>
+          </w:tcPr>
+          <w:p>
+            <w:r>
+              <w:t>2 jours</w:t>
+            </w:r>
+          </w:p>
+        </w:tc>
+        <w:tc>
+          <w:tcPr>
+            <w:tcW w:w="0" w:type="auto"/>
+            <w:vAlign w:val="center"/>
+            <w:hideMark/>
+          </w:tcPr>
+          <w:p>
+            <w:r>
+              <w:t>900 €</w:t>
+            </w:r>
+          </w:p>
+        </w:tc>
+        <w:tc>
+          <w:tcPr>
+            <w:tcW w:w="0" w:type="auto"/>
+            <w:vAlign w:val="center"/>
+            <w:hideMark/>
+          </w:tcPr>
+          <w:p>
+            <w:r>
+              <w:t>1 800 €</w:t>
+            </w:r>
+          </w:p>
+        </w:tc>
+      </w:tr>
+      <w:tr>
+        <w:trPr>
+          <w:tblCellSpacing w:w="15" w:type="dxa"/>
+        </w:trPr>
+        <w:tc>
+          <w:tcPr>
+            <w:tcW w:w="0" w:type="auto"/>
+            <w:vAlign w:val="center"/>
+            <w:hideMark/>
+          </w:tcPr>
+          <w:p>
+            <w:r>
+              <w:t>Accompagnement PRA/PCA</w:t>
+            </w:r>
+          </w:p>
+        </w:tc>
+        <w:tc>
+          <w:tcPr>
+            <w:tcW w:w="0" w:type="auto"/>
+            <w:vAlign w:val="center"/>
+            <w:hideMark/>
+          </w:tcPr>
+          <w:p>
+            <w:r>
+              <w:t>2 jours</w:t>
+            </w:r>
+          </w:p>
+        </w:tc>
+        <w:tc>
+          <w:tcPr>
+            <w:tcW w:w="0" w:type="auto"/>
+            <w:vAlign w:val="center"/>
+            <w:hideMark/>
+          </w:tcPr>
+          <w:p>
+            <w:r>
+              <w:t>800 €</w:t>
+            </w:r>
+          </w:p>
+        </w:tc>
+        <w:tc>
+          <w:tcPr>
+            <w:tcW w:w="0" w:type="auto"/>
+            <w:vAlign w:val="center"/>
+            <w:hideMark/>
+          </w:tcPr>
+          <w:p>
+            <w:r>
+              <w:t>1 600 €</w:t>
+            </w:r>
+          </w:p>
+        </w:tc>
+      </w:tr>
+    </w:tbl>
+    <w:p>
+      <w:r>
+        <w:t xml:space="preserve">Total des prestations externes prévues : </w:t>
+      </w:r>
+      <w:r>
+        <w:t>3</w:t>
+      </w:r>
+      <w:r>
+        <w:t> </w:t>
+      </w:r>
+      <w:r>
+        <w:t>400</w:t>
+      </w:r>
+      <w:r>
+        <w:t>€</w:t>
+      </w:r>
+    </w:p>
+    <w:p>
+      <w:pPr>
+        <w:pStyle w:val="Titre3"/>
         <w:rPr>
-          <w:b/>
-          <w:bCs/>
+          <w:rFonts w:eastAsiaTheme="minorEastAsia"/>
         </w:rPr>
       </w:pPr>
+      <w:bookmarkStart w:id="10" w:name="_Toc220418721"/>
+      <w:r>
+        <w:t>2.</w:t>
+      </w:r>
       <w:r>
         <w:rPr>
-          <w:b/>
-          <w:bCs/>
+          <w:rFonts w:eastAsiaTheme="minorEastAsia"/>
         </w:rPr>
-        <w:t>Faisabilité économique</w:t>
-      </w:r>
-    </w:p>
-    <w:p>
-      <w:r>
-        <w:t>L’utilisation de solutions open source permet de limiter significativement les coûts financiers directs. Le projet est jugé économiquement viable au regard des bénéfices attendus en termes de fiabilité, de sécurité et de pérennité du système d’information.</w:t>
+        <w:t>5.</w:t>
+      </w:r>
+      <w:r>
+        <w:t>4</w:t>
+      </w:r>
+      <w:r>
+        <w:rPr>
+          <w:rFonts w:eastAsiaTheme="minorEastAsia"/>
+        </w:rPr>
+        <w:t xml:space="preserve"> Enveloppe budgétaire prévue pour des prestations externes ponctuelles</w:t>
+      </w:r>
+      <w:bookmarkEnd w:id="10"/>
+    </w:p>
+    <w:p>
+      <w:r>
+        <w:t>Dans le cadre d</w:t>
+      </w:r>
+      <w:r>
+        <w:t>e ce projet</w:t>
+      </w:r>
+      <w:r>
+        <w:t xml:space="preserve"> il est nécessaire d’anticiper le recours éventuel à des prestataires externes</w:t>
+      </w:r>
+      <w:r>
+        <w:t xml:space="preserve"> en cas de difficulté imprévus ou de manque de compétence non anticipée en amont</w:t>
+      </w:r>
+      <w:r>
+        <w:t>. Même si le projet est majoritairement réalisé en interne, certaines situations peuvent nécessiter une expertise spécifique ou une intervention ponctuelle afin de sécuriser le bon déroulement du projet.</w:t>
+      </w:r>
+    </w:p>
+    <w:p>
+      <w:r>
+        <w:t>Une enveloppe budgétaire dédiée est donc prévue afin de couvrir :</w:t>
+      </w:r>
+    </w:p>
+    <w:p>
+      <w:pPr>
+        <w:numPr>
+          <w:ilvl w:val="0"/>
+          <w:numId w:val="42"/>
+        </w:numPr>
+      </w:pPr>
+      <w:r>
+        <w:t>Un</w:t>
+      </w:r>
+      <w:r>
+        <w:t xml:space="preserve"> besoin d’expertise technique spécifique (virtualisation, sécurité, PRA/PCA),</w:t>
+      </w:r>
+    </w:p>
+    <w:p>
+      <w:pPr>
+        <w:numPr>
+          <w:ilvl w:val="0"/>
+          <w:numId w:val="42"/>
+        </w:numPr>
+      </w:pPr>
+      <w:r>
+        <w:t>Une</w:t>
+      </w:r>
+      <w:r>
+        <w:t xml:space="preserve"> assistance lors d’une phase critique du projet,</w:t>
+      </w:r>
+    </w:p>
+    <w:p>
+      <w:pPr>
+        <w:numPr>
+          <w:ilvl w:val="0"/>
+          <w:numId w:val="42"/>
+        </w:numPr>
+      </w:pPr>
+      <w:r>
+        <w:t>Un</w:t>
+      </w:r>
+      <w:r>
+        <w:t xml:space="preserve"> accompagnement ponctuel en cas de difficulté technique non anticipée.</w:t>
+      </w:r>
+    </w:p>
+    <w:p>
+      <w:r>
+        <w:t>Cette enveloppe vise à garantir la continuité du projet sans remettre en cause le planning ni la qualité des livrables.</w:t>
+      </w:r>
+    </w:p>
+    <w:tbl>
+      <w:tblPr>
+        <w:tblW w:w="0" w:type="auto"/>
+        <w:tblCellSpacing w:w="15" w:type="dxa"/>
+        <w:tblCellMar>
+          <w:top w:w="15" w:type="dxa"/>
+          <w:left w:w="15" w:type="dxa"/>
+          <w:bottom w:w="15" w:type="dxa"/>
+          <w:right w:w="15" w:type="dxa"/>
+        </w:tblCellMar>
+        <w:tblLook w:val="04A0" w:firstRow="1" w:lastRow="0" w:firstColumn="1" w:lastColumn="0" w:noHBand="0" w:noVBand="1"/>
+      </w:tblPr>
+      <w:tblGrid>
+        <w:gridCol w:w="4339"/>
+        <w:gridCol w:w="1649"/>
+      </w:tblGrid>
+      <w:tr>
+        <w:trPr>
+          <w:tblHeader/>
+          <w:tblCellSpacing w:w="15" w:type="dxa"/>
+        </w:trPr>
+        <w:tc>
+          <w:tcPr>
+            <w:tcW w:w="0" w:type="auto"/>
+            <w:vAlign w:val="center"/>
+            <w:hideMark/>
+          </w:tcPr>
+          <w:p>
+            <w:r>
+              <w:t>Poste</w:t>
+            </w:r>
+          </w:p>
+        </w:tc>
+        <w:tc>
+          <w:tcPr>
+            <w:tcW w:w="0" w:type="auto"/>
+            <w:vAlign w:val="center"/>
+            <w:hideMark/>
+          </w:tcPr>
+          <w:p>
+            <w:r>
+              <w:t>Montant estimé</w:t>
+            </w:r>
+          </w:p>
+        </w:tc>
+      </w:tr>
+      <w:tr>
+        <w:trPr>
+          <w:tblCellSpacing w:w="15" w:type="dxa"/>
+        </w:trPr>
+        <w:tc>
+          <w:tcPr>
+            <w:tcW w:w="0" w:type="auto"/>
+            <w:vAlign w:val="center"/>
+            <w:hideMark/>
+          </w:tcPr>
+          <w:p>
+            <w:r>
+              <w:t>Enveloppe prestations externes ponctuelles</w:t>
+            </w:r>
+          </w:p>
+        </w:tc>
+        <w:tc>
+          <w:tcPr>
+            <w:tcW w:w="0" w:type="auto"/>
+            <w:vAlign w:val="center"/>
+            <w:hideMark/>
+          </w:tcPr>
+          <w:p>
+            <w:r>
+              <w:t xml:space="preserve">  </w:t>
+            </w:r>
+            <w:r>
+              <w:t>5 000 €</w:t>
+            </w:r>
+          </w:p>
+        </w:tc>
+      </w:tr>
+    </w:tbl>
+    <w:p>
+      <w:r>
+        <w:t>Cette enveloppe n’est pas systématiquement consommée et sera mobilisée uniquement en cas de besoin avéré, après validation par la direction.</w:t>
+      </w:r>
+      <w:r>
+        <w:br w:type="page"/>
+      </w:r>
+    </w:p>
+    <w:p>
+      <w:pPr>
+        <w:pStyle w:val="Titre1"/>
+      </w:pPr>
+      <w:r>
+        <w:lastRenderedPageBreak/>
+        <w:t>3. Organisation et gouvernance du projet</w:t>
+      </w:r>
+    </w:p>
+    <w:p>
+      <w:pPr>
+        <w:pStyle w:val="Titre2"/>
+      </w:pPr>
+      <w:r>
+        <w:t>3.1 Méthodologie de gestion de projet retenue</w:t>
+      </w:r>
+    </w:p>
+    <w:p>
+      <w:r>
+        <w:t xml:space="preserve">Le projet de modernisation du </w:t>
+      </w:r>
+      <w:r>
+        <w:t xml:space="preserve">SI </w:t>
+      </w:r>
+      <w:r>
+        <w:t>de Logistique et CIE est conduit selon une méthodologie hybrid</w:t>
+      </w:r>
+      <w:r>
+        <w:t>e.</w:t>
+      </w:r>
+    </w:p>
+    <w:p>
+      <w:r>
+        <w:t>Ce choix s’explique par plusieurs éléments liés au contexte du projet. D’une part, le projet comporte des composants techniques critiques (infrastructure, sécurité, PRA/PCA) qui nécessitent une phase de cadrage et de conception rigoureuse afin de limiter les risques. Une approche trop agile ne permettrait pas d’anticiper suffisamment ces aspects structurants. D’autre part, certaines étapes du projet doivent pouvoir s’adapter aux contraintes opérationnelles de l’entreprise, notamment en termes de disponibilité des équipes et d’évolution des besoins en cours de réalisation.</w:t>
+      </w:r>
+    </w:p>
+    <w:p>
+      <w:r>
+        <w:t>La méthodologie hybride permet ainsi :</w:t>
+      </w:r>
+    </w:p>
+    <w:p>
+      <w:pPr>
+        <w:numPr>
+          <w:ilvl w:val="0"/>
+          <w:numId w:val="49"/>
+        </w:numPr>
+      </w:pPr>
+      <w:r>
+        <w:t>De</w:t>
+      </w:r>
+      <w:r>
+        <w:t xml:space="preserve"> définir en amont les grandes phases du projet et les livrables associés,</w:t>
+      </w:r>
+    </w:p>
+    <w:p>
+      <w:pPr>
+        <w:numPr>
+          <w:ilvl w:val="0"/>
+          <w:numId w:val="49"/>
+        </w:numPr>
+      </w:pPr>
+      <w:r>
+        <w:t>De</w:t>
+      </w:r>
+      <w:r>
+        <w:t xml:space="preserve"> sécuriser les choix techniques dès les premières étapes,</w:t>
+      </w:r>
+    </w:p>
+    <w:p>
+      <w:pPr>
+        <w:numPr>
+          <w:ilvl w:val="0"/>
+          <w:numId w:val="49"/>
+        </w:numPr>
+      </w:pPr>
+      <w:r>
+        <w:t>De</w:t>
+      </w:r>
+      <w:r>
+        <w:t xml:space="preserve"> conserver une capacité d’ajustement lors des phases de déploiement et de test,</w:t>
+      </w:r>
+    </w:p>
+    <w:p>
+      <w:pPr>
+        <w:numPr>
+          <w:ilvl w:val="0"/>
+          <w:numId w:val="49"/>
+        </w:numPr>
+      </w:pPr>
+      <w:r>
+        <w:t>De</w:t>
+      </w:r>
+      <w:r>
+        <w:t xml:space="preserve"> faciliter les échanges réguliers entre les acteurs du projet.</w:t>
+      </w:r>
+    </w:p>
+    <w:p>
+      <w:r>
+        <w:t>Ce mode de fonctionnement offre un compromis adapté entre maîtrise du projet et flexibilité, tout en garantissant le respect des objectifs, des délais et des contraintes définies.</w:t>
+      </w:r>
+    </w:p>
+    <w:p>
+      <w:pPr>
+        <w:pStyle w:val="Titre2"/>
+      </w:pPr>
+      <w:r>
+        <w:t>3.2 Gouvernance du projet</w:t>
+      </w:r>
+    </w:p>
+    <w:p>
+      <w:r>
+        <w:t>La gouvernance du projet repose sur une répartition claire des responsabilités entre les différents acteurs impliqués.</w:t>
+      </w:r>
+    </w:p>
+    <w:p>
+      <w:r>
+        <w:t>Comité de pilotage</w:t>
+      </w:r>
+    </w:p>
+    <w:p>
+      <w:r>
+        <w:t>Le comité de pilotage est composé de représentants de la direction et du chef de projet. Il a pour missions :</w:t>
+      </w:r>
+    </w:p>
+    <w:p>
+      <w:pPr>
+        <w:numPr>
+          <w:ilvl w:val="0"/>
+          <w:numId w:val="44"/>
+        </w:numPr>
+      </w:pPr>
+      <w:r>
+        <w:t>de valider les grandes orientations du projet,</w:t>
+      </w:r>
+    </w:p>
+    <w:p>
+      <w:pPr>
+        <w:numPr>
+          <w:ilvl w:val="0"/>
+          <w:numId w:val="44"/>
+        </w:numPr>
+      </w:pPr>
+      <w:r>
+        <w:t>d’arbitrer les décisions stratégiques,</w:t>
+      </w:r>
+    </w:p>
+    <w:p>
+      <w:pPr>
+        <w:numPr>
+          <w:ilvl w:val="0"/>
+          <w:numId w:val="44"/>
+        </w:numPr>
+      </w:pPr>
+      <w:r>
+        <w:lastRenderedPageBreak/>
+        <w:t>de suivre l’avancement global du projet,</w:t>
+      </w:r>
+    </w:p>
+    <w:p>
+      <w:pPr>
+        <w:numPr>
+          <w:ilvl w:val="0"/>
+          <w:numId w:val="44"/>
+        </w:numPr>
+      </w:pPr>
+      <w:r>
+        <w:t>de valider les livrables majeurs.</w:t>
+      </w:r>
+    </w:p>
+    <w:p>
+      <w:r>
+        <w:t>Des réunions de pilotage sont organisées à intervalles réguliers afin d’assurer un suivi efficace.</w:t>
+      </w:r>
+    </w:p>
+    <w:p>
+      <w:r>
+        <w:t>Chef de projet</w:t>
+      </w:r>
+    </w:p>
+    <w:p>
+      <w:r>
+        <w:t>Le chef de projet est responsable de :</w:t>
+      </w:r>
+    </w:p>
+    <w:p>
+      <w:pPr>
+        <w:numPr>
+          <w:ilvl w:val="0"/>
+          <w:numId w:val="45"/>
+        </w:numPr>
+      </w:pPr>
+      <w:r>
+        <w:t>la coordination des acteurs du projet,</w:t>
+      </w:r>
+    </w:p>
+    <w:p>
+      <w:pPr>
+        <w:numPr>
+          <w:ilvl w:val="0"/>
+          <w:numId w:val="45"/>
+        </w:numPr>
+      </w:pPr>
+      <w:r>
+        <w:t>le respect du planning et du budget,</w:t>
+      </w:r>
+    </w:p>
+    <w:p>
+      <w:pPr>
+        <w:numPr>
+          <w:ilvl w:val="0"/>
+          <w:numId w:val="45"/>
+        </w:numPr>
+      </w:pPr>
+      <w:r>
+        <w:t>la communication entre les parties prenantes,</w:t>
+      </w:r>
+    </w:p>
+    <w:p>
+      <w:pPr>
+        <w:numPr>
+          <w:ilvl w:val="0"/>
+          <w:numId w:val="45"/>
+        </w:numPr>
+      </w:pPr>
+      <w:r>
+        <w:t>l’identification et la gestion des risques.</w:t>
+      </w:r>
+    </w:p>
+    <w:p>
+      <w:r>
+        <w:t>Il est l’interlocuteur principal entre l’équipe projet et la direction.</w:t>
+      </w:r>
+    </w:p>
+    <w:p/>
+    <w:p>
+      <w:pPr>
+        <w:pStyle w:val="Titre2"/>
+      </w:pPr>
+      <w:r>
+        <w:t>3.3 Équipe projet et rôles associés</w:t>
+      </w:r>
+    </w:p>
+    <w:p>
+      <w:r>
+        <w:t>L’équipe projet est composée de profils complémentaires permettant de couvrir l’ensemble des besoins du projet.</w:t>
+      </w:r>
+    </w:p>
+    <w:tbl>
+      <w:tblPr>
+        <w:tblW w:w="0" w:type="auto"/>
+        <w:tblCellSpacing w:w="15" w:type="dxa"/>
+        <w:tblCellMar>
+          <w:top w:w="15" w:type="dxa"/>
+          <w:left w:w="15" w:type="dxa"/>
+          <w:bottom w:w="15" w:type="dxa"/>
+          <w:right w:w="15" w:type="dxa"/>
+        </w:tblCellMar>
+        <w:tblLook w:val="04A0" w:firstRow="1" w:lastRow="0" w:firstColumn="1" w:lastColumn="0" w:noHBand="0" w:noVBand="1"/>
+      </w:tblPr>
+      <w:tblGrid>
+        <w:gridCol w:w="3165"/>
+        <w:gridCol w:w="5475"/>
+      </w:tblGrid>
+      <w:tr>
+        <w:trPr>
+          <w:tblHeader/>
+          <w:tblCellSpacing w:w="15" w:type="dxa"/>
+        </w:trPr>
+        <w:tc>
+          <w:tcPr>
+            <w:tcW w:w="0" w:type="auto"/>
+            <w:vAlign w:val="center"/>
+            <w:hideMark/>
+          </w:tcPr>
+          <w:p>
+            <w:r>
+              <w:t>Rôle</w:t>
+            </w:r>
+          </w:p>
+        </w:tc>
+        <w:tc>
+          <w:tcPr>
+            <w:tcW w:w="0" w:type="auto"/>
+            <w:vAlign w:val="center"/>
+            <w:hideMark/>
+          </w:tcPr>
+          <w:p>
+            <w:r>
+              <w:t>Missions principales</w:t>
+            </w:r>
+          </w:p>
+        </w:tc>
+      </w:tr>
+      <w:tr>
+        <w:trPr>
+          <w:tblCellSpacing w:w="15" w:type="dxa"/>
+        </w:trPr>
+        <w:tc>
+          <w:tcPr>
+            <w:tcW w:w="0" w:type="auto"/>
+            <w:vAlign w:val="center"/>
+            <w:hideMark/>
+          </w:tcPr>
+          <w:p>
+            <w:r>
+              <w:t>Chef de projet informatique</w:t>
+            </w:r>
+          </w:p>
+        </w:tc>
+        <w:tc>
+          <w:tcPr>
+            <w:tcW w:w="0" w:type="auto"/>
+            <w:vAlign w:val="center"/>
+            <w:hideMark/>
+          </w:tcPr>
+          <w:p>
+            <w:r>
+              <w:t>Pilotage du projet, coordination des équipes, suivi des indicateurs</w:t>
+            </w:r>
+          </w:p>
+        </w:tc>
+      </w:tr>
+      <w:tr>
+        <w:trPr>
+          <w:tblCellSpacing w:w="15" w:type="dxa"/>
+        </w:trPr>
+        <w:tc>
+          <w:tcPr>
+            <w:tcW w:w="0" w:type="auto"/>
+            <w:vAlign w:val="center"/>
+            <w:hideMark/>
+          </w:tcPr>
+          <w:p>
+            <w:r>
+              <w:t>Architecte SI / Référent technique</w:t>
+            </w:r>
+          </w:p>
+        </w:tc>
+        <w:tc>
+          <w:tcPr>
+            <w:tcW w:w="0" w:type="auto"/>
+            <w:vAlign w:val="center"/>
+            <w:hideMark/>
+          </w:tcPr>
+          <w:p>
+            <w:r>
+              <w:t>Conception de l’architecture cible, choix techniques</w:t>
+            </w:r>
+          </w:p>
+        </w:tc>
+      </w:tr>
+      <w:tr>
+        <w:trPr>
+          <w:tblCellSpacing w:w="15" w:type="dxa"/>
+        </w:trPr>
+        <w:tc>
+          <w:tcPr>
+            <w:tcW w:w="0" w:type="auto"/>
+            <w:vAlign w:val="center"/>
+            <w:hideMark/>
+          </w:tcPr>
+          <w:p>
+            <w:r>
+              <w:t>Administrateur systèmes et réseaux</w:t>
+            </w:r>
+          </w:p>
+        </w:tc>
+        <w:tc>
+          <w:tcPr>
+            <w:tcW w:w="0" w:type="auto"/>
+            <w:vAlign w:val="center"/>
+            <w:hideMark/>
+          </w:tcPr>
+          <w:p>
+            <w:r>
+              <w:t>Déploiement, configuration et exploitation de l’infrastructure</w:t>
+            </w:r>
+          </w:p>
+        </w:tc>
+      </w:tr>
+      <w:tr>
+        <w:trPr>
+          <w:tblCellSpacing w:w="15" w:type="dxa"/>
+        </w:trPr>
+        <w:tc>
+          <w:tcPr>
+            <w:tcW w:w="0" w:type="auto"/>
+            <w:vAlign w:val="center"/>
+            <w:hideMark/>
+          </w:tcPr>
+          <w:p>
+            <w:r>
+              <w:t>Référent sécurité</w:t>
+            </w:r>
+          </w:p>
+        </w:tc>
+        <w:tc>
+          <w:tcPr>
+            <w:tcW w:w="0" w:type="auto"/>
+            <w:vAlign w:val="center"/>
+            <w:hideMark/>
+          </w:tcPr>
+          <w:p>
+            <w:r>
+              <w:t>Mise en œuvre et validation des mesures de sécurité</w:t>
+            </w:r>
+          </w:p>
+        </w:tc>
+      </w:tr>
+      <w:tr>
+        <w:trPr>
+          <w:tblCellSpacing w:w="15" w:type="dxa"/>
+        </w:trPr>
+        <w:tc>
+          <w:tcPr>
+            <w:tcW w:w="0" w:type="auto"/>
+            <w:vAlign w:val="center"/>
+            <w:hideMark/>
+          </w:tcPr>
+          <w:p>
+            <w:r>
+              <w:t>Utilisateurs référents</w:t>
+            </w:r>
+          </w:p>
+        </w:tc>
+        <w:tc>
+          <w:tcPr>
+            <w:tcW w:w="0" w:type="auto"/>
+            <w:vAlign w:val="center"/>
+            <w:hideMark/>
+          </w:tcPr>
+          <w:p>
+            <w:r>
+              <w:t>Participation aux tests, validation fonctionnelle</w:t>
+            </w:r>
+          </w:p>
+        </w:tc>
+      </w:tr>
+    </w:tbl>
+    <w:p>
+      <w:r>
+        <w:t>Cette organisation permet une répartition équilibrée des responsabilités et favorise la collaboration entre les différents acteurs.</w:t>
+      </w:r>
+    </w:p>
+    <w:p/>
+    <w:p>
+      <w:pPr>
+        <w:pStyle w:val="Titre2"/>
+      </w:pPr>
+      <w:r>
+        <w:t>3.4 Affectation des missions (logique RACI)</w:t>
+      </w:r>
+    </w:p>
+    <w:p>
+      <w:r>
+        <w:t>Afin de clarifier les responsabilités, une logique de type RACI est utilisée pour l’affectation des missions :</w:t>
+      </w:r>
+    </w:p>
+    <w:p>
+      <w:pPr>
+        <w:numPr>
+          <w:ilvl w:val="0"/>
+          <w:numId w:val="46"/>
+        </w:numPr>
+      </w:pPr>
+      <w:r>
+        <w:t>Responsable : réalise l’action.</w:t>
+      </w:r>
+    </w:p>
+    <w:p>
+      <w:pPr>
+        <w:numPr>
+          <w:ilvl w:val="0"/>
+          <w:numId w:val="46"/>
+        </w:numPr>
+      </w:pPr>
+      <w:r>
+        <w:t>Approbateur : valide l’action.</w:t>
+      </w:r>
+    </w:p>
+    <w:p>
+      <w:pPr>
+        <w:numPr>
+          <w:ilvl w:val="0"/>
+          <w:numId w:val="46"/>
+        </w:numPr>
+      </w:pPr>
+      <w:r>
+        <w:t>Consulté : apporte son expertise.</w:t>
+      </w:r>
+    </w:p>
+    <w:p>
+      <w:pPr>
+        <w:numPr>
+          <w:ilvl w:val="0"/>
+          <w:numId w:val="46"/>
+        </w:numPr>
+      </w:pPr>
+      <w:r>
+        <w:t>Informé : est tenu informé de l’avancement.</w:t>
+      </w:r>
+    </w:p>
+    <w:p>
+      <w:r>
+        <w:t>Cette approche permet d’éviter les ambiguïtés et de faciliter la prise de décision tout au long du projet.</w:t>
+      </w:r>
+    </w:p>
+    <w:p/>
+    <w:p>
+      <w:pPr>
+        <w:pStyle w:val="Titre2"/>
+      </w:pPr>
+      <w:r>
+        <w:t>3.5 Modalités de prise de décision</w:t>
+      </w:r>
+    </w:p>
+    <w:p>
+      <w:r>
+        <w:t>Les décisions courantes sont prises par le chef de projet en concertation avec l’équipe technique. Les décisions ayant un impact significatif sur le budget, le planning ou le périmètre du projet sont soumises au comité de pilotage pour validation.</w:t>
+      </w:r>
+    </w:p>
+    <w:p>
+      <w:r>
+        <w:t>Cette organisation garantit une prise de décision rapide tout en conservant un cadre de gouvernance structuré.</w:t>
+      </w:r>
+      <w:r>
+        <w:br w:type="page"/>
       </w:r>
     </w:p>
     <w:p/>
@@ -1892,6 +3275,155 @@
     </w:lvl>
   </w:abstractNum>
   <w:abstractNum w:abstractNumId="1" w15:restartNumberingAfterBreak="0">
+    <w:nsid w:val="036614D7"/>
+    <w:multiLevelType w:val="multilevel"/>
+    <w:tmpl w:val="72C452FC"/>
+    <w:lvl w:ilvl="0">
+      <w:start w:val="1"/>
+      <w:numFmt w:val="bullet"/>
+      <w:lvlText w:val=""/>
+      <w:lvlJc w:val="left"/>
+      <w:pPr>
+        <w:tabs>
+          <w:tab w:val="num" w:pos="720"/>
+        </w:tabs>
+        <w:ind w:left="720" w:hanging="360"/>
+      </w:pPr>
+      <w:rPr>
+        <w:rFonts w:ascii="Symbol" w:hAnsi="Symbol" w:hint="default"/>
+        <w:sz w:val="20"/>
+      </w:rPr>
+    </w:lvl>
+    <w:lvl w:ilvl="1" w:tentative="1">
+      <w:start w:val="1"/>
+      <w:numFmt w:val="bullet"/>
+      <w:lvlText w:val="o"/>
+      <w:lvlJc w:val="left"/>
+      <w:pPr>
+        <w:tabs>
+          <w:tab w:val="num" w:pos="1440"/>
+        </w:tabs>
+        <w:ind w:left="1440" w:hanging="360"/>
+      </w:pPr>
+      <w:rPr>
+        <w:rFonts w:ascii="Courier New" w:hAnsi="Courier New" w:hint="default"/>
+        <w:sz w:val="20"/>
+      </w:rPr>
+    </w:lvl>
+    <w:lvl w:ilvl="2" w:tentative="1">
+      <w:start w:val="1"/>
+      <w:numFmt w:val="bullet"/>
+      <w:lvlText w:val=""/>
+      <w:lvlJc w:val="left"/>
+      <w:pPr>
+        <w:tabs>
+          <w:tab w:val="num" w:pos="2160"/>
+        </w:tabs>
+        <w:ind w:left="2160" w:hanging="360"/>
+      </w:pPr>
+      <w:rPr>
+        <w:rFonts w:ascii="Wingdings" w:hAnsi="Wingdings" w:hint="default"/>
+        <w:sz w:val="20"/>
+      </w:rPr>
+    </w:lvl>
+    <w:lvl w:ilvl="3" w:tentative="1">
+      <w:start w:val="1"/>
+      <w:numFmt w:val="bullet"/>
+      <w:lvlText w:val=""/>
+      <w:lvlJc w:val="left"/>
+      <w:pPr>
+        <w:tabs>
+          <w:tab w:val="num" w:pos="2880"/>
+        </w:tabs>
+        <w:ind w:left="2880" w:hanging="360"/>
+      </w:pPr>
+      <w:rPr>
+        <w:rFonts w:ascii="Wingdings" w:hAnsi="Wingdings" w:hint="default"/>
+        <w:sz w:val="20"/>
+      </w:rPr>
+    </w:lvl>
+    <w:lvl w:ilvl="4" w:tentative="1">
+      <w:start w:val="1"/>
+      <w:numFmt w:val="bullet"/>
+      <w:lvlText w:val=""/>
+      <w:lvlJc w:val="left"/>
+      <w:pPr>
+        <w:tabs>
+          <w:tab w:val="num" w:pos="3600"/>
+        </w:tabs>
+        <w:ind w:left="3600" w:hanging="360"/>
+      </w:pPr>
+      <w:rPr>
+        <w:rFonts w:ascii="Wingdings" w:hAnsi="Wingdings" w:hint="default"/>
+        <w:sz w:val="20"/>
+      </w:rPr>
+    </w:lvl>
+    <w:lvl w:ilvl="5" w:tentative="1">
+      <w:start w:val="1"/>
+      <w:numFmt w:val="bullet"/>
+      <w:lvlText w:val=""/>
+      <w:lvlJc w:val="left"/>
+      <w:pPr>
+        <w:tabs>
+          <w:tab w:val="num" w:pos="4320"/>
+        </w:tabs>
+        <w:ind w:left="4320" w:hanging="360"/>
+      </w:pPr>
+      <w:rPr>
+        <w:rFonts w:ascii="Wingdings" w:hAnsi="Wingdings" w:hint="default"/>
+        <w:sz w:val="20"/>
+      </w:rPr>
+    </w:lvl>
+    <w:lvl w:ilvl="6" w:tentative="1">
+      <w:start w:val="1"/>
+      <w:numFmt w:val="bullet"/>
+      <w:lvlText w:val=""/>
+      <w:lvlJc w:val="left"/>
+      <w:pPr>
+        <w:tabs>
+          <w:tab w:val="num" w:pos="5040"/>
+        </w:tabs>
+        <w:ind w:left="5040" w:hanging="360"/>
+      </w:pPr>
+      <w:rPr>
+        <w:rFonts w:ascii="Wingdings" w:hAnsi="Wingdings" w:hint="default"/>
+        <w:sz w:val="20"/>
+      </w:rPr>
+    </w:lvl>
+    <w:lvl w:ilvl="7" w:tentative="1">
+      <w:start w:val="1"/>
+      <w:numFmt w:val="bullet"/>
+      <w:lvlText w:val=""/>
+      <w:lvlJc w:val="left"/>
+      <w:pPr>
+        <w:tabs>
+          <w:tab w:val="num" w:pos="5760"/>
+        </w:tabs>
+        <w:ind w:left="5760" w:hanging="360"/>
+      </w:pPr>
+      <w:rPr>
+        <w:rFonts w:ascii="Wingdings" w:hAnsi="Wingdings" w:hint="default"/>
+        <w:sz w:val="20"/>
+      </w:rPr>
+    </w:lvl>
+    <w:lvl w:ilvl="8" w:tentative="1">
+      <w:start w:val="1"/>
+      <w:numFmt w:val="bullet"/>
+      <w:lvlText w:val=""/>
+      <w:lvlJc w:val="left"/>
+      <w:pPr>
+        <w:tabs>
+          <w:tab w:val="num" w:pos="6480"/>
+        </w:tabs>
+        <w:ind w:left="6480" w:hanging="360"/>
+      </w:pPr>
+      <w:rPr>
+        <w:rFonts w:ascii="Wingdings" w:hAnsi="Wingdings" w:hint="default"/>
+        <w:sz w:val="20"/>
+      </w:rPr>
+    </w:lvl>
+  </w:abstractNum>
+  <w:abstractNum w:abstractNumId="2" w15:restartNumberingAfterBreak="0">
     <w:nsid w:val="05473437"/>
     <w:multiLevelType w:val="multilevel"/>
     <w:tmpl w:val="9DCE52FA"/>
@@ -2040,7 +3572,7 @@
       </w:rPr>
     </w:lvl>
   </w:abstractNum>
-  <w:abstractNum w:abstractNumId="2" w15:restartNumberingAfterBreak="0">
+  <w:abstractNum w:abstractNumId="3" w15:restartNumberingAfterBreak="0">
     <w:nsid w:val="079B0046"/>
     <w:multiLevelType w:val="multilevel"/>
     <w:tmpl w:val="4EBABD1A"/>
@@ -2189,7 +3721,156 @@
       </w:rPr>
     </w:lvl>
   </w:abstractNum>
-  <w:abstractNum w:abstractNumId="3" w15:restartNumberingAfterBreak="0">
+  <w:abstractNum w:abstractNumId="4" w15:restartNumberingAfterBreak="0">
+    <w:nsid w:val="0BBD04D5"/>
+    <w:multiLevelType w:val="multilevel"/>
+    <w:tmpl w:val="1AB010EC"/>
+    <w:lvl w:ilvl="0">
+      <w:start w:val="1"/>
+      <w:numFmt w:val="bullet"/>
+      <w:lvlText w:val=""/>
+      <w:lvlJc w:val="left"/>
+      <w:pPr>
+        <w:tabs>
+          <w:tab w:val="num" w:pos="720"/>
+        </w:tabs>
+        <w:ind w:left="720" w:hanging="360"/>
+      </w:pPr>
+      <w:rPr>
+        <w:rFonts w:ascii="Symbol" w:hAnsi="Symbol" w:hint="default"/>
+        <w:sz w:val="20"/>
+      </w:rPr>
+    </w:lvl>
+    <w:lvl w:ilvl="1" w:tentative="1">
+      <w:start w:val="1"/>
+      <w:numFmt w:val="bullet"/>
+      <w:lvlText w:val="o"/>
+      <w:lvlJc w:val="left"/>
+      <w:pPr>
+        <w:tabs>
+          <w:tab w:val="num" w:pos="1440"/>
+        </w:tabs>
+        <w:ind w:left="1440" w:hanging="360"/>
+      </w:pPr>
+      <w:rPr>
+        <w:rFonts w:ascii="Courier New" w:hAnsi="Courier New" w:hint="default"/>
+        <w:sz w:val="20"/>
+      </w:rPr>
+    </w:lvl>
+    <w:lvl w:ilvl="2" w:tentative="1">
+      <w:start w:val="1"/>
+      <w:numFmt w:val="bullet"/>
+      <w:lvlText w:val=""/>
+      <w:lvlJc w:val="left"/>
+      <w:pPr>
+        <w:tabs>
+          <w:tab w:val="num" w:pos="2160"/>
+        </w:tabs>
+        <w:ind w:left="2160" w:hanging="360"/>
+      </w:pPr>
+      <w:rPr>
+        <w:rFonts w:ascii="Wingdings" w:hAnsi="Wingdings" w:hint="default"/>
+        <w:sz w:val="20"/>
+      </w:rPr>
+    </w:lvl>
+    <w:lvl w:ilvl="3" w:tentative="1">
+      <w:start w:val="1"/>
+      <w:numFmt w:val="bullet"/>
+      <w:lvlText w:val=""/>
+      <w:lvlJc w:val="left"/>
+      <w:pPr>
+        <w:tabs>
+          <w:tab w:val="num" w:pos="2880"/>
+        </w:tabs>
+        <w:ind w:left="2880" w:hanging="360"/>
+      </w:pPr>
+      <w:rPr>
+        <w:rFonts w:ascii="Wingdings" w:hAnsi="Wingdings" w:hint="default"/>
+        <w:sz w:val="20"/>
+      </w:rPr>
+    </w:lvl>
+    <w:lvl w:ilvl="4" w:tentative="1">
+      <w:start w:val="1"/>
+      <w:numFmt w:val="bullet"/>
+      <w:lvlText w:val=""/>
+      <w:lvlJc w:val="left"/>
+      <w:pPr>
+        <w:tabs>
+          <w:tab w:val="num" w:pos="3600"/>
+        </w:tabs>
+        <w:ind w:left="3600" w:hanging="360"/>
+      </w:pPr>
+      <w:rPr>
+        <w:rFonts w:ascii="Wingdings" w:hAnsi="Wingdings" w:hint="default"/>
+        <w:sz w:val="20"/>
+      </w:rPr>
+    </w:lvl>
+    <w:lvl w:ilvl="5" w:tentative="1">
+      <w:start w:val="1"/>
+      <w:numFmt w:val="bullet"/>
+      <w:lvlText w:val=""/>
+      <w:lvlJc w:val="left"/>
+      <w:pPr>
+        <w:tabs>
+          <w:tab w:val="num" w:pos="4320"/>
+        </w:tabs>
+        <w:ind w:left="4320" w:hanging="360"/>
+      </w:pPr>
+      <w:rPr>
+        <w:rFonts w:ascii="Wingdings" w:hAnsi="Wingdings" w:hint="default"/>
+        <w:sz w:val="20"/>
+      </w:rPr>
+    </w:lvl>
+    <w:lvl w:ilvl="6" w:tentative="1">
+      <w:start w:val="1"/>
+      <w:numFmt w:val="bullet"/>
+      <w:lvlText w:val=""/>
+      <w:lvlJc w:val="left"/>
+      <w:pPr>
+        <w:tabs>
+          <w:tab w:val="num" w:pos="5040"/>
+        </w:tabs>
+        <w:ind w:left="5040" w:hanging="360"/>
+      </w:pPr>
+      <w:rPr>
+        <w:rFonts w:ascii="Wingdings" w:hAnsi="Wingdings" w:hint="default"/>
+        <w:sz w:val="20"/>
+      </w:rPr>
+    </w:lvl>
+    <w:lvl w:ilvl="7" w:tentative="1">
+      <w:start w:val="1"/>
+      <w:numFmt w:val="bullet"/>
+      <w:lvlText w:val=""/>
+      <w:lvlJc w:val="left"/>
+      <w:pPr>
+        <w:tabs>
+          <w:tab w:val="num" w:pos="5760"/>
+        </w:tabs>
+        <w:ind w:left="5760" w:hanging="360"/>
+      </w:pPr>
+      <w:rPr>
+        <w:rFonts w:ascii="Wingdings" w:hAnsi="Wingdings" w:hint="default"/>
+        <w:sz w:val="20"/>
+      </w:rPr>
+    </w:lvl>
+    <w:lvl w:ilvl="8" w:tentative="1">
+      <w:start w:val="1"/>
+      <w:numFmt w:val="bullet"/>
+      <w:lvlText w:val=""/>
+      <w:lvlJc w:val="left"/>
+      <w:pPr>
+        <w:tabs>
+          <w:tab w:val="num" w:pos="6480"/>
+        </w:tabs>
+        <w:ind w:left="6480" w:hanging="360"/>
+      </w:pPr>
+      <w:rPr>
+        <w:rFonts w:ascii="Wingdings" w:hAnsi="Wingdings" w:hint="default"/>
+        <w:sz w:val="20"/>
+      </w:rPr>
+    </w:lvl>
+  </w:abstractNum>
+  <w:abstractNum w:abstractNumId="5" w15:restartNumberingAfterBreak="0">
     <w:nsid w:val="106823F0"/>
     <w:multiLevelType w:val="multilevel"/>
     <w:tmpl w:val="BE8EFE86"/>
@@ -2338,7 +4019,7 @@
       </w:rPr>
     </w:lvl>
   </w:abstractNum>
-  <w:abstractNum w:abstractNumId="4" w15:restartNumberingAfterBreak="0">
+  <w:abstractNum w:abstractNumId="6" w15:restartNumberingAfterBreak="0">
     <w:nsid w:val="11621E88"/>
     <w:multiLevelType w:val="multilevel"/>
     <w:tmpl w:val="02C476D0"/>
@@ -2487,7 +4168,7 @@
       </w:rPr>
     </w:lvl>
   </w:abstractNum>
-  <w:abstractNum w:abstractNumId="5" w15:restartNumberingAfterBreak="0">
+  <w:abstractNum w:abstractNumId="7" w15:restartNumberingAfterBreak="0">
     <w:nsid w:val="12020D4F"/>
     <w:multiLevelType w:val="multilevel"/>
     <w:tmpl w:val="6DDE6070"/>
@@ -2636,7 +4317,156 @@
       </w:rPr>
     </w:lvl>
   </w:abstractNum>
-  <w:abstractNum w:abstractNumId="6" w15:restartNumberingAfterBreak="0">
+  <w:abstractNum w:abstractNumId="8" w15:restartNumberingAfterBreak="0">
+    <w:nsid w:val="121C6116"/>
+    <w:multiLevelType w:val="multilevel"/>
+    <w:tmpl w:val="89503244"/>
+    <w:lvl w:ilvl="0">
+      <w:start w:val="1"/>
+      <w:numFmt w:val="bullet"/>
+      <w:lvlText w:val=""/>
+      <w:lvlJc w:val="left"/>
+      <w:pPr>
+        <w:tabs>
+          <w:tab w:val="num" w:pos="720"/>
+        </w:tabs>
+        <w:ind w:left="720" w:hanging="360"/>
+      </w:pPr>
+      <w:rPr>
+        <w:rFonts w:ascii="Symbol" w:hAnsi="Symbol" w:hint="default"/>
+        <w:sz w:val="20"/>
+      </w:rPr>
+    </w:lvl>
+    <w:lvl w:ilvl="1" w:tentative="1">
+      <w:start w:val="1"/>
+      <w:numFmt w:val="bullet"/>
+      <w:lvlText w:val="o"/>
+      <w:lvlJc w:val="left"/>
+      <w:pPr>
+        <w:tabs>
+          <w:tab w:val="num" w:pos="1440"/>
+        </w:tabs>
+        <w:ind w:left="1440" w:hanging="360"/>
+      </w:pPr>
+      <w:rPr>
+        <w:rFonts w:ascii="Courier New" w:hAnsi="Courier New" w:hint="default"/>
+        <w:sz w:val="20"/>
+      </w:rPr>
+    </w:lvl>
+    <w:lvl w:ilvl="2" w:tentative="1">
+      <w:start w:val="1"/>
+      <w:numFmt w:val="bullet"/>
+      <w:lvlText w:val=""/>
+      <w:lvlJc w:val="left"/>
+      <w:pPr>
+        <w:tabs>
+          <w:tab w:val="num" w:pos="2160"/>
+        </w:tabs>
+        <w:ind w:left="2160" w:hanging="360"/>
+      </w:pPr>
+      <w:rPr>
+        <w:rFonts w:ascii="Wingdings" w:hAnsi="Wingdings" w:hint="default"/>
+        <w:sz w:val="20"/>
+      </w:rPr>
+    </w:lvl>
+    <w:lvl w:ilvl="3" w:tentative="1">
+      <w:start w:val="1"/>
+      <w:numFmt w:val="bullet"/>
+      <w:lvlText w:val=""/>
+      <w:lvlJc w:val="left"/>
+      <w:pPr>
+        <w:tabs>
+          <w:tab w:val="num" w:pos="2880"/>
+        </w:tabs>
+        <w:ind w:left="2880" w:hanging="360"/>
+      </w:pPr>
+      <w:rPr>
+        <w:rFonts w:ascii="Wingdings" w:hAnsi="Wingdings" w:hint="default"/>
+        <w:sz w:val="20"/>
+      </w:rPr>
+    </w:lvl>
+    <w:lvl w:ilvl="4" w:tentative="1">
+      <w:start w:val="1"/>
+      <w:numFmt w:val="bullet"/>
+      <w:lvlText w:val=""/>
+      <w:lvlJc w:val="left"/>
+      <w:pPr>
+        <w:tabs>
+          <w:tab w:val="num" w:pos="3600"/>
+        </w:tabs>
+        <w:ind w:left="3600" w:hanging="360"/>
+      </w:pPr>
+      <w:rPr>
+        <w:rFonts w:ascii="Wingdings" w:hAnsi="Wingdings" w:hint="default"/>
+        <w:sz w:val="20"/>
+      </w:rPr>
+    </w:lvl>
+    <w:lvl w:ilvl="5" w:tentative="1">
+      <w:start w:val="1"/>
+      <w:numFmt w:val="bullet"/>
+      <w:lvlText w:val=""/>
+      <w:lvlJc w:val="left"/>
+      <w:pPr>
+        <w:tabs>
+          <w:tab w:val="num" w:pos="4320"/>
+        </w:tabs>
+        <w:ind w:left="4320" w:hanging="360"/>
+      </w:pPr>
+      <w:rPr>
+        <w:rFonts w:ascii="Wingdings" w:hAnsi="Wingdings" w:hint="default"/>
+        <w:sz w:val="20"/>
+      </w:rPr>
+    </w:lvl>
+    <w:lvl w:ilvl="6" w:tentative="1">
+      <w:start w:val="1"/>
+      <w:numFmt w:val="bullet"/>
+      <w:lvlText w:val=""/>
+      <w:lvlJc w:val="left"/>
+      <w:pPr>
+        <w:tabs>
+          <w:tab w:val="num" w:pos="5040"/>
+        </w:tabs>
+        <w:ind w:left="5040" w:hanging="360"/>
+      </w:pPr>
+      <w:rPr>
+        <w:rFonts w:ascii="Wingdings" w:hAnsi="Wingdings" w:hint="default"/>
+        <w:sz w:val="20"/>
+      </w:rPr>
+    </w:lvl>
+    <w:lvl w:ilvl="7" w:tentative="1">
+      <w:start w:val="1"/>
+      <w:numFmt w:val="bullet"/>
+      <w:lvlText w:val=""/>
+      <w:lvlJc w:val="left"/>
+      <w:pPr>
+        <w:tabs>
+          <w:tab w:val="num" w:pos="5760"/>
+        </w:tabs>
+        <w:ind w:left="5760" w:hanging="360"/>
+      </w:pPr>
+      <w:rPr>
+        <w:rFonts w:ascii="Wingdings" w:hAnsi="Wingdings" w:hint="default"/>
+        <w:sz w:val="20"/>
+      </w:rPr>
+    </w:lvl>
+    <w:lvl w:ilvl="8" w:tentative="1">
+      <w:start w:val="1"/>
+      <w:numFmt w:val="bullet"/>
+      <w:lvlText w:val=""/>
+      <w:lvlJc w:val="left"/>
+      <w:pPr>
+        <w:tabs>
+          <w:tab w:val="num" w:pos="6480"/>
+        </w:tabs>
+        <w:ind w:left="6480" w:hanging="360"/>
+      </w:pPr>
+      <w:rPr>
+        <w:rFonts w:ascii="Wingdings" w:hAnsi="Wingdings" w:hint="default"/>
+        <w:sz w:val="20"/>
+      </w:rPr>
+    </w:lvl>
+  </w:abstractNum>
+  <w:abstractNum w:abstractNumId="9" w15:restartNumberingAfterBreak="0">
     <w:nsid w:val="12A920A7"/>
     <w:multiLevelType w:val="multilevel"/>
     <w:tmpl w:val="A4CE0E00"/>
@@ -2785,7 +4615,156 @@
       </w:rPr>
     </w:lvl>
   </w:abstractNum>
-  <w:abstractNum w:abstractNumId="7" w15:restartNumberingAfterBreak="0">
+  <w:abstractNum w:abstractNumId="10" w15:restartNumberingAfterBreak="0">
+    <w:nsid w:val="15396173"/>
+    <w:multiLevelType w:val="multilevel"/>
+    <w:tmpl w:val="9CAE5F20"/>
+    <w:lvl w:ilvl="0">
+      <w:start w:val="1"/>
+      <w:numFmt w:val="bullet"/>
+      <w:lvlText w:val=""/>
+      <w:lvlJc w:val="left"/>
+      <w:pPr>
+        <w:tabs>
+          <w:tab w:val="num" w:pos="720"/>
+        </w:tabs>
+        <w:ind w:left="720" w:hanging="360"/>
+      </w:pPr>
+      <w:rPr>
+        <w:rFonts w:ascii="Symbol" w:hAnsi="Symbol" w:hint="default"/>
+        <w:sz w:val="20"/>
+      </w:rPr>
+    </w:lvl>
+    <w:lvl w:ilvl="1" w:tentative="1">
+      <w:start w:val="1"/>
+      <w:numFmt w:val="bullet"/>
+      <w:lvlText w:val="o"/>
+      <w:lvlJc w:val="left"/>
+      <w:pPr>
+        <w:tabs>
+          <w:tab w:val="num" w:pos="1440"/>
+        </w:tabs>
+        <w:ind w:left="1440" w:hanging="360"/>
+      </w:pPr>
+      <w:rPr>
+        <w:rFonts w:ascii="Courier New" w:hAnsi="Courier New" w:hint="default"/>
+        <w:sz w:val="20"/>
+      </w:rPr>
+    </w:lvl>
+    <w:lvl w:ilvl="2" w:tentative="1">
+      <w:start w:val="1"/>
+      <w:numFmt w:val="bullet"/>
+      <w:lvlText w:val=""/>
+      <w:lvlJc w:val="left"/>
+      <w:pPr>
+        <w:tabs>
+          <w:tab w:val="num" w:pos="2160"/>
+        </w:tabs>
+        <w:ind w:left="2160" w:hanging="360"/>
+      </w:pPr>
+      <w:rPr>
+        <w:rFonts w:ascii="Wingdings" w:hAnsi="Wingdings" w:hint="default"/>
+        <w:sz w:val="20"/>
+      </w:rPr>
+    </w:lvl>
+    <w:lvl w:ilvl="3" w:tentative="1">
+      <w:start w:val="1"/>
+      <w:numFmt w:val="bullet"/>
+      <w:lvlText w:val=""/>
+      <w:lvlJc w:val="left"/>
+      <w:pPr>
+        <w:tabs>
+          <w:tab w:val="num" w:pos="2880"/>
+        </w:tabs>
+        <w:ind w:left="2880" w:hanging="360"/>
+      </w:pPr>
+      <w:rPr>
+        <w:rFonts w:ascii="Wingdings" w:hAnsi="Wingdings" w:hint="default"/>
+        <w:sz w:val="20"/>
+      </w:rPr>
+    </w:lvl>
+    <w:lvl w:ilvl="4" w:tentative="1">
+      <w:start w:val="1"/>
+      <w:numFmt w:val="bullet"/>
+      <w:lvlText w:val=""/>
+      <w:lvlJc w:val="left"/>
+      <w:pPr>
+        <w:tabs>
+          <w:tab w:val="num" w:pos="3600"/>
+        </w:tabs>
+        <w:ind w:left="3600" w:hanging="360"/>
+      </w:pPr>
+      <w:rPr>
+        <w:rFonts w:ascii="Wingdings" w:hAnsi="Wingdings" w:hint="default"/>
+        <w:sz w:val="20"/>
+      </w:rPr>
+    </w:lvl>
+    <w:lvl w:ilvl="5" w:tentative="1">
+      <w:start w:val="1"/>
+      <w:numFmt w:val="bullet"/>
+      <w:lvlText w:val=""/>
+      <w:lvlJc w:val="left"/>
+      <w:pPr>
+        <w:tabs>
+          <w:tab w:val="num" w:pos="4320"/>
+        </w:tabs>
+        <w:ind w:left="4320" w:hanging="360"/>
+      </w:pPr>
+      <w:rPr>
+        <w:rFonts w:ascii="Wingdings" w:hAnsi="Wingdings" w:hint="default"/>
+        <w:sz w:val="20"/>
+      </w:rPr>
+    </w:lvl>
+    <w:lvl w:ilvl="6" w:tentative="1">
+      <w:start w:val="1"/>
+      <w:numFmt w:val="bullet"/>
+      <w:lvlText w:val=""/>
+      <w:lvlJc w:val="left"/>
+      <w:pPr>
+        <w:tabs>
+          <w:tab w:val="num" w:pos="5040"/>
+        </w:tabs>
+        <w:ind w:left="5040" w:hanging="360"/>
+      </w:pPr>
+      <w:rPr>
+        <w:rFonts w:ascii="Wingdings" w:hAnsi="Wingdings" w:hint="default"/>
+        <w:sz w:val="20"/>
+      </w:rPr>
+    </w:lvl>
+    <w:lvl w:ilvl="7" w:tentative="1">
+      <w:start w:val="1"/>
+      <w:numFmt w:val="bullet"/>
+      <w:lvlText w:val=""/>
+      <w:lvlJc w:val="left"/>
+      <w:pPr>
+        <w:tabs>
+          <w:tab w:val="num" w:pos="5760"/>
+        </w:tabs>
+        <w:ind w:left="5760" w:hanging="360"/>
+      </w:pPr>
+      <w:rPr>
+        <w:rFonts w:ascii="Wingdings" w:hAnsi="Wingdings" w:hint="default"/>
+        <w:sz w:val="20"/>
+      </w:rPr>
+    </w:lvl>
+    <w:lvl w:ilvl="8" w:tentative="1">
+      <w:start w:val="1"/>
+      <w:numFmt w:val="bullet"/>
+      <w:lvlText w:val=""/>
+      <w:lvlJc w:val="left"/>
+      <w:pPr>
+        <w:tabs>
+          <w:tab w:val="num" w:pos="6480"/>
+        </w:tabs>
+        <w:ind w:left="6480" w:hanging="360"/>
+      </w:pPr>
+      <w:rPr>
+        <w:rFonts w:ascii="Wingdings" w:hAnsi="Wingdings" w:hint="default"/>
+        <w:sz w:val="20"/>
+      </w:rPr>
+    </w:lvl>
+  </w:abstractNum>
+  <w:abstractNum w:abstractNumId="11" w15:restartNumberingAfterBreak="0">
     <w:nsid w:val="161728CD"/>
     <w:multiLevelType w:val="multilevel"/>
     <w:tmpl w:val="DE7E3970"/>
@@ -2934,7 +4913,156 @@
       </w:rPr>
     </w:lvl>
   </w:abstractNum>
-  <w:abstractNum w:abstractNumId="8" w15:restartNumberingAfterBreak="0">
+  <w:abstractNum w:abstractNumId="12" w15:restartNumberingAfterBreak="0">
+    <w:nsid w:val="21FC69F5"/>
+    <w:multiLevelType w:val="multilevel"/>
+    <w:tmpl w:val="786EA960"/>
+    <w:lvl w:ilvl="0">
+      <w:start w:val="1"/>
+      <w:numFmt w:val="bullet"/>
+      <w:lvlText w:val=""/>
+      <w:lvlJc w:val="left"/>
+      <w:pPr>
+        <w:tabs>
+          <w:tab w:val="num" w:pos="720"/>
+        </w:tabs>
+        <w:ind w:left="720" w:hanging="360"/>
+      </w:pPr>
+      <w:rPr>
+        <w:rFonts w:ascii="Symbol" w:hAnsi="Symbol" w:hint="default"/>
+        <w:sz w:val="20"/>
+      </w:rPr>
+    </w:lvl>
+    <w:lvl w:ilvl="1" w:tentative="1">
+      <w:start w:val="1"/>
+      <w:numFmt w:val="bullet"/>
+      <w:lvlText w:val="o"/>
+      <w:lvlJc w:val="left"/>
+      <w:pPr>
+        <w:tabs>
+          <w:tab w:val="num" w:pos="1440"/>
+        </w:tabs>
+        <w:ind w:left="1440" w:hanging="360"/>
+      </w:pPr>
+      <w:rPr>
+        <w:rFonts w:ascii="Courier New" w:hAnsi="Courier New" w:hint="default"/>
+        <w:sz w:val="20"/>
+      </w:rPr>
+    </w:lvl>
+    <w:lvl w:ilvl="2" w:tentative="1">
+      <w:start w:val="1"/>
+      <w:numFmt w:val="bullet"/>
+      <w:lvlText w:val=""/>
+      <w:lvlJc w:val="left"/>
+      <w:pPr>
+        <w:tabs>
+          <w:tab w:val="num" w:pos="2160"/>
+        </w:tabs>
+        <w:ind w:left="2160" w:hanging="360"/>
+      </w:pPr>
+      <w:rPr>
+        <w:rFonts w:ascii="Wingdings" w:hAnsi="Wingdings" w:hint="default"/>
+        <w:sz w:val="20"/>
+      </w:rPr>
+    </w:lvl>
+    <w:lvl w:ilvl="3" w:tentative="1">
+      <w:start w:val="1"/>
+      <w:numFmt w:val="bullet"/>
+      <w:lvlText w:val=""/>
+      <w:lvlJc w:val="left"/>
+      <w:pPr>
+        <w:tabs>
+          <w:tab w:val="num" w:pos="2880"/>
+        </w:tabs>
+        <w:ind w:left="2880" w:hanging="360"/>
+      </w:pPr>
+      <w:rPr>
+        <w:rFonts w:ascii="Wingdings" w:hAnsi="Wingdings" w:hint="default"/>
+        <w:sz w:val="20"/>
+      </w:rPr>
+    </w:lvl>
+    <w:lvl w:ilvl="4" w:tentative="1">
+      <w:start w:val="1"/>
+      <w:numFmt w:val="bullet"/>
+      <w:lvlText w:val=""/>
+      <w:lvlJc w:val="left"/>
+      <w:pPr>
+        <w:tabs>
+          <w:tab w:val="num" w:pos="3600"/>
+        </w:tabs>
+        <w:ind w:left="3600" w:hanging="360"/>
+      </w:pPr>
+      <w:rPr>
+        <w:rFonts w:ascii="Wingdings" w:hAnsi="Wingdings" w:hint="default"/>
+        <w:sz w:val="20"/>
+      </w:rPr>
+    </w:lvl>
+    <w:lvl w:ilvl="5" w:tentative="1">
+      <w:start w:val="1"/>
+      <w:numFmt w:val="bullet"/>
+      <w:lvlText w:val=""/>
+      <w:lvlJc w:val="left"/>
+      <w:pPr>
+        <w:tabs>
+          <w:tab w:val="num" w:pos="4320"/>
+        </w:tabs>
+        <w:ind w:left="4320" w:hanging="360"/>
+      </w:pPr>
+      <w:rPr>
+        <w:rFonts w:ascii="Wingdings" w:hAnsi="Wingdings" w:hint="default"/>
+        <w:sz w:val="20"/>
+      </w:rPr>
+    </w:lvl>
+    <w:lvl w:ilvl="6" w:tentative="1">
+      <w:start w:val="1"/>
+      <w:numFmt w:val="bullet"/>
+      <w:lvlText w:val=""/>
+      <w:lvlJc w:val="left"/>
+      <w:pPr>
+        <w:tabs>
+          <w:tab w:val="num" w:pos="5040"/>
+        </w:tabs>
+        <w:ind w:left="5040" w:hanging="360"/>
+      </w:pPr>
+      <w:rPr>
+        <w:rFonts w:ascii="Wingdings" w:hAnsi="Wingdings" w:hint="default"/>
+        <w:sz w:val="20"/>
+      </w:rPr>
+    </w:lvl>
+    <w:lvl w:ilvl="7" w:tentative="1">
+      <w:start w:val="1"/>
+      <w:numFmt w:val="bullet"/>
+      <w:lvlText w:val=""/>
+      <w:lvlJc w:val="left"/>
+      <w:pPr>
+        <w:tabs>
+          <w:tab w:val="num" w:pos="5760"/>
+        </w:tabs>
+        <w:ind w:left="5760" w:hanging="360"/>
+      </w:pPr>
+      <w:rPr>
+        <w:rFonts w:ascii="Wingdings" w:hAnsi="Wingdings" w:hint="default"/>
+        <w:sz w:val="20"/>
+      </w:rPr>
+    </w:lvl>
+    <w:lvl w:ilvl="8" w:tentative="1">
+      <w:start w:val="1"/>
+      <w:numFmt w:val="bullet"/>
+      <w:lvlText w:val=""/>
+      <w:lvlJc w:val="left"/>
+      <w:pPr>
+        <w:tabs>
+          <w:tab w:val="num" w:pos="6480"/>
+        </w:tabs>
+        <w:ind w:left="6480" w:hanging="360"/>
+      </w:pPr>
+      <w:rPr>
+        <w:rFonts w:ascii="Wingdings" w:hAnsi="Wingdings" w:hint="default"/>
+        <w:sz w:val="20"/>
+      </w:rPr>
+    </w:lvl>
+  </w:abstractNum>
+  <w:abstractNum w:abstractNumId="13" w15:restartNumberingAfterBreak="0">
     <w:nsid w:val="23CB6D01"/>
     <w:multiLevelType w:val="multilevel"/>
     <w:tmpl w:val="1DF49088"/>
@@ -3083,7 +5211,7 @@
       </w:rPr>
     </w:lvl>
   </w:abstractNum>
-  <w:abstractNum w:abstractNumId="9" w15:restartNumberingAfterBreak="0">
+  <w:abstractNum w:abstractNumId="14" w15:restartNumberingAfterBreak="0">
     <w:nsid w:val="26A12602"/>
     <w:multiLevelType w:val="multilevel"/>
     <w:tmpl w:val="973C4E4A"/>
@@ -3232,7 +5360,7 @@
       </w:rPr>
     </w:lvl>
   </w:abstractNum>
-  <w:abstractNum w:abstractNumId="10" w15:restartNumberingAfterBreak="0">
+  <w:abstractNum w:abstractNumId="15" w15:restartNumberingAfterBreak="0">
     <w:nsid w:val="278B3231"/>
     <w:multiLevelType w:val="multilevel"/>
     <w:tmpl w:val="6CA67A14"/>
@@ -3381,7 +5509,7 @@
       </w:rPr>
     </w:lvl>
   </w:abstractNum>
-  <w:abstractNum w:abstractNumId="11" w15:restartNumberingAfterBreak="0">
+  <w:abstractNum w:abstractNumId="16" w15:restartNumberingAfterBreak="0">
     <w:nsid w:val="2AB47E3F"/>
     <w:multiLevelType w:val="multilevel"/>
     <w:tmpl w:val="05FC1866"/>
@@ -3530,7 +5658,7 @@
       </w:rPr>
     </w:lvl>
   </w:abstractNum>
-  <w:abstractNum w:abstractNumId="12" w15:restartNumberingAfterBreak="0">
+  <w:abstractNum w:abstractNumId="17" w15:restartNumberingAfterBreak="0">
     <w:nsid w:val="2ADC7BC5"/>
     <w:multiLevelType w:val="multilevel"/>
     <w:tmpl w:val="FB5214FC"/>
@@ -3679,7 +5807,7 @@
       </w:rPr>
     </w:lvl>
   </w:abstractNum>
-  <w:abstractNum w:abstractNumId="13" w15:restartNumberingAfterBreak="0">
+  <w:abstractNum w:abstractNumId="18" w15:restartNumberingAfterBreak="0">
     <w:nsid w:val="2BBB4D8A"/>
     <w:multiLevelType w:val="multilevel"/>
     <w:tmpl w:val="FF68ECC8"/>
@@ -3828,7 +5956,7 @@
       </w:rPr>
     </w:lvl>
   </w:abstractNum>
-  <w:abstractNum w:abstractNumId="14" w15:restartNumberingAfterBreak="0">
+  <w:abstractNum w:abstractNumId="19" w15:restartNumberingAfterBreak="0">
     <w:nsid w:val="2CE175B7"/>
     <w:multiLevelType w:val="multilevel"/>
     <w:tmpl w:val="7480C878"/>
@@ -3977,7 +6105,7 @@
       </w:rPr>
     </w:lvl>
   </w:abstractNum>
-  <w:abstractNum w:abstractNumId="15" w15:restartNumberingAfterBreak="0">
+  <w:abstractNum w:abstractNumId="20" w15:restartNumberingAfterBreak="0">
     <w:nsid w:val="34F01606"/>
     <w:multiLevelType w:val="multilevel"/>
     <w:tmpl w:val="34EEE820"/>
@@ -4126,7 +6254,7 @@
       </w:rPr>
     </w:lvl>
   </w:abstractNum>
-  <w:abstractNum w:abstractNumId="16" w15:restartNumberingAfterBreak="0">
+  <w:abstractNum w:abstractNumId="21" w15:restartNumberingAfterBreak="0">
     <w:nsid w:val="354C5C38"/>
     <w:multiLevelType w:val="multilevel"/>
     <w:tmpl w:val="3C70ED42"/>
@@ -4275,7 +6403,7 @@
       </w:rPr>
     </w:lvl>
   </w:abstractNum>
-  <w:abstractNum w:abstractNumId="17" w15:restartNumberingAfterBreak="0">
+  <w:abstractNum w:abstractNumId="22" w15:restartNumberingAfterBreak="0">
     <w:nsid w:val="393E41A5"/>
     <w:multiLevelType w:val="multilevel"/>
     <w:tmpl w:val="4E00AE74"/>
@@ -4424,7 +6552,156 @@
       </w:rPr>
     </w:lvl>
   </w:abstractNum>
-  <w:abstractNum w:abstractNumId="18" w15:restartNumberingAfterBreak="0">
+  <w:abstractNum w:abstractNumId="23" w15:restartNumberingAfterBreak="0">
+    <w:nsid w:val="3DC60BF9"/>
+    <w:multiLevelType w:val="multilevel"/>
+    <w:tmpl w:val="0F3CBF80"/>
+    <w:lvl w:ilvl="0">
+      <w:start w:val="1"/>
+      <w:numFmt w:val="bullet"/>
+      <w:lvlText w:val=""/>
+      <w:lvlJc w:val="left"/>
+      <w:pPr>
+        <w:tabs>
+          <w:tab w:val="num" w:pos="720"/>
+        </w:tabs>
+        <w:ind w:left="720" w:hanging="360"/>
+      </w:pPr>
+      <w:rPr>
+        <w:rFonts w:ascii="Symbol" w:hAnsi="Symbol" w:hint="default"/>
+        <w:sz w:val="20"/>
+      </w:rPr>
+    </w:lvl>
+    <w:lvl w:ilvl="1" w:tentative="1">
+      <w:start w:val="1"/>
+      <w:numFmt w:val="bullet"/>
+      <w:lvlText w:val="o"/>
+      <w:lvlJc w:val="left"/>
+      <w:pPr>
+        <w:tabs>
+          <w:tab w:val="num" w:pos="1440"/>
+        </w:tabs>
+        <w:ind w:left="1440" w:hanging="360"/>
+      </w:pPr>
+      <w:rPr>
+        <w:rFonts w:ascii="Courier New" w:hAnsi="Courier New" w:hint="default"/>
+        <w:sz w:val="20"/>
+      </w:rPr>
+    </w:lvl>
+    <w:lvl w:ilvl="2" w:tentative="1">
+      <w:start w:val="1"/>
+      <w:numFmt w:val="bullet"/>
+      <w:lvlText w:val=""/>
+      <w:lvlJc w:val="left"/>
+      <w:pPr>
+        <w:tabs>
+          <w:tab w:val="num" w:pos="2160"/>
+        </w:tabs>
+        <w:ind w:left="2160" w:hanging="360"/>
+      </w:pPr>
+      <w:rPr>
+        <w:rFonts w:ascii="Wingdings" w:hAnsi="Wingdings" w:hint="default"/>
+        <w:sz w:val="20"/>
+      </w:rPr>
+    </w:lvl>
+    <w:lvl w:ilvl="3" w:tentative="1">
+      <w:start w:val="1"/>
+      <w:numFmt w:val="bullet"/>
+      <w:lvlText w:val=""/>
+      <w:lvlJc w:val="left"/>
+      <w:pPr>
+        <w:tabs>
+          <w:tab w:val="num" w:pos="2880"/>
+        </w:tabs>
+        <w:ind w:left="2880" w:hanging="360"/>
+      </w:pPr>
+      <w:rPr>
+        <w:rFonts w:ascii="Wingdings" w:hAnsi="Wingdings" w:hint="default"/>
+        <w:sz w:val="20"/>
+      </w:rPr>
+    </w:lvl>
+    <w:lvl w:ilvl="4" w:tentative="1">
+      <w:start w:val="1"/>
+      <w:numFmt w:val="bullet"/>
+      <w:lvlText w:val=""/>
+      <w:lvlJc w:val="left"/>
+      <w:pPr>
+        <w:tabs>
+          <w:tab w:val="num" w:pos="3600"/>
+        </w:tabs>
+        <w:ind w:left="3600" w:hanging="360"/>
+      </w:pPr>
+      <w:rPr>
+        <w:rFonts w:ascii="Wingdings" w:hAnsi="Wingdings" w:hint="default"/>
+        <w:sz w:val="20"/>
+      </w:rPr>
+    </w:lvl>
+    <w:lvl w:ilvl="5" w:tentative="1">
+      <w:start w:val="1"/>
+      <w:numFmt w:val="bullet"/>
+      <w:lvlText w:val=""/>
+      <w:lvlJc w:val="left"/>
+      <w:pPr>
+        <w:tabs>
+          <w:tab w:val="num" w:pos="4320"/>
+        </w:tabs>
+        <w:ind w:left="4320" w:hanging="360"/>
+      </w:pPr>
+      <w:rPr>
+        <w:rFonts w:ascii="Wingdings" w:hAnsi="Wingdings" w:hint="default"/>
+        <w:sz w:val="20"/>
+      </w:rPr>
+    </w:lvl>
+    <w:lvl w:ilvl="6" w:tentative="1">
+      <w:start w:val="1"/>
+      <w:numFmt w:val="bullet"/>
+      <w:lvlText w:val=""/>
+      <w:lvlJc w:val="left"/>
+      <w:pPr>
+        <w:tabs>
+          <w:tab w:val="num" w:pos="5040"/>
+        </w:tabs>
+        <w:ind w:left="5040" w:hanging="360"/>
+      </w:pPr>
+      <w:rPr>
+        <w:rFonts w:ascii="Wingdings" w:hAnsi="Wingdings" w:hint="default"/>
+        <w:sz w:val="20"/>
+      </w:rPr>
+    </w:lvl>
+    <w:lvl w:ilvl="7" w:tentative="1">
+      <w:start w:val="1"/>
+      <w:numFmt w:val="bullet"/>
+      <w:lvlText w:val=""/>
+      <w:lvlJc w:val="left"/>
+      <w:pPr>
+        <w:tabs>
+          <w:tab w:val="num" w:pos="5760"/>
+        </w:tabs>
+        <w:ind w:left="5760" w:hanging="360"/>
+      </w:pPr>
+      <w:rPr>
+        <w:rFonts w:ascii="Wingdings" w:hAnsi="Wingdings" w:hint="default"/>
+        <w:sz w:val="20"/>
+      </w:rPr>
+    </w:lvl>
+    <w:lvl w:ilvl="8" w:tentative="1">
+      <w:start w:val="1"/>
+      <w:numFmt w:val="bullet"/>
+      <w:lvlText w:val=""/>
+      <w:lvlJc w:val="left"/>
+      <w:pPr>
+        <w:tabs>
+          <w:tab w:val="num" w:pos="6480"/>
+        </w:tabs>
+        <w:ind w:left="6480" w:hanging="360"/>
+      </w:pPr>
+      <w:rPr>
+        <w:rFonts w:ascii="Wingdings" w:hAnsi="Wingdings" w:hint="default"/>
+        <w:sz w:val="20"/>
+      </w:rPr>
+    </w:lvl>
+  </w:abstractNum>
+  <w:abstractNum w:abstractNumId="24" w15:restartNumberingAfterBreak="0">
     <w:nsid w:val="42F02D27"/>
     <w:multiLevelType w:val="multilevel"/>
     <w:tmpl w:val="CF905E2A"/>
@@ -4573,7 +6850,7 @@
       </w:rPr>
     </w:lvl>
   </w:abstractNum>
-  <w:abstractNum w:abstractNumId="19" w15:restartNumberingAfterBreak="0">
+  <w:abstractNum w:abstractNumId="25" w15:restartNumberingAfterBreak="0">
     <w:nsid w:val="47264D0B"/>
     <w:multiLevelType w:val="multilevel"/>
     <w:tmpl w:val="D092FDD8"/>
@@ -4722,7 +6999,7 @@
       </w:rPr>
     </w:lvl>
   </w:abstractNum>
-  <w:abstractNum w:abstractNumId="20" w15:restartNumberingAfterBreak="0">
+  <w:abstractNum w:abstractNumId="26" w15:restartNumberingAfterBreak="0">
     <w:nsid w:val="4B042959"/>
     <w:multiLevelType w:val="multilevel"/>
     <w:tmpl w:val="F774E7EE"/>
@@ -4871,7 +7148,7 @@
       </w:rPr>
     </w:lvl>
   </w:abstractNum>
-  <w:abstractNum w:abstractNumId="21" w15:restartNumberingAfterBreak="0">
+  <w:abstractNum w:abstractNumId="27" w15:restartNumberingAfterBreak="0">
     <w:nsid w:val="4CBA4EFA"/>
     <w:multiLevelType w:val="multilevel"/>
     <w:tmpl w:val="2B7C994C"/>
@@ -5020,7 +7297,7 @@
       </w:rPr>
     </w:lvl>
   </w:abstractNum>
-  <w:abstractNum w:abstractNumId="22" w15:restartNumberingAfterBreak="0">
+  <w:abstractNum w:abstractNumId="28" w15:restartNumberingAfterBreak="0">
     <w:nsid w:val="4DD36BD0"/>
     <w:multiLevelType w:val="multilevel"/>
     <w:tmpl w:val="BDE69860"/>
@@ -5169,7 +7446,7 @@
       </w:rPr>
     </w:lvl>
   </w:abstractNum>
-  <w:abstractNum w:abstractNumId="23" w15:restartNumberingAfterBreak="0">
+  <w:abstractNum w:abstractNumId="29" w15:restartNumberingAfterBreak="0">
     <w:nsid w:val="4FCB5A3D"/>
     <w:multiLevelType w:val="multilevel"/>
     <w:tmpl w:val="4D9A5AE0"/>
@@ -5318,7 +7595,7 @@
       </w:rPr>
     </w:lvl>
   </w:abstractNum>
-  <w:abstractNum w:abstractNumId="24" w15:restartNumberingAfterBreak="0">
+  <w:abstractNum w:abstractNumId="30" w15:restartNumberingAfterBreak="0">
     <w:nsid w:val="51403F58"/>
     <w:multiLevelType w:val="multilevel"/>
     <w:tmpl w:val="AF2A8452"/>
@@ -5467,7 +7744,7 @@
       </w:rPr>
     </w:lvl>
   </w:abstractNum>
-  <w:abstractNum w:abstractNumId="25" w15:restartNumberingAfterBreak="0">
+  <w:abstractNum w:abstractNumId="31" w15:restartNumberingAfterBreak="0">
     <w:nsid w:val="5B9C3466"/>
     <w:multiLevelType w:val="multilevel"/>
     <w:tmpl w:val="D3F84FA8"/>
@@ -5616,7 +7893,7 @@
       </w:rPr>
     </w:lvl>
   </w:abstractNum>
-  <w:abstractNum w:abstractNumId="26" w15:restartNumberingAfterBreak="0">
+  <w:abstractNum w:abstractNumId="32" w15:restartNumberingAfterBreak="0">
     <w:nsid w:val="5BD95423"/>
     <w:multiLevelType w:val="multilevel"/>
     <w:tmpl w:val="07FA4754"/>
@@ -5765,7 +8042,156 @@
       </w:rPr>
     </w:lvl>
   </w:abstractNum>
-  <w:abstractNum w:abstractNumId="27" w15:restartNumberingAfterBreak="0">
+  <w:abstractNum w:abstractNumId="33" w15:restartNumberingAfterBreak="0">
+    <w:nsid w:val="5DBB0AE8"/>
+    <w:multiLevelType w:val="multilevel"/>
+    <w:tmpl w:val="25F0CEAC"/>
+    <w:lvl w:ilvl="0">
+      <w:start w:val="1"/>
+      <w:numFmt w:val="bullet"/>
+      <w:lvlText w:val=""/>
+      <w:lvlJc w:val="left"/>
+      <w:pPr>
+        <w:tabs>
+          <w:tab w:val="num" w:pos="720"/>
+        </w:tabs>
+        <w:ind w:left="720" w:hanging="360"/>
+      </w:pPr>
+      <w:rPr>
+        <w:rFonts w:ascii="Symbol" w:hAnsi="Symbol" w:hint="default"/>
+        <w:sz w:val="20"/>
+      </w:rPr>
+    </w:lvl>
+    <w:lvl w:ilvl="1" w:tentative="1">
+      <w:start w:val="1"/>
+      <w:numFmt w:val="bullet"/>
+      <w:lvlText w:val="o"/>
+      <w:lvlJc w:val="left"/>
+      <w:pPr>
+        <w:tabs>
+          <w:tab w:val="num" w:pos="1440"/>
+        </w:tabs>
+        <w:ind w:left="1440" w:hanging="360"/>
+      </w:pPr>
+      <w:rPr>
+        <w:rFonts w:ascii="Courier New" w:hAnsi="Courier New" w:hint="default"/>
+        <w:sz w:val="20"/>
+      </w:rPr>
+    </w:lvl>
+    <w:lvl w:ilvl="2" w:tentative="1">
+      <w:start w:val="1"/>
+      <w:numFmt w:val="bullet"/>
+      <w:lvlText w:val=""/>
+      <w:lvlJc w:val="left"/>
+      <w:pPr>
+        <w:tabs>
+          <w:tab w:val="num" w:pos="2160"/>
+        </w:tabs>
+        <w:ind w:left="2160" w:hanging="360"/>
+      </w:pPr>
+      <w:rPr>
+        <w:rFonts w:ascii="Wingdings" w:hAnsi="Wingdings" w:hint="default"/>
+        <w:sz w:val="20"/>
+      </w:rPr>
+    </w:lvl>
+    <w:lvl w:ilvl="3" w:tentative="1">
+      <w:start w:val="1"/>
+      <w:numFmt w:val="bullet"/>
+      <w:lvlText w:val=""/>
+      <w:lvlJc w:val="left"/>
+      <w:pPr>
+        <w:tabs>
+          <w:tab w:val="num" w:pos="2880"/>
+        </w:tabs>
+        <w:ind w:left="2880" w:hanging="360"/>
+      </w:pPr>
+      <w:rPr>
+        <w:rFonts w:ascii="Wingdings" w:hAnsi="Wingdings" w:hint="default"/>
+        <w:sz w:val="20"/>
+      </w:rPr>
+    </w:lvl>
+    <w:lvl w:ilvl="4" w:tentative="1">
+      <w:start w:val="1"/>
+      <w:numFmt w:val="bullet"/>
+      <w:lvlText w:val=""/>
+      <w:lvlJc w:val="left"/>
+      <w:pPr>
+        <w:tabs>
+          <w:tab w:val="num" w:pos="3600"/>
+        </w:tabs>
+        <w:ind w:left="3600" w:hanging="360"/>
+      </w:pPr>
+      <w:rPr>
+        <w:rFonts w:ascii="Wingdings" w:hAnsi="Wingdings" w:hint="default"/>
+        <w:sz w:val="20"/>
+      </w:rPr>
+    </w:lvl>
+    <w:lvl w:ilvl="5" w:tentative="1">
+      <w:start w:val="1"/>
+      <w:numFmt w:val="bullet"/>
+      <w:lvlText w:val=""/>
+      <w:lvlJc w:val="left"/>
+      <w:pPr>
+        <w:tabs>
+          <w:tab w:val="num" w:pos="4320"/>
+        </w:tabs>
+        <w:ind w:left="4320" w:hanging="360"/>
+      </w:pPr>
+      <w:rPr>
+        <w:rFonts w:ascii="Wingdings" w:hAnsi="Wingdings" w:hint="default"/>
+        <w:sz w:val="20"/>
+      </w:rPr>
+    </w:lvl>
+    <w:lvl w:ilvl="6" w:tentative="1">
+      <w:start w:val="1"/>
+      <w:numFmt w:val="bullet"/>
+      <w:lvlText w:val=""/>
+      <w:lvlJc w:val="left"/>
+      <w:pPr>
+        <w:tabs>
+          <w:tab w:val="num" w:pos="5040"/>
+        </w:tabs>
+        <w:ind w:left="5040" w:hanging="360"/>
+      </w:pPr>
+      <w:rPr>
+        <w:rFonts w:ascii="Wingdings" w:hAnsi="Wingdings" w:hint="default"/>
+        <w:sz w:val="20"/>
+      </w:rPr>
+    </w:lvl>
+    <w:lvl w:ilvl="7" w:tentative="1">
+      <w:start w:val="1"/>
+      <w:numFmt w:val="bullet"/>
+      <w:lvlText w:val=""/>
+      <w:lvlJc w:val="left"/>
+      <w:pPr>
+        <w:tabs>
+          <w:tab w:val="num" w:pos="5760"/>
+        </w:tabs>
+        <w:ind w:left="5760" w:hanging="360"/>
+      </w:pPr>
+      <w:rPr>
+        <w:rFonts w:ascii="Wingdings" w:hAnsi="Wingdings" w:hint="default"/>
+        <w:sz w:val="20"/>
+      </w:rPr>
+    </w:lvl>
+    <w:lvl w:ilvl="8" w:tentative="1">
+      <w:start w:val="1"/>
+      <w:numFmt w:val="bullet"/>
+      <w:lvlText w:val=""/>
+      <w:lvlJc w:val="left"/>
+      <w:pPr>
+        <w:tabs>
+          <w:tab w:val="num" w:pos="6480"/>
+        </w:tabs>
+        <w:ind w:left="6480" w:hanging="360"/>
+      </w:pPr>
+      <w:rPr>
+        <w:rFonts w:ascii="Wingdings" w:hAnsi="Wingdings" w:hint="default"/>
+        <w:sz w:val="20"/>
+      </w:rPr>
+    </w:lvl>
+  </w:abstractNum>
+  <w:abstractNum w:abstractNumId="34" w15:restartNumberingAfterBreak="0">
     <w:nsid w:val="5E6C2CC1"/>
     <w:multiLevelType w:val="hybridMultilevel"/>
     <w:tmpl w:val="2AF2E7FC"/>
@@ -5878,7 +8304,7 @@
       </w:rPr>
     </w:lvl>
   </w:abstractNum>
-  <w:abstractNum w:abstractNumId="28" w15:restartNumberingAfterBreak="0">
+  <w:abstractNum w:abstractNumId="35" w15:restartNumberingAfterBreak="0">
     <w:nsid w:val="63C84B58"/>
     <w:multiLevelType w:val="multilevel"/>
     <w:tmpl w:val="448E7CA2"/>
@@ -6027,7 +8453,156 @@
       </w:rPr>
     </w:lvl>
   </w:abstractNum>
-  <w:abstractNum w:abstractNumId="29" w15:restartNumberingAfterBreak="0">
+  <w:abstractNum w:abstractNumId="36" w15:restartNumberingAfterBreak="0">
+    <w:nsid w:val="66807DFD"/>
+    <w:multiLevelType w:val="multilevel"/>
+    <w:tmpl w:val="3964019C"/>
+    <w:lvl w:ilvl="0">
+      <w:start w:val="1"/>
+      <w:numFmt w:val="bullet"/>
+      <w:lvlText w:val=""/>
+      <w:lvlJc w:val="left"/>
+      <w:pPr>
+        <w:tabs>
+          <w:tab w:val="num" w:pos="720"/>
+        </w:tabs>
+        <w:ind w:left="720" w:hanging="360"/>
+      </w:pPr>
+      <w:rPr>
+        <w:rFonts w:ascii="Symbol" w:hAnsi="Symbol" w:hint="default"/>
+        <w:sz w:val="20"/>
+      </w:rPr>
+    </w:lvl>
+    <w:lvl w:ilvl="1" w:tentative="1">
+      <w:start w:val="1"/>
+      <w:numFmt w:val="bullet"/>
+      <w:lvlText w:val="o"/>
+      <w:lvlJc w:val="left"/>
+      <w:pPr>
+        <w:tabs>
+          <w:tab w:val="num" w:pos="1440"/>
+        </w:tabs>
+        <w:ind w:left="1440" w:hanging="360"/>
+      </w:pPr>
+      <w:rPr>
+        <w:rFonts w:ascii="Courier New" w:hAnsi="Courier New" w:hint="default"/>
+        <w:sz w:val="20"/>
+      </w:rPr>
+    </w:lvl>
+    <w:lvl w:ilvl="2" w:tentative="1">
+      <w:start w:val="1"/>
+      <w:numFmt w:val="bullet"/>
+      <w:lvlText w:val=""/>
+      <w:lvlJc w:val="left"/>
+      <w:pPr>
+        <w:tabs>
+          <w:tab w:val="num" w:pos="2160"/>
+        </w:tabs>
+        <w:ind w:left="2160" w:hanging="360"/>
+      </w:pPr>
+      <w:rPr>
+        <w:rFonts w:ascii="Wingdings" w:hAnsi="Wingdings" w:hint="default"/>
+        <w:sz w:val="20"/>
+      </w:rPr>
+    </w:lvl>
+    <w:lvl w:ilvl="3" w:tentative="1">
+      <w:start w:val="1"/>
+      <w:numFmt w:val="bullet"/>
+      <w:lvlText w:val=""/>
+      <w:lvlJc w:val="left"/>
+      <w:pPr>
+        <w:tabs>
+          <w:tab w:val="num" w:pos="2880"/>
+        </w:tabs>
+        <w:ind w:left="2880" w:hanging="360"/>
+      </w:pPr>
+      <w:rPr>
+        <w:rFonts w:ascii="Wingdings" w:hAnsi="Wingdings" w:hint="default"/>
+        <w:sz w:val="20"/>
+      </w:rPr>
+    </w:lvl>
+    <w:lvl w:ilvl="4" w:tentative="1">
+      <w:start w:val="1"/>
+      <w:numFmt w:val="bullet"/>
+      <w:lvlText w:val=""/>
+      <w:lvlJc w:val="left"/>
+      <w:pPr>
+        <w:tabs>
+          <w:tab w:val="num" w:pos="3600"/>
+        </w:tabs>
+        <w:ind w:left="3600" w:hanging="360"/>
+      </w:pPr>
+      <w:rPr>
+        <w:rFonts w:ascii="Wingdings" w:hAnsi="Wingdings" w:hint="default"/>
+        <w:sz w:val="20"/>
+      </w:rPr>
+    </w:lvl>
+    <w:lvl w:ilvl="5" w:tentative="1">
+      <w:start w:val="1"/>
+      <w:numFmt w:val="bullet"/>
+      <w:lvlText w:val=""/>
+      <w:lvlJc w:val="left"/>
+      <w:pPr>
+        <w:tabs>
+          <w:tab w:val="num" w:pos="4320"/>
+        </w:tabs>
+        <w:ind w:left="4320" w:hanging="360"/>
+      </w:pPr>
+      <w:rPr>
+        <w:rFonts w:ascii="Wingdings" w:hAnsi="Wingdings" w:hint="default"/>
+        <w:sz w:val="20"/>
+      </w:rPr>
+    </w:lvl>
+    <w:lvl w:ilvl="6" w:tentative="1">
+      <w:start w:val="1"/>
+      <w:numFmt w:val="bullet"/>
+      <w:lvlText w:val=""/>
+      <w:lvlJc w:val="left"/>
+      <w:pPr>
+        <w:tabs>
+          <w:tab w:val="num" w:pos="5040"/>
+        </w:tabs>
+        <w:ind w:left="5040" w:hanging="360"/>
+      </w:pPr>
+      <w:rPr>
+        <w:rFonts w:ascii="Wingdings" w:hAnsi="Wingdings" w:hint="default"/>
+        <w:sz w:val="20"/>
+      </w:rPr>
+    </w:lvl>
+    <w:lvl w:ilvl="7" w:tentative="1">
+      <w:start w:val="1"/>
+      <w:numFmt w:val="bullet"/>
+      <w:lvlText w:val=""/>
+      <w:lvlJc w:val="left"/>
+      <w:pPr>
+        <w:tabs>
+          <w:tab w:val="num" w:pos="5760"/>
+        </w:tabs>
+        <w:ind w:left="5760" w:hanging="360"/>
+      </w:pPr>
+      <w:rPr>
+        <w:rFonts w:ascii="Wingdings" w:hAnsi="Wingdings" w:hint="default"/>
+        <w:sz w:val="20"/>
+      </w:rPr>
+    </w:lvl>
+    <w:lvl w:ilvl="8" w:tentative="1">
+      <w:start w:val="1"/>
+      <w:numFmt w:val="bullet"/>
+      <w:lvlText w:val=""/>
+      <w:lvlJc w:val="left"/>
+      <w:pPr>
+        <w:tabs>
+          <w:tab w:val="num" w:pos="6480"/>
+        </w:tabs>
+        <w:ind w:left="6480" w:hanging="360"/>
+      </w:pPr>
+      <w:rPr>
+        <w:rFonts w:ascii="Wingdings" w:hAnsi="Wingdings" w:hint="default"/>
+        <w:sz w:val="20"/>
+      </w:rPr>
+    </w:lvl>
+  </w:abstractNum>
+  <w:abstractNum w:abstractNumId="37" w15:restartNumberingAfterBreak="0">
     <w:nsid w:val="67631137"/>
     <w:multiLevelType w:val="multilevel"/>
     <w:tmpl w:val="62B0533E"/>
@@ -6176,7 +8751,7 @@
       </w:rPr>
     </w:lvl>
   </w:abstractNum>
-  <w:abstractNum w:abstractNumId="30" w15:restartNumberingAfterBreak="0">
+  <w:abstractNum w:abstractNumId="38" w15:restartNumberingAfterBreak="0">
     <w:nsid w:val="69D9653F"/>
     <w:multiLevelType w:val="hybridMultilevel"/>
     <w:tmpl w:val="CAD86D5E"/>
@@ -6289,7 +8864,7 @@
       </w:rPr>
     </w:lvl>
   </w:abstractNum>
-  <w:abstractNum w:abstractNumId="31" w15:restartNumberingAfterBreak="0">
+  <w:abstractNum w:abstractNumId="39" w15:restartNumberingAfterBreak="0">
     <w:nsid w:val="6A0D4F98"/>
     <w:multiLevelType w:val="multilevel"/>
     <w:tmpl w:val="605E6322"/>
@@ -6438,7 +9013,156 @@
       </w:rPr>
     </w:lvl>
   </w:abstractNum>
-  <w:abstractNum w:abstractNumId="32" w15:restartNumberingAfterBreak="0">
+  <w:abstractNum w:abstractNumId="40" w15:restartNumberingAfterBreak="0">
+    <w:nsid w:val="6F7F3AF0"/>
+    <w:multiLevelType w:val="multilevel"/>
+    <w:tmpl w:val="A72E2C9A"/>
+    <w:lvl w:ilvl="0">
+      <w:start w:val="1"/>
+      <w:numFmt w:val="bullet"/>
+      <w:lvlText w:val=""/>
+      <w:lvlJc w:val="left"/>
+      <w:pPr>
+        <w:tabs>
+          <w:tab w:val="num" w:pos="720"/>
+        </w:tabs>
+        <w:ind w:left="720" w:hanging="360"/>
+      </w:pPr>
+      <w:rPr>
+        <w:rFonts w:ascii="Symbol" w:hAnsi="Symbol" w:hint="default"/>
+        <w:sz w:val="20"/>
+      </w:rPr>
+    </w:lvl>
+    <w:lvl w:ilvl="1" w:tentative="1">
+      <w:start w:val="1"/>
+      <w:numFmt w:val="bullet"/>
+      <w:lvlText w:val="o"/>
+      <w:lvlJc w:val="left"/>
+      <w:pPr>
+        <w:tabs>
+          <w:tab w:val="num" w:pos="1440"/>
+        </w:tabs>
+        <w:ind w:left="1440" w:hanging="360"/>
+      </w:pPr>
+      <w:rPr>
+        <w:rFonts w:ascii="Courier New" w:hAnsi="Courier New" w:hint="default"/>
+        <w:sz w:val="20"/>
+      </w:rPr>
+    </w:lvl>
+    <w:lvl w:ilvl="2" w:tentative="1">
+      <w:start w:val="1"/>
+      <w:numFmt w:val="bullet"/>
+      <w:lvlText w:val=""/>
+      <w:lvlJc w:val="left"/>
+      <w:pPr>
+        <w:tabs>
+          <w:tab w:val="num" w:pos="2160"/>
+        </w:tabs>
+        <w:ind w:left="2160" w:hanging="360"/>
+      </w:pPr>
+      <w:rPr>
+        <w:rFonts w:ascii="Wingdings" w:hAnsi="Wingdings" w:hint="default"/>
+        <w:sz w:val="20"/>
+      </w:rPr>
+    </w:lvl>
+    <w:lvl w:ilvl="3" w:tentative="1">
+      <w:start w:val="1"/>
+      <w:numFmt w:val="bullet"/>
+      <w:lvlText w:val=""/>
+      <w:lvlJc w:val="left"/>
+      <w:pPr>
+        <w:tabs>
+          <w:tab w:val="num" w:pos="2880"/>
+        </w:tabs>
+        <w:ind w:left="2880" w:hanging="360"/>
+      </w:pPr>
+      <w:rPr>
+        <w:rFonts w:ascii="Wingdings" w:hAnsi="Wingdings" w:hint="default"/>
+        <w:sz w:val="20"/>
+      </w:rPr>
+    </w:lvl>
+    <w:lvl w:ilvl="4" w:tentative="1">
+      <w:start w:val="1"/>
+      <w:numFmt w:val="bullet"/>
+      <w:lvlText w:val=""/>
+      <w:lvlJc w:val="left"/>
+      <w:pPr>
+        <w:tabs>
+          <w:tab w:val="num" w:pos="3600"/>
+        </w:tabs>
+        <w:ind w:left="3600" w:hanging="360"/>
+      </w:pPr>
+      <w:rPr>
+        <w:rFonts w:ascii="Wingdings" w:hAnsi="Wingdings" w:hint="default"/>
+        <w:sz w:val="20"/>
+      </w:rPr>
+    </w:lvl>
+    <w:lvl w:ilvl="5" w:tentative="1">
+      <w:start w:val="1"/>
+      <w:numFmt w:val="bullet"/>
+      <w:lvlText w:val=""/>
+      <w:lvlJc w:val="left"/>
+      <w:pPr>
+        <w:tabs>
+          <w:tab w:val="num" w:pos="4320"/>
+        </w:tabs>
+        <w:ind w:left="4320" w:hanging="360"/>
+      </w:pPr>
+      <w:rPr>
+        <w:rFonts w:ascii="Wingdings" w:hAnsi="Wingdings" w:hint="default"/>
+        <w:sz w:val="20"/>
+      </w:rPr>
+    </w:lvl>
+    <w:lvl w:ilvl="6" w:tentative="1">
+      <w:start w:val="1"/>
+      <w:numFmt w:val="bullet"/>
+      <w:lvlText w:val=""/>
+      <w:lvlJc w:val="left"/>
+      <w:pPr>
+        <w:tabs>
+          <w:tab w:val="num" w:pos="5040"/>
+        </w:tabs>
+        <w:ind w:left="5040" w:hanging="360"/>
+      </w:pPr>
+      <w:rPr>
+        <w:rFonts w:ascii="Wingdings" w:hAnsi="Wingdings" w:hint="default"/>
+        <w:sz w:val="20"/>
+      </w:rPr>
+    </w:lvl>
+    <w:lvl w:ilvl="7" w:tentative="1">
+      <w:start w:val="1"/>
+      <w:numFmt w:val="bullet"/>
+      <w:lvlText w:val=""/>
+      <w:lvlJc w:val="left"/>
+      <w:pPr>
+        <w:tabs>
+          <w:tab w:val="num" w:pos="5760"/>
+        </w:tabs>
+        <w:ind w:left="5760" w:hanging="360"/>
+      </w:pPr>
+      <w:rPr>
+        <w:rFonts w:ascii="Wingdings" w:hAnsi="Wingdings" w:hint="default"/>
+        <w:sz w:val="20"/>
+      </w:rPr>
+    </w:lvl>
+    <w:lvl w:ilvl="8" w:tentative="1">
+      <w:start w:val="1"/>
+      <w:numFmt w:val="bullet"/>
+      <w:lvlText w:val=""/>
+      <w:lvlJc w:val="left"/>
+      <w:pPr>
+        <w:tabs>
+          <w:tab w:val="num" w:pos="6480"/>
+        </w:tabs>
+        <w:ind w:left="6480" w:hanging="360"/>
+      </w:pPr>
+      <w:rPr>
+        <w:rFonts w:ascii="Wingdings" w:hAnsi="Wingdings" w:hint="default"/>
+        <w:sz w:val="20"/>
+      </w:rPr>
+    </w:lvl>
+  </w:abstractNum>
+  <w:abstractNum w:abstractNumId="41" w15:restartNumberingAfterBreak="0">
     <w:nsid w:val="72772063"/>
     <w:multiLevelType w:val="multilevel"/>
     <w:tmpl w:val="4C4C5A1A"/>
@@ -6587,7 +9311,7 @@
       </w:rPr>
     </w:lvl>
   </w:abstractNum>
-  <w:abstractNum w:abstractNumId="33" w15:restartNumberingAfterBreak="0">
+  <w:abstractNum w:abstractNumId="42" w15:restartNumberingAfterBreak="0">
     <w:nsid w:val="75FC0899"/>
     <w:multiLevelType w:val="multilevel"/>
     <w:tmpl w:val="1046AA90"/>
@@ -6736,7 +9460,156 @@
       </w:rPr>
     </w:lvl>
   </w:abstractNum>
-  <w:abstractNum w:abstractNumId="34" w15:restartNumberingAfterBreak="0">
+  <w:abstractNum w:abstractNumId="43" w15:restartNumberingAfterBreak="0">
+    <w:nsid w:val="76015D1B"/>
+    <w:multiLevelType w:val="multilevel"/>
+    <w:tmpl w:val="595EFFCC"/>
+    <w:lvl w:ilvl="0">
+      <w:start w:val="1"/>
+      <w:numFmt w:val="bullet"/>
+      <w:lvlText w:val=""/>
+      <w:lvlJc w:val="left"/>
+      <w:pPr>
+        <w:tabs>
+          <w:tab w:val="num" w:pos="720"/>
+        </w:tabs>
+        <w:ind w:left="720" w:hanging="360"/>
+      </w:pPr>
+      <w:rPr>
+        <w:rFonts w:ascii="Symbol" w:hAnsi="Symbol" w:hint="default"/>
+        <w:sz w:val="20"/>
+      </w:rPr>
+    </w:lvl>
+    <w:lvl w:ilvl="1" w:tentative="1">
+      <w:start w:val="1"/>
+      <w:numFmt w:val="bullet"/>
+      <w:lvlText w:val="o"/>
+      <w:lvlJc w:val="left"/>
+      <w:pPr>
+        <w:tabs>
+          <w:tab w:val="num" w:pos="1440"/>
+        </w:tabs>
+        <w:ind w:left="1440" w:hanging="360"/>
+      </w:pPr>
+      <w:rPr>
+        <w:rFonts w:ascii="Courier New" w:hAnsi="Courier New" w:hint="default"/>
+        <w:sz w:val="20"/>
+      </w:rPr>
+    </w:lvl>
+    <w:lvl w:ilvl="2" w:tentative="1">
+      <w:start w:val="1"/>
+      <w:numFmt w:val="bullet"/>
+      <w:lvlText w:val=""/>
+      <w:lvlJc w:val="left"/>
+      <w:pPr>
+        <w:tabs>
+          <w:tab w:val="num" w:pos="2160"/>
+        </w:tabs>
+        <w:ind w:left="2160" w:hanging="360"/>
+      </w:pPr>
+      <w:rPr>
+        <w:rFonts w:ascii="Wingdings" w:hAnsi="Wingdings" w:hint="default"/>
+        <w:sz w:val="20"/>
+      </w:rPr>
+    </w:lvl>
+    <w:lvl w:ilvl="3" w:tentative="1">
+      <w:start w:val="1"/>
+      <w:numFmt w:val="bullet"/>
+      <w:lvlText w:val=""/>
+      <w:lvlJc w:val="left"/>
+      <w:pPr>
+        <w:tabs>
+          <w:tab w:val="num" w:pos="2880"/>
+        </w:tabs>
+        <w:ind w:left="2880" w:hanging="360"/>
+      </w:pPr>
+      <w:rPr>
+        <w:rFonts w:ascii="Wingdings" w:hAnsi="Wingdings" w:hint="default"/>
+        <w:sz w:val="20"/>
+      </w:rPr>
+    </w:lvl>
+    <w:lvl w:ilvl="4" w:tentative="1">
+      <w:start w:val="1"/>
+      <w:numFmt w:val="bullet"/>
+      <w:lvlText w:val=""/>
+      <w:lvlJc w:val="left"/>
+      <w:pPr>
+        <w:tabs>
+          <w:tab w:val="num" w:pos="3600"/>
+        </w:tabs>
+        <w:ind w:left="3600" w:hanging="360"/>
+      </w:pPr>
+      <w:rPr>
+        <w:rFonts w:ascii="Wingdings" w:hAnsi="Wingdings" w:hint="default"/>
+        <w:sz w:val="20"/>
+      </w:rPr>
+    </w:lvl>
+    <w:lvl w:ilvl="5" w:tentative="1">
+      <w:start w:val="1"/>
+      <w:numFmt w:val="bullet"/>
+      <w:lvlText w:val=""/>
+      <w:lvlJc w:val="left"/>
+      <w:pPr>
+        <w:tabs>
+          <w:tab w:val="num" w:pos="4320"/>
+        </w:tabs>
+        <w:ind w:left="4320" w:hanging="360"/>
+      </w:pPr>
+      <w:rPr>
+        <w:rFonts w:ascii="Wingdings" w:hAnsi="Wingdings" w:hint="default"/>
+        <w:sz w:val="20"/>
+      </w:rPr>
+    </w:lvl>
+    <w:lvl w:ilvl="6" w:tentative="1">
+      <w:start w:val="1"/>
+      <w:numFmt w:val="bullet"/>
+      <w:lvlText w:val=""/>
+      <w:lvlJc w:val="left"/>
+      <w:pPr>
+        <w:tabs>
+          <w:tab w:val="num" w:pos="5040"/>
+        </w:tabs>
+        <w:ind w:left="5040" w:hanging="360"/>
+      </w:pPr>
+      <w:rPr>
+        <w:rFonts w:ascii="Wingdings" w:hAnsi="Wingdings" w:hint="default"/>
+        <w:sz w:val="20"/>
+      </w:rPr>
+    </w:lvl>
+    <w:lvl w:ilvl="7" w:tentative="1">
+      <w:start w:val="1"/>
+      <w:numFmt w:val="bullet"/>
+      <w:lvlText w:val=""/>
+      <w:lvlJc w:val="left"/>
+      <w:pPr>
+        <w:tabs>
+          <w:tab w:val="num" w:pos="5760"/>
+        </w:tabs>
+        <w:ind w:left="5760" w:hanging="360"/>
+      </w:pPr>
+      <w:rPr>
+        <w:rFonts w:ascii="Wingdings" w:hAnsi="Wingdings" w:hint="default"/>
+        <w:sz w:val="20"/>
+      </w:rPr>
+    </w:lvl>
+    <w:lvl w:ilvl="8" w:tentative="1">
+      <w:start w:val="1"/>
+      <w:numFmt w:val="bullet"/>
+      <w:lvlText w:val=""/>
+      <w:lvlJc w:val="left"/>
+      <w:pPr>
+        <w:tabs>
+          <w:tab w:val="num" w:pos="6480"/>
+        </w:tabs>
+        <w:ind w:left="6480" w:hanging="360"/>
+      </w:pPr>
+      <w:rPr>
+        <w:rFonts w:ascii="Wingdings" w:hAnsi="Wingdings" w:hint="default"/>
+        <w:sz w:val="20"/>
+      </w:rPr>
+    </w:lvl>
+  </w:abstractNum>
+  <w:abstractNum w:abstractNumId="44" w15:restartNumberingAfterBreak="0">
     <w:nsid w:val="7C6C7C40"/>
     <w:multiLevelType w:val="multilevel"/>
     <w:tmpl w:val="C85627CE"/>
@@ -6885,7 +9758,7 @@
       </w:rPr>
     </w:lvl>
   </w:abstractNum>
-  <w:abstractNum w:abstractNumId="35" w15:restartNumberingAfterBreak="0">
+  <w:abstractNum w:abstractNumId="45" w15:restartNumberingAfterBreak="0">
     <w:nsid w:val="7C786C13"/>
     <w:multiLevelType w:val="multilevel"/>
     <w:tmpl w:val="C14859B4"/>
@@ -7034,7 +9907,7 @@
       </w:rPr>
     </w:lvl>
   </w:abstractNum>
-  <w:abstractNum w:abstractNumId="36" w15:restartNumberingAfterBreak="0">
+  <w:abstractNum w:abstractNumId="46" w15:restartNumberingAfterBreak="0">
     <w:nsid w:val="7EB95B0B"/>
     <w:multiLevelType w:val="multilevel"/>
     <w:tmpl w:val="E9F2677E"/>
@@ -7183,116 +10056,450 @@
       </w:rPr>
     </w:lvl>
   </w:abstractNum>
+  <w:abstractNum w:abstractNumId="47" w15:restartNumberingAfterBreak="0">
+    <w:nsid w:val="7F3267EB"/>
+    <w:multiLevelType w:val="multilevel"/>
+    <w:tmpl w:val="D3CE3C88"/>
+    <w:lvl w:ilvl="0">
+      <w:start w:val="1"/>
+      <w:numFmt w:val="bullet"/>
+      <w:lvlText w:val=""/>
+      <w:lvlJc w:val="left"/>
+      <w:pPr>
+        <w:tabs>
+          <w:tab w:val="num" w:pos="720"/>
+        </w:tabs>
+        <w:ind w:left="720" w:hanging="360"/>
+      </w:pPr>
+      <w:rPr>
+        <w:rFonts w:ascii="Symbol" w:hAnsi="Symbol" w:hint="default"/>
+        <w:sz w:val="20"/>
+      </w:rPr>
+    </w:lvl>
+    <w:lvl w:ilvl="1" w:tentative="1">
+      <w:start w:val="1"/>
+      <w:numFmt w:val="bullet"/>
+      <w:lvlText w:val="o"/>
+      <w:lvlJc w:val="left"/>
+      <w:pPr>
+        <w:tabs>
+          <w:tab w:val="num" w:pos="1440"/>
+        </w:tabs>
+        <w:ind w:left="1440" w:hanging="360"/>
+      </w:pPr>
+      <w:rPr>
+        <w:rFonts w:ascii="Courier New" w:hAnsi="Courier New" w:hint="default"/>
+        <w:sz w:val="20"/>
+      </w:rPr>
+    </w:lvl>
+    <w:lvl w:ilvl="2" w:tentative="1">
+      <w:start w:val="1"/>
+      <w:numFmt w:val="bullet"/>
+      <w:lvlText w:val=""/>
+      <w:lvlJc w:val="left"/>
+      <w:pPr>
+        <w:tabs>
+          <w:tab w:val="num" w:pos="2160"/>
+        </w:tabs>
+        <w:ind w:left="2160" w:hanging="360"/>
+      </w:pPr>
+      <w:rPr>
+        <w:rFonts w:ascii="Wingdings" w:hAnsi="Wingdings" w:hint="default"/>
+        <w:sz w:val="20"/>
+      </w:rPr>
+    </w:lvl>
+    <w:lvl w:ilvl="3" w:tentative="1">
+      <w:start w:val="1"/>
+      <w:numFmt w:val="bullet"/>
+      <w:lvlText w:val=""/>
+      <w:lvlJc w:val="left"/>
+      <w:pPr>
+        <w:tabs>
+          <w:tab w:val="num" w:pos="2880"/>
+        </w:tabs>
+        <w:ind w:left="2880" w:hanging="360"/>
+      </w:pPr>
+      <w:rPr>
+        <w:rFonts w:ascii="Wingdings" w:hAnsi="Wingdings" w:hint="default"/>
+        <w:sz w:val="20"/>
+      </w:rPr>
+    </w:lvl>
+    <w:lvl w:ilvl="4" w:tentative="1">
+      <w:start w:val="1"/>
+      <w:numFmt w:val="bullet"/>
+      <w:lvlText w:val=""/>
+      <w:lvlJc w:val="left"/>
+      <w:pPr>
+        <w:tabs>
+          <w:tab w:val="num" w:pos="3600"/>
+        </w:tabs>
+        <w:ind w:left="3600" w:hanging="360"/>
+      </w:pPr>
+      <w:rPr>
+        <w:rFonts w:ascii="Wingdings" w:hAnsi="Wingdings" w:hint="default"/>
+        <w:sz w:val="20"/>
+      </w:rPr>
+    </w:lvl>
+    <w:lvl w:ilvl="5" w:tentative="1">
+      <w:start w:val="1"/>
+      <w:numFmt w:val="bullet"/>
+      <w:lvlText w:val=""/>
+      <w:lvlJc w:val="left"/>
+      <w:pPr>
+        <w:tabs>
+          <w:tab w:val="num" w:pos="4320"/>
+        </w:tabs>
+        <w:ind w:left="4320" w:hanging="360"/>
+      </w:pPr>
+      <w:rPr>
+        <w:rFonts w:ascii="Wingdings" w:hAnsi="Wingdings" w:hint="default"/>
+        <w:sz w:val="20"/>
+      </w:rPr>
+    </w:lvl>
+    <w:lvl w:ilvl="6" w:tentative="1">
+      <w:start w:val="1"/>
+      <w:numFmt w:val="bullet"/>
+      <w:lvlText w:val=""/>
+      <w:lvlJc w:val="left"/>
+      <w:pPr>
+        <w:tabs>
+          <w:tab w:val="num" w:pos="5040"/>
+        </w:tabs>
+        <w:ind w:left="5040" w:hanging="360"/>
+      </w:pPr>
+      <w:rPr>
+        <w:rFonts w:ascii="Wingdings" w:hAnsi="Wingdings" w:hint="default"/>
+        <w:sz w:val="20"/>
+      </w:rPr>
+    </w:lvl>
+    <w:lvl w:ilvl="7" w:tentative="1">
+      <w:start w:val="1"/>
+      <w:numFmt w:val="bullet"/>
+      <w:lvlText w:val=""/>
+      <w:lvlJc w:val="left"/>
+      <w:pPr>
+        <w:tabs>
+          <w:tab w:val="num" w:pos="5760"/>
+        </w:tabs>
+        <w:ind w:left="5760" w:hanging="360"/>
+      </w:pPr>
+      <w:rPr>
+        <w:rFonts w:ascii="Wingdings" w:hAnsi="Wingdings" w:hint="default"/>
+        <w:sz w:val="20"/>
+      </w:rPr>
+    </w:lvl>
+    <w:lvl w:ilvl="8" w:tentative="1">
+      <w:start w:val="1"/>
+      <w:numFmt w:val="bullet"/>
+      <w:lvlText w:val=""/>
+      <w:lvlJc w:val="left"/>
+      <w:pPr>
+        <w:tabs>
+          <w:tab w:val="num" w:pos="6480"/>
+        </w:tabs>
+        <w:ind w:left="6480" w:hanging="360"/>
+      </w:pPr>
+      <w:rPr>
+        <w:rFonts w:ascii="Wingdings" w:hAnsi="Wingdings" w:hint="default"/>
+        <w:sz w:val="20"/>
+      </w:rPr>
+    </w:lvl>
+  </w:abstractNum>
+  <w:abstractNum w:abstractNumId="48" w15:restartNumberingAfterBreak="0">
+    <w:nsid w:val="7FD318DD"/>
+    <w:multiLevelType w:val="multilevel"/>
+    <w:tmpl w:val="01FEAB66"/>
+    <w:lvl w:ilvl="0">
+      <w:start w:val="1"/>
+      <w:numFmt w:val="bullet"/>
+      <w:lvlText w:val=""/>
+      <w:lvlJc w:val="left"/>
+      <w:pPr>
+        <w:tabs>
+          <w:tab w:val="num" w:pos="720"/>
+        </w:tabs>
+        <w:ind w:left="720" w:hanging="360"/>
+      </w:pPr>
+      <w:rPr>
+        <w:rFonts w:ascii="Symbol" w:hAnsi="Symbol" w:hint="default"/>
+        <w:sz w:val="20"/>
+      </w:rPr>
+    </w:lvl>
+    <w:lvl w:ilvl="1" w:tentative="1">
+      <w:start w:val="1"/>
+      <w:numFmt w:val="bullet"/>
+      <w:lvlText w:val="o"/>
+      <w:lvlJc w:val="left"/>
+      <w:pPr>
+        <w:tabs>
+          <w:tab w:val="num" w:pos="1440"/>
+        </w:tabs>
+        <w:ind w:left="1440" w:hanging="360"/>
+      </w:pPr>
+      <w:rPr>
+        <w:rFonts w:ascii="Courier New" w:hAnsi="Courier New" w:hint="default"/>
+        <w:sz w:val="20"/>
+      </w:rPr>
+    </w:lvl>
+    <w:lvl w:ilvl="2" w:tentative="1">
+      <w:start w:val="1"/>
+      <w:numFmt w:val="bullet"/>
+      <w:lvlText w:val=""/>
+      <w:lvlJc w:val="left"/>
+      <w:pPr>
+        <w:tabs>
+          <w:tab w:val="num" w:pos="2160"/>
+        </w:tabs>
+        <w:ind w:left="2160" w:hanging="360"/>
+      </w:pPr>
+      <w:rPr>
+        <w:rFonts w:ascii="Wingdings" w:hAnsi="Wingdings" w:hint="default"/>
+        <w:sz w:val="20"/>
+      </w:rPr>
+    </w:lvl>
+    <w:lvl w:ilvl="3" w:tentative="1">
+      <w:start w:val="1"/>
+      <w:numFmt w:val="bullet"/>
+      <w:lvlText w:val=""/>
+      <w:lvlJc w:val="left"/>
+      <w:pPr>
+        <w:tabs>
+          <w:tab w:val="num" w:pos="2880"/>
+        </w:tabs>
+        <w:ind w:left="2880" w:hanging="360"/>
+      </w:pPr>
+      <w:rPr>
+        <w:rFonts w:ascii="Wingdings" w:hAnsi="Wingdings" w:hint="default"/>
+        <w:sz w:val="20"/>
+      </w:rPr>
+    </w:lvl>
+    <w:lvl w:ilvl="4" w:tentative="1">
+      <w:start w:val="1"/>
+      <w:numFmt w:val="bullet"/>
+      <w:lvlText w:val=""/>
+      <w:lvlJc w:val="left"/>
+      <w:pPr>
+        <w:tabs>
+          <w:tab w:val="num" w:pos="3600"/>
+        </w:tabs>
+        <w:ind w:left="3600" w:hanging="360"/>
+      </w:pPr>
+      <w:rPr>
+        <w:rFonts w:ascii="Wingdings" w:hAnsi="Wingdings" w:hint="default"/>
+        <w:sz w:val="20"/>
+      </w:rPr>
+    </w:lvl>
+    <w:lvl w:ilvl="5" w:tentative="1">
+      <w:start w:val="1"/>
+      <w:numFmt w:val="bullet"/>
+      <w:lvlText w:val=""/>
+      <w:lvlJc w:val="left"/>
+      <w:pPr>
+        <w:tabs>
+          <w:tab w:val="num" w:pos="4320"/>
+        </w:tabs>
+        <w:ind w:left="4320" w:hanging="360"/>
+      </w:pPr>
+      <w:rPr>
+        <w:rFonts w:ascii="Wingdings" w:hAnsi="Wingdings" w:hint="default"/>
+        <w:sz w:val="20"/>
+      </w:rPr>
+    </w:lvl>
+    <w:lvl w:ilvl="6" w:tentative="1">
+      <w:start w:val="1"/>
+      <w:numFmt w:val="bullet"/>
+      <w:lvlText w:val=""/>
+      <w:lvlJc w:val="left"/>
+      <w:pPr>
+        <w:tabs>
+          <w:tab w:val="num" w:pos="5040"/>
+        </w:tabs>
+        <w:ind w:left="5040" w:hanging="360"/>
+      </w:pPr>
+      <w:rPr>
+        <w:rFonts w:ascii="Wingdings" w:hAnsi="Wingdings" w:hint="default"/>
+        <w:sz w:val="20"/>
+      </w:rPr>
+    </w:lvl>
+    <w:lvl w:ilvl="7" w:tentative="1">
+      <w:start w:val="1"/>
+      <w:numFmt w:val="bullet"/>
+      <w:lvlText w:val=""/>
+      <w:lvlJc w:val="left"/>
+      <w:pPr>
+        <w:tabs>
+          <w:tab w:val="num" w:pos="5760"/>
+        </w:tabs>
+        <w:ind w:left="5760" w:hanging="360"/>
+      </w:pPr>
+      <w:rPr>
+        <w:rFonts w:ascii="Wingdings" w:hAnsi="Wingdings" w:hint="default"/>
+        <w:sz w:val="20"/>
+      </w:rPr>
+    </w:lvl>
+    <w:lvl w:ilvl="8" w:tentative="1">
+      <w:start w:val="1"/>
+      <w:numFmt w:val="bullet"/>
+      <w:lvlText w:val=""/>
+      <w:lvlJc w:val="left"/>
+      <w:pPr>
+        <w:tabs>
+          <w:tab w:val="num" w:pos="6480"/>
+        </w:tabs>
+        <w:ind w:left="6480" w:hanging="360"/>
+      </w:pPr>
+      <w:rPr>
+        <w:rFonts w:ascii="Wingdings" w:hAnsi="Wingdings" w:hint="default"/>
+        <w:sz w:val="20"/>
+      </w:rPr>
+    </w:lvl>
+  </w:abstractNum>
   <w:num w:numId="1" w16cid:durableId="604964424">
-    <w:abstractNumId w:val="30"/>
+    <w:abstractNumId w:val="38"/>
   </w:num>
   <w:num w:numId="2" w16cid:durableId="1193962421">
+    <w:abstractNumId w:val="9"/>
+  </w:num>
+  <w:num w:numId="3" w16cid:durableId="2092387155">
+    <w:abstractNumId w:val="11"/>
+  </w:num>
+  <w:num w:numId="4" w16cid:durableId="1239289668">
+    <w:abstractNumId w:val="39"/>
+  </w:num>
+  <w:num w:numId="5" w16cid:durableId="1974096172">
+    <w:abstractNumId w:val="25"/>
+  </w:num>
+  <w:num w:numId="6" w16cid:durableId="1691419182">
+    <w:abstractNumId w:val="32"/>
+  </w:num>
+  <w:num w:numId="7" w16cid:durableId="1770539706">
+    <w:abstractNumId w:val="42"/>
+  </w:num>
+  <w:num w:numId="8" w16cid:durableId="1721318178">
+    <w:abstractNumId w:val="45"/>
+  </w:num>
+  <w:num w:numId="9" w16cid:durableId="1454054237">
+    <w:abstractNumId w:val="20"/>
+  </w:num>
+  <w:num w:numId="10" w16cid:durableId="1350791339">
     <w:abstractNumId w:val="6"/>
   </w:num>
-  <w:num w:numId="3" w16cid:durableId="2092387155">
-    <w:abstractNumId w:val="7"/>
-  </w:num>
-  <w:num w:numId="4" w16cid:durableId="1239289668">
-    <w:abstractNumId w:val="31"/>
-  </w:num>
-  <w:num w:numId="5" w16cid:durableId="1974096172">
-    <w:abstractNumId w:val="19"/>
-  </w:num>
-  <w:num w:numId="6" w16cid:durableId="1691419182">
-    <w:abstractNumId w:val="26"/>
-  </w:num>
-  <w:num w:numId="7" w16cid:durableId="1770539706">
-    <w:abstractNumId w:val="33"/>
-  </w:num>
-  <w:num w:numId="8" w16cid:durableId="1721318178">
-    <w:abstractNumId w:val="35"/>
-  </w:num>
-  <w:num w:numId="9" w16cid:durableId="1454054237">
-    <w:abstractNumId w:val="15"/>
-  </w:num>
-  <w:num w:numId="10" w16cid:durableId="1350791339">
-    <w:abstractNumId w:val="4"/>
-  </w:num>
   <w:num w:numId="11" w16cid:durableId="919292766">
-    <w:abstractNumId w:val="13"/>
+    <w:abstractNumId w:val="18"/>
   </w:num>
   <w:num w:numId="12" w16cid:durableId="57244859">
-    <w:abstractNumId w:val="2"/>
+    <w:abstractNumId w:val="3"/>
   </w:num>
   <w:num w:numId="13" w16cid:durableId="539896707">
-    <w:abstractNumId w:val="25"/>
+    <w:abstractNumId w:val="31"/>
   </w:num>
   <w:num w:numId="14" w16cid:durableId="1872109580">
     <w:abstractNumId w:val="0"/>
   </w:num>
   <w:num w:numId="15" w16cid:durableId="1841307582">
+    <w:abstractNumId w:val="34"/>
+  </w:num>
+  <w:num w:numId="16" w16cid:durableId="1474518543">
+    <w:abstractNumId w:val="2"/>
+  </w:num>
+  <w:num w:numId="17" w16cid:durableId="845166667">
+    <w:abstractNumId w:val="17"/>
+  </w:num>
+  <w:num w:numId="18" w16cid:durableId="233317892">
+    <w:abstractNumId w:val="28"/>
+  </w:num>
+  <w:num w:numId="19" w16cid:durableId="2088191536">
+    <w:abstractNumId w:val="24"/>
+  </w:num>
+  <w:num w:numId="20" w16cid:durableId="53286809">
+    <w:abstractNumId w:val="37"/>
+  </w:num>
+  <w:num w:numId="21" w16cid:durableId="1837573147">
+    <w:abstractNumId w:val="29"/>
+  </w:num>
+  <w:num w:numId="22" w16cid:durableId="205488000">
+    <w:abstractNumId w:val="26"/>
+  </w:num>
+  <w:num w:numId="23" w16cid:durableId="536700583">
+    <w:abstractNumId w:val="19"/>
+  </w:num>
+  <w:num w:numId="24" w16cid:durableId="162090886">
+    <w:abstractNumId w:val="41"/>
+  </w:num>
+  <w:num w:numId="25" w16cid:durableId="1515269205">
+    <w:abstractNumId w:val="46"/>
+  </w:num>
+  <w:num w:numId="26" w16cid:durableId="1186023082">
+    <w:abstractNumId w:val="44"/>
+  </w:num>
+  <w:num w:numId="27" w16cid:durableId="1540896117">
+    <w:abstractNumId w:val="15"/>
+  </w:num>
+  <w:num w:numId="28" w16cid:durableId="289895480">
+    <w:abstractNumId w:val="7"/>
+  </w:num>
+  <w:num w:numId="29" w16cid:durableId="915818915">
     <w:abstractNumId w:val="27"/>
   </w:num>
-  <w:num w:numId="16" w16cid:durableId="1474518543">
+  <w:num w:numId="30" w16cid:durableId="2024891503">
+    <w:abstractNumId w:val="14"/>
+  </w:num>
+  <w:num w:numId="31" w16cid:durableId="1659109464">
+    <w:abstractNumId w:val="21"/>
+  </w:num>
+  <w:num w:numId="32" w16cid:durableId="1698697317">
+    <w:abstractNumId w:val="30"/>
+  </w:num>
+  <w:num w:numId="33" w16cid:durableId="462121576">
+    <w:abstractNumId w:val="13"/>
+  </w:num>
+  <w:num w:numId="34" w16cid:durableId="1548449499">
+    <w:abstractNumId w:val="35"/>
+  </w:num>
+  <w:num w:numId="35" w16cid:durableId="295529376">
+    <w:abstractNumId w:val="5"/>
+  </w:num>
+  <w:num w:numId="36" w16cid:durableId="1067725715">
+    <w:abstractNumId w:val="16"/>
+  </w:num>
+  <w:num w:numId="37" w16cid:durableId="119108216">
+    <w:abstractNumId w:val="22"/>
+  </w:num>
+  <w:num w:numId="38" w16cid:durableId="1251697728">
+    <w:abstractNumId w:val="4"/>
+  </w:num>
+  <w:num w:numId="39" w16cid:durableId="2001226701">
     <w:abstractNumId w:val="1"/>
   </w:num>
-  <w:num w:numId="17" w16cid:durableId="845166667">
+  <w:num w:numId="40" w16cid:durableId="527908149">
     <w:abstractNumId w:val="12"/>
   </w:num>
-  <w:num w:numId="18" w16cid:durableId="233317892">
-    <w:abstractNumId w:val="22"/>
+  <w:num w:numId="41" w16cid:durableId="764882892">
+    <w:abstractNumId w:val="33"/>
   </w:num>
-  <w:num w:numId="19" w16cid:durableId="2088191536">
-    <w:abstractNumId w:val="18"/>
+  <w:num w:numId="42" w16cid:durableId="252053487">
+    <w:abstractNumId w:val="48"/>
   </w:num>
-  <w:num w:numId="20" w16cid:durableId="53286809">
-    <w:abstractNumId w:val="29"/>
+  <w:num w:numId="43" w16cid:durableId="1627349204">
+    <w:abstractNumId w:val="10"/>
   </w:num>
-  <w:num w:numId="21" w16cid:durableId="1837573147">
+  <w:num w:numId="44" w16cid:durableId="771173020">
+    <w:abstractNumId w:val="40"/>
+  </w:num>
+  <w:num w:numId="45" w16cid:durableId="519272984">
+    <w:abstractNumId w:val="36"/>
+  </w:num>
+  <w:num w:numId="46" w16cid:durableId="213740227">
     <w:abstractNumId w:val="23"/>
   </w:num>
-  <w:num w:numId="22" w16cid:durableId="205488000">
-    <w:abstractNumId w:val="20"/>
-  </w:num>
-  <w:num w:numId="23" w16cid:durableId="536700583">
-    <w:abstractNumId w:val="14"/>
-  </w:num>
-  <w:num w:numId="24" w16cid:durableId="162090886">
-    <w:abstractNumId w:val="32"/>
-  </w:num>
-  <w:num w:numId="25" w16cid:durableId="1515269205">
-    <w:abstractNumId w:val="36"/>
-  </w:num>
-  <w:num w:numId="26" w16cid:durableId="1186023082">
-    <w:abstractNumId w:val="34"/>
-  </w:num>
-  <w:num w:numId="27" w16cid:durableId="1540896117">
-    <w:abstractNumId w:val="10"/>
-  </w:num>
-  <w:num w:numId="28" w16cid:durableId="289895480">
-    <w:abstractNumId w:val="5"/>
-  </w:num>
-  <w:num w:numId="29" w16cid:durableId="915818915">
-    <w:abstractNumId w:val="21"/>
-  </w:num>
-  <w:num w:numId="30" w16cid:durableId="2024891503">
-    <w:abstractNumId w:val="9"/>
-  </w:num>
-  <w:num w:numId="31" w16cid:durableId="1659109464">
-    <w:abstractNumId w:val="16"/>
-  </w:num>
-  <w:num w:numId="32" w16cid:durableId="1698697317">
-    <w:abstractNumId w:val="24"/>
-  </w:num>
-  <w:num w:numId="33" w16cid:durableId="462121576">
+  <w:num w:numId="47" w16cid:durableId="1437289883">
     <w:abstractNumId w:val="8"/>
   </w:num>
-  <w:num w:numId="34" w16cid:durableId="1548449499">
-    <w:abstractNumId w:val="28"/>
+  <w:num w:numId="48" w16cid:durableId="1872912464">
+    <w:abstractNumId w:val="43"/>
   </w:num>
-  <w:num w:numId="35" w16cid:durableId="295529376">
-    <w:abstractNumId w:val="3"/>
-  </w:num>
-  <w:num w:numId="36" w16cid:durableId="1067725715">
-    <w:abstractNumId w:val="11"/>
-  </w:num>
-  <w:num w:numId="37" w16cid:durableId="119108216">
-    <w:abstractNumId w:val="17"/>
+  <w:num w:numId="49" w16cid:durableId="1356882187">
+    <w:abstractNumId w:val="47"/>
   </w:num>
   <w:numIdMacAtCleanup w:val="24"/>
 </w:numbering>

--- a/Rendu/Bloc2/Bloc 2  Gérer un projet informatique.docx
+++ b/Rendu/Bloc2/Bloc 2  Gérer un projet informatique.docx
@@ -1036,31 +1036,7 @@
     </w:p>
     <w:p>
       <w:r>
-        <w:t>Le cadrage du projet représente une phase clé dans la gestion d’un proje</w:t>
-      </w:r>
-      <w:r>
-        <w:t>t</w:t>
-      </w:r>
-      <w:r>
-        <w:t>.</w:t>
-      </w:r>
-      <w:r>
-        <w:t xml:space="preserve"> Le but es</w:t>
-      </w:r>
-      <w:r>
-        <w:t xml:space="preserve">t d’identifier les objectifs du projet, d’en définir le périmètre et de recenser les principales contraintes techniques, organisationnelles et budgétaires. Pour Logistique et CIE, ce travail de cadrage vise à établir un cadre de </w:t>
-      </w:r>
-      <w:r>
-        <w:t xml:space="preserve">travail </w:t>
-      </w:r>
-      <w:r>
-        <w:t xml:space="preserve">clair, facilitant le suivi du projet </w:t>
-      </w:r>
-      <w:r>
-        <w:t>tout le long de celui-ci</w:t>
-      </w:r>
-      <w:r>
-        <w:t>.</w:t>
+        <w:t>Le cadrage du projet représente une phase clé dans la gestion d’un projet. Le but est d’identifier les objectifs du projet, d’en définir le périmètre et de recenser les principales contraintes techniques, organisationnelles et budgétaires. Pour Logistique et CIE, ce travail de cadrage vise à établir un cadre de travail clair, facilitant le suivi du projet tout le long de celui-ci.</w:t>
       </w:r>
     </w:p>
     <w:p/>
@@ -1112,13 +1088,7 @@
         <w:t>Renforcer la sécurité des données, dans un contexte de multiplication des menaces informatiques</w:t>
       </w:r>
       <w:r>
-        <w:t xml:space="preserve"> notamment le vol de donnée personnel à des fin </w:t>
-      </w:r>
-      <w:r>
-        <w:t>malveill</w:t>
-      </w:r>
-      <w:r>
-        <w:t>ante</w:t>
+        <w:t xml:space="preserve"> notamment le vol de donnée personnel à des fin malveillante</w:t>
       </w:r>
       <w:r>
         <w:t>.</w:t>
@@ -2051,13 +2021,7 @@
       </w:pPr>
       <w:bookmarkStart w:id="9" w:name="_Toc220418720"/>
       <w:r>
-        <w:t>2.5.</w:t>
-      </w:r>
-      <w:r>
-        <w:t>3</w:t>
-      </w:r>
-      <w:r>
-        <w:t xml:space="preserve"> Coûts des prestations externes prévues</w:t>
+        <w:t>2.5.3 Coûts des prestations externes prévues</w:t>
       </w:r>
       <w:bookmarkEnd w:id="9"/>
     </w:p>
@@ -2083,10 +2047,7 @@
         </w:numPr>
       </w:pPr>
       <w:r>
-        <w:t>Un</w:t>
-      </w:r>
-      <w:r>
-        <w:t xml:space="preserve"> audit de sécurité en fin de projet,</w:t>
+        <w:t>Un audit de sécurité en fin de projet,</w:t>
       </w:r>
     </w:p>
     <w:p>
@@ -2097,10 +2058,7 @@
         </w:numPr>
       </w:pPr>
       <w:r>
-        <w:t>Un</w:t>
-      </w:r>
-      <w:r>
-        <w:t xml:space="preserve"> accompagnement ponctuel sur la mise en œuvre du PRA/PCA.</w:t>
+        <w:t>Un accompagnement ponctuel sur la mise en œuvre du PRA/PCA.</w:t>
       </w:r>
     </w:p>
     <w:tbl>
@@ -2284,19 +2242,13 @@
     </w:tbl>
     <w:p>
       <w:r>
-        <w:t xml:space="preserve">Total des prestations externes prévues : </w:t>
-      </w:r>
-      <w:r>
-        <w:t>3</w:t>
+        <w:t>Total des prestations externes prévues : 3</w:t>
       </w:r>
       <w:r>
         <w:t> </w:t>
       </w:r>
       <w:r>
-        <w:t>400</w:t>
-      </w:r>
-      <w:r>
-        <w:t>€</w:t>
+        <w:t>400€</w:t>
       </w:r>
     </w:p>
     <w:p>
@@ -2329,19 +2281,7 @@
     </w:p>
     <w:p>
       <w:r>
-        <w:t>Dans le cadre d</w:t>
-      </w:r>
-      <w:r>
-        <w:t>e ce projet</w:t>
-      </w:r>
-      <w:r>
-        <w:t xml:space="preserve"> il est nécessaire d’anticiper le recours éventuel à des prestataires externes</w:t>
-      </w:r>
-      <w:r>
-        <w:t xml:space="preserve"> en cas de difficulté imprévus ou de manque de compétence non anticipée en amont</w:t>
-      </w:r>
-      <w:r>
-        <w:t>. Même si le projet est majoritairement réalisé en interne, certaines situations peuvent nécessiter une expertise spécifique ou une intervention ponctuelle afin de sécuriser le bon déroulement du projet.</w:t>
+        <w:t>Dans le cadre de ce projet il est nécessaire d’anticiper le recours éventuel à des prestataires externes en cas de difficulté imprévus ou de manque de compétence non anticipée en amont. Même si le projet est majoritairement réalisé en interne, certaines situations peuvent nécessiter une expertise spécifique ou une intervention ponctuelle afin de sécuriser le bon déroulement du projet.</w:t>
       </w:r>
     </w:p>
     <w:p>
@@ -2357,10 +2297,7 @@
         </w:numPr>
       </w:pPr>
       <w:r>
-        <w:t>Un</w:t>
-      </w:r>
-      <w:r>
-        <w:t xml:space="preserve"> besoin d’expertise technique spécifique (virtualisation, sécurité, PRA/PCA),</w:t>
+        <w:t>Un besoin d’expertise technique spécifique (virtualisation, sécurité, PRA/PCA),</w:t>
       </w:r>
     </w:p>
     <w:p>
@@ -2371,10 +2308,7 @@
         </w:numPr>
       </w:pPr>
       <w:r>
-        <w:t>Une</w:t>
-      </w:r>
-      <w:r>
-        <w:t xml:space="preserve"> assistance lors d’une phase critique du projet,</w:t>
+        <w:t>Une assistance lors d’une phase critique du projet,</w:t>
       </w:r>
     </w:p>
     <w:p>
@@ -2385,10 +2319,7 @@
         </w:numPr>
       </w:pPr>
       <w:r>
-        <w:t>Un</w:t>
-      </w:r>
-      <w:r>
-        <w:t xml:space="preserve"> accompagnement ponctuel en cas de difficulté technique non anticipée.</w:t>
+        <w:t>Un accompagnement ponctuel en cas de difficulté technique non anticipée.</w:t>
       </w:r>
     </w:p>
     <w:p>
@@ -2466,10 +2397,7 @@
           </w:tcPr>
           <w:p>
             <w:r>
-              <w:t xml:space="preserve">  </w:t>
-            </w:r>
-            <w:r>
-              <w:t>5 000 €</w:t>
+              <w:t xml:space="preserve">  5 000 €</w:t>
             </w:r>
           </w:p>
         </w:tc>
@@ -2489,7 +2417,13 @@
       </w:pPr>
       <w:r>
         <w:lastRenderedPageBreak/>
-        <w:t>3. Organisation et gouvernance du projet</w:t>
+        <w:t xml:space="preserve">3. Organisation </w:t>
+      </w:r>
+      <w:r>
+        <w:t xml:space="preserve">du </w:t>
+      </w:r>
+      <w:r>
+        <w:t>projet</w:t>
       </w:r>
     </w:p>
     <w:p>
@@ -2532,10 +2466,7 @@
         </w:numPr>
       </w:pPr>
       <w:r>
-        <w:t>De</w:t>
-      </w:r>
-      <w:r>
-        <w:t xml:space="preserve"> définir en amont les grandes phases du projet et les livrables associés,</w:t>
+        <w:t>De définir en amont les grandes phases du projet et les livrables associés,</w:t>
       </w:r>
     </w:p>
     <w:p>
@@ -2546,10 +2477,7 @@
         </w:numPr>
       </w:pPr>
       <w:r>
-        <w:t>De</w:t>
-      </w:r>
-      <w:r>
-        <w:t xml:space="preserve"> sécuriser les choix techniques dès les premières étapes,</w:t>
+        <w:t>De sécuriser les choix techniques dès les premières étapes,</w:t>
       </w:r>
     </w:p>
     <w:p>
@@ -2560,10 +2488,7 @@
         </w:numPr>
       </w:pPr>
       <w:r>
-        <w:t>De</w:t>
-      </w:r>
-      <w:r>
-        <w:t xml:space="preserve"> conserver une capacité d’ajustement lors des phases de déploiement et de test,</w:t>
+        <w:t>De conserver une capacité d’ajustement lors des phases de déploiement et de test,</w:t>
       </w:r>
     </w:p>
     <w:p>
@@ -2574,156 +2499,30 @@
         </w:numPr>
       </w:pPr>
       <w:r>
-        <w:t>De</w:t>
-      </w:r>
-      <w:r>
-        <w:t xml:space="preserve"> faciliter les échanges réguliers entre les acteurs du projet.</w:t>
+        <w:t>De faciliter les échanges réguliers entre les acteurs du projet.</w:t>
       </w:r>
     </w:p>
     <w:p>
       <w:r>
         <w:t>Ce mode de fonctionnement offre un compromis adapté entre maîtrise du projet et flexibilité, tout en garantissant le respect des objectifs, des délais et des contraintes définies.</w:t>
       </w:r>
+      <w:r>
+        <w:br w:type="page"/>
+      </w:r>
     </w:p>
     <w:p>
       <w:pPr>
         <w:pStyle w:val="Titre2"/>
       </w:pPr>
       <w:r>
-        <w:t>3.2 Gouvernance du projet</w:t>
-      </w:r>
-    </w:p>
-    <w:p>
-      <w:r>
-        <w:t>La gouvernance du projet repose sur une répartition claire des responsabilités entre les différents acteurs impliqués.</w:t>
-      </w:r>
-    </w:p>
-    <w:p>
-      <w:r>
-        <w:t>Comité de pilotage</w:t>
-      </w:r>
-    </w:p>
-    <w:p>
-      <w:r>
-        <w:t>Le comité de pilotage est composé de représentants de la direction et du chef de projet. Il a pour missions :</w:t>
-      </w:r>
-    </w:p>
-    <w:p>
-      <w:pPr>
-        <w:numPr>
-          <w:ilvl w:val="0"/>
-          <w:numId w:val="44"/>
-        </w:numPr>
-      </w:pPr>
-      <w:r>
-        <w:t>de valider les grandes orientations du projet,</w:t>
-      </w:r>
-    </w:p>
-    <w:p>
-      <w:pPr>
-        <w:numPr>
-          <w:ilvl w:val="0"/>
-          <w:numId w:val="44"/>
-        </w:numPr>
-      </w:pPr>
-      <w:r>
-        <w:t>d’arbitrer les décisions stratégiques,</w:t>
-      </w:r>
-    </w:p>
-    <w:p>
-      <w:pPr>
-        <w:numPr>
-          <w:ilvl w:val="0"/>
-          <w:numId w:val="44"/>
-        </w:numPr>
-      </w:pPr>
-      <w:r>
         <w:lastRenderedPageBreak/>
-        <w:t>de suivre l’avancement global du projet,</w:t>
-      </w:r>
-    </w:p>
-    <w:p>
-      <w:pPr>
-        <w:numPr>
-          <w:ilvl w:val="0"/>
-          <w:numId w:val="44"/>
-        </w:numPr>
-      </w:pPr>
-      <w:r>
-        <w:t>de valider les livrables majeurs.</w:t>
-      </w:r>
-    </w:p>
-    <w:p>
-      <w:r>
-        <w:t>Des réunions de pilotage sont organisées à intervalles réguliers afin d’assurer un suivi efficace.</w:t>
-      </w:r>
-    </w:p>
-    <w:p>
-      <w:r>
-        <w:t>Chef de projet</w:t>
-      </w:r>
-    </w:p>
-    <w:p>
-      <w:r>
-        <w:t>Le chef de projet est responsable de :</w:t>
-      </w:r>
-    </w:p>
-    <w:p>
-      <w:pPr>
-        <w:numPr>
-          <w:ilvl w:val="0"/>
-          <w:numId w:val="45"/>
-        </w:numPr>
-      </w:pPr>
-      <w:r>
-        <w:t>la coordination des acteurs du projet,</w:t>
-      </w:r>
-    </w:p>
-    <w:p>
-      <w:pPr>
-        <w:numPr>
-          <w:ilvl w:val="0"/>
-          <w:numId w:val="45"/>
-        </w:numPr>
-      </w:pPr>
-      <w:r>
-        <w:t>le respect du planning et du budget,</w:t>
-      </w:r>
-    </w:p>
-    <w:p>
-      <w:pPr>
-        <w:numPr>
-          <w:ilvl w:val="0"/>
-          <w:numId w:val="45"/>
-        </w:numPr>
-      </w:pPr>
-      <w:r>
-        <w:t>la communication entre les parties prenantes,</w:t>
-      </w:r>
-    </w:p>
-    <w:p>
-      <w:pPr>
-        <w:numPr>
-          <w:ilvl w:val="0"/>
-          <w:numId w:val="45"/>
-        </w:numPr>
-      </w:pPr>
-      <w:r>
-        <w:t>l’identification et la gestion des risques.</w:t>
-      </w:r>
-    </w:p>
-    <w:p>
-      <w:r>
-        <w:t>Il est l’interlocuteur principal entre l’équipe projet et la direction.</w:t>
-      </w:r>
-    </w:p>
-    <w:p/>
-    <w:p>
-      <w:pPr>
-        <w:pStyle w:val="Titre2"/>
-      </w:pPr>
-      <w:r>
-        <w:t>3.3 Équipe projet et rôles associés</w:t>
+        <w:t>3.</w:t>
+      </w:r>
+      <w:r>
+        <w:t>2</w:t>
+      </w:r>
+      <w:r>
+        <w:t xml:space="preserve"> Équipe projet et rôles associés</w:t>
       </w:r>
     </w:p>
     <w:p>
@@ -2818,7 +2617,7 @@
           </w:tcPr>
           <w:p>
             <w:r>
-              <w:t>Architecte SI / Référent technique</w:t>
+              <w:t>Administrateur systèmes et réseaux</w:t>
             </w:r>
           </w:p>
         </w:tc>
@@ -2830,7 +2629,7 @@
           </w:tcPr>
           <w:p>
             <w:r>
-              <w:t>Conception de l’architecture cible, choix techniques</w:t>
+              <w:t>Déploiement, configuration et exploitation de l’infrastructure</w:t>
             </w:r>
           </w:p>
         </w:tc>
@@ -2847,7 +2646,13 @@
           </w:tcPr>
           <w:p>
             <w:r>
-              <w:t>Administrateur systèmes et réseaux</w:t>
+              <w:t>Equipe audit</w:t>
+            </w:r>
+            <w:r>
+              <w:t xml:space="preserve"> sécurité</w:t>
+            </w:r>
+            <w:r>
+              <w:t xml:space="preserve"> (externe)</w:t>
             </w:r>
           </w:p>
         </w:tc>
@@ -2859,7 +2664,7 @@
           </w:tcPr>
           <w:p>
             <w:r>
-              <w:t>Déploiement, configuration et exploitation de l’infrastructure</w:t>
+              <w:t>Mise en œuvre et validation des mesures de sécurité</w:t>
             </w:r>
           </w:p>
         </w:tc>
@@ -2876,7 +2681,10 @@
           </w:tcPr>
           <w:p>
             <w:r>
-              <w:t>Référent sécurité</w:t>
+              <w:t xml:space="preserve">Utilisateurs </w:t>
+            </w:r>
+            <w:r>
+              <w:t>interne</w:t>
             </w:r>
           </w:p>
         </w:tc>
@@ -2888,7 +2696,135 @@
           </w:tcPr>
           <w:p>
             <w:r>
-              <w:t>Mise en œuvre et validation des mesures de sécurité</w:t>
+              <w:t>Participation aux tests, validation fonctionnelle</w:t>
+            </w:r>
+          </w:p>
+        </w:tc>
+      </w:tr>
+      <w:tr>
+        <w:trPr>
+          <w:tblCellSpacing w:w="15" w:type="dxa"/>
+        </w:trPr>
+        <w:tc>
+          <w:tcPr>
+            <w:tcW w:w="0" w:type="auto"/>
+            <w:vAlign w:val="center"/>
+          </w:tcPr>
+          <w:p>
+            <w:r>
+              <w:t>Prestata</w:t>
+            </w:r>
+            <w:r>
+              <w:t>ire</w:t>
+            </w:r>
+          </w:p>
+        </w:tc>
+        <w:tc>
+          <w:tcPr>
+            <w:tcW w:w="0" w:type="auto"/>
+            <w:vAlign w:val="center"/>
+          </w:tcPr>
+          <w:p>
+            <w:r>
+              <w:t>Renfort possible sur des potentiels complication.</w:t>
+            </w:r>
+          </w:p>
+        </w:tc>
+      </w:tr>
+    </w:tbl>
+    <w:p>
+      <w:pPr>
+        <w:pStyle w:val="Titre2"/>
+      </w:pPr>
+      <w:r>
+        <w:t>3.5 Planning prévisionnel du projet</w:t>
+      </w:r>
+    </w:p>
+    <w:tbl>
+      <w:tblPr>
+        <w:tblW w:w="0" w:type="auto"/>
+        <w:tblCellSpacing w:w="15" w:type="dxa"/>
+        <w:tblCellMar>
+          <w:top w:w="15" w:type="dxa"/>
+          <w:left w:w="15" w:type="dxa"/>
+          <w:bottom w:w="15" w:type="dxa"/>
+          <w:right w:w="15" w:type="dxa"/>
+        </w:tblCellMar>
+        <w:tblLook w:val="04A0" w:firstRow="1" w:lastRow="0" w:firstColumn="1" w:lastColumn="0" w:noHBand="0" w:noVBand="1"/>
+      </w:tblPr>
+      <w:tblGrid>
+        <w:gridCol w:w="2167"/>
+        <w:gridCol w:w="1200"/>
+        <w:gridCol w:w="5273"/>
+      </w:tblGrid>
+      <w:tr>
+        <w:trPr>
+          <w:tblHeader/>
+          <w:tblCellSpacing w:w="15" w:type="dxa"/>
+        </w:trPr>
+        <w:tc>
+          <w:tcPr>
+            <w:tcW w:w="0" w:type="auto"/>
+            <w:vAlign w:val="center"/>
+            <w:hideMark/>
+          </w:tcPr>
+          <w:p>
+            <w:pPr>
+              <w:rPr>
+                <w:b/>
+                <w:bCs/>
+              </w:rPr>
+            </w:pPr>
+            <w:r>
+              <w:rPr>
+                <w:b/>
+                <w:bCs/>
+              </w:rPr>
+              <w:t>Phase du projet</w:t>
+            </w:r>
+          </w:p>
+        </w:tc>
+        <w:tc>
+          <w:tcPr>
+            <w:tcW w:w="0" w:type="auto"/>
+            <w:vAlign w:val="center"/>
+            <w:hideMark/>
+          </w:tcPr>
+          <w:p>
+            <w:pPr>
+              <w:rPr>
+                <w:b/>
+                <w:bCs/>
+              </w:rPr>
+            </w:pPr>
+            <w:r>
+              <w:rPr>
+                <w:b/>
+                <w:bCs/>
+              </w:rPr>
+              <w:t>Durée estimée</w:t>
+            </w:r>
+          </w:p>
+        </w:tc>
+        <w:tc>
+          <w:tcPr>
+            <w:tcW w:w="0" w:type="auto"/>
+            <w:vAlign w:val="center"/>
+            <w:hideMark/>
+          </w:tcPr>
+          <w:p>
+            <w:pPr>
+              <w:rPr>
+                <w:b/>
+                <w:bCs/>
+              </w:rPr>
+            </w:pPr>
+            <w:r>
+              <w:rPr>
+                <w:b/>
+                <w:bCs/>
+              </w:rPr>
+              <w:t>Personnes mobilisées</w:t>
             </w:r>
           </w:p>
         </w:tc>
@@ -2905,7 +2841,7 @@
           </w:tcPr>
           <w:p>
             <w:r>
-              <w:t>Utilisateurs référents</w:t>
+              <w:t>Cadrage et conception</w:t>
             </w:r>
           </w:p>
         </w:tc>
@@ -2917,103 +2853,238 @@
           </w:tcPr>
           <w:p>
             <w:r>
-              <w:t>Participation aux tests, validation fonctionnelle</w:t>
+              <w:t>3 semaines</w:t>
+            </w:r>
+          </w:p>
+        </w:tc>
+        <w:tc>
+          <w:tcPr>
+            <w:tcW w:w="0" w:type="auto"/>
+            <w:vAlign w:val="center"/>
+            <w:hideMark/>
+          </w:tcPr>
+          <w:p>
+            <w:r>
+              <w:t xml:space="preserve">Chef de projet, Administrateur systèmes et réseaux </w:t>
+            </w:r>
+          </w:p>
+        </w:tc>
+      </w:tr>
+      <w:tr>
+        <w:trPr>
+          <w:tblCellSpacing w:w="15" w:type="dxa"/>
+        </w:trPr>
+        <w:tc>
+          <w:tcPr>
+            <w:tcW w:w="0" w:type="auto"/>
+            <w:vAlign w:val="center"/>
+            <w:hideMark/>
+          </w:tcPr>
+          <w:p>
+            <w:r>
+              <w:t>Préparation de l’infrastructure</w:t>
+            </w:r>
+          </w:p>
+        </w:tc>
+        <w:tc>
+          <w:tcPr>
+            <w:tcW w:w="0" w:type="auto"/>
+            <w:vAlign w:val="center"/>
+            <w:hideMark/>
+          </w:tcPr>
+          <w:p>
+            <w:r>
+              <w:t>4 semaines</w:t>
+            </w:r>
+          </w:p>
+        </w:tc>
+        <w:tc>
+          <w:tcPr>
+            <w:tcW w:w="0" w:type="auto"/>
+            <w:vAlign w:val="center"/>
+            <w:hideMark/>
+          </w:tcPr>
+          <w:p>
+            <w:r>
+              <w:t>Technicien support</w:t>
+            </w:r>
+            <w:r>
+              <w:t>, Administrateur systèmes et réseaux</w:t>
+            </w:r>
+          </w:p>
+        </w:tc>
+      </w:tr>
+      <w:tr>
+        <w:trPr>
+          <w:tblCellSpacing w:w="15" w:type="dxa"/>
+        </w:trPr>
+        <w:tc>
+          <w:tcPr>
+            <w:tcW w:w="0" w:type="auto"/>
+            <w:vAlign w:val="center"/>
+            <w:hideMark/>
+          </w:tcPr>
+          <w:p>
+            <w:r>
+              <w:t>Déploiement et configuration</w:t>
+            </w:r>
+          </w:p>
+        </w:tc>
+        <w:tc>
+          <w:tcPr>
+            <w:tcW w:w="0" w:type="auto"/>
+            <w:vAlign w:val="center"/>
+            <w:hideMark/>
+          </w:tcPr>
+          <w:p>
+            <w:r>
+              <w:t>6 semaines</w:t>
+            </w:r>
+          </w:p>
+        </w:tc>
+        <w:tc>
+          <w:tcPr>
+            <w:tcW w:w="0" w:type="auto"/>
+            <w:vAlign w:val="center"/>
+            <w:hideMark/>
+          </w:tcPr>
+          <w:p>
+            <w:r>
+              <w:t>Administrateur systèmes et réseaux,</w:t>
+            </w:r>
+          </w:p>
+        </w:tc>
+      </w:tr>
+      <w:tr>
+        <w:trPr>
+          <w:tblCellSpacing w:w="15" w:type="dxa"/>
+        </w:trPr>
+        <w:tc>
+          <w:tcPr>
+            <w:tcW w:w="0" w:type="auto"/>
+            <w:vAlign w:val="center"/>
+            <w:hideMark/>
+          </w:tcPr>
+          <w:p>
+            <w:r>
+              <w:t xml:space="preserve">Tests </w:t>
+            </w:r>
+            <w:r>
+              <w:t>audite</w:t>
+            </w:r>
+          </w:p>
+        </w:tc>
+        <w:tc>
+          <w:tcPr>
+            <w:tcW w:w="0" w:type="auto"/>
+            <w:vAlign w:val="center"/>
+            <w:hideMark/>
+          </w:tcPr>
+          <w:p>
+            <w:r>
+              <w:t>3 semaines</w:t>
+            </w:r>
+          </w:p>
+        </w:tc>
+        <w:tc>
+          <w:tcPr>
+            <w:tcW w:w="0" w:type="auto"/>
+            <w:vAlign w:val="center"/>
+            <w:hideMark/>
+          </w:tcPr>
+          <w:p>
+            <w:r>
+              <w:t xml:space="preserve">Chef de projet, Administrateur systèmes et réseaux, Utilisateurs </w:t>
+            </w:r>
+            <w:r>
+              <w:t>référents</w:t>
+            </w:r>
+            <w:r>
+              <w:t>, Technicien support, Expert Secu</w:t>
+            </w:r>
+          </w:p>
+        </w:tc>
+      </w:tr>
+      <w:tr>
+        <w:trPr>
+          <w:tblCellSpacing w:w="15" w:type="dxa"/>
+        </w:trPr>
+        <w:tc>
+          <w:tcPr>
+            <w:tcW w:w="0" w:type="auto"/>
+            <w:vAlign w:val="center"/>
+            <w:hideMark/>
+          </w:tcPr>
+          <w:p>
+            <w:r>
+              <w:t>Livraison et clôture</w:t>
+            </w:r>
+          </w:p>
+        </w:tc>
+        <w:tc>
+          <w:tcPr>
+            <w:tcW w:w="0" w:type="auto"/>
+            <w:vAlign w:val="center"/>
+            <w:hideMark/>
+          </w:tcPr>
+          <w:p>
+            <w:r>
+              <w:t>2 semaines</w:t>
+            </w:r>
+          </w:p>
+        </w:tc>
+        <w:tc>
+          <w:tcPr>
+            <w:tcW w:w="0" w:type="auto"/>
+            <w:vAlign w:val="center"/>
+            <w:hideMark/>
+          </w:tcPr>
+          <w:p>
+            <w:r>
+              <w:t>Chef de projet, Direction, Équipe technique</w:t>
             </w:r>
           </w:p>
         </w:tc>
       </w:tr>
     </w:tbl>
     <w:p>
-      <w:r>
-        <w:t>Cette organisation permet une répartition équilibrée des responsabilités et favorise la collaboration entre les différents acteurs.</w:t>
-      </w:r>
-    </w:p>
-    <w:p/>
-    <w:p>
       <w:pPr>
         <w:pStyle w:val="Titre2"/>
       </w:pPr>
-      <w:r>
-        <w:t>3.4 Affectation des missions (logique RACI)</w:t>
-      </w:r>
     </w:p>
     <w:p>
-      <w:r>
-        <w:t>Afin de clarifier les responsabilités, une logique de type RACI est utilisée pour l’affectation des missions :</w:t>
+      <w:pPr>
+        <w:pStyle w:val="Titre2"/>
+      </w:pPr>
+      <w:r>
+        <w:t xml:space="preserve">3.6 Outils de suivi </w:t>
+      </w:r>
+      <w:r>
+        <w:t>de projet</w:t>
+      </w:r>
+      <w:r>
+        <w:t xml:space="preserve"> et d’équipe</w:t>
       </w:r>
     </w:p>
     <w:p>
       <w:pPr>
-        <w:numPr>
-          <w:ilvl w:val="0"/>
-          <w:numId w:val="46"/>
-        </w:numPr>
-      </w:pPr>
-      <w:r>
-        <w:t>Responsable : réalise l’action.</w:t>
+        <w:pStyle w:val="Titre3"/>
+      </w:pPr>
+      <w:r>
+        <w:t xml:space="preserve">3.6.1 </w:t>
+      </w:r>
+      <w:r>
+        <w:t>Matrice RACI</w:t>
       </w:r>
     </w:p>
     <w:p>
       <w:pPr>
-        <w:numPr>
-          <w:ilvl w:val="0"/>
-          <w:numId w:val="46"/>
-        </w:numPr>
-      </w:pPr>
-      <w:r>
-        <w:t>Approbateur : valide l’action.</w:t>
+        <w:pStyle w:val="Titre3"/>
+      </w:pPr>
+      <w:r>
+        <w:t>3.6.2 Planning de Gantt</w:t>
       </w:r>
     </w:p>
-    <w:p>
-      <w:pPr>
-        <w:numPr>
-          <w:ilvl w:val="0"/>
-          <w:numId w:val="46"/>
-        </w:numPr>
-      </w:pPr>
-      <w:r>
-        <w:t>Consulté : apporte son expertise.</w:t>
-      </w:r>
-    </w:p>
-    <w:p>
-      <w:pPr>
-        <w:numPr>
-          <w:ilvl w:val="0"/>
-          <w:numId w:val="46"/>
-        </w:numPr>
-      </w:pPr>
-      <w:r>
-        <w:t>Informé : est tenu informé de l’avancement.</w:t>
-      </w:r>
-    </w:p>
-    <w:p>
-      <w:r>
-        <w:t>Cette approche permet d’éviter les ambiguïtés et de faciliter la prise de décision tout au long du projet.</w:t>
-      </w:r>
-    </w:p>
-    <w:p/>
-    <w:p>
-      <w:pPr>
-        <w:pStyle w:val="Titre2"/>
-      </w:pPr>
-      <w:r>
-        <w:t>3.5 Modalités de prise de décision</w:t>
-      </w:r>
-    </w:p>
-    <w:p>
-      <w:r>
-        <w:t>Les décisions courantes sont prises par le chef de projet en concertation avec l’équipe technique. Les décisions ayant un impact significatif sur le budget, le planning ou le périmètre du projet sont soumises au comité de pilotage pour validation.</w:t>
-      </w:r>
-    </w:p>
-    <w:p>
-      <w:r>
-        <w:t>Cette organisation garantit une prise de décision rapide tout en conservant un cadre de gouvernance structuré.</w:t>
-      </w:r>
-      <w:r>
-        <w:br w:type="page"/>
-      </w:r>
-    </w:p>
-    <w:p/>
     <w:sectPr>
       <w:footerReference w:type="default" r:id="rId11"/>
       <w:pgSz w:w="12240" w:h="15840"/>
@@ -6106,6 +6177,304 @@
     </w:lvl>
   </w:abstractNum>
   <w:abstractNum w:abstractNumId="20" w15:restartNumberingAfterBreak="0">
+    <w:nsid w:val="2FB6080F"/>
+    <w:multiLevelType w:val="multilevel"/>
+    <w:tmpl w:val="CABC2648"/>
+    <w:lvl w:ilvl="0">
+      <w:start w:val="1"/>
+      <w:numFmt w:val="bullet"/>
+      <w:lvlText w:val=""/>
+      <w:lvlJc w:val="left"/>
+      <w:pPr>
+        <w:tabs>
+          <w:tab w:val="num" w:pos="720"/>
+        </w:tabs>
+        <w:ind w:left="720" w:hanging="360"/>
+      </w:pPr>
+      <w:rPr>
+        <w:rFonts w:ascii="Symbol" w:hAnsi="Symbol" w:hint="default"/>
+        <w:sz w:val="20"/>
+      </w:rPr>
+    </w:lvl>
+    <w:lvl w:ilvl="1" w:tentative="1">
+      <w:start w:val="1"/>
+      <w:numFmt w:val="bullet"/>
+      <w:lvlText w:val="o"/>
+      <w:lvlJc w:val="left"/>
+      <w:pPr>
+        <w:tabs>
+          <w:tab w:val="num" w:pos="1440"/>
+        </w:tabs>
+        <w:ind w:left="1440" w:hanging="360"/>
+      </w:pPr>
+      <w:rPr>
+        <w:rFonts w:ascii="Courier New" w:hAnsi="Courier New" w:hint="default"/>
+        <w:sz w:val="20"/>
+      </w:rPr>
+    </w:lvl>
+    <w:lvl w:ilvl="2" w:tentative="1">
+      <w:start w:val="1"/>
+      <w:numFmt w:val="bullet"/>
+      <w:lvlText w:val=""/>
+      <w:lvlJc w:val="left"/>
+      <w:pPr>
+        <w:tabs>
+          <w:tab w:val="num" w:pos="2160"/>
+        </w:tabs>
+        <w:ind w:left="2160" w:hanging="360"/>
+      </w:pPr>
+      <w:rPr>
+        <w:rFonts w:ascii="Wingdings" w:hAnsi="Wingdings" w:hint="default"/>
+        <w:sz w:val="20"/>
+      </w:rPr>
+    </w:lvl>
+    <w:lvl w:ilvl="3" w:tentative="1">
+      <w:start w:val="1"/>
+      <w:numFmt w:val="bullet"/>
+      <w:lvlText w:val=""/>
+      <w:lvlJc w:val="left"/>
+      <w:pPr>
+        <w:tabs>
+          <w:tab w:val="num" w:pos="2880"/>
+        </w:tabs>
+        <w:ind w:left="2880" w:hanging="360"/>
+      </w:pPr>
+      <w:rPr>
+        <w:rFonts w:ascii="Wingdings" w:hAnsi="Wingdings" w:hint="default"/>
+        <w:sz w:val="20"/>
+      </w:rPr>
+    </w:lvl>
+    <w:lvl w:ilvl="4" w:tentative="1">
+      <w:start w:val="1"/>
+      <w:numFmt w:val="bullet"/>
+      <w:lvlText w:val=""/>
+      <w:lvlJc w:val="left"/>
+      <w:pPr>
+        <w:tabs>
+          <w:tab w:val="num" w:pos="3600"/>
+        </w:tabs>
+        <w:ind w:left="3600" w:hanging="360"/>
+      </w:pPr>
+      <w:rPr>
+        <w:rFonts w:ascii="Wingdings" w:hAnsi="Wingdings" w:hint="default"/>
+        <w:sz w:val="20"/>
+      </w:rPr>
+    </w:lvl>
+    <w:lvl w:ilvl="5" w:tentative="1">
+      <w:start w:val="1"/>
+      <w:numFmt w:val="bullet"/>
+      <w:lvlText w:val=""/>
+      <w:lvlJc w:val="left"/>
+      <w:pPr>
+        <w:tabs>
+          <w:tab w:val="num" w:pos="4320"/>
+        </w:tabs>
+        <w:ind w:left="4320" w:hanging="360"/>
+      </w:pPr>
+      <w:rPr>
+        <w:rFonts w:ascii="Wingdings" w:hAnsi="Wingdings" w:hint="default"/>
+        <w:sz w:val="20"/>
+      </w:rPr>
+    </w:lvl>
+    <w:lvl w:ilvl="6" w:tentative="1">
+      <w:start w:val="1"/>
+      <w:numFmt w:val="bullet"/>
+      <w:lvlText w:val=""/>
+      <w:lvlJc w:val="left"/>
+      <w:pPr>
+        <w:tabs>
+          <w:tab w:val="num" w:pos="5040"/>
+        </w:tabs>
+        <w:ind w:left="5040" w:hanging="360"/>
+      </w:pPr>
+      <w:rPr>
+        <w:rFonts w:ascii="Wingdings" w:hAnsi="Wingdings" w:hint="default"/>
+        <w:sz w:val="20"/>
+      </w:rPr>
+    </w:lvl>
+    <w:lvl w:ilvl="7" w:tentative="1">
+      <w:start w:val="1"/>
+      <w:numFmt w:val="bullet"/>
+      <w:lvlText w:val=""/>
+      <w:lvlJc w:val="left"/>
+      <w:pPr>
+        <w:tabs>
+          <w:tab w:val="num" w:pos="5760"/>
+        </w:tabs>
+        <w:ind w:left="5760" w:hanging="360"/>
+      </w:pPr>
+      <w:rPr>
+        <w:rFonts w:ascii="Wingdings" w:hAnsi="Wingdings" w:hint="default"/>
+        <w:sz w:val="20"/>
+      </w:rPr>
+    </w:lvl>
+    <w:lvl w:ilvl="8" w:tentative="1">
+      <w:start w:val="1"/>
+      <w:numFmt w:val="bullet"/>
+      <w:lvlText w:val=""/>
+      <w:lvlJc w:val="left"/>
+      <w:pPr>
+        <w:tabs>
+          <w:tab w:val="num" w:pos="6480"/>
+        </w:tabs>
+        <w:ind w:left="6480" w:hanging="360"/>
+      </w:pPr>
+      <w:rPr>
+        <w:rFonts w:ascii="Wingdings" w:hAnsi="Wingdings" w:hint="default"/>
+        <w:sz w:val="20"/>
+      </w:rPr>
+    </w:lvl>
+  </w:abstractNum>
+  <w:abstractNum w:abstractNumId="21" w15:restartNumberingAfterBreak="0">
+    <w:nsid w:val="31944ACA"/>
+    <w:multiLevelType w:val="multilevel"/>
+    <w:tmpl w:val="C3A2B230"/>
+    <w:lvl w:ilvl="0">
+      <w:start w:val="1"/>
+      <w:numFmt w:val="bullet"/>
+      <w:lvlText w:val=""/>
+      <w:lvlJc w:val="left"/>
+      <w:pPr>
+        <w:tabs>
+          <w:tab w:val="num" w:pos="720"/>
+        </w:tabs>
+        <w:ind w:left="720" w:hanging="360"/>
+      </w:pPr>
+      <w:rPr>
+        <w:rFonts w:ascii="Symbol" w:hAnsi="Symbol" w:hint="default"/>
+        <w:sz w:val="20"/>
+      </w:rPr>
+    </w:lvl>
+    <w:lvl w:ilvl="1" w:tentative="1">
+      <w:start w:val="1"/>
+      <w:numFmt w:val="bullet"/>
+      <w:lvlText w:val="o"/>
+      <w:lvlJc w:val="left"/>
+      <w:pPr>
+        <w:tabs>
+          <w:tab w:val="num" w:pos="1440"/>
+        </w:tabs>
+        <w:ind w:left="1440" w:hanging="360"/>
+      </w:pPr>
+      <w:rPr>
+        <w:rFonts w:ascii="Courier New" w:hAnsi="Courier New" w:hint="default"/>
+        <w:sz w:val="20"/>
+      </w:rPr>
+    </w:lvl>
+    <w:lvl w:ilvl="2" w:tentative="1">
+      <w:start w:val="1"/>
+      <w:numFmt w:val="bullet"/>
+      <w:lvlText w:val=""/>
+      <w:lvlJc w:val="left"/>
+      <w:pPr>
+        <w:tabs>
+          <w:tab w:val="num" w:pos="2160"/>
+        </w:tabs>
+        <w:ind w:left="2160" w:hanging="360"/>
+      </w:pPr>
+      <w:rPr>
+        <w:rFonts w:ascii="Wingdings" w:hAnsi="Wingdings" w:hint="default"/>
+        <w:sz w:val="20"/>
+      </w:rPr>
+    </w:lvl>
+    <w:lvl w:ilvl="3" w:tentative="1">
+      <w:start w:val="1"/>
+      <w:numFmt w:val="bullet"/>
+      <w:lvlText w:val=""/>
+      <w:lvlJc w:val="left"/>
+      <w:pPr>
+        <w:tabs>
+          <w:tab w:val="num" w:pos="2880"/>
+        </w:tabs>
+        <w:ind w:left="2880" w:hanging="360"/>
+      </w:pPr>
+      <w:rPr>
+        <w:rFonts w:ascii="Wingdings" w:hAnsi="Wingdings" w:hint="default"/>
+        <w:sz w:val="20"/>
+      </w:rPr>
+    </w:lvl>
+    <w:lvl w:ilvl="4" w:tentative="1">
+      <w:start w:val="1"/>
+      <w:numFmt w:val="bullet"/>
+      <w:lvlText w:val=""/>
+      <w:lvlJc w:val="left"/>
+      <w:pPr>
+        <w:tabs>
+          <w:tab w:val="num" w:pos="3600"/>
+        </w:tabs>
+        <w:ind w:left="3600" w:hanging="360"/>
+      </w:pPr>
+      <w:rPr>
+        <w:rFonts w:ascii="Wingdings" w:hAnsi="Wingdings" w:hint="default"/>
+        <w:sz w:val="20"/>
+      </w:rPr>
+    </w:lvl>
+    <w:lvl w:ilvl="5" w:tentative="1">
+      <w:start w:val="1"/>
+      <w:numFmt w:val="bullet"/>
+      <w:lvlText w:val=""/>
+      <w:lvlJc w:val="left"/>
+      <w:pPr>
+        <w:tabs>
+          <w:tab w:val="num" w:pos="4320"/>
+        </w:tabs>
+        <w:ind w:left="4320" w:hanging="360"/>
+      </w:pPr>
+      <w:rPr>
+        <w:rFonts w:ascii="Wingdings" w:hAnsi="Wingdings" w:hint="default"/>
+        <w:sz w:val="20"/>
+      </w:rPr>
+    </w:lvl>
+    <w:lvl w:ilvl="6" w:tentative="1">
+      <w:start w:val="1"/>
+      <w:numFmt w:val="bullet"/>
+      <w:lvlText w:val=""/>
+      <w:lvlJc w:val="left"/>
+      <w:pPr>
+        <w:tabs>
+          <w:tab w:val="num" w:pos="5040"/>
+        </w:tabs>
+        <w:ind w:left="5040" w:hanging="360"/>
+      </w:pPr>
+      <w:rPr>
+        <w:rFonts w:ascii="Wingdings" w:hAnsi="Wingdings" w:hint="default"/>
+        <w:sz w:val="20"/>
+      </w:rPr>
+    </w:lvl>
+    <w:lvl w:ilvl="7" w:tentative="1">
+      <w:start w:val="1"/>
+      <w:numFmt w:val="bullet"/>
+      <w:lvlText w:val=""/>
+      <w:lvlJc w:val="left"/>
+      <w:pPr>
+        <w:tabs>
+          <w:tab w:val="num" w:pos="5760"/>
+        </w:tabs>
+        <w:ind w:left="5760" w:hanging="360"/>
+      </w:pPr>
+      <w:rPr>
+        <w:rFonts w:ascii="Wingdings" w:hAnsi="Wingdings" w:hint="default"/>
+        <w:sz w:val="20"/>
+      </w:rPr>
+    </w:lvl>
+    <w:lvl w:ilvl="8" w:tentative="1">
+      <w:start w:val="1"/>
+      <w:numFmt w:val="bullet"/>
+      <w:lvlText w:val=""/>
+      <w:lvlJc w:val="left"/>
+      <w:pPr>
+        <w:tabs>
+          <w:tab w:val="num" w:pos="6480"/>
+        </w:tabs>
+        <w:ind w:left="6480" w:hanging="360"/>
+      </w:pPr>
+      <w:rPr>
+        <w:rFonts w:ascii="Wingdings" w:hAnsi="Wingdings" w:hint="default"/>
+        <w:sz w:val="20"/>
+      </w:rPr>
+    </w:lvl>
+  </w:abstractNum>
+  <w:abstractNum w:abstractNumId="22" w15:restartNumberingAfterBreak="0">
     <w:nsid w:val="34F01606"/>
     <w:multiLevelType w:val="multilevel"/>
     <w:tmpl w:val="34EEE820"/>
@@ -6254,7 +6623,7 @@
       </w:rPr>
     </w:lvl>
   </w:abstractNum>
-  <w:abstractNum w:abstractNumId="21" w15:restartNumberingAfterBreak="0">
+  <w:abstractNum w:abstractNumId="23" w15:restartNumberingAfterBreak="0">
     <w:nsid w:val="354C5C38"/>
     <w:multiLevelType w:val="multilevel"/>
     <w:tmpl w:val="3C70ED42"/>
@@ -6403,7 +6772,7 @@
       </w:rPr>
     </w:lvl>
   </w:abstractNum>
-  <w:abstractNum w:abstractNumId="22" w15:restartNumberingAfterBreak="0">
+  <w:abstractNum w:abstractNumId="24" w15:restartNumberingAfterBreak="0">
     <w:nsid w:val="393E41A5"/>
     <w:multiLevelType w:val="multilevel"/>
     <w:tmpl w:val="4E00AE74"/>
@@ -6552,7 +6921,7 @@
       </w:rPr>
     </w:lvl>
   </w:abstractNum>
-  <w:abstractNum w:abstractNumId="23" w15:restartNumberingAfterBreak="0">
+  <w:abstractNum w:abstractNumId="25" w15:restartNumberingAfterBreak="0">
     <w:nsid w:val="3DC60BF9"/>
     <w:multiLevelType w:val="multilevel"/>
     <w:tmpl w:val="0F3CBF80"/>
@@ -6701,7 +7070,7 @@
       </w:rPr>
     </w:lvl>
   </w:abstractNum>
-  <w:abstractNum w:abstractNumId="24" w15:restartNumberingAfterBreak="0">
+  <w:abstractNum w:abstractNumId="26" w15:restartNumberingAfterBreak="0">
     <w:nsid w:val="42F02D27"/>
     <w:multiLevelType w:val="multilevel"/>
     <w:tmpl w:val="CF905E2A"/>
@@ -6850,7 +7219,7 @@
       </w:rPr>
     </w:lvl>
   </w:abstractNum>
-  <w:abstractNum w:abstractNumId="25" w15:restartNumberingAfterBreak="0">
+  <w:abstractNum w:abstractNumId="27" w15:restartNumberingAfterBreak="0">
     <w:nsid w:val="47264D0B"/>
     <w:multiLevelType w:val="multilevel"/>
     <w:tmpl w:val="D092FDD8"/>
@@ -6999,7 +7368,7 @@
       </w:rPr>
     </w:lvl>
   </w:abstractNum>
-  <w:abstractNum w:abstractNumId="26" w15:restartNumberingAfterBreak="0">
+  <w:abstractNum w:abstractNumId="28" w15:restartNumberingAfterBreak="0">
     <w:nsid w:val="4B042959"/>
     <w:multiLevelType w:val="multilevel"/>
     <w:tmpl w:val="F774E7EE"/>
@@ -7148,7 +7517,7 @@
       </w:rPr>
     </w:lvl>
   </w:abstractNum>
-  <w:abstractNum w:abstractNumId="27" w15:restartNumberingAfterBreak="0">
+  <w:abstractNum w:abstractNumId="29" w15:restartNumberingAfterBreak="0">
     <w:nsid w:val="4CBA4EFA"/>
     <w:multiLevelType w:val="multilevel"/>
     <w:tmpl w:val="2B7C994C"/>
@@ -7297,7 +7666,7 @@
       </w:rPr>
     </w:lvl>
   </w:abstractNum>
-  <w:abstractNum w:abstractNumId="28" w15:restartNumberingAfterBreak="0">
+  <w:abstractNum w:abstractNumId="30" w15:restartNumberingAfterBreak="0">
     <w:nsid w:val="4DD36BD0"/>
     <w:multiLevelType w:val="multilevel"/>
     <w:tmpl w:val="BDE69860"/>
@@ -7446,7 +7815,7 @@
       </w:rPr>
     </w:lvl>
   </w:abstractNum>
-  <w:abstractNum w:abstractNumId="29" w15:restartNumberingAfterBreak="0">
+  <w:abstractNum w:abstractNumId="31" w15:restartNumberingAfterBreak="0">
     <w:nsid w:val="4FCB5A3D"/>
     <w:multiLevelType w:val="multilevel"/>
     <w:tmpl w:val="4D9A5AE0"/>
@@ -7595,7 +7964,7 @@
       </w:rPr>
     </w:lvl>
   </w:abstractNum>
-  <w:abstractNum w:abstractNumId="30" w15:restartNumberingAfterBreak="0">
+  <w:abstractNum w:abstractNumId="32" w15:restartNumberingAfterBreak="0">
     <w:nsid w:val="51403F58"/>
     <w:multiLevelType w:val="multilevel"/>
     <w:tmpl w:val="AF2A8452"/>
@@ -7744,7 +8113,7 @@
       </w:rPr>
     </w:lvl>
   </w:abstractNum>
-  <w:abstractNum w:abstractNumId="31" w15:restartNumberingAfterBreak="0">
+  <w:abstractNum w:abstractNumId="33" w15:restartNumberingAfterBreak="0">
     <w:nsid w:val="5B9C3466"/>
     <w:multiLevelType w:val="multilevel"/>
     <w:tmpl w:val="D3F84FA8"/>
@@ -7893,7 +8262,7 @@
       </w:rPr>
     </w:lvl>
   </w:abstractNum>
-  <w:abstractNum w:abstractNumId="32" w15:restartNumberingAfterBreak="0">
+  <w:abstractNum w:abstractNumId="34" w15:restartNumberingAfterBreak="0">
     <w:nsid w:val="5BD95423"/>
     <w:multiLevelType w:val="multilevel"/>
     <w:tmpl w:val="07FA4754"/>
@@ -8042,7 +8411,7 @@
       </w:rPr>
     </w:lvl>
   </w:abstractNum>
-  <w:abstractNum w:abstractNumId="33" w15:restartNumberingAfterBreak="0">
+  <w:abstractNum w:abstractNumId="35" w15:restartNumberingAfterBreak="0">
     <w:nsid w:val="5DBB0AE8"/>
     <w:multiLevelType w:val="multilevel"/>
     <w:tmpl w:val="25F0CEAC"/>
@@ -8191,7 +8560,7 @@
       </w:rPr>
     </w:lvl>
   </w:abstractNum>
-  <w:abstractNum w:abstractNumId="34" w15:restartNumberingAfterBreak="0">
+  <w:abstractNum w:abstractNumId="36" w15:restartNumberingAfterBreak="0">
     <w:nsid w:val="5E6C2CC1"/>
     <w:multiLevelType w:val="hybridMultilevel"/>
     <w:tmpl w:val="2AF2E7FC"/>
@@ -8304,7 +8673,7 @@
       </w:rPr>
     </w:lvl>
   </w:abstractNum>
-  <w:abstractNum w:abstractNumId="35" w15:restartNumberingAfterBreak="0">
+  <w:abstractNum w:abstractNumId="37" w15:restartNumberingAfterBreak="0">
     <w:nsid w:val="63C84B58"/>
     <w:multiLevelType w:val="multilevel"/>
     <w:tmpl w:val="448E7CA2"/>
@@ -8453,7 +8822,7 @@
       </w:rPr>
     </w:lvl>
   </w:abstractNum>
-  <w:abstractNum w:abstractNumId="36" w15:restartNumberingAfterBreak="0">
+  <w:abstractNum w:abstractNumId="38" w15:restartNumberingAfterBreak="0">
     <w:nsid w:val="66807DFD"/>
     <w:multiLevelType w:val="multilevel"/>
     <w:tmpl w:val="3964019C"/>
@@ -8602,7 +8971,7 @@
       </w:rPr>
     </w:lvl>
   </w:abstractNum>
-  <w:abstractNum w:abstractNumId="37" w15:restartNumberingAfterBreak="0">
+  <w:abstractNum w:abstractNumId="39" w15:restartNumberingAfterBreak="0">
     <w:nsid w:val="67631137"/>
     <w:multiLevelType w:val="multilevel"/>
     <w:tmpl w:val="62B0533E"/>
@@ -8751,7 +9120,7 @@
       </w:rPr>
     </w:lvl>
   </w:abstractNum>
-  <w:abstractNum w:abstractNumId="38" w15:restartNumberingAfterBreak="0">
+  <w:abstractNum w:abstractNumId="40" w15:restartNumberingAfterBreak="0">
     <w:nsid w:val="69D9653F"/>
     <w:multiLevelType w:val="hybridMultilevel"/>
     <w:tmpl w:val="CAD86D5E"/>
@@ -8864,7 +9233,7 @@
       </w:rPr>
     </w:lvl>
   </w:abstractNum>
-  <w:abstractNum w:abstractNumId="39" w15:restartNumberingAfterBreak="0">
+  <w:abstractNum w:abstractNumId="41" w15:restartNumberingAfterBreak="0">
     <w:nsid w:val="6A0D4F98"/>
     <w:multiLevelType w:val="multilevel"/>
     <w:tmpl w:val="605E6322"/>
@@ -9013,7 +9382,7 @@
       </w:rPr>
     </w:lvl>
   </w:abstractNum>
-  <w:abstractNum w:abstractNumId="40" w15:restartNumberingAfterBreak="0">
+  <w:abstractNum w:abstractNumId="42" w15:restartNumberingAfterBreak="0">
     <w:nsid w:val="6F7F3AF0"/>
     <w:multiLevelType w:val="multilevel"/>
     <w:tmpl w:val="A72E2C9A"/>
@@ -9162,7 +9531,7 @@
       </w:rPr>
     </w:lvl>
   </w:abstractNum>
-  <w:abstractNum w:abstractNumId="41" w15:restartNumberingAfterBreak="0">
+  <w:abstractNum w:abstractNumId="43" w15:restartNumberingAfterBreak="0">
     <w:nsid w:val="72772063"/>
     <w:multiLevelType w:val="multilevel"/>
     <w:tmpl w:val="4C4C5A1A"/>
@@ -9311,7 +9680,7 @@
       </w:rPr>
     </w:lvl>
   </w:abstractNum>
-  <w:abstractNum w:abstractNumId="42" w15:restartNumberingAfterBreak="0">
+  <w:abstractNum w:abstractNumId="44" w15:restartNumberingAfterBreak="0">
     <w:nsid w:val="75FC0899"/>
     <w:multiLevelType w:val="multilevel"/>
     <w:tmpl w:val="1046AA90"/>
@@ -9460,7 +9829,7 @@
       </w:rPr>
     </w:lvl>
   </w:abstractNum>
-  <w:abstractNum w:abstractNumId="43" w15:restartNumberingAfterBreak="0">
+  <w:abstractNum w:abstractNumId="45" w15:restartNumberingAfterBreak="0">
     <w:nsid w:val="76015D1B"/>
     <w:multiLevelType w:val="multilevel"/>
     <w:tmpl w:val="595EFFCC"/>
@@ -9609,7 +9978,7 @@
       </w:rPr>
     </w:lvl>
   </w:abstractNum>
-  <w:abstractNum w:abstractNumId="44" w15:restartNumberingAfterBreak="0">
+  <w:abstractNum w:abstractNumId="46" w15:restartNumberingAfterBreak="0">
     <w:nsid w:val="7C6C7C40"/>
     <w:multiLevelType w:val="multilevel"/>
     <w:tmpl w:val="C85627CE"/>
@@ -9758,7 +10127,7 @@
       </w:rPr>
     </w:lvl>
   </w:abstractNum>
-  <w:abstractNum w:abstractNumId="45" w15:restartNumberingAfterBreak="0">
+  <w:abstractNum w:abstractNumId="47" w15:restartNumberingAfterBreak="0">
     <w:nsid w:val="7C786C13"/>
     <w:multiLevelType w:val="multilevel"/>
     <w:tmpl w:val="C14859B4"/>
@@ -9907,7 +10276,7 @@
       </w:rPr>
     </w:lvl>
   </w:abstractNum>
-  <w:abstractNum w:abstractNumId="46" w15:restartNumberingAfterBreak="0">
+  <w:abstractNum w:abstractNumId="48" w15:restartNumberingAfterBreak="0">
     <w:nsid w:val="7EB95B0B"/>
     <w:multiLevelType w:val="multilevel"/>
     <w:tmpl w:val="E9F2677E"/>
@@ -10056,7 +10425,7 @@
       </w:rPr>
     </w:lvl>
   </w:abstractNum>
-  <w:abstractNum w:abstractNumId="47" w15:restartNumberingAfterBreak="0">
+  <w:abstractNum w:abstractNumId="49" w15:restartNumberingAfterBreak="0">
     <w:nsid w:val="7F3267EB"/>
     <w:multiLevelType w:val="multilevel"/>
     <w:tmpl w:val="D3CE3C88"/>
@@ -10205,7 +10574,7 @@
       </w:rPr>
     </w:lvl>
   </w:abstractNum>
-  <w:abstractNum w:abstractNumId="48" w15:restartNumberingAfterBreak="0">
+  <w:abstractNum w:abstractNumId="50" w15:restartNumberingAfterBreak="0">
     <w:nsid w:val="7FD318DD"/>
     <w:multiLevelType w:val="multilevel"/>
     <w:tmpl w:val="01FEAB66"/>
@@ -10355,7 +10724,7 @@
     </w:lvl>
   </w:abstractNum>
   <w:num w:numId="1" w16cid:durableId="604964424">
-    <w:abstractNumId w:val="38"/>
+    <w:abstractNumId w:val="40"/>
   </w:num>
   <w:num w:numId="2" w16cid:durableId="1193962421">
     <w:abstractNumId w:val="9"/>
@@ -10364,22 +10733,22 @@
     <w:abstractNumId w:val="11"/>
   </w:num>
   <w:num w:numId="4" w16cid:durableId="1239289668">
-    <w:abstractNumId w:val="39"/>
+    <w:abstractNumId w:val="41"/>
   </w:num>
   <w:num w:numId="5" w16cid:durableId="1974096172">
-    <w:abstractNumId w:val="25"/>
+    <w:abstractNumId w:val="27"/>
   </w:num>
   <w:num w:numId="6" w16cid:durableId="1691419182">
-    <w:abstractNumId w:val="32"/>
+    <w:abstractNumId w:val="34"/>
   </w:num>
   <w:num w:numId="7" w16cid:durableId="1770539706">
-    <w:abstractNumId w:val="42"/>
+    <w:abstractNumId w:val="44"/>
   </w:num>
   <w:num w:numId="8" w16cid:durableId="1721318178">
-    <w:abstractNumId w:val="45"/>
+    <w:abstractNumId w:val="47"/>
   </w:num>
   <w:num w:numId="9" w16cid:durableId="1454054237">
-    <w:abstractNumId w:val="20"/>
+    <w:abstractNumId w:val="22"/>
   </w:num>
   <w:num w:numId="10" w16cid:durableId="1350791339">
     <w:abstractNumId w:val="6"/>
@@ -10391,13 +10760,13 @@
     <w:abstractNumId w:val="3"/>
   </w:num>
   <w:num w:numId="13" w16cid:durableId="539896707">
-    <w:abstractNumId w:val="31"/>
+    <w:abstractNumId w:val="33"/>
   </w:num>
   <w:num w:numId="14" w16cid:durableId="1872109580">
     <w:abstractNumId w:val="0"/>
   </w:num>
   <w:num w:numId="15" w16cid:durableId="1841307582">
-    <w:abstractNumId w:val="34"/>
+    <w:abstractNumId w:val="36"/>
   </w:num>
   <w:num w:numId="16" w16cid:durableId="1474518543">
     <w:abstractNumId w:val="2"/>
@@ -10406,31 +10775,31 @@
     <w:abstractNumId w:val="17"/>
   </w:num>
   <w:num w:numId="18" w16cid:durableId="233317892">
-    <w:abstractNumId w:val="28"/>
+    <w:abstractNumId w:val="30"/>
   </w:num>
   <w:num w:numId="19" w16cid:durableId="2088191536">
-    <w:abstractNumId w:val="24"/>
+    <w:abstractNumId w:val="26"/>
   </w:num>
   <w:num w:numId="20" w16cid:durableId="53286809">
-    <w:abstractNumId w:val="37"/>
+    <w:abstractNumId w:val="39"/>
   </w:num>
   <w:num w:numId="21" w16cid:durableId="1837573147">
-    <w:abstractNumId w:val="29"/>
+    <w:abstractNumId w:val="31"/>
   </w:num>
   <w:num w:numId="22" w16cid:durableId="205488000">
-    <w:abstractNumId w:val="26"/>
+    <w:abstractNumId w:val="28"/>
   </w:num>
   <w:num w:numId="23" w16cid:durableId="536700583">
     <w:abstractNumId w:val="19"/>
   </w:num>
   <w:num w:numId="24" w16cid:durableId="162090886">
-    <w:abstractNumId w:val="41"/>
+    <w:abstractNumId w:val="43"/>
   </w:num>
   <w:num w:numId="25" w16cid:durableId="1515269205">
-    <w:abstractNumId w:val="46"/>
+    <w:abstractNumId w:val="48"/>
   </w:num>
   <w:num w:numId="26" w16cid:durableId="1186023082">
-    <w:abstractNumId w:val="44"/>
+    <w:abstractNumId w:val="46"/>
   </w:num>
   <w:num w:numId="27" w16cid:durableId="1540896117">
     <w:abstractNumId w:val="15"/>
@@ -10439,22 +10808,22 @@
     <w:abstractNumId w:val="7"/>
   </w:num>
   <w:num w:numId="29" w16cid:durableId="915818915">
-    <w:abstractNumId w:val="27"/>
+    <w:abstractNumId w:val="29"/>
   </w:num>
   <w:num w:numId="30" w16cid:durableId="2024891503">
     <w:abstractNumId w:val="14"/>
   </w:num>
   <w:num w:numId="31" w16cid:durableId="1659109464">
-    <w:abstractNumId w:val="21"/>
+    <w:abstractNumId w:val="23"/>
   </w:num>
   <w:num w:numId="32" w16cid:durableId="1698697317">
-    <w:abstractNumId w:val="30"/>
+    <w:abstractNumId w:val="32"/>
   </w:num>
   <w:num w:numId="33" w16cid:durableId="462121576">
     <w:abstractNumId w:val="13"/>
   </w:num>
   <w:num w:numId="34" w16cid:durableId="1548449499">
-    <w:abstractNumId w:val="35"/>
+    <w:abstractNumId w:val="37"/>
   </w:num>
   <w:num w:numId="35" w16cid:durableId="295529376">
     <w:abstractNumId w:val="5"/>
@@ -10463,7 +10832,7 @@
     <w:abstractNumId w:val="16"/>
   </w:num>
   <w:num w:numId="37" w16cid:durableId="119108216">
-    <w:abstractNumId w:val="22"/>
+    <w:abstractNumId w:val="24"/>
   </w:num>
   <w:num w:numId="38" w16cid:durableId="1251697728">
     <w:abstractNumId w:val="4"/>
@@ -10475,31 +10844,37 @@
     <w:abstractNumId w:val="12"/>
   </w:num>
   <w:num w:numId="41" w16cid:durableId="764882892">
-    <w:abstractNumId w:val="33"/>
+    <w:abstractNumId w:val="35"/>
   </w:num>
   <w:num w:numId="42" w16cid:durableId="252053487">
-    <w:abstractNumId w:val="48"/>
+    <w:abstractNumId w:val="50"/>
   </w:num>
   <w:num w:numId="43" w16cid:durableId="1627349204">
     <w:abstractNumId w:val="10"/>
   </w:num>
   <w:num w:numId="44" w16cid:durableId="771173020">
-    <w:abstractNumId w:val="40"/>
+    <w:abstractNumId w:val="42"/>
   </w:num>
   <w:num w:numId="45" w16cid:durableId="519272984">
-    <w:abstractNumId w:val="36"/>
+    <w:abstractNumId w:val="38"/>
   </w:num>
   <w:num w:numId="46" w16cid:durableId="213740227">
-    <w:abstractNumId w:val="23"/>
+    <w:abstractNumId w:val="25"/>
   </w:num>
   <w:num w:numId="47" w16cid:durableId="1437289883">
     <w:abstractNumId w:val="8"/>
   </w:num>
   <w:num w:numId="48" w16cid:durableId="1872912464">
-    <w:abstractNumId w:val="43"/>
+    <w:abstractNumId w:val="45"/>
   </w:num>
   <w:num w:numId="49" w16cid:durableId="1356882187">
-    <w:abstractNumId w:val="47"/>
+    <w:abstractNumId w:val="49"/>
+  </w:num>
+  <w:num w:numId="50" w16cid:durableId="98650504">
+    <w:abstractNumId w:val="20"/>
+  </w:num>
+  <w:num w:numId="51" w16cid:durableId="611547809">
+    <w:abstractNumId w:val="21"/>
   </w:num>
   <w:numIdMacAtCleanup w:val="24"/>
 </w:numbering>
@@ -11851,7 +12226,12 @@
 </file>
 
 <file path=customXml/item1.xml><?xml version="1.0" encoding="utf-8"?>
-<b:Sources xmlns:b="http://schemas.openxmlformats.org/officeDocument/2006/bibliography" xmlns="http://schemas.openxmlformats.org/officeDocument/2006/bibliography" SelectedStyle="\APASixthEditionOfficeOnline.xsl" StyleName="APA" Version="6"/>
+<?mso-contentType ?>
+<FormTemplates xmlns="http://schemas.microsoft.com/sharepoint/v3/contenttype/forms">
+  <Display>DocumentLibraryForm</Display>
+  <Edit>DocumentLibraryForm</Edit>
+  <New>DocumentLibraryForm</New>
+</FormTemplates>
 </file>
 
 <file path=customXml/item2.xml><?xml version="1.0" encoding="utf-8"?>
@@ -12070,12 +12450,7 @@
 </file>
 
 <file path=customXml/item3.xml><?xml version="1.0" encoding="utf-8"?>
-<?mso-contentType ?>
-<FormTemplates xmlns="http://schemas.microsoft.com/sharepoint/v3/contenttype/forms">
-  <Display>DocumentLibraryForm</Display>
-  <Edit>DocumentLibraryForm</Edit>
-  <New>DocumentLibraryForm</New>
-</FormTemplates>
+<b:Sources xmlns:b="http://schemas.openxmlformats.org/officeDocument/2006/bibliography" xmlns="http://schemas.openxmlformats.org/officeDocument/2006/bibliography" SelectedStyle="\APASixthEditionOfficeOnline.xsl" StyleName="APA" Version="6"/>
 </file>
 
 <file path=customXml/item4.xml><?xml version="1.0" encoding="utf-8"?>
@@ -12087,9 +12462,9 @@
 </file>
 
 <file path=customXml/itemProps1.xml><?xml version="1.0" encoding="utf-8"?>
-<ds:datastoreItem xmlns:ds="http://schemas.openxmlformats.org/officeDocument/2006/customXml" ds:itemID="{76026148-B3B7-41CB-BA68-D15BFB8014B7}">
+<ds:datastoreItem xmlns:ds="http://schemas.openxmlformats.org/officeDocument/2006/customXml" ds:itemID="{834741B4-581F-4A31-84F4-B955FF5AEE9F}">
   <ds:schemaRefs>
-    <ds:schemaRef ds:uri="http://schemas.openxmlformats.org/officeDocument/2006/bibliography"/>
+    <ds:schemaRef ds:uri="http://schemas.microsoft.com/sharepoint/v3/contenttype/forms"/>
   </ds:schemaRefs>
 </ds:datastoreItem>
 </file>
@@ -12114,9 +12489,9 @@
 </file>
 
 <file path=customXml/itemProps3.xml><?xml version="1.0" encoding="utf-8"?>
-<ds:datastoreItem xmlns:ds="http://schemas.openxmlformats.org/officeDocument/2006/customXml" ds:itemID="{834741B4-581F-4A31-84F4-B955FF5AEE9F}">
+<ds:datastoreItem xmlns:ds="http://schemas.openxmlformats.org/officeDocument/2006/customXml" ds:itemID="{76026148-B3B7-41CB-BA68-D15BFB8014B7}">
   <ds:schemaRefs>
-    <ds:schemaRef ds:uri="http://schemas.microsoft.com/sharepoint/v3/contenttype/forms"/>
+    <ds:schemaRef ds:uri="http://schemas.openxmlformats.org/officeDocument/2006/bibliography"/>
   </ds:schemaRefs>
 </ds:datastoreItem>
 </file>

--- a/Rendu/Bloc2/Bloc 2  Gérer un projet informatique.docx
+++ b/Rendu/Bloc2/Bloc 2  Gérer un projet informatique.docx
@@ -2584,6 +2584,33 @@
           <w:tcPr>
             <w:tcW w:w="0" w:type="auto"/>
             <w:vAlign w:val="center"/>
+          </w:tcPr>
+          <w:p>
+            <w:r>
+              <w:t>Direction</w:t>
+            </w:r>
+          </w:p>
+        </w:tc>
+        <w:tc>
+          <w:tcPr>
+            <w:tcW w:w="0" w:type="auto"/>
+            <w:vAlign w:val="center"/>
+          </w:tcPr>
+          <w:p>
+            <w:r>
+              <w:t>Alloue le budget, priorise les objectifs.</w:t>
+            </w:r>
+          </w:p>
+        </w:tc>
+      </w:tr>
+      <w:tr>
+        <w:trPr>
+          <w:tblCellSpacing w:w="15" w:type="dxa"/>
+        </w:trPr>
+        <w:tc>
+          <w:tcPr>
+            <w:tcW w:w="0" w:type="auto"/>
+            <w:vAlign w:val="center"/>
             <w:hideMark/>
           </w:tcPr>
           <w:p>
@@ -3000,8 +3027,13 @@
               <w:t>référents</w:t>
             </w:r>
             <w:r>
-              <w:t>, Technicien support, Expert Secu</w:t>
-            </w:r>
+              <w:t xml:space="preserve">, Technicien support, Expert </w:t>
+            </w:r>
+            <w:proofErr w:type="spellStart"/>
+            <w:r>
+              <w:t>Secu</w:t>
+            </w:r>
+            <w:proofErr w:type="spellEnd"/>
           </w:p>
         </w:tc>
       </w:tr>
@@ -3049,21 +3081,295 @@
     </w:tbl>
     <w:p>
       <w:pPr>
+        <w:pStyle w:val="Titre1"/>
+      </w:pPr>
+      <w:r>
+        <w:lastRenderedPageBreak/>
+        <w:t>4. Pilotage de l’équipe projet, communication et inclusion</w:t>
+      </w:r>
+    </w:p>
+    <w:p>
+      <w:pPr>
         <w:pStyle w:val="Titre2"/>
       </w:pPr>
+      <w:r>
+        <w:t>4.1 Pilotage et animation de l’équipe projet</w:t>
+      </w:r>
+    </w:p>
+    <w:p>
+      <w:r>
+        <w:t>Le pilotage d</w:t>
+      </w:r>
+      <w:r>
+        <w:t xml:space="preserve">u </w:t>
+      </w:r>
+      <w:r>
+        <w:t>projet</w:t>
+      </w:r>
+      <w:r>
+        <w:t xml:space="preserve"> et de l’équipe associez</w:t>
+      </w:r>
+      <w:r>
+        <w:t xml:space="preserve"> est assuré par le chef de projet informatique, qui joue un rôle de coordination et de supervision tout au long du projet. Son objectif est de s’assurer que les missions sont réalisées </w:t>
+      </w:r>
+      <w:r>
+        <w:t>dans les délais impartie et en respectant les standards de qualité définis</w:t>
+      </w:r>
+      <w:r>
+        <w:t>.</w:t>
+      </w:r>
+    </w:p>
+    <w:p>
+      <w:r>
+        <w:t>Les actions mises en œuvre pour piloter l’équipe projet comprennent :</w:t>
+      </w:r>
+    </w:p>
+    <w:p>
+      <w:pPr>
+        <w:numPr>
+          <w:ilvl w:val="0"/>
+          <w:numId w:val="52"/>
+        </w:numPr>
+      </w:pPr>
+      <w:r>
+        <w:t>La</w:t>
+      </w:r>
+      <w:r>
+        <w:t xml:space="preserve"> définition claire des rôles et responsabilités de chaque membre,</w:t>
+      </w:r>
+    </w:p>
+    <w:p>
+      <w:pPr>
+        <w:numPr>
+          <w:ilvl w:val="0"/>
+          <w:numId w:val="52"/>
+        </w:numPr>
+      </w:pPr>
+      <w:r>
+        <w:t>L’organisation</w:t>
+      </w:r>
+      <w:r>
+        <w:t xml:space="preserve"> de réunions régulières de suivi,</w:t>
+      </w:r>
+    </w:p>
+    <w:p>
+      <w:pPr>
+        <w:numPr>
+          <w:ilvl w:val="0"/>
+          <w:numId w:val="52"/>
+        </w:numPr>
+      </w:pPr>
+      <w:r>
+        <w:t>Le</w:t>
+      </w:r>
+      <w:r>
+        <w:t xml:space="preserve"> suivi de l’avancement des tâches,</w:t>
+      </w:r>
+    </w:p>
+    <w:p>
+      <w:pPr>
+        <w:numPr>
+          <w:ilvl w:val="0"/>
+          <w:numId w:val="52"/>
+        </w:numPr>
+      </w:pPr>
+      <w:r>
+        <w:t>L’identification</w:t>
+      </w:r>
+      <w:r>
+        <w:t xml:space="preserve"> et la gestion des éventuelles difficultés rencontrées par les membres de l’équipe.</w:t>
+      </w:r>
+    </w:p>
+    <w:p>
+      <w:r>
+        <w:t>Pour réaliser toutes ses actions le chef de projet utilise divers outils de gestion et de suivis de projets qu’il donne ensuite à la disposition des différentes parties prenante afin qu’elles puissent se tenir au courant de l’avancer du projet et d’elle-même communiquer leurs avancer.</w:t>
+      </w:r>
     </w:p>
     <w:p>
       <w:pPr>
         <w:pStyle w:val="Titre2"/>
       </w:pPr>
       <w:r>
-        <w:t xml:space="preserve">3.6 Outils de suivi </w:t>
-      </w:r>
-      <w:r>
-        <w:t>de projet</w:t>
-      </w:r>
-      <w:r>
-        <w:t xml:space="preserve"> et d’équipe</w:t>
+        <w:t>4.</w:t>
+      </w:r>
+      <w:r>
+        <w:t>2</w:t>
+      </w:r>
+      <w:r>
+        <w:t xml:space="preserve"> Gestion des conflits et accompagnement des équipes</w:t>
+      </w:r>
+    </w:p>
+    <w:p>
+      <w:r>
+        <w:t>Dans tout projet informatique, des situations de tension ou de désaccord peuvent apparaître, notamment en raison de contraintes de délais ou de choix techniques. Le chef de projet adopte une posture d’écoute et de médiation afin de résoudre ces situations de manière constructive.</w:t>
+      </w:r>
+    </w:p>
+    <w:p>
+      <w:r>
+        <w:t>Les actions mises en place incluent :</w:t>
+      </w:r>
+    </w:p>
+    <w:p>
+      <w:pPr>
+        <w:numPr>
+          <w:ilvl w:val="0"/>
+          <w:numId w:val="54"/>
+        </w:numPr>
+      </w:pPr>
+      <w:r>
+        <w:t>L’identification</w:t>
+      </w:r>
+      <w:r>
+        <w:t xml:space="preserve"> rapide des sources de conflit,</w:t>
+      </w:r>
+    </w:p>
+    <w:p>
+      <w:pPr>
+        <w:numPr>
+          <w:ilvl w:val="0"/>
+          <w:numId w:val="54"/>
+        </w:numPr>
+      </w:pPr>
+      <w:r>
+        <w:t>L’organisation</w:t>
+      </w:r>
+      <w:r>
+        <w:t xml:space="preserve"> d’échanges entre les parties concernées,</w:t>
+      </w:r>
+    </w:p>
+    <w:p>
+      <w:pPr>
+        <w:numPr>
+          <w:ilvl w:val="0"/>
+          <w:numId w:val="54"/>
+        </w:numPr>
+      </w:pPr>
+      <w:r>
+        <w:t>La</w:t>
+      </w:r>
+      <w:r>
+        <w:t xml:space="preserve"> recherche de solutions consensuelles,</w:t>
+      </w:r>
+    </w:p>
+    <w:p>
+      <w:pPr>
+        <w:numPr>
+          <w:ilvl w:val="0"/>
+          <w:numId w:val="54"/>
+        </w:numPr>
+      </w:pPr>
+      <w:r>
+        <w:t>La</w:t>
+      </w:r>
+      <w:r>
+        <w:t xml:space="preserve"> formalisation des décisions prises.</w:t>
+      </w:r>
+    </w:p>
+    <w:p>
+      <w:r>
+        <w:lastRenderedPageBreak/>
+        <w:t>Cette démarche permet de préserver un climat de travail serein et de limiter l’impact des conflits sur l’avancement du projet.</w:t>
+      </w:r>
+    </w:p>
+    <w:p/>
+    <w:p>
+      <w:pPr>
+        <w:pStyle w:val="Titre2"/>
+      </w:pPr>
+      <w:r>
+        <w:t>4.</w:t>
+      </w:r>
+      <w:r>
+        <w:t xml:space="preserve">3 </w:t>
+      </w:r>
+      <w:r>
+        <w:t>Prise en compte du handicap et de l’inclusion</w:t>
+      </w:r>
+    </w:p>
+    <w:p>
+      <w:r>
+        <w:t>La prise en compte du handicap et de l’inclusion fait partie intégrante du pilotage de l’équipe projet. L’objectif est de garantir à chaque membre de l’équipe des conditions de travail adaptées et équitables, favorisant leur participation effective au projet.</w:t>
+      </w:r>
+    </w:p>
+    <w:p>
+      <w:r>
+        <w:t>Dans ce cadre, plusieurs mesures sont envisagées :</w:t>
+      </w:r>
+    </w:p>
+    <w:p>
+      <w:pPr>
+        <w:numPr>
+          <w:ilvl w:val="0"/>
+          <w:numId w:val="55"/>
+        </w:numPr>
+      </w:pPr>
+      <w:r>
+        <w:t>Adaptation</w:t>
+      </w:r>
+      <w:r>
+        <w:t xml:space="preserve"> des outils de travail afin de garantir leur accessibilité,</w:t>
+      </w:r>
+    </w:p>
+    <w:p>
+      <w:pPr>
+        <w:numPr>
+          <w:ilvl w:val="0"/>
+          <w:numId w:val="55"/>
+        </w:numPr>
+      </w:pPr>
+      <w:r>
+        <w:t>Flexibilité</w:t>
+      </w:r>
+      <w:r>
+        <w:t xml:space="preserve"> dans l’organisation du travail et des horaires,</w:t>
+      </w:r>
+    </w:p>
+    <w:p>
+      <w:pPr>
+        <w:numPr>
+          <w:ilvl w:val="0"/>
+          <w:numId w:val="55"/>
+        </w:numPr>
+      </w:pPr>
+      <w:r>
+        <w:t>Répartition</w:t>
+      </w:r>
+      <w:r>
+        <w:t xml:space="preserve"> des missions en fonction des capacités et contraintes individuelles,</w:t>
+      </w:r>
+    </w:p>
+    <w:p>
+      <w:pPr>
+        <w:numPr>
+          <w:ilvl w:val="0"/>
+          <w:numId w:val="55"/>
+        </w:numPr>
+      </w:pPr>
+      <w:r>
+        <w:t>Sensibilisation</w:t>
+      </w:r>
+      <w:r>
+        <w:t xml:space="preserve"> de l’équipe aux enjeux de l’inclusion et du respect des différences.</w:t>
+      </w:r>
+    </w:p>
+    <w:p>
+      <w:pPr>
+        <w:pStyle w:val="Titre2"/>
+      </w:pPr>
+      <w:r>
+        <w:t>4</w:t>
+      </w:r>
+      <w:r>
+        <w:t>.</w:t>
+      </w:r>
+      <w:r>
+        <w:t>4</w:t>
+      </w:r>
+      <w:r>
+        <w:t xml:space="preserve"> Outils de </w:t>
+      </w:r>
+      <w:r>
+        <w:t>planification et de suivis de projet utilisée</w:t>
       </w:r>
     </w:p>
     <w:p>
@@ -3071,10 +3377,71 @@
         <w:pStyle w:val="Titre3"/>
       </w:pPr>
       <w:r>
-        <w:t xml:space="preserve">3.6.1 </w:t>
-      </w:r>
-      <w:r>
-        <w:t>Matrice RACI</w:t>
+        <w:t>4</w:t>
+      </w:r>
+      <w:r>
+        <w:t>.</w:t>
+      </w:r>
+      <w:r>
+        <w:t>4</w:t>
+      </w:r>
+      <w:r>
+        <w:t>.1 Matrice RACI</w:t>
+      </w:r>
+    </w:p>
+    <w:p>
+      <w:r>
+        <w:rPr>
+          <w:noProof/>
+        </w:rPr>
+        <w:drawing>
+          <wp:inline distT="0" distB="0" distL="0" distR="0" wp14:anchorId="77569E71" wp14:editId="51095AB9">
+            <wp:extent cx="5486400" cy="3085465"/>
+            <wp:effectExtent l="0" t="0" r="0" b="635"/>
+            <wp:docPr id="1813660896" name="Image 2" descr="Une image contenant texte, capture d’écran, nombre, Police&#10;&#10;Le contenu généré par l’IA peut être incorrect."/>
+            <wp:cNvGraphicFramePr>
+              <a:graphicFrameLocks xmlns:a="http://schemas.openxmlformats.org/drawingml/2006/main" noChangeAspect="1"/>
+            </wp:cNvGraphicFramePr>
+            <a:graphic xmlns:a="http://schemas.openxmlformats.org/drawingml/2006/main">
+              <a:graphicData uri="http://schemas.openxmlformats.org/drawingml/2006/picture">
+                <pic:pic xmlns:pic="http://schemas.openxmlformats.org/drawingml/2006/picture">
+                  <pic:nvPicPr>
+                    <pic:cNvPr id="1813660896" name="Image 2" descr="Une image contenant texte, capture d’écran, nombre, Police&#10;&#10;Le contenu généré par l’IA peut être incorrect."/>
+                    <pic:cNvPicPr>
+                      <a:picLocks noChangeAspect="1" noChangeArrowheads="1"/>
+                    </pic:cNvPicPr>
+                  </pic:nvPicPr>
+                  <pic:blipFill>
+                    <a:blip r:embed="rId11" cstate="print">
+                      <a:extLst>
+                        <a:ext uri="{28A0092B-C50C-407E-A947-70E740481C1C}">
+                          <a14:useLocalDpi xmlns:a14="http://schemas.microsoft.com/office/drawing/2010/main" val="0"/>
+                        </a:ext>
+                      </a:extLst>
+                    </a:blip>
+                    <a:srcRect/>
+                    <a:stretch>
+                      <a:fillRect/>
+                    </a:stretch>
+                  </pic:blipFill>
+                  <pic:spPr bwMode="auto">
+                    <a:xfrm>
+                      <a:off x="0" y="0"/>
+                      <a:ext cx="5486400" cy="3085465"/>
+                    </a:xfrm>
+                    <a:prstGeom prst="rect">
+                      <a:avLst/>
+                    </a:prstGeom>
+                    <a:noFill/>
+                    <a:ln>
+                      <a:noFill/>
+                    </a:ln>
+                  </pic:spPr>
+                </pic:pic>
+              </a:graphicData>
+            </a:graphic>
+          </wp:inline>
+        </w:drawing>
       </w:r>
     </w:p>
     <w:p>
@@ -3082,11 +3449,136 @@
         <w:pStyle w:val="Titre3"/>
       </w:pPr>
       <w:r>
-        <w:t>3.6.2 Planning de Gantt</w:t>
+        <w:lastRenderedPageBreak/>
+        <w:t>4</w:t>
+      </w:r>
+      <w:r>
+        <w:t>.</w:t>
+      </w:r>
+      <w:r>
+        <w:t>4</w:t>
+      </w:r>
+      <w:r>
+        <w:t>.2 Planning de Gantt</w:t>
+      </w:r>
+    </w:p>
+    <w:p>
+      <w:r>
+        <w:rPr>
+          <w:noProof/>
+        </w:rPr>
+        <w:drawing>
+          <wp:inline distT="0" distB="0" distL="0" distR="0" wp14:anchorId="6EEA46D7" wp14:editId="2CACABEE">
+            <wp:extent cx="5486400" cy="2954020"/>
+            <wp:effectExtent l="0" t="0" r="0" b="0"/>
+            <wp:docPr id="725273365" name="Image 3" descr="Une image contenant capture d’écran&#10;&#10;Le contenu généré par l’IA peut être incorrect."/>
+            <wp:cNvGraphicFramePr>
+              <a:graphicFrameLocks xmlns:a="http://schemas.openxmlformats.org/drawingml/2006/main" noChangeAspect="1"/>
+            </wp:cNvGraphicFramePr>
+            <a:graphic xmlns:a="http://schemas.openxmlformats.org/drawingml/2006/main">
+              <a:graphicData uri="http://schemas.openxmlformats.org/drawingml/2006/picture">
+                <pic:pic xmlns:pic="http://schemas.openxmlformats.org/drawingml/2006/picture">
+                  <pic:nvPicPr>
+                    <pic:cNvPr id="725273365" name="Image 3" descr="Une image contenant capture d’écran&#10;&#10;Le contenu généré par l’IA peut être incorrect."/>
+                    <pic:cNvPicPr>
+                      <a:picLocks noChangeAspect="1" noChangeArrowheads="1"/>
+                    </pic:cNvPicPr>
+                  </pic:nvPicPr>
+                  <pic:blipFill>
+                    <a:blip r:embed="rId12" cstate="print">
+                      <a:extLst>
+                        <a:ext uri="{28A0092B-C50C-407E-A947-70E740481C1C}">
+                          <a14:useLocalDpi xmlns:a14="http://schemas.microsoft.com/office/drawing/2010/main" val="0"/>
+                        </a:ext>
+                      </a:extLst>
+                    </a:blip>
+                    <a:srcRect/>
+                    <a:stretch>
+                      <a:fillRect/>
+                    </a:stretch>
+                  </pic:blipFill>
+                  <pic:spPr bwMode="auto">
+                    <a:xfrm>
+                      <a:off x="0" y="0"/>
+                      <a:ext cx="5486400" cy="2954020"/>
+                    </a:xfrm>
+                    <a:prstGeom prst="rect">
+                      <a:avLst/>
+                    </a:prstGeom>
+                    <a:noFill/>
+                    <a:ln>
+                      <a:noFill/>
+                    </a:ln>
+                  </pic:spPr>
+                </pic:pic>
+              </a:graphicData>
+            </a:graphic>
+          </wp:inline>
+        </w:drawing>
+      </w:r>
+    </w:p>
+    <w:p>
+      <w:pPr>
+        <w:pStyle w:val="Titre3"/>
+      </w:pPr>
+      <w:r>
+        <w:t>4</w:t>
+      </w:r>
+      <w:r>
+        <w:t>.</w:t>
+      </w:r>
+      <w:r>
+        <w:t>4</w:t>
+      </w:r>
+      <w:r>
+        <w:t>.3 Trello</w:t>
+      </w:r>
+    </w:p>
+    <w:p>
+      <w:r>
+        <w:rPr>
+          <w:noProof/>
+          <w14:ligatures w14:val="standardContextual"/>
+        </w:rPr>
+        <w:drawing>
+          <wp:inline distT="0" distB="0" distL="0" distR="0" wp14:anchorId="774C8CD2" wp14:editId="4EC33971">
+            <wp:extent cx="5486400" cy="2303145"/>
+            <wp:effectExtent l="0" t="0" r="0" b="1905"/>
+            <wp:docPr id="2084191791" name="Image 1" descr="Une image contenant texte, capture d’écran, Logiciel multimédia, logiciel&#10;&#10;Le contenu généré par l’IA peut être incorrect."/>
+            <wp:cNvGraphicFramePr>
+              <a:graphicFrameLocks xmlns:a="http://schemas.openxmlformats.org/drawingml/2006/main" noChangeAspect="1"/>
+            </wp:cNvGraphicFramePr>
+            <a:graphic xmlns:a="http://schemas.openxmlformats.org/drawingml/2006/main">
+              <a:graphicData uri="http://schemas.openxmlformats.org/drawingml/2006/picture">
+                <pic:pic xmlns:pic="http://schemas.openxmlformats.org/drawingml/2006/picture">
+                  <pic:nvPicPr>
+                    <pic:cNvPr id="2084191791" name="Image 1" descr="Une image contenant texte, capture d’écran, Logiciel multimédia, logiciel&#10;&#10;Le contenu généré par l’IA peut être incorrect."/>
+                    <pic:cNvPicPr/>
+                  </pic:nvPicPr>
+                  <pic:blipFill>
+                    <a:blip r:embed="rId13"/>
+                    <a:stretch>
+                      <a:fillRect/>
+                    </a:stretch>
+                  </pic:blipFill>
+                  <pic:spPr>
+                    <a:xfrm>
+                      <a:off x="0" y="0"/>
+                      <a:ext cx="5486400" cy="2303145"/>
+                    </a:xfrm>
+                    <a:prstGeom prst="rect">
+                      <a:avLst/>
+                    </a:prstGeom>
+                  </pic:spPr>
+                </pic:pic>
+              </a:graphicData>
+            </a:graphic>
+          </wp:inline>
+        </w:drawing>
       </w:r>
     </w:p>
     <w:sectPr>
-      <w:footerReference w:type="default" r:id="rId11"/>
+      <w:footerReference w:type="default" r:id="rId14"/>
       <w:pgSz w:w="12240" w:h="15840"/>
       <w:pgMar w:top="1440" w:right="1800" w:bottom="1440" w:left="1800" w:header="720" w:footer="720" w:gutter="0"/>
       <w:cols w:space="720"/>
@@ -4985,6 +5477,155 @@
     </w:lvl>
   </w:abstractNum>
   <w:abstractNum w:abstractNumId="12" w15:restartNumberingAfterBreak="0">
+    <w:nsid w:val="1D091DC4"/>
+    <w:multiLevelType w:val="multilevel"/>
+    <w:tmpl w:val="56404AC8"/>
+    <w:lvl w:ilvl="0">
+      <w:start w:val="1"/>
+      <w:numFmt w:val="bullet"/>
+      <w:lvlText w:val=""/>
+      <w:lvlJc w:val="left"/>
+      <w:pPr>
+        <w:tabs>
+          <w:tab w:val="num" w:pos="720"/>
+        </w:tabs>
+        <w:ind w:left="720" w:hanging="360"/>
+      </w:pPr>
+      <w:rPr>
+        <w:rFonts w:ascii="Symbol" w:hAnsi="Symbol" w:hint="default"/>
+        <w:sz w:val="20"/>
+      </w:rPr>
+    </w:lvl>
+    <w:lvl w:ilvl="1" w:tentative="1">
+      <w:start w:val="1"/>
+      <w:numFmt w:val="bullet"/>
+      <w:lvlText w:val="o"/>
+      <w:lvlJc w:val="left"/>
+      <w:pPr>
+        <w:tabs>
+          <w:tab w:val="num" w:pos="1440"/>
+        </w:tabs>
+        <w:ind w:left="1440" w:hanging="360"/>
+      </w:pPr>
+      <w:rPr>
+        <w:rFonts w:ascii="Courier New" w:hAnsi="Courier New" w:hint="default"/>
+        <w:sz w:val="20"/>
+      </w:rPr>
+    </w:lvl>
+    <w:lvl w:ilvl="2" w:tentative="1">
+      <w:start w:val="1"/>
+      <w:numFmt w:val="bullet"/>
+      <w:lvlText w:val=""/>
+      <w:lvlJc w:val="left"/>
+      <w:pPr>
+        <w:tabs>
+          <w:tab w:val="num" w:pos="2160"/>
+        </w:tabs>
+        <w:ind w:left="2160" w:hanging="360"/>
+      </w:pPr>
+      <w:rPr>
+        <w:rFonts w:ascii="Wingdings" w:hAnsi="Wingdings" w:hint="default"/>
+        <w:sz w:val="20"/>
+      </w:rPr>
+    </w:lvl>
+    <w:lvl w:ilvl="3" w:tentative="1">
+      <w:start w:val="1"/>
+      <w:numFmt w:val="bullet"/>
+      <w:lvlText w:val=""/>
+      <w:lvlJc w:val="left"/>
+      <w:pPr>
+        <w:tabs>
+          <w:tab w:val="num" w:pos="2880"/>
+        </w:tabs>
+        <w:ind w:left="2880" w:hanging="360"/>
+      </w:pPr>
+      <w:rPr>
+        <w:rFonts w:ascii="Wingdings" w:hAnsi="Wingdings" w:hint="default"/>
+        <w:sz w:val="20"/>
+      </w:rPr>
+    </w:lvl>
+    <w:lvl w:ilvl="4" w:tentative="1">
+      <w:start w:val="1"/>
+      <w:numFmt w:val="bullet"/>
+      <w:lvlText w:val=""/>
+      <w:lvlJc w:val="left"/>
+      <w:pPr>
+        <w:tabs>
+          <w:tab w:val="num" w:pos="3600"/>
+        </w:tabs>
+        <w:ind w:left="3600" w:hanging="360"/>
+      </w:pPr>
+      <w:rPr>
+        <w:rFonts w:ascii="Wingdings" w:hAnsi="Wingdings" w:hint="default"/>
+        <w:sz w:val="20"/>
+      </w:rPr>
+    </w:lvl>
+    <w:lvl w:ilvl="5" w:tentative="1">
+      <w:start w:val="1"/>
+      <w:numFmt w:val="bullet"/>
+      <w:lvlText w:val=""/>
+      <w:lvlJc w:val="left"/>
+      <w:pPr>
+        <w:tabs>
+          <w:tab w:val="num" w:pos="4320"/>
+        </w:tabs>
+        <w:ind w:left="4320" w:hanging="360"/>
+      </w:pPr>
+      <w:rPr>
+        <w:rFonts w:ascii="Wingdings" w:hAnsi="Wingdings" w:hint="default"/>
+        <w:sz w:val="20"/>
+      </w:rPr>
+    </w:lvl>
+    <w:lvl w:ilvl="6" w:tentative="1">
+      <w:start w:val="1"/>
+      <w:numFmt w:val="bullet"/>
+      <w:lvlText w:val=""/>
+      <w:lvlJc w:val="left"/>
+      <w:pPr>
+        <w:tabs>
+          <w:tab w:val="num" w:pos="5040"/>
+        </w:tabs>
+        <w:ind w:left="5040" w:hanging="360"/>
+      </w:pPr>
+      <w:rPr>
+        <w:rFonts w:ascii="Wingdings" w:hAnsi="Wingdings" w:hint="default"/>
+        <w:sz w:val="20"/>
+      </w:rPr>
+    </w:lvl>
+    <w:lvl w:ilvl="7" w:tentative="1">
+      <w:start w:val="1"/>
+      <w:numFmt w:val="bullet"/>
+      <w:lvlText w:val=""/>
+      <w:lvlJc w:val="left"/>
+      <w:pPr>
+        <w:tabs>
+          <w:tab w:val="num" w:pos="5760"/>
+        </w:tabs>
+        <w:ind w:left="5760" w:hanging="360"/>
+      </w:pPr>
+      <w:rPr>
+        <w:rFonts w:ascii="Wingdings" w:hAnsi="Wingdings" w:hint="default"/>
+        <w:sz w:val="20"/>
+      </w:rPr>
+    </w:lvl>
+    <w:lvl w:ilvl="8" w:tentative="1">
+      <w:start w:val="1"/>
+      <w:numFmt w:val="bullet"/>
+      <w:lvlText w:val=""/>
+      <w:lvlJc w:val="left"/>
+      <w:pPr>
+        <w:tabs>
+          <w:tab w:val="num" w:pos="6480"/>
+        </w:tabs>
+        <w:ind w:left="6480" w:hanging="360"/>
+      </w:pPr>
+      <w:rPr>
+        <w:rFonts w:ascii="Wingdings" w:hAnsi="Wingdings" w:hint="default"/>
+        <w:sz w:val="20"/>
+      </w:rPr>
+    </w:lvl>
+  </w:abstractNum>
+  <w:abstractNum w:abstractNumId="13" w15:restartNumberingAfterBreak="0">
     <w:nsid w:val="21FC69F5"/>
     <w:multiLevelType w:val="multilevel"/>
     <w:tmpl w:val="786EA960"/>
@@ -5133,7 +5774,7 @@
       </w:rPr>
     </w:lvl>
   </w:abstractNum>
-  <w:abstractNum w:abstractNumId="13" w15:restartNumberingAfterBreak="0">
+  <w:abstractNum w:abstractNumId="14" w15:restartNumberingAfterBreak="0">
     <w:nsid w:val="23CB6D01"/>
     <w:multiLevelType w:val="multilevel"/>
     <w:tmpl w:val="1DF49088"/>
@@ -5282,7 +5923,7 @@
       </w:rPr>
     </w:lvl>
   </w:abstractNum>
-  <w:abstractNum w:abstractNumId="14" w15:restartNumberingAfterBreak="0">
+  <w:abstractNum w:abstractNumId="15" w15:restartNumberingAfterBreak="0">
     <w:nsid w:val="26A12602"/>
     <w:multiLevelType w:val="multilevel"/>
     <w:tmpl w:val="973C4E4A"/>
@@ -5431,7 +6072,7 @@
       </w:rPr>
     </w:lvl>
   </w:abstractNum>
-  <w:abstractNum w:abstractNumId="15" w15:restartNumberingAfterBreak="0">
+  <w:abstractNum w:abstractNumId="16" w15:restartNumberingAfterBreak="0">
     <w:nsid w:val="278B3231"/>
     <w:multiLevelType w:val="multilevel"/>
     <w:tmpl w:val="6CA67A14"/>
@@ -5580,7 +6221,7 @@
       </w:rPr>
     </w:lvl>
   </w:abstractNum>
-  <w:abstractNum w:abstractNumId="16" w15:restartNumberingAfterBreak="0">
+  <w:abstractNum w:abstractNumId="17" w15:restartNumberingAfterBreak="0">
     <w:nsid w:val="2AB47E3F"/>
     <w:multiLevelType w:val="multilevel"/>
     <w:tmpl w:val="05FC1866"/>
@@ -5729,7 +6370,7 @@
       </w:rPr>
     </w:lvl>
   </w:abstractNum>
-  <w:abstractNum w:abstractNumId="17" w15:restartNumberingAfterBreak="0">
+  <w:abstractNum w:abstractNumId="18" w15:restartNumberingAfterBreak="0">
     <w:nsid w:val="2ADC7BC5"/>
     <w:multiLevelType w:val="multilevel"/>
     <w:tmpl w:val="FB5214FC"/>
@@ -5878,7 +6519,7 @@
       </w:rPr>
     </w:lvl>
   </w:abstractNum>
-  <w:abstractNum w:abstractNumId="18" w15:restartNumberingAfterBreak="0">
+  <w:abstractNum w:abstractNumId="19" w15:restartNumberingAfterBreak="0">
     <w:nsid w:val="2BBB4D8A"/>
     <w:multiLevelType w:val="multilevel"/>
     <w:tmpl w:val="FF68ECC8"/>
@@ -6027,7 +6668,7 @@
       </w:rPr>
     </w:lvl>
   </w:abstractNum>
-  <w:abstractNum w:abstractNumId="19" w15:restartNumberingAfterBreak="0">
+  <w:abstractNum w:abstractNumId="20" w15:restartNumberingAfterBreak="0">
     <w:nsid w:val="2CE175B7"/>
     <w:multiLevelType w:val="multilevel"/>
     <w:tmpl w:val="7480C878"/>
@@ -6176,7 +6817,7 @@
       </w:rPr>
     </w:lvl>
   </w:abstractNum>
-  <w:abstractNum w:abstractNumId="20" w15:restartNumberingAfterBreak="0">
+  <w:abstractNum w:abstractNumId="21" w15:restartNumberingAfterBreak="0">
     <w:nsid w:val="2FB6080F"/>
     <w:multiLevelType w:val="multilevel"/>
     <w:tmpl w:val="CABC2648"/>
@@ -6325,7 +6966,7 @@
       </w:rPr>
     </w:lvl>
   </w:abstractNum>
-  <w:abstractNum w:abstractNumId="21" w15:restartNumberingAfterBreak="0">
+  <w:abstractNum w:abstractNumId="22" w15:restartNumberingAfterBreak="0">
     <w:nsid w:val="31944ACA"/>
     <w:multiLevelType w:val="multilevel"/>
     <w:tmpl w:val="C3A2B230"/>
@@ -6474,7 +7115,7 @@
       </w:rPr>
     </w:lvl>
   </w:abstractNum>
-  <w:abstractNum w:abstractNumId="22" w15:restartNumberingAfterBreak="0">
+  <w:abstractNum w:abstractNumId="23" w15:restartNumberingAfterBreak="0">
     <w:nsid w:val="34F01606"/>
     <w:multiLevelType w:val="multilevel"/>
     <w:tmpl w:val="34EEE820"/>
@@ -6623,7 +7264,7 @@
       </w:rPr>
     </w:lvl>
   </w:abstractNum>
-  <w:abstractNum w:abstractNumId="23" w15:restartNumberingAfterBreak="0">
+  <w:abstractNum w:abstractNumId="24" w15:restartNumberingAfterBreak="0">
     <w:nsid w:val="354C5C38"/>
     <w:multiLevelType w:val="multilevel"/>
     <w:tmpl w:val="3C70ED42"/>
@@ -6772,7 +7413,7 @@
       </w:rPr>
     </w:lvl>
   </w:abstractNum>
-  <w:abstractNum w:abstractNumId="24" w15:restartNumberingAfterBreak="0">
+  <w:abstractNum w:abstractNumId="25" w15:restartNumberingAfterBreak="0">
     <w:nsid w:val="393E41A5"/>
     <w:multiLevelType w:val="multilevel"/>
     <w:tmpl w:val="4E00AE74"/>
@@ -6921,7 +7562,7 @@
       </w:rPr>
     </w:lvl>
   </w:abstractNum>
-  <w:abstractNum w:abstractNumId="25" w15:restartNumberingAfterBreak="0">
+  <w:abstractNum w:abstractNumId="26" w15:restartNumberingAfterBreak="0">
     <w:nsid w:val="3DC60BF9"/>
     <w:multiLevelType w:val="multilevel"/>
     <w:tmpl w:val="0F3CBF80"/>
@@ -7070,7 +7711,7 @@
       </w:rPr>
     </w:lvl>
   </w:abstractNum>
-  <w:abstractNum w:abstractNumId="26" w15:restartNumberingAfterBreak="0">
+  <w:abstractNum w:abstractNumId="27" w15:restartNumberingAfterBreak="0">
     <w:nsid w:val="42F02D27"/>
     <w:multiLevelType w:val="multilevel"/>
     <w:tmpl w:val="CF905E2A"/>
@@ -7219,7 +7860,7 @@
       </w:rPr>
     </w:lvl>
   </w:abstractNum>
-  <w:abstractNum w:abstractNumId="27" w15:restartNumberingAfterBreak="0">
+  <w:abstractNum w:abstractNumId="28" w15:restartNumberingAfterBreak="0">
     <w:nsid w:val="47264D0B"/>
     <w:multiLevelType w:val="multilevel"/>
     <w:tmpl w:val="D092FDD8"/>
@@ -7368,7 +8009,305 @@
       </w:rPr>
     </w:lvl>
   </w:abstractNum>
-  <w:abstractNum w:abstractNumId="28" w15:restartNumberingAfterBreak="0">
+  <w:abstractNum w:abstractNumId="29" w15:restartNumberingAfterBreak="0">
+    <w:nsid w:val="476A7DB0"/>
+    <w:multiLevelType w:val="multilevel"/>
+    <w:tmpl w:val="58F065B2"/>
+    <w:lvl w:ilvl="0">
+      <w:start w:val="1"/>
+      <w:numFmt w:val="bullet"/>
+      <w:lvlText w:val=""/>
+      <w:lvlJc w:val="left"/>
+      <w:pPr>
+        <w:tabs>
+          <w:tab w:val="num" w:pos="720"/>
+        </w:tabs>
+        <w:ind w:left="720" w:hanging="360"/>
+      </w:pPr>
+      <w:rPr>
+        <w:rFonts w:ascii="Symbol" w:hAnsi="Symbol" w:hint="default"/>
+        <w:sz w:val="20"/>
+      </w:rPr>
+    </w:lvl>
+    <w:lvl w:ilvl="1" w:tentative="1">
+      <w:start w:val="1"/>
+      <w:numFmt w:val="bullet"/>
+      <w:lvlText w:val="o"/>
+      <w:lvlJc w:val="left"/>
+      <w:pPr>
+        <w:tabs>
+          <w:tab w:val="num" w:pos="1440"/>
+        </w:tabs>
+        <w:ind w:left="1440" w:hanging="360"/>
+      </w:pPr>
+      <w:rPr>
+        <w:rFonts w:ascii="Courier New" w:hAnsi="Courier New" w:hint="default"/>
+        <w:sz w:val="20"/>
+      </w:rPr>
+    </w:lvl>
+    <w:lvl w:ilvl="2" w:tentative="1">
+      <w:start w:val="1"/>
+      <w:numFmt w:val="bullet"/>
+      <w:lvlText w:val=""/>
+      <w:lvlJc w:val="left"/>
+      <w:pPr>
+        <w:tabs>
+          <w:tab w:val="num" w:pos="2160"/>
+        </w:tabs>
+        <w:ind w:left="2160" w:hanging="360"/>
+      </w:pPr>
+      <w:rPr>
+        <w:rFonts w:ascii="Wingdings" w:hAnsi="Wingdings" w:hint="default"/>
+        <w:sz w:val="20"/>
+      </w:rPr>
+    </w:lvl>
+    <w:lvl w:ilvl="3" w:tentative="1">
+      <w:start w:val="1"/>
+      <w:numFmt w:val="bullet"/>
+      <w:lvlText w:val=""/>
+      <w:lvlJc w:val="left"/>
+      <w:pPr>
+        <w:tabs>
+          <w:tab w:val="num" w:pos="2880"/>
+        </w:tabs>
+        <w:ind w:left="2880" w:hanging="360"/>
+      </w:pPr>
+      <w:rPr>
+        <w:rFonts w:ascii="Wingdings" w:hAnsi="Wingdings" w:hint="default"/>
+        <w:sz w:val="20"/>
+      </w:rPr>
+    </w:lvl>
+    <w:lvl w:ilvl="4" w:tentative="1">
+      <w:start w:val="1"/>
+      <w:numFmt w:val="bullet"/>
+      <w:lvlText w:val=""/>
+      <w:lvlJc w:val="left"/>
+      <w:pPr>
+        <w:tabs>
+          <w:tab w:val="num" w:pos="3600"/>
+        </w:tabs>
+        <w:ind w:left="3600" w:hanging="360"/>
+      </w:pPr>
+      <w:rPr>
+        <w:rFonts w:ascii="Wingdings" w:hAnsi="Wingdings" w:hint="default"/>
+        <w:sz w:val="20"/>
+      </w:rPr>
+    </w:lvl>
+    <w:lvl w:ilvl="5" w:tentative="1">
+      <w:start w:val="1"/>
+      <w:numFmt w:val="bullet"/>
+      <w:lvlText w:val=""/>
+      <w:lvlJc w:val="left"/>
+      <w:pPr>
+        <w:tabs>
+          <w:tab w:val="num" w:pos="4320"/>
+        </w:tabs>
+        <w:ind w:left="4320" w:hanging="360"/>
+      </w:pPr>
+      <w:rPr>
+        <w:rFonts w:ascii="Wingdings" w:hAnsi="Wingdings" w:hint="default"/>
+        <w:sz w:val="20"/>
+      </w:rPr>
+    </w:lvl>
+    <w:lvl w:ilvl="6" w:tentative="1">
+      <w:start w:val="1"/>
+      <w:numFmt w:val="bullet"/>
+      <w:lvlText w:val=""/>
+      <w:lvlJc w:val="left"/>
+      <w:pPr>
+        <w:tabs>
+          <w:tab w:val="num" w:pos="5040"/>
+        </w:tabs>
+        <w:ind w:left="5040" w:hanging="360"/>
+      </w:pPr>
+      <w:rPr>
+        <w:rFonts w:ascii="Wingdings" w:hAnsi="Wingdings" w:hint="default"/>
+        <w:sz w:val="20"/>
+      </w:rPr>
+    </w:lvl>
+    <w:lvl w:ilvl="7" w:tentative="1">
+      <w:start w:val="1"/>
+      <w:numFmt w:val="bullet"/>
+      <w:lvlText w:val=""/>
+      <w:lvlJc w:val="left"/>
+      <w:pPr>
+        <w:tabs>
+          <w:tab w:val="num" w:pos="5760"/>
+        </w:tabs>
+        <w:ind w:left="5760" w:hanging="360"/>
+      </w:pPr>
+      <w:rPr>
+        <w:rFonts w:ascii="Wingdings" w:hAnsi="Wingdings" w:hint="default"/>
+        <w:sz w:val="20"/>
+      </w:rPr>
+    </w:lvl>
+    <w:lvl w:ilvl="8" w:tentative="1">
+      <w:start w:val="1"/>
+      <w:numFmt w:val="bullet"/>
+      <w:lvlText w:val=""/>
+      <w:lvlJc w:val="left"/>
+      <w:pPr>
+        <w:tabs>
+          <w:tab w:val="num" w:pos="6480"/>
+        </w:tabs>
+        <w:ind w:left="6480" w:hanging="360"/>
+      </w:pPr>
+      <w:rPr>
+        <w:rFonts w:ascii="Wingdings" w:hAnsi="Wingdings" w:hint="default"/>
+        <w:sz w:val="20"/>
+      </w:rPr>
+    </w:lvl>
+  </w:abstractNum>
+  <w:abstractNum w:abstractNumId="30" w15:restartNumberingAfterBreak="0">
+    <w:nsid w:val="49394509"/>
+    <w:multiLevelType w:val="multilevel"/>
+    <w:tmpl w:val="42DEC768"/>
+    <w:lvl w:ilvl="0">
+      <w:start w:val="1"/>
+      <w:numFmt w:val="bullet"/>
+      <w:lvlText w:val=""/>
+      <w:lvlJc w:val="left"/>
+      <w:pPr>
+        <w:tabs>
+          <w:tab w:val="num" w:pos="720"/>
+        </w:tabs>
+        <w:ind w:left="720" w:hanging="360"/>
+      </w:pPr>
+      <w:rPr>
+        <w:rFonts w:ascii="Symbol" w:hAnsi="Symbol" w:hint="default"/>
+        <w:sz w:val="20"/>
+      </w:rPr>
+    </w:lvl>
+    <w:lvl w:ilvl="1" w:tentative="1">
+      <w:start w:val="1"/>
+      <w:numFmt w:val="bullet"/>
+      <w:lvlText w:val="o"/>
+      <w:lvlJc w:val="left"/>
+      <w:pPr>
+        <w:tabs>
+          <w:tab w:val="num" w:pos="1440"/>
+        </w:tabs>
+        <w:ind w:left="1440" w:hanging="360"/>
+      </w:pPr>
+      <w:rPr>
+        <w:rFonts w:ascii="Courier New" w:hAnsi="Courier New" w:hint="default"/>
+        <w:sz w:val="20"/>
+      </w:rPr>
+    </w:lvl>
+    <w:lvl w:ilvl="2" w:tentative="1">
+      <w:start w:val="1"/>
+      <w:numFmt w:val="bullet"/>
+      <w:lvlText w:val=""/>
+      <w:lvlJc w:val="left"/>
+      <w:pPr>
+        <w:tabs>
+          <w:tab w:val="num" w:pos="2160"/>
+        </w:tabs>
+        <w:ind w:left="2160" w:hanging="360"/>
+      </w:pPr>
+      <w:rPr>
+        <w:rFonts w:ascii="Wingdings" w:hAnsi="Wingdings" w:hint="default"/>
+        <w:sz w:val="20"/>
+      </w:rPr>
+    </w:lvl>
+    <w:lvl w:ilvl="3" w:tentative="1">
+      <w:start w:val="1"/>
+      <w:numFmt w:val="bullet"/>
+      <w:lvlText w:val=""/>
+      <w:lvlJc w:val="left"/>
+      <w:pPr>
+        <w:tabs>
+          <w:tab w:val="num" w:pos="2880"/>
+        </w:tabs>
+        <w:ind w:left="2880" w:hanging="360"/>
+      </w:pPr>
+      <w:rPr>
+        <w:rFonts w:ascii="Wingdings" w:hAnsi="Wingdings" w:hint="default"/>
+        <w:sz w:val="20"/>
+      </w:rPr>
+    </w:lvl>
+    <w:lvl w:ilvl="4" w:tentative="1">
+      <w:start w:val="1"/>
+      <w:numFmt w:val="bullet"/>
+      <w:lvlText w:val=""/>
+      <w:lvlJc w:val="left"/>
+      <w:pPr>
+        <w:tabs>
+          <w:tab w:val="num" w:pos="3600"/>
+        </w:tabs>
+        <w:ind w:left="3600" w:hanging="360"/>
+      </w:pPr>
+      <w:rPr>
+        <w:rFonts w:ascii="Wingdings" w:hAnsi="Wingdings" w:hint="default"/>
+        <w:sz w:val="20"/>
+      </w:rPr>
+    </w:lvl>
+    <w:lvl w:ilvl="5" w:tentative="1">
+      <w:start w:val="1"/>
+      <w:numFmt w:val="bullet"/>
+      <w:lvlText w:val=""/>
+      <w:lvlJc w:val="left"/>
+      <w:pPr>
+        <w:tabs>
+          <w:tab w:val="num" w:pos="4320"/>
+        </w:tabs>
+        <w:ind w:left="4320" w:hanging="360"/>
+      </w:pPr>
+      <w:rPr>
+        <w:rFonts w:ascii="Wingdings" w:hAnsi="Wingdings" w:hint="default"/>
+        <w:sz w:val="20"/>
+      </w:rPr>
+    </w:lvl>
+    <w:lvl w:ilvl="6" w:tentative="1">
+      <w:start w:val="1"/>
+      <w:numFmt w:val="bullet"/>
+      <w:lvlText w:val=""/>
+      <w:lvlJc w:val="left"/>
+      <w:pPr>
+        <w:tabs>
+          <w:tab w:val="num" w:pos="5040"/>
+        </w:tabs>
+        <w:ind w:left="5040" w:hanging="360"/>
+      </w:pPr>
+      <w:rPr>
+        <w:rFonts w:ascii="Wingdings" w:hAnsi="Wingdings" w:hint="default"/>
+        <w:sz w:val="20"/>
+      </w:rPr>
+    </w:lvl>
+    <w:lvl w:ilvl="7" w:tentative="1">
+      <w:start w:val="1"/>
+      <w:numFmt w:val="bullet"/>
+      <w:lvlText w:val=""/>
+      <w:lvlJc w:val="left"/>
+      <w:pPr>
+        <w:tabs>
+          <w:tab w:val="num" w:pos="5760"/>
+        </w:tabs>
+        <w:ind w:left="5760" w:hanging="360"/>
+      </w:pPr>
+      <w:rPr>
+        <w:rFonts w:ascii="Wingdings" w:hAnsi="Wingdings" w:hint="default"/>
+        <w:sz w:val="20"/>
+      </w:rPr>
+    </w:lvl>
+    <w:lvl w:ilvl="8" w:tentative="1">
+      <w:start w:val="1"/>
+      <w:numFmt w:val="bullet"/>
+      <w:lvlText w:val=""/>
+      <w:lvlJc w:val="left"/>
+      <w:pPr>
+        <w:tabs>
+          <w:tab w:val="num" w:pos="6480"/>
+        </w:tabs>
+        <w:ind w:left="6480" w:hanging="360"/>
+      </w:pPr>
+      <w:rPr>
+        <w:rFonts w:ascii="Wingdings" w:hAnsi="Wingdings" w:hint="default"/>
+        <w:sz w:val="20"/>
+      </w:rPr>
+    </w:lvl>
+  </w:abstractNum>
+  <w:abstractNum w:abstractNumId="31" w15:restartNumberingAfterBreak="0">
     <w:nsid w:val="4B042959"/>
     <w:multiLevelType w:val="multilevel"/>
     <w:tmpl w:val="F774E7EE"/>
@@ -7517,7 +8456,7 @@
       </w:rPr>
     </w:lvl>
   </w:abstractNum>
-  <w:abstractNum w:abstractNumId="29" w15:restartNumberingAfterBreak="0">
+  <w:abstractNum w:abstractNumId="32" w15:restartNumberingAfterBreak="0">
     <w:nsid w:val="4CBA4EFA"/>
     <w:multiLevelType w:val="multilevel"/>
     <w:tmpl w:val="2B7C994C"/>
@@ -7666,7 +8605,7 @@
       </w:rPr>
     </w:lvl>
   </w:abstractNum>
-  <w:abstractNum w:abstractNumId="30" w15:restartNumberingAfterBreak="0">
+  <w:abstractNum w:abstractNumId="33" w15:restartNumberingAfterBreak="0">
     <w:nsid w:val="4DD36BD0"/>
     <w:multiLevelType w:val="multilevel"/>
     <w:tmpl w:val="BDE69860"/>
@@ -7815,7 +8754,7 @@
       </w:rPr>
     </w:lvl>
   </w:abstractNum>
-  <w:abstractNum w:abstractNumId="31" w15:restartNumberingAfterBreak="0">
+  <w:abstractNum w:abstractNumId="34" w15:restartNumberingAfterBreak="0">
     <w:nsid w:val="4FCB5A3D"/>
     <w:multiLevelType w:val="multilevel"/>
     <w:tmpl w:val="4D9A5AE0"/>
@@ -7964,7 +8903,156 @@
       </w:rPr>
     </w:lvl>
   </w:abstractNum>
-  <w:abstractNum w:abstractNumId="32" w15:restartNumberingAfterBreak="0">
+  <w:abstractNum w:abstractNumId="35" w15:restartNumberingAfterBreak="0">
+    <w:nsid w:val="50284C7E"/>
+    <w:multiLevelType w:val="multilevel"/>
+    <w:tmpl w:val="6DC47E1C"/>
+    <w:lvl w:ilvl="0">
+      <w:start w:val="1"/>
+      <w:numFmt w:val="bullet"/>
+      <w:lvlText w:val=""/>
+      <w:lvlJc w:val="left"/>
+      <w:pPr>
+        <w:tabs>
+          <w:tab w:val="num" w:pos="720"/>
+        </w:tabs>
+        <w:ind w:left="720" w:hanging="360"/>
+      </w:pPr>
+      <w:rPr>
+        <w:rFonts w:ascii="Symbol" w:hAnsi="Symbol" w:hint="default"/>
+        <w:sz w:val="20"/>
+      </w:rPr>
+    </w:lvl>
+    <w:lvl w:ilvl="1" w:tentative="1">
+      <w:start w:val="1"/>
+      <w:numFmt w:val="bullet"/>
+      <w:lvlText w:val="o"/>
+      <w:lvlJc w:val="left"/>
+      <w:pPr>
+        <w:tabs>
+          <w:tab w:val="num" w:pos="1440"/>
+        </w:tabs>
+        <w:ind w:left="1440" w:hanging="360"/>
+      </w:pPr>
+      <w:rPr>
+        <w:rFonts w:ascii="Courier New" w:hAnsi="Courier New" w:hint="default"/>
+        <w:sz w:val="20"/>
+      </w:rPr>
+    </w:lvl>
+    <w:lvl w:ilvl="2" w:tentative="1">
+      <w:start w:val="1"/>
+      <w:numFmt w:val="bullet"/>
+      <w:lvlText w:val=""/>
+      <w:lvlJc w:val="left"/>
+      <w:pPr>
+        <w:tabs>
+          <w:tab w:val="num" w:pos="2160"/>
+        </w:tabs>
+        <w:ind w:left="2160" w:hanging="360"/>
+      </w:pPr>
+      <w:rPr>
+        <w:rFonts w:ascii="Wingdings" w:hAnsi="Wingdings" w:hint="default"/>
+        <w:sz w:val="20"/>
+      </w:rPr>
+    </w:lvl>
+    <w:lvl w:ilvl="3" w:tentative="1">
+      <w:start w:val="1"/>
+      <w:numFmt w:val="bullet"/>
+      <w:lvlText w:val=""/>
+      <w:lvlJc w:val="left"/>
+      <w:pPr>
+        <w:tabs>
+          <w:tab w:val="num" w:pos="2880"/>
+        </w:tabs>
+        <w:ind w:left="2880" w:hanging="360"/>
+      </w:pPr>
+      <w:rPr>
+        <w:rFonts w:ascii="Wingdings" w:hAnsi="Wingdings" w:hint="default"/>
+        <w:sz w:val="20"/>
+      </w:rPr>
+    </w:lvl>
+    <w:lvl w:ilvl="4" w:tentative="1">
+      <w:start w:val="1"/>
+      <w:numFmt w:val="bullet"/>
+      <w:lvlText w:val=""/>
+      <w:lvlJc w:val="left"/>
+      <w:pPr>
+        <w:tabs>
+          <w:tab w:val="num" w:pos="3600"/>
+        </w:tabs>
+        <w:ind w:left="3600" w:hanging="360"/>
+      </w:pPr>
+      <w:rPr>
+        <w:rFonts w:ascii="Wingdings" w:hAnsi="Wingdings" w:hint="default"/>
+        <w:sz w:val="20"/>
+      </w:rPr>
+    </w:lvl>
+    <w:lvl w:ilvl="5" w:tentative="1">
+      <w:start w:val="1"/>
+      <w:numFmt w:val="bullet"/>
+      <w:lvlText w:val=""/>
+      <w:lvlJc w:val="left"/>
+      <w:pPr>
+        <w:tabs>
+          <w:tab w:val="num" w:pos="4320"/>
+        </w:tabs>
+        <w:ind w:left="4320" w:hanging="360"/>
+      </w:pPr>
+      <w:rPr>
+        <w:rFonts w:ascii="Wingdings" w:hAnsi="Wingdings" w:hint="default"/>
+        <w:sz w:val="20"/>
+      </w:rPr>
+    </w:lvl>
+    <w:lvl w:ilvl="6" w:tentative="1">
+      <w:start w:val="1"/>
+      <w:numFmt w:val="bullet"/>
+      <w:lvlText w:val=""/>
+      <w:lvlJc w:val="left"/>
+      <w:pPr>
+        <w:tabs>
+          <w:tab w:val="num" w:pos="5040"/>
+        </w:tabs>
+        <w:ind w:left="5040" w:hanging="360"/>
+      </w:pPr>
+      <w:rPr>
+        <w:rFonts w:ascii="Wingdings" w:hAnsi="Wingdings" w:hint="default"/>
+        <w:sz w:val="20"/>
+      </w:rPr>
+    </w:lvl>
+    <w:lvl w:ilvl="7" w:tentative="1">
+      <w:start w:val="1"/>
+      <w:numFmt w:val="bullet"/>
+      <w:lvlText w:val=""/>
+      <w:lvlJc w:val="left"/>
+      <w:pPr>
+        <w:tabs>
+          <w:tab w:val="num" w:pos="5760"/>
+        </w:tabs>
+        <w:ind w:left="5760" w:hanging="360"/>
+      </w:pPr>
+      <w:rPr>
+        <w:rFonts w:ascii="Wingdings" w:hAnsi="Wingdings" w:hint="default"/>
+        <w:sz w:val="20"/>
+      </w:rPr>
+    </w:lvl>
+    <w:lvl w:ilvl="8" w:tentative="1">
+      <w:start w:val="1"/>
+      <w:numFmt w:val="bullet"/>
+      <w:lvlText w:val=""/>
+      <w:lvlJc w:val="left"/>
+      <w:pPr>
+        <w:tabs>
+          <w:tab w:val="num" w:pos="6480"/>
+        </w:tabs>
+        <w:ind w:left="6480" w:hanging="360"/>
+      </w:pPr>
+      <w:rPr>
+        <w:rFonts w:ascii="Wingdings" w:hAnsi="Wingdings" w:hint="default"/>
+        <w:sz w:val="20"/>
+      </w:rPr>
+    </w:lvl>
+  </w:abstractNum>
+  <w:abstractNum w:abstractNumId="36" w15:restartNumberingAfterBreak="0">
     <w:nsid w:val="51403F58"/>
     <w:multiLevelType w:val="multilevel"/>
     <w:tmpl w:val="AF2A8452"/>
@@ -8113,7 +9201,305 @@
       </w:rPr>
     </w:lvl>
   </w:abstractNum>
-  <w:abstractNum w:abstractNumId="33" w15:restartNumberingAfterBreak="0">
+  <w:abstractNum w:abstractNumId="37" w15:restartNumberingAfterBreak="0">
+    <w:nsid w:val="52302FE6"/>
+    <w:multiLevelType w:val="multilevel"/>
+    <w:tmpl w:val="7C3C98EC"/>
+    <w:lvl w:ilvl="0">
+      <w:start w:val="1"/>
+      <w:numFmt w:val="bullet"/>
+      <w:lvlText w:val=""/>
+      <w:lvlJc w:val="left"/>
+      <w:pPr>
+        <w:tabs>
+          <w:tab w:val="num" w:pos="720"/>
+        </w:tabs>
+        <w:ind w:left="720" w:hanging="360"/>
+      </w:pPr>
+      <w:rPr>
+        <w:rFonts w:ascii="Symbol" w:hAnsi="Symbol" w:hint="default"/>
+        <w:sz w:val="20"/>
+      </w:rPr>
+    </w:lvl>
+    <w:lvl w:ilvl="1" w:tentative="1">
+      <w:start w:val="1"/>
+      <w:numFmt w:val="bullet"/>
+      <w:lvlText w:val="o"/>
+      <w:lvlJc w:val="left"/>
+      <w:pPr>
+        <w:tabs>
+          <w:tab w:val="num" w:pos="1440"/>
+        </w:tabs>
+        <w:ind w:left="1440" w:hanging="360"/>
+      </w:pPr>
+      <w:rPr>
+        <w:rFonts w:ascii="Courier New" w:hAnsi="Courier New" w:hint="default"/>
+        <w:sz w:val="20"/>
+      </w:rPr>
+    </w:lvl>
+    <w:lvl w:ilvl="2" w:tentative="1">
+      <w:start w:val="1"/>
+      <w:numFmt w:val="bullet"/>
+      <w:lvlText w:val=""/>
+      <w:lvlJc w:val="left"/>
+      <w:pPr>
+        <w:tabs>
+          <w:tab w:val="num" w:pos="2160"/>
+        </w:tabs>
+        <w:ind w:left="2160" w:hanging="360"/>
+      </w:pPr>
+      <w:rPr>
+        <w:rFonts w:ascii="Wingdings" w:hAnsi="Wingdings" w:hint="default"/>
+        <w:sz w:val="20"/>
+      </w:rPr>
+    </w:lvl>
+    <w:lvl w:ilvl="3" w:tentative="1">
+      <w:start w:val="1"/>
+      <w:numFmt w:val="bullet"/>
+      <w:lvlText w:val=""/>
+      <w:lvlJc w:val="left"/>
+      <w:pPr>
+        <w:tabs>
+          <w:tab w:val="num" w:pos="2880"/>
+        </w:tabs>
+        <w:ind w:left="2880" w:hanging="360"/>
+      </w:pPr>
+      <w:rPr>
+        <w:rFonts w:ascii="Wingdings" w:hAnsi="Wingdings" w:hint="default"/>
+        <w:sz w:val="20"/>
+      </w:rPr>
+    </w:lvl>
+    <w:lvl w:ilvl="4" w:tentative="1">
+      <w:start w:val="1"/>
+      <w:numFmt w:val="bullet"/>
+      <w:lvlText w:val=""/>
+      <w:lvlJc w:val="left"/>
+      <w:pPr>
+        <w:tabs>
+          <w:tab w:val="num" w:pos="3600"/>
+        </w:tabs>
+        <w:ind w:left="3600" w:hanging="360"/>
+      </w:pPr>
+      <w:rPr>
+        <w:rFonts w:ascii="Wingdings" w:hAnsi="Wingdings" w:hint="default"/>
+        <w:sz w:val="20"/>
+      </w:rPr>
+    </w:lvl>
+    <w:lvl w:ilvl="5" w:tentative="1">
+      <w:start w:val="1"/>
+      <w:numFmt w:val="bullet"/>
+      <w:lvlText w:val=""/>
+      <w:lvlJc w:val="left"/>
+      <w:pPr>
+        <w:tabs>
+          <w:tab w:val="num" w:pos="4320"/>
+        </w:tabs>
+        <w:ind w:left="4320" w:hanging="360"/>
+      </w:pPr>
+      <w:rPr>
+        <w:rFonts w:ascii="Wingdings" w:hAnsi="Wingdings" w:hint="default"/>
+        <w:sz w:val="20"/>
+      </w:rPr>
+    </w:lvl>
+    <w:lvl w:ilvl="6" w:tentative="1">
+      <w:start w:val="1"/>
+      <w:numFmt w:val="bullet"/>
+      <w:lvlText w:val=""/>
+      <w:lvlJc w:val="left"/>
+      <w:pPr>
+        <w:tabs>
+          <w:tab w:val="num" w:pos="5040"/>
+        </w:tabs>
+        <w:ind w:left="5040" w:hanging="360"/>
+      </w:pPr>
+      <w:rPr>
+        <w:rFonts w:ascii="Wingdings" w:hAnsi="Wingdings" w:hint="default"/>
+        <w:sz w:val="20"/>
+      </w:rPr>
+    </w:lvl>
+    <w:lvl w:ilvl="7" w:tentative="1">
+      <w:start w:val="1"/>
+      <w:numFmt w:val="bullet"/>
+      <w:lvlText w:val=""/>
+      <w:lvlJc w:val="left"/>
+      <w:pPr>
+        <w:tabs>
+          <w:tab w:val="num" w:pos="5760"/>
+        </w:tabs>
+        <w:ind w:left="5760" w:hanging="360"/>
+      </w:pPr>
+      <w:rPr>
+        <w:rFonts w:ascii="Wingdings" w:hAnsi="Wingdings" w:hint="default"/>
+        <w:sz w:val="20"/>
+      </w:rPr>
+    </w:lvl>
+    <w:lvl w:ilvl="8" w:tentative="1">
+      <w:start w:val="1"/>
+      <w:numFmt w:val="bullet"/>
+      <w:lvlText w:val=""/>
+      <w:lvlJc w:val="left"/>
+      <w:pPr>
+        <w:tabs>
+          <w:tab w:val="num" w:pos="6480"/>
+        </w:tabs>
+        <w:ind w:left="6480" w:hanging="360"/>
+      </w:pPr>
+      <w:rPr>
+        <w:rFonts w:ascii="Wingdings" w:hAnsi="Wingdings" w:hint="default"/>
+        <w:sz w:val="20"/>
+      </w:rPr>
+    </w:lvl>
+  </w:abstractNum>
+  <w:abstractNum w:abstractNumId="38" w15:restartNumberingAfterBreak="0">
+    <w:nsid w:val="564E46E6"/>
+    <w:multiLevelType w:val="multilevel"/>
+    <w:tmpl w:val="41E8B6C6"/>
+    <w:lvl w:ilvl="0">
+      <w:start w:val="1"/>
+      <w:numFmt w:val="bullet"/>
+      <w:lvlText w:val=""/>
+      <w:lvlJc w:val="left"/>
+      <w:pPr>
+        <w:tabs>
+          <w:tab w:val="num" w:pos="720"/>
+        </w:tabs>
+        <w:ind w:left="720" w:hanging="360"/>
+      </w:pPr>
+      <w:rPr>
+        <w:rFonts w:ascii="Symbol" w:hAnsi="Symbol" w:hint="default"/>
+        <w:sz w:val="20"/>
+      </w:rPr>
+    </w:lvl>
+    <w:lvl w:ilvl="1" w:tentative="1">
+      <w:start w:val="1"/>
+      <w:numFmt w:val="bullet"/>
+      <w:lvlText w:val="o"/>
+      <w:lvlJc w:val="left"/>
+      <w:pPr>
+        <w:tabs>
+          <w:tab w:val="num" w:pos="1440"/>
+        </w:tabs>
+        <w:ind w:left="1440" w:hanging="360"/>
+      </w:pPr>
+      <w:rPr>
+        <w:rFonts w:ascii="Courier New" w:hAnsi="Courier New" w:hint="default"/>
+        <w:sz w:val="20"/>
+      </w:rPr>
+    </w:lvl>
+    <w:lvl w:ilvl="2" w:tentative="1">
+      <w:start w:val="1"/>
+      <w:numFmt w:val="bullet"/>
+      <w:lvlText w:val=""/>
+      <w:lvlJc w:val="left"/>
+      <w:pPr>
+        <w:tabs>
+          <w:tab w:val="num" w:pos="2160"/>
+        </w:tabs>
+        <w:ind w:left="2160" w:hanging="360"/>
+      </w:pPr>
+      <w:rPr>
+        <w:rFonts w:ascii="Wingdings" w:hAnsi="Wingdings" w:hint="default"/>
+        <w:sz w:val="20"/>
+      </w:rPr>
+    </w:lvl>
+    <w:lvl w:ilvl="3" w:tentative="1">
+      <w:start w:val="1"/>
+      <w:numFmt w:val="bullet"/>
+      <w:lvlText w:val=""/>
+      <w:lvlJc w:val="left"/>
+      <w:pPr>
+        <w:tabs>
+          <w:tab w:val="num" w:pos="2880"/>
+        </w:tabs>
+        <w:ind w:left="2880" w:hanging="360"/>
+      </w:pPr>
+      <w:rPr>
+        <w:rFonts w:ascii="Wingdings" w:hAnsi="Wingdings" w:hint="default"/>
+        <w:sz w:val="20"/>
+      </w:rPr>
+    </w:lvl>
+    <w:lvl w:ilvl="4" w:tentative="1">
+      <w:start w:val="1"/>
+      <w:numFmt w:val="bullet"/>
+      <w:lvlText w:val=""/>
+      <w:lvlJc w:val="left"/>
+      <w:pPr>
+        <w:tabs>
+          <w:tab w:val="num" w:pos="3600"/>
+        </w:tabs>
+        <w:ind w:left="3600" w:hanging="360"/>
+      </w:pPr>
+      <w:rPr>
+        <w:rFonts w:ascii="Wingdings" w:hAnsi="Wingdings" w:hint="default"/>
+        <w:sz w:val="20"/>
+      </w:rPr>
+    </w:lvl>
+    <w:lvl w:ilvl="5" w:tentative="1">
+      <w:start w:val="1"/>
+      <w:numFmt w:val="bullet"/>
+      <w:lvlText w:val=""/>
+      <w:lvlJc w:val="left"/>
+      <w:pPr>
+        <w:tabs>
+          <w:tab w:val="num" w:pos="4320"/>
+        </w:tabs>
+        <w:ind w:left="4320" w:hanging="360"/>
+      </w:pPr>
+      <w:rPr>
+        <w:rFonts w:ascii="Wingdings" w:hAnsi="Wingdings" w:hint="default"/>
+        <w:sz w:val="20"/>
+      </w:rPr>
+    </w:lvl>
+    <w:lvl w:ilvl="6" w:tentative="1">
+      <w:start w:val="1"/>
+      <w:numFmt w:val="bullet"/>
+      <w:lvlText w:val=""/>
+      <w:lvlJc w:val="left"/>
+      <w:pPr>
+        <w:tabs>
+          <w:tab w:val="num" w:pos="5040"/>
+        </w:tabs>
+        <w:ind w:left="5040" w:hanging="360"/>
+      </w:pPr>
+      <w:rPr>
+        <w:rFonts w:ascii="Wingdings" w:hAnsi="Wingdings" w:hint="default"/>
+        <w:sz w:val="20"/>
+      </w:rPr>
+    </w:lvl>
+    <w:lvl w:ilvl="7" w:tentative="1">
+      <w:start w:val="1"/>
+      <w:numFmt w:val="bullet"/>
+      <w:lvlText w:val=""/>
+      <w:lvlJc w:val="left"/>
+      <w:pPr>
+        <w:tabs>
+          <w:tab w:val="num" w:pos="5760"/>
+        </w:tabs>
+        <w:ind w:left="5760" w:hanging="360"/>
+      </w:pPr>
+      <w:rPr>
+        <w:rFonts w:ascii="Wingdings" w:hAnsi="Wingdings" w:hint="default"/>
+        <w:sz w:val="20"/>
+      </w:rPr>
+    </w:lvl>
+    <w:lvl w:ilvl="8" w:tentative="1">
+      <w:start w:val="1"/>
+      <w:numFmt w:val="bullet"/>
+      <w:lvlText w:val=""/>
+      <w:lvlJc w:val="left"/>
+      <w:pPr>
+        <w:tabs>
+          <w:tab w:val="num" w:pos="6480"/>
+        </w:tabs>
+        <w:ind w:left="6480" w:hanging="360"/>
+      </w:pPr>
+      <w:rPr>
+        <w:rFonts w:ascii="Wingdings" w:hAnsi="Wingdings" w:hint="default"/>
+        <w:sz w:val="20"/>
+      </w:rPr>
+    </w:lvl>
+  </w:abstractNum>
+  <w:abstractNum w:abstractNumId="39" w15:restartNumberingAfterBreak="0">
     <w:nsid w:val="5B9C3466"/>
     <w:multiLevelType w:val="multilevel"/>
     <w:tmpl w:val="D3F84FA8"/>
@@ -8262,7 +9648,7 @@
       </w:rPr>
     </w:lvl>
   </w:abstractNum>
-  <w:abstractNum w:abstractNumId="34" w15:restartNumberingAfterBreak="0">
+  <w:abstractNum w:abstractNumId="40" w15:restartNumberingAfterBreak="0">
     <w:nsid w:val="5BD95423"/>
     <w:multiLevelType w:val="multilevel"/>
     <w:tmpl w:val="07FA4754"/>
@@ -8411,7 +9797,7 @@
       </w:rPr>
     </w:lvl>
   </w:abstractNum>
-  <w:abstractNum w:abstractNumId="35" w15:restartNumberingAfterBreak="0">
+  <w:abstractNum w:abstractNumId="41" w15:restartNumberingAfterBreak="0">
     <w:nsid w:val="5DBB0AE8"/>
     <w:multiLevelType w:val="multilevel"/>
     <w:tmpl w:val="25F0CEAC"/>
@@ -8560,7 +9946,7 @@
       </w:rPr>
     </w:lvl>
   </w:abstractNum>
-  <w:abstractNum w:abstractNumId="36" w15:restartNumberingAfterBreak="0">
+  <w:abstractNum w:abstractNumId="42" w15:restartNumberingAfterBreak="0">
     <w:nsid w:val="5E6C2CC1"/>
     <w:multiLevelType w:val="hybridMultilevel"/>
     <w:tmpl w:val="2AF2E7FC"/>
@@ -8673,7 +10059,7 @@
       </w:rPr>
     </w:lvl>
   </w:abstractNum>
-  <w:abstractNum w:abstractNumId="37" w15:restartNumberingAfterBreak="0">
+  <w:abstractNum w:abstractNumId="43" w15:restartNumberingAfterBreak="0">
     <w:nsid w:val="63C84B58"/>
     <w:multiLevelType w:val="multilevel"/>
     <w:tmpl w:val="448E7CA2"/>
@@ -8822,7 +10208,7 @@
       </w:rPr>
     </w:lvl>
   </w:abstractNum>
-  <w:abstractNum w:abstractNumId="38" w15:restartNumberingAfterBreak="0">
+  <w:abstractNum w:abstractNumId="44" w15:restartNumberingAfterBreak="0">
     <w:nsid w:val="66807DFD"/>
     <w:multiLevelType w:val="multilevel"/>
     <w:tmpl w:val="3964019C"/>
@@ -8971,7 +10357,7 @@
       </w:rPr>
     </w:lvl>
   </w:abstractNum>
-  <w:abstractNum w:abstractNumId="39" w15:restartNumberingAfterBreak="0">
+  <w:abstractNum w:abstractNumId="45" w15:restartNumberingAfterBreak="0">
     <w:nsid w:val="67631137"/>
     <w:multiLevelType w:val="multilevel"/>
     <w:tmpl w:val="62B0533E"/>
@@ -9120,7 +10506,7 @@
       </w:rPr>
     </w:lvl>
   </w:abstractNum>
-  <w:abstractNum w:abstractNumId="40" w15:restartNumberingAfterBreak="0">
+  <w:abstractNum w:abstractNumId="46" w15:restartNumberingAfterBreak="0">
     <w:nsid w:val="69D9653F"/>
     <w:multiLevelType w:val="hybridMultilevel"/>
     <w:tmpl w:val="CAD86D5E"/>
@@ -9233,7 +10619,7 @@
       </w:rPr>
     </w:lvl>
   </w:abstractNum>
-  <w:abstractNum w:abstractNumId="41" w15:restartNumberingAfterBreak="0">
+  <w:abstractNum w:abstractNumId="47" w15:restartNumberingAfterBreak="0">
     <w:nsid w:val="6A0D4F98"/>
     <w:multiLevelType w:val="multilevel"/>
     <w:tmpl w:val="605E6322"/>
@@ -9382,7 +10768,7 @@
       </w:rPr>
     </w:lvl>
   </w:abstractNum>
-  <w:abstractNum w:abstractNumId="42" w15:restartNumberingAfterBreak="0">
+  <w:abstractNum w:abstractNumId="48" w15:restartNumberingAfterBreak="0">
     <w:nsid w:val="6F7F3AF0"/>
     <w:multiLevelType w:val="multilevel"/>
     <w:tmpl w:val="A72E2C9A"/>
@@ -9531,7 +10917,7 @@
       </w:rPr>
     </w:lvl>
   </w:abstractNum>
-  <w:abstractNum w:abstractNumId="43" w15:restartNumberingAfterBreak="0">
+  <w:abstractNum w:abstractNumId="49" w15:restartNumberingAfterBreak="0">
     <w:nsid w:val="72772063"/>
     <w:multiLevelType w:val="multilevel"/>
     <w:tmpl w:val="4C4C5A1A"/>
@@ -9680,7 +11066,7 @@
       </w:rPr>
     </w:lvl>
   </w:abstractNum>
-  <w:abstractNum w:abstractNumId="44" w15:restartNumberingAfterBreak="0">
+  <w:abstractNum w:abstractNumId="50" w15:restartNumberingAfterBreak="0">
     <w:nsid w:val="75FC0899"/>
     <w:multiLevelType w:val="multilevel"/>
     <w:tmpl w:val="1046AA90"/>
@@ -9829,7 +11215,7 @@
       </w:rPr>
     </w:lvl>
   </w:abstractNum>
-  <w:abstractNum w:abstractNumId="45" w15:restartNumberingAfterBreak="0">
+  <w:abstractNum w:abstractNumId="51" w15:restartNumberingAfterBreak="0">
     <w:nsid w:val="76015D1B"/>
     <w:multiLevelType w:val="multilevel"/>
     <w:tmpl w:val="595EFFCC"/>
@@ -9978,7 +11364,156 @@
       </w:rPr>
     </w:lvl>
   </w:abstractNum>
-  <w:abstractNum w:abstractNumId="46" w15:restartNumberingAfterBreak="0">
+  <w:abstractNum w:abstractNumId="52" w15:restartNumberingAfterBreak="0">
+    <w:nsid w:val="7AE27457"/>
+    <w:multiLevelType w:val="multilevel"/>
+    <w:tmpl w:val="11B6B8EE"/>
+    <w:lvl w:ilvl="0">
+      <w:start w:val="1"/>
+      <w:numFmt w:val="bullet"/>
+      <w:lvlText w:val=""/>
+      <w:lvlJc w:val="left"/>
+      <w:pPr>
+        <w:tabs>
+          <w:tab w:val="num" w:pos="720"/>
+        </w:tabs>
+        <w:ind w:left="720" w:hanging="360"/>
+      </w:pPr>
+      <w:rPr>
+        <w:rFonts w:ascii="Symbol" w:hAnsi="Symbol" w:hint="default"/>
+        <w:sz w:val="20"/>
+      </w:rPr>
+    </w:lvl>
+    <w:lvl w:ilvl="1" w:tentative="1">
+      <w:start w:val="1"/>
+      <w:numFmt w:val="bullet"/>
+      <w:lvlText w:val="o"/>
+      <w:lvlJc w:val="left"/>
+      <w:pPr>
+        <w:tabs>
+          <w:tab w:val="num" w:pos="1440"/>
+        </w:tabs>
+        <w:ind w:left="1440" w:hanging="360"/>
+      </w:pPr>
+      <w:rPr>
+        <w:rFonts w:ascii="Courier New" w:hAnsi="Courier New" w:hint="default"/>
+        <w:sz w:val="20"/>
+      </w:rPr>
+    </w:lvl>
+    <w:lvl w:ilvl="2" w:tentative="1">
+      <w:start w:val="1"/>
+      <w:numFmt w:val="bullet"/>
+      <w:lvlText w:val=""/>
+      <w:lvlJc w:val="left"/>
+      <w:pPr>
+        <w:tabs>
+          <w:tab w:val="num" w:pos="2160"/>
+        </w:tabs>
+        <w:ind w:left="2160" w:hanging="360"/>
+      </w:pPr>
+      <w:rPr>
+        <w:rFonts w:ascii="Wingdings" w:hAnsi="Wingdings" w:hint="default"/>
+        <w:sz w:val="20"/>
+      </w:rPr>
+    </w:lvl>
+    <w:lvl w:ilvl="3" w:tentative="1">
+      <w:start w:val="1"/>
+      <w:numFmt w:val="bullet"/>
+      <w:lvlText w:val=""/>
+      <w:lvlJc w:val="left"/>
+      <w:pPr>
+        <w:tabs>
+          <w:tab w:val="num" w:pos="2880"/>
+        </w:tabs>
+        <w:ind w:left="2880" w:hanging="360"/>
+      </w:pPr>
+      <w:rPr>
+        <w:rFonts w:ascii="Wingdings" w:hAnsi="Wingdings" w:hint="default"/>
+        <w:sz w:val="20"/>
+      </w:rPr>
+    </w:lvl>
+    <w:lvl w:ilvl="4" w:tentative="1">
+      <w:start w:val="1"/>
+      <w:numFmt w:val="bullet"/>
+      <w:lvlText w:val=""/>
+      <w:lvlJc w:val="left"/>
+      <w:pPr>
+        <w:tabs>
+          <w:tab w:val="num" w:pos="3600"/>
+        </w:tabs>
+        <w:ind w:left="3600" w:hanging="360"/>
+      </w:pPr>
+      <w:rPr>
+        <w:rFonts w:ascii="Wingdings" w:hAnsi="Wingdings" w:hint="default"/>
+        <w:sz w:val="20"/>
+      </w:rPr>
+    </w:lvl>
+    <w:lvl w:ilvl="5" w:tentative="1">
+      <w:start w:val="1"/>
+      <w:numFmt w:val="bullet"/>
+      <w:lvlText w:val=""/>
+      <w:lvlJc w:val="left"/>
+      <w:pPr>
+        <w:tabs>
+          <w:tab w:val="num" w:pos="4320"/>
+        </w:tabs>
+        <w:ind w:left="4320" w:hanging="360"/>
+      </w:pPr>
+      <w:rPr>
+        <w:rFonts w:ascii="Wingdings" w:hAnsi="Wingdings" w:hint="default"/>
+        <w:sz w:val="20"/>
+      </w:rPr>
+    </w:lvl>
+    <w:lvl w:ilvl="6" w:tentative="1">
+      <w:start w:val="1"/>
+      <w:numFmt w:val="bullet"/>
+      <w:lvlText w:val=""/>
+      <w:lvlJc w:val="left"/>
+      <w:pPr>
+        <w:tabs>
+          <w:tab w:val="num" w:pos="5040"/>
+        </w:tabs>
+        <w:ind w:left="5040" w:hanging="360"/>
+      </w:pPr>
+      <w:rPr>
+        <w:rFonts w:ascii="Wingdings" w:hAnsi="Wingdings" w:hint="default"/>
+        <w:sz w:val="20"/>
+      </w:rPr>
+    </w:lvl>
+    <w:lvl w:ilvl="7" w:tentative="1">
+      <w:start w:val="1"/>
+      <w:numFmt w:val="bullet"/>
+      <w:lvlText w:val=""/>
+      <w:lvlJc w:val="left"/>
+      <w:pPr>
+        <w:tabs>
+          <w:tab w:val="num" w:pos="5760"/>
+        </w:tabs>
+        <w:ind w:left="5760" w:hanging="360"/>
+      </w:pPr>
+      <w:rPr>
+        <w:rFonts w:ascii="Wingdings" w:hAnsi="Wingdings" w:hint="default"/>
+        <w:sz w:val="20"/>
+      </w:rPr>
+    </w:lvl>
+    <w:lvl w:ilvl="8" w:tentative="1">
+      <w:start w:val="1"/>
+      <w:numFmt w:val="bullet"/>
+      <w:lvlText w:val=""/>
+      <w:lvlJc w:val="left"/>
+      <w:pPr>
+        <w:tabs>
+          <w:tab w:val="num" w:pos="6480"/>
+        </w:tabs>
+        <w:ind w:left="6480" w:hanging="360"/>
+      </w:pPr>
+      <w:rPr>
+        <w:rFonts w:ascii="Wingdings" w:hAnsi="Wingdings" w:hint="default"/>
+        <w:sz w:val="20"/>
+      </w:rPr>
+    </w:lvl>
+  </w:abstractNum>
+  <w:abstractNum w:abstractNumId="53" w15:restartNumberingAfterBreak="0">
     <w:nsid w:val="7C6C7C40"/>
     <w:multiLevelType w:val="multilevel"/>
     <w:tmpl w:val="C85627CE"/>
@@ -10127,7 +11662,7 @@
       </w:rPr>
     </w:lvl>
   </w:abstractNum>
-  <w:abstractNum w:abstractNumId="47" w15:restartNumberingAfterBreak="0">
+  <w:abstractNum w:abstractNumId="54" w15:restartNumberingAfterBreak="0">
     <w:nsid w:val="7C786C13"/>
     <w:multiLevelType w:val="multilevel"/>
     <w:tmpl w:val="C14859B4"/>
@@ -10276,7 +11811,7 @@
       </w:rPr>
     </w:lvl>
   </w:abstractNum>
-  <w:abstractNum w:abstractNumId="48" w15:restartNumberingAfterBreak="0">
+  <w:abstractNum w:abstractNumId="55" w15:restartNumberingAfterBreak="0">
     <w:nsid w:val="7EB95B0B"/>
     <w:multiLevelType w:val="multilevel"/>
     <w:tmpl w:val="E9F2677E"/>
@@ -10425,7 +11960,7 @@
       </w:rPr>
     </w:lvl>
   </w:abstractNum>
-  <w:abstractNum w:abstractNumId="49" w15:restartNumberingAfterBreak="0">
+  <w:abstractNum w:abstractNumId="56" w15:restartNumberingAfterBreak="0">
     <w:nsid w:val="7F3267EB"/>
     <w:multiLevelType w:val="multilevel"/>
     <w:tmpl w:val="D3CE3C88"/>
@@ -10574,7 +12109,7 @@
       </w:rPr>
     </w:lvl>
   </w:abstractNum>
-  <w:abstractNum w:abstractNumId="50" w15:restartNumberingAfterBreak="0">
+  <w:abstractNum w:abstractNumId="57" w15:restartNumberingAfterBreak="0">
     <w:nsid w:val="7FD318DD"/>
     <w:multiLevelType w:val="multilevel"/>
     <w:tmpl w:val="01FEAB66"/>
@@ -10724,7 +12259,7 @@
     </w:lvl>
   </w:abstractNum>
   <w:num w:numId="1" w16cid:durableId="604964424">
-    <w:abstractNumId w:val="40"/>
+    <w:abstractNumId w:val="46"/>
   </w:num>
   <w:num w:numId="2" w16cid:durableId="1193962421">
     <w:abstractNumId w:val="9"/>
@@ -10733,106 +12268,106 @@
     <w:abstractNumId w:val="11"/>
   </w:num>
   <w:num w:numId="4" w16cid:durableId="1239289668">
-    <w:abstractNumId w:val="41"/>
+    <w:abstractNumId w:val="47"/>
   </w:num>
   <w:num w:numId="5" w16cid:durableId="1974096172">
-    <w:abstractNumId w:val="27"/>
+    <w:abstractNumId w:val="28"/>
   </w:num>
   <w:num w:numId="6" w16cid:durableId="1691419182">
-    <w:abstractNumId w:val="34"/>
+    <w:abstractNumId w:val="40"/>
   </w:num>
   <w:num w:numId="7" w16cid:durableId="1770539706">
-    <w:abstractNumId w:val="44"/>
+    <w:abstractNumId w:val="50"/>
   </w:num>
   <w:num w:numId="8" w16cid:durableId="1721318178">
-    <w:abstractNumId w:val="47"/>
+    <w:abstractNumId w:val="54"/>
   </w:num>
   <w:num w:numId="9" w16cid:durableId="1454054237">
-    <w:abstractNumId w:val="22"/>
+    <w:abstractNumId w:val="23"/>
   </w:num>
   <w:num w:numId="10" w16cid:durableId="1350791339">
     <w:abstractNumId w:val="6"/>
   </w:num>
   <w:num w:numId="11" w16cid:durableId="919292766">
-    <w:abstractNumId w:val="18"/>
+    <w:abstractNumId w:val="19"/>
   </w:num>
   <w:num w:numId="12" w16cid:durableId="57244859">
     <w:abstractNumId w:val="3"/>
   </w:num>
   <w:num w:numId="13" w16cid:durableId="539896707">
-    <w:abstractNumId w:val="33"/>
+    <w:abstractNumId w:val="39"/>
   </w:num>
   <w:num w:numId="14" w16cid:durableId="1872109580">
     <w:abstractNumId w:val="0"/>
   </w:num>
   <w:num w:numId="15" w16cid:durableId="1841307582">
-    <w:abstractNumId w:val="36"/>
+    <w:abstractNumId w:val="42"/>
   </w:num>
   <w:num w:numId="16" w16cid:durableId="1474518543">
     <w:abstractNumId w:val="2"/>
   </w:num>
   <w:num w:numId="17" w16cid:durableId="845166667">
-    <w:abstractNumId w:val="17"/>
+    <w:abstractNumId w:val="18"/>
   </w:num>
   <w:num w:numId="18" w16cid:durableId="233317892">
-    <w:abstractNumId w:val="30"/>
+    <w:abstractNumId w:val="33"/>
   </w:num>
   <w:num w:numId="19" w16cid:durableId="2088191536">
-    <w:abstractNumId w:val="26"/>
+    <w:abstractNumId w:val="27"/>
   </w:num>
   <w:num w:numId="20" w16cid:durableId="53286809">
-    <w:abstractNumId w:val="39"/>
+    <w:abstractNumId w:val="45"/>
   </w:num>
   <w:num w:numId="21" w16cid:durableId="1837573147">
+    <w:abstractNumId w:val="34"/>
+  </w:num>
+  <w:num w:numId="22" w16cid:durableId="205488000">
     <w:abstractNumId w:val="31"/>
   </w:num>
-  <w:num w:numId="22" w16cid:durableId="205488000">
-    <w:abstractNumId w:val="28"/>
-  </w:num>
   <w:num w:numId="23" w16cid:durableId="536700583">
-    <w:abstractNumId w:val="19"/>
+    <w:abstractNumId w:val="20"/>
   </w:num>
   <w:num w:numId="24" w16cid:durableId="162090886">
-    <w:abstractNumId w:val="43"/>
+    <w:abstractNumId w:val="49"/>
   </w:num>
   <w:num w:numId="25" w16cid:durableId="1515269205">
-    <w:abstractNumId w:val="48"/>
+    <w:abstractNumId w:val="55"/>
   </w:num>
   <w:num w:numId="26" w16cid:durableId="1186023082">
-    <w:abstractNumId w:val="46"/>
+    <w:abstractNumId w:val="53"/>
   </w:num>
   <w:num w:numId="27" w16cid:durableId="1540896117">
-    <w:abstractNumId w:val="15"/>
+    <w:abstractNumId w:val="16"/>
   </w:num>
   <w:num w:numId="28" w16cid:durableId="289895480">
     <w:abstractNumId w:val="7"/>
   </w:num>
   <w:num w:numId="29" w16cid:durableId="915818915">
-    <w:abstractNumId w:val="29"/>
+    <w:abstractNumId w:val="32"/>
   </w:num>
   <w:num w:numId="30" w16cid:durableId="2024891503">
+    <w:abstractNumId w:val="15"/>
+  </w:num>
+  <w:num w:numId="31" w16cid:durableId="1659109464">
+    <w:abstractNumId w:val="24"/>
+  </w:num>
+  <w:num w:numId="32" w16cid:durableId="1698697317">
+    <w:abstractNumId w:val="36"/>
+  </w:num>
+  <w:num w:numId="33" w16cid:durableId="462121576">
     <w:abstractNumId w:val="14"/>
   </w:num>
-  <w:num w:numId="31" w16cid:durableId="1659109464">
-    <w:abstractNumId w:val="23"/>
-  </w:num>
-  <w:num w:numId="32" w16cid:durableId="1698697317">
-    <w:abstractNumId w:val="32"/>
-  </w:num>
-  <w:num w:numId="33" w16cid:durableId="462121576">
-    <w:abstractNumId w:val="13"/>
-  </w:num>
   <w:num w:numId="34" w16cid:durableId="1548449499">
-    <w:abstractNumId w:val="37"/>
+    <w:abstractNumId w:val="43"/>
   </w:num>
   <w:num w:numId="35" w16cid:durableId="295529376">
     <w:abstractNumId w:val="5"/>
   </w:num>
   <w:num w:numId="36" w16cid:durableId="1067725715">
-    <w:abstractNumId w:val="16"/>
+    <w:abstractNumId w:val="17"/>
   </w:num>
   <w:num w:numId="37" w16cid:durableId="119108216">
-    <w:abstractNumId w:val="24"/>
+    <w:abstractNumId w:val="25"/>
   </w:num>
   <w:num w:numId="38" w16cid:durableId="1251697728">
     <w:abstractNumId w:val="4"/>
@@ -10841,40 +12376,61 @@
     <w:abstractNumId w:val="1"/>
   </w:num>
   <w:num w:numId="40" w16cid:durableId="527908149">
-    <w:abstractNumId w:val="12"/>
+    <w:abstractNumId w:val="13"/>
   </w:num>
   <w:num w:numId="41" w16cid:durableId="764882892">
-    <w:abstractNumId w:val="35"/>
+    <w:abstractNumId w:val="41"/>
   </w:num>
   <w:num w:numId="42" w16cid:durableId="252053487">
-    <w:abstractNumId w:val="50"/>
+    <w:abstractNumId w:val="57"/>
   </w:num>
   <w:num w:numId="43" w16cid:durableId="1627349204">
     <w:abstractNumId w:val="10"/>
   </w:num>
   <w:num w:numId="44" w16cid:durableId="771173020">
-    <w:abstractNumId w:val="42"/>
+    <w:abstractNumId w:val="48"/>
   </w:num>
   <w:num w:numId="45" w16cid:durableId="519272984">
-    <w:abstractNumId w:val="38"/>
+    <w:abstractNumId w:val="44"/>
   </w:num>
   <w:num w:numId="46" w16cid:durableId="213740227">
-    <w:abstractNumId w:val="25"/>
+    <w:abstractNumId w:val="26"/>
   </w:num>
   <w:num w:numId="47" w16cid:durableId="1437289883">
     <w:abstractNumId w:val="8"/>
   </w:num>
   <w:num w:numId="48" w16cid:durableId="1872912464">
-    <w:abstractNumId w:val="45"/>
+    <w:abstractNumId w:val="51"/>
   </w:num>
   <w:num w:numId="49" w16cid:durableId="1356882187">
-    <w:abstractNumId w:val="49"/>
+    <w:abstractNumId w:val="56"/>
   </w:num>
   <w:num w:numId="50" w16cid:durableId="98650504">
-    <w:abstractNumId w:val="20"/>
+    <w:abstractNumId w:val="21"/>
   </w:num>
   <w:num w:numId="51" w16cid:durableId="611547809">
-    <w:abstractNumId w:val="21"/>
+    <w:abstractNumId w:val="22"/>
+  </w:num>
+  <w:num w:numId="52" w16cid:durableId="913900440">
+    <w:abstractNumId w:val="12"/>
+  </w:num>
+  <w:num w:numId="53" w16cid:durableId="61417115">
+    <w:abstractNumId w:val="52"/>
+  </w:num>
+  <w:num w:numId="54" w16cid:durableId="764770791">
+    <w:abstractNumId w:val="30"/>
+  </w:num>
+  <w:num w:numId="55" w16cid:durableId="685254396">
+    <w:abstractNumId w:val="38"/>
+  </w:num>
+  <w:num w:numId="56" w16cid:durableId="1687360868">
+    <w:abstractNumId w:val="29"/>
+  </w:num>
+  <w:num w:numId="57" w16cid:durableId="972904148">
+    <w:abstractNumId w:val="35"/>
+  </w:num>
+  <w:num w:numId="58" w16cid:durableId="118840110">
+    <w:abstractNumId w:val="37"/>
   </w:num>
   <w:numIdMacAtCleanup w:val="24"/>
 </w:numbering>
